--- a/logistic-inference-handout.docx
+++ b/logistic-inference-handout.docx
@@ -15,7 +15,7 @@
         <w:pStyle w:val="Date"/>
       </w:pPr>
       <w:r>
-        <w:t xml:space="preserve">Last modified: 2026-10-15 09:35:18 (PDT)</w:t>
+        <w:t xml:space="preserve">Last modified: 2026-10-15 12:42:47 (PDT)</w:t>
       </w:r>
     </w:p>
     <w:bookmarkStart w:id="13" w:name="introduction"/>

--- a/logistic-inference-handout.docx
+++ b/logistic-inference-handout.docx
@@ -15,7 +15,7 @@
         <w:pStyle w:val="Date"/>
       </w:pPr>
       <w:r>
-        <w:t xml:space="preserve">Last modified: 2026-10-15 12:42:47 (PDT)</w:t>
+        <w:t xml:space="preserve">Last modified: 2026-10-15 12:56:30 (PDT)</w:t>
       </w:r>
     </w:p>
     <w:bookmarkStart w:id="13" w:name="introduction"/>

--- a/logistic-inference-handout.docx
+++ b/logistic-inference-handout.docx
@@ -15,7 +15,7 @@
         <w:pStyle w:val="Date"/>
       </w:pPr>
       <w:r>
-        <w:t xml:space="preserve">Last modified: 2026-10-15 12:56:30 (PDT)</w:t>
+        <w:t xml:space="preserve">Last modified: 2026-10-15 13:11:03 (PDT)</w:t>
       </w:r>
     </w:p>
     <w:bookmarkStart w:id="13" w:name="introduction"/>

--- a/logistic-inference-handout.docx
+++ b/logistic-inference-handout.docx
@@ -15,7 +15,7 @@
         <w:pStyle w:val="Date"/>
       </w:pPr>
       <w:r>
-        <w:t xml:space="preserve">Last modified: 2026-10-15 13:11:03 (PDT)</w:t>
+        <w:t xml:space="preserve">Last modified: 2026-10-15 13:27:16 (PDT)</w:t>
       </w:r>
     </w:p>
     <w:bookmarkStart w:id="13" w:name="introduction"/>

--- a/logistic-inference-handout.docx
+++ b/logistic-inference-handout.docx
@@ -15,7 +15,7 @@
         <w:pStyle w:val="Date"/>
       </w:pPr>
       <w:r>
-        <w:t xml:space="preserve">Last modified: 2026-10-15 13:27:16 (PDT)</w:t>
+        <w:t xml:space="preserve">Last modified: 2026-10-15 13:51:57 (PDT)</w:t>
       </w:r>
     </w:p>
     <w:bookmarkStart w:id="13" w:name="introduction"/>

--- a/logistic-inference-handout.docx
+++ b/logistic-inference-handout.docx
@@ -15,7 +15,7 @@
         <w:pStyle w:val="Date"/>
       </w:pPr>
       <w:r>
-        <w:t xml:space="preserve">Last modified: 2026-10-15 13:51:57 (PDT)</w:t>
+        <w:t xml:space="preserve">Last modified: 2026-10-15 14:34:20 (PDT)</w:t>
       </w:r>
     </w:p>
     <w:bookmarkStart w:id="13" w:name="introduction"/>

--- a/logistic-inference-handout.docx
+++ b/logistic-inference-handout.docx
@@ -15,7 +15,7 @@
         <w:pStyle w:val="Date"/>
       </w:pPr>
       <w:r>
-        <w:t xml:space="preserve">Last modified: 2026-10-15 14:34:20 (PDT)</w:t>
+        <w:t xml:space="preserve">Last modified: 2026-10-15 15:04:33 (PDT)</w:t>
       </w:r>
     </w:p>
     <w:bookmarkStart w:id="13" w:name="introduction"/>

--- a/logistic-inference-handout.docx
+++ b/logistic-inference-handout.docx
@@ -15,7 +15,7 @@
         <w:pStyle w:val="Date"/>
       </w:pPr>
       <w:r>
-        <w:t xml:space="preserve">Last modified: 2026-10-15 15:04:33 (PDT)</w:t>
+        <w:t xml:space="preserve">Last modified: 2026-10-15 15:19:11 (PDT)</w:t>
       </w:r>
     </w:p>
     <w:bookmarkStart w:id="13" w:name="introduction"/>

--- a/logistic-inference-handout.docx
+++ b/logistic-inference-handout.docx
@@ -15,7 +15,7 @@
         <w:pStyle w:val="Date"/>
       </w:pPr>
       <w:r>
-        <w:t xml:space="preserve">Last modified: 2026-10-15 15:19:11 (PDT)</w:t>
+        <w:t xml:space="preserve">Last modified: 2026-10-15 18:39:30 (PDT)</w:t>
       </w:r>
     </w:p>
     <w:bookmarkStart w:id="13" w:name="introduction"/>
@@ -4596,16 +4596,16 @@
     </w:p>
     <w:bookmarkEnd w:id="30"/>
     <w:bookmarkEnd w:id="31"/>
-    <w:bookmarkStart w:id="40" w:name="X840099c27253be6d59b8623dccfe2e383b0f72c"/>
+    <w:bookmarkStart w:id="54" w:name="X6921c8acb91e896e6cca408a54c848bac546047"/>
     <w:p>
       <w:pPr>
         <w:pStyle w:val="Heading2"/>
       </w:pPr>
       <w:r>
-        <w:t xml:space="preserve">3 Confidence intervals for the coefficients</w:t>
+        <w:t xml:space="preserve">3 Covariate patterns and the saturated model</w:t>
       </w:r>
     </w:p>
-    <w:bookmarkStart w:id="33" w:name="thm-logistic-mle-distribution"/>
+    <w:bookmarkStart w:id="32" w:name="def-covariate-pattern"/>
     <w:p>
       <w:pPr>
         <w:pStyle w:val="FirstParagraph"/>
@@ -4615,7 +4615,7618 @@
           <w:b/>
           <w:bCs/>
         </w:rPr>
-        <w:t xml:space="preserve">Theorem 2 (Approximate distribution of the fitted coefficients)</w:t>
+        <w:t xml:space="preserve">Definition 4 (Covariate pattern)</w:t>
+      </w:r>
+      <w:r>
+        <w:t xml:space="preserve"> </w:t>
+      </w:r>
+      <w:r>
+        <w:t xml:space="preserve">A</w:t>
+      </w:r>
+      <w:r>
+        <w:t xml:space="preserve"> </w:t>
+      </w:r>
+      <w:r>
+        <w:rPr>
+          <w:b/>
+          <w:bCs/>
+        </w:rPr>
+        <w:t xml:space="preserve">covariate pattern</w:t>
+      </w:r>
+      <w:r>
+        <w:t xml:space="preserve"> </w:t>
+      </w:r>
+      <w:r>
+        <w:t xml:space="preserve">is a distinct value of the predictor vector among the observations</w:t>
+      </w:r>
+      <w:r>
+        <w:t xml:space="preserve"> </w:t>
+      </w:r>
+      <m:oMath>
+        <m:sSub>
+          <m:e>
+            <m:acc>
+              <m:accPr>
+                <m:chr m:val="̃"/>
+              </m:accPr>
+              <m:e>
+                <m:r>
+                  <m:t>x</m:t>
+                </m:r>
+              </m:e>
+            </m:acc>
+          </m:e>
+          <m:sub>
+            <m:r>
+              <m:t>1</m:t>
+            </m:r>
+          </m:sub>
+        </m:sSub>
+        <m:r>
+          <m:rPr>
+            <m:sty m:val="p"/>
+          </m:rPr>
+          <m:t>,</m:t>
+        </m:r>
+        <m:r>
+          <m:rPr>
+            <m:sty m:val="p"/>
+          </m:rPr>
+          <m:t>…</m:t>
+        </m:r>
+        <m:r>
+          <m:rPr>
+            <m:sty m:val="p"/>
+          </m:rPr>
+          <m:t>,</m:t>
+        </m:r>
+        <m:sSub>
+          <m:e>
+            <m:acc>
+              <m:accPr>
+                <m:chr m:val="̃"/>
+              </m:accPr>
+              <m:e>
+                <m:r>
+                  <m:t>x</m:t>
+                </m:r>
+              </m:e>
+            </m:acc>
+          </m:e>
+          <m:sub>
+            <m:r>
+              <m:t>n</m:t>
+            </m:r>
+          </m:sub>
+        </m:sSub>
+      </m:oMath>
+      <w:r>
+        <w:t xml:space="preserve">.</w:t>
+      </w:r>
+      <w:r>
+        <w:t xml:space="preserve"> </w:t>
+      </w:r>
+      <w:r>
+        <w:t xml:space="preserve">The</w:t>
+      </w:r>
+      <w:r>
+        <w:t xml:space="preserve"> </w:t>
+      </w:r>
+      <m:oMath>
+        <m:r>
+          <m:t>K</m:t>
+        </m:r>
+      </m:oMath>
+      <w:r>
+        <w:t xml:space="preserve"> </w:t>
+      </w:r>
+      <w:r>
+        <w:t xml:space="preserve">distinct values are written</w:t>
+      </w:r>
+      <w:r>
+        <w:t xml:space="preserve"> </w:t>
+      </w:r>
+      <m:oMath>
+        <m:sSup>
+          <m:e>
+            <m:acc>
+              <m:accPr>
+                <m:chr m:val="̃"/>
+              </m:accPr>
+              <m:e>
+                <m:r>
+                  <m:t>x</m:t>
+                </m:r>
+              </m:e>
+            </m:acc>
+          </m:e>
+          <m:sup>
+            <m:r>
+              <m:rPr>
+                <m:sty m:val="p"/>
+              </m:rPr>
+              <m:t>(</m:t>
+            </m:r>
+            <m:r>
+              <m:t>1</m:t>
+            </m:r>
+            <m:r>
+              <m:rPr>
+                <m:sty m:val="p"/>
+              </m:rPr>
+              <m:t>)</m:t>
+            </m:r>
+          </m:sup>
+        </m:sSup>
+        <m:r>
+          <m:rPr>
+            <m:sty m:val="p"/>
+          </m:rPr>
+          <m:t>,</m:t>
+        </m:r>
+        <m:r>
+          <m:rPr>
+            <m:sty m:val="p"/>
+          </m:rPr>
+          <m:t>…</m:t>
+        </m:r>
+        <m:r>
+          <m:rPr>
+            <m:sty m:val="p"/>
+          </m:rPr>
+          <m:t>,</m:t>
+        </m:r>
+        <m:sSup>
+          <m:e>
+            <m:acc>
+              <m:accPr>
+                <m:chr m:val="̃"/>
+              </m:accPr>
+              <m:e>
+                <m:r>
+                  <m:t>x</m:t>
+                </m:r>
+              </m:e>
+            </m:acc>
+          </m:e>
+          <m:sup>
+            <m:r>
+              <m:rPr>
+                <m:sty m:val="p"/>
+              </m:rPr>
+              <m:t>(</m:t>
+            </m:r>
+            <m:r>
+              <m:t>K</m:t>
+            </m:r>
+            <m:r>
+              <m:rPr>
+                <m:sty m:val="p"/>
+              </m:rPr>
+              <m:t>)</m:t>
+            </m:r>
+          </m:sup>
+        </m:sSup>
+      </m:oMath>
+      <w:r>
+        <w:t xml:space="preserve">, so</w:t>
+      </w:r>
+      <w:r>
+        <w:t xml:space="preserve"> </w:t>
+      </w:r>
+      <m:oMath>
+        <m:r>
+          <m:t>K</m:t>
+        </m:r>
+        <m:r>
+          <m:rPr>
+            <m:sty m:val="p"/>
+          </m:rPr>
+          <m:t>≤</m:t>
+        </m:r>
+        <m:r>
+          <m:t>n</m:t>
+        </m:r>
+      </m:oMath>
+      <w:r>
+        <w:t xml:space="preserve">.</w:t>
+      </w:r>
+    </w:p>
+    <w:bookmarkEnd w:id="32"/>
+    <w:bookmarkStart w:id="33" w:name="def-replicates"/>
+    <w:p>
+      <w:pPr>
+        <w:pStyle w:val="BodyText"/>
+      </w:pPr>
+      <w:r>
+        <w:rPr>
+          <w:b/>
+          <w:bCs/>
+        </w:rPr>
+        <w:t xml:space="preserve">Definition 5 (Replicates)</w:t>
+      </w:r>
+      <w:r>
+        <w:t xml:space="preserve"> </w:t>
+      </w:r>
+      <w:r>
+        <w:t xml:space="preserve">The</w:t>
+      </w:r>
+      <w:r>
+        <w:t xml:space="preserve"> </w:t>
+      </w:r>
+      <w:r>
+        <w:rPr>
+          <w:b/>
+          <w:bCs/>
+        </w:rPr>
+        <w:t xml:space="preserve">replicates</w:t>
+      </w:r>
+      <w:r>
+        <w:t xml:space="preserve"> </w:t>
+      </w:r>
+      <w:r>
+        <w:t xml:space="preserve">of the</w:t>
+      </w:r>
+      <w:r>
+        <w:t xml:space="preserve"> </w:t>
+      </w:r>
+      <w:hyperlink w:anchor="def-covariate-pattern">
+        <w:r>
+          <w:rPr>
+            <w:rStyle w:val="Hyperlink"/>
+          </w:rPr>
+          <w:t xml:space="preserve">covariate pattern</w:t>
+        </w:r>
+      </w:hyperlink>
+      <w:r>
+        <w:t xml:space="preserve"> </w:t>
+      </w:r>
+      <m:oMath>
+        <m:sSup>
+          <m:e>
+            <m:acc>
+              <m:accPr>
+                <m:chr m:val="̃"/>
+              </m:accPr>
+              <m:e>
+                <m:r>
+                  <m:t>x</m:t>
+                </m:r>
+              </m:e>
+            </m:acc>
+          </m:e>
+          <m:sup>
+            <m:r>
+              <m:rPr>
+                <m:sty m:val="p"/>
+              </m:rPr>
+              <m:t>(</m:t>
+            </m:r>
+            <m:r>
+              <m:t>k</m:t>
+            </m:r>
+            <m:r>
+              <m:rPr>
+                <m:sty m:val="p"/>
+              </m:rPr>
+              <m:t>)</m:t>
+            </m:r>
+          </m:sup>
+        </m:sSup>
+      </m:oMath>
+      <w:r>
+        <w:t xml:space="preserve"> </w:t>
+      </w:r>
+      <w:r>
+        <w:t xml:space="preserve">are the observations</w:t>
+      </w:r>
+      <w:r>
+        <w:t xml:space="preserve"> </w:t>
+      </w:r>
+      <m:oMath>
+        <m:r>
+          <m:t>i</m:t>
+        </m:r>
+      </m:oMath>
+      <w:r>
+        <w:t xml:space="preserve"> </w:t>
+      </w:r>
+      <w:r>
+        <w:t xml:space="preserve">with</w:t>
+      </w:r>
+      <w:r>
+        <w:t xml:space="preserve"> </w:t>
+      </w:r>
+      <m:oMath>
+        <m:sSub>
+          <m:e>
+            <m:acc>
+              <m:accPr>
+                <m:chr m:val="̃"/>
+              </m:accPr>
+              <m:e>
+                <m:r>
+                  <m:t>x</m:t>
+                </m:r>
+              </m:e>
+            </m:acc>
+          </m:e>
+          <m:sub>
+            <m:r>
+              <m:t>i</m:t>
+            </m:r>
+          </m:sub>
+        </m:sSub>
+        <m:r>
+          <m:rPr>
+            <m:sty m:val="p"/>
+          </m:rPr>
+          <m:t>=</m:t>
+        </m:r>
+        <m:sSup>
+          <m:e>
+            <m:acc>
+              <m:accPr>
+                <m:chr m:val="̃"/>
+              </m:accPr>
+              <m:e>
+                <m:r>
+                  <m:t>x</m:t>
+                </m:r>
+              </m:e>
+            </m:acc>
+          </m:e>
+          <m:sup>
+            <m:r>
+              <m:rPr>
+                <m:sty m:val="p"/>
+              </m:rPr>
+              <m:t>(</m:t>
+            </m:r>
+            <m:r>
+              <m:t>k</m:t>
+            </m:r>
+            <m:r>
+              <m:rPr>
+                <m:sty m:val="p"/>
+              </m:rPr>
+              <m:t>)</m:t>
+            </m:r>
+          </m:sup>
+        </m:sSup>
+      </m:oMath>
+      <w:r>
+        <w:t xml:space="preserve">.</w:t>
+      </w:r>
+      <w:r>
+        <w:t xml:space="preserve"> </w:t>
+      </w:r>
+      <w:r>
+        <w:t xml:space="preserve">Their number is written</w:t>
+      </w:r>
+      <w:r>
+        <w:t xml:space="preserve"> </w:t>
+      </w:r>
+      <m:oMath>
+        <m:sSub>
+          <m:e>
+            <m:r>
+              <m:t>m</m:t>
+            </m:r>
+          </m:e>
+          <m:sub>
+            <m:r>
+              <m:t>k</m:t>
+            </m:r>
+          </m:sub>
+        </m:sSub>
+      </m:oMath>
+      <w:r>
+        <w:t xml:space="preserve">, so</w:t>
+      </w:r>
+      <w:r>
+        <w:t xml:space="preserve"> </w:t>
+      </w:r>
+      <m:oMath>
+        <m:nary>
+          <m:naryPr>
+            <m:chr m:val="∑"/>
+            <m:limLoc m:val="undOvr"/>
+            <m:subHide m:val="off"/>
+            <m:supHide m:val="off"/>
+          </m:naryPr>
+          <m:sub>
+            <m:r>
+              <m:t>k</m:t>
+            </m:r>
+            <m:r>
+              <m:rPr>
+                <m:sty m:val="p"/>
+              </m:rPr>
+              <m:t>=</m:t>
+            </m:r>
+            <m:r>
+              <m:t>1</m:t>
+            </m:r>
+          </m:sub>
+          <m:sup>
+            <m:r>
+              <m:t>K</m:t>
+            </m:r>
+          </m:sup>
+          <m:e>
+            <m:sSub>
+              <m:e>
+                <m:r>
+                  <m:t>m</m:t>
+                </m:r>
+              </m:e>
+              <m:sub>
+                <m:r>
+                  <m:t>k</m:t>
+                </m:r>
+              </m:sub>
+            </m:sSub>
+          </m:e>
+        </m:nary>
+        <m:r>
+          <m:rPr>
+            <m:sty m:val="p"/>
+          </m:rPr>
+          <m:t>=</m:t>
+        </m:r>
+        <m:r>
+          <m:t>n</m:t>
+        </m:r>
+      </m:oMath>
+      <w:r>
+        <w:t xml:space="preserve">.</w:t>
+      </w:r>
+    </w:p>
+    <w:bookmarkEnd w:id="33"/>
+    <w:tbl>
+      <w:tblPr>
+        <w:tblStyle w:val="Table"/>
+        <w:tblInd w:w="164" w:type="dxa"/>
+        <w:tblBorders>
+          <w:left w:val="single" w:sz="24" w:space="0" w:color="0758E5"/>
+        </w:tblBorders>
+        <w:tblCellMar>
+          <w:left w:w="0" w:type="dxa"/>
+          <w:right w:w="0" w:type="dxa"/>
+        </w:tblCellMar>
+        <w:tblLook w:firstRow="0" w:lastRow="0" w:firstColumn="0" w:lastColumn="0" w:noHBand="0" w:noVBand="0" w:val="0000"/>
+      </w:tblPr>
+      <w:tblGrid>
+        <w:gridCol w:w="7920"/>
+      </w:tblGrid>
+      <w:tr>
+        <w:trPr>
+          <w:cantSplit/>
+        </w:trPr>
+        <w:tc>
+          <w:tcPr>
+            <w:tcMar>
+              <w:left w:w="144" w:type="dxa"/>
+              <w:right w:w="144" w:type="dxa"/>
+            </w:tcMar>
+          </w:tcPr>
+          <w:p>
+            <w:pPr>
+              <w:pStyle w:val="BodyText"/>
+            </w:pPr>
+            <w:pPr>
+              <w:spacing w:before="0" w:after="8"/>
+              <w:jc w:val="center"/>
+            </w:pPr>
+            <w:r>
+              <w:drawing>
+                <wp:inline>
+                  <wp:extent cx="152400" cy="152400"/>
+                  <wp:effectExtent b="0" l="0" r="0" t="0"/>
+                  <wp:docPr descr="" title="" id="34" name="Picture"/>
+                  <a:graphic>
+                    <a:graphicData uri="http://schemas.openxmlformats.org/drawingml/2006/picture">
+                      <pic:pic>
+                        <pic:nvPicPr>
+                          <pic:cNvPr descr="/opt/quarto/share/formats/docx/note.png" id="35" name="Picture"/>
+                          <pic:cNvPicPr>
+                            <a:picLocks noChangeArrowheads="1" noChangeAspect="1"/>
+                          </pic:cNvPicPr>
+                        </pic:nvPicPr>
+                        <pic:blipFill>
+                          <a:blip r:embed="rId16"/>
+                          <a:stretch>
+                            <a:fillRect/>
+                          </a:stretch>
+                        </pic:blipFill>
+                        <pic:spPr bwMode="auto">
+                          <a:xfrm>
+                            <a:off x="0" y="0"/>
+                            <a:ext cx="152400" cy="152400"/>
+                          </a:xfrm>
+                          <a:prstGeom prst="rect">
+                            <a:avLst/>
+                          </a:prstGeom>
+                          <a:noFill/>
+                          <a:ln w="9525">
+                            <a:noFill/>
+                            <a:headEnd/>
+                            <a:tailEnd/>
+                          </a:ln>
+                        </pic:spPr>
+                      </pic:pic>
+                    </a:graphicData>
+                  </a:graphic>
+                </wp:inline>
+              </w:drawing>
+            </w:r>
+          </w:p>
+        </w:tc>
+        <w:tc>
+          <w:p>
+            <w:pPr>
+              <w:pStyle w:val="BodyText"/>
+            </w:pPr>
+            <w:pPr>
+              <w:spacing w:before="16" w:after="64"/>
+            </w:pPr>
+            <w:r>
+              <w:rPr>
+                <w:b/>
+                <w:bCs/>
+              </w:rPr>
+              <w:t xml:space="preserve">Note 3: Source: covariate patterns and replicates</w:t>
+            </w:r>
+          </w:p>
+          <w:p>
+            <w:pPr>
+              <w:pStyle w:val="BodyText"/>
+            </w:pPr>
+            <w:pPr>
+              <w:spacing w:before="16" w:after="16"/>
+            </w:pPr>
+            <w:r>
+              <w:t xml:space="preserve">Dobson and Barnett (2018, sec. 5.5)</w:t>
+            </w:r>
+            <w:r>
+              <w:t xml:space="preserve"> </w:t>
+            </w:r>
+            <w:r>
+              <w:t xml:space="preserve">introduces both terms: observations that share a combination of factor levels and the same values of any continuous predictors have the same covariate pattern, and are called replicates.</w:t>
+            </w:r>
+            <w:r>
+              <w:t xml:space="preserve"> </w:t>
+            </w:r>
+            <w:r>
+              <w:t xml:space="preserve">This section follows the treatment in</w:t>
+            </w:r>
+            <w:r>
+              <w:t xml:space="preserve"> </w:t>
+            </w:r>
+            <w:hyperlink r:id="rId36">
+              <w:r>
+                <w:rPr>
+                  <w:rStyle w:val="Hyperlink"/>
+                </w:rPr>
+                <w:t xml:space="preserve">rme</w:t>
+              </w:r>
+            </w:hyperlink>
+            <w:r>
+              <w:t xml:space="preserve">, adapted to logistic regression.</w:t>
+            </w:r>
+          </w:p>
+        </w:tc>
+      </w:tr>
+    </w:tbl>
+    <w:bookmarkStart w:id="37" w:name="def-pattern-events"/>
+    <w:p>
+      <w:pPr>
+        <w:pStyle w:val="BodyText"/>
+      </w:pPr>
+      <w:r>
+        <w:rPr>
+          <w:b/>
+          <w:bCs/>
+        </w:rPr>
+        <w:t xml:space="preserve">Definition 6 (Events at a covariate pattern)</w:t>
+      </w:r>
+      <w:r>
+        <w:t xml:space="preserve"> </w:t>
+      </w:r>
+      <w:r>
+        <w:t xml:space="preserve">The number of</w:t>
+      </w:r>
+      <w:r>
+        <w:t xml:space="preserve"> </w:t>
+      </w:r>
+      <w:r>
+        <w:rPr>
+          <w:b/>
+          <w:bCs/>
+        </w:rPr>
+        <w:t xml:space="preserve">events</w:t>
+      </w:r>
+      <w:r>
+        <w:t xml:space="preserve"> </w:t>
+      </w:r>
+      <w:r>
+        <w:t xml:space="preserve">at the</w:t>
+      </w:r>
+      <w:r>
+        <w:t xml:space="preserve"> </w:t>
+      </w:r>
+      <w:hyperlink w:anchor="def-covariate-pattern">
+        <w:r>
+          <w:rPr>
+            <w:rStyle w:val="Hyperlink"/>
+          </w:rPr>
+          <w:t xml:space="preserve">covariate pattern</w:t>
+        </w:r>
+      </w:hyperlink>
+      <w:r>
+        <w:t xml:space="preserve"> </w:t>
+      </w:r>
+      <m:oMath>
+        <m:sSup>
+          <m:e>
+            <m:acc>
+              <m:accPr>
+                <m:chr m:val="̃"/>
+              </m:accPr>
+              <m:e>
+                <m:r>
+                  <m:t>x</m:t>
+                </m:r>
+              </m:e>
+            </m:acc>
+          </m:e>
+          <m:sup>
+            <m:r>
+              <m:rPr>
+                <m:sty m:val="p"/>
+              </m:rPr>
+              <m:t>(</m:t>
+            </m:r>
+            <m:r>
+              <m:t>k</m:t>
+            </m:r>
+            <m:r>
+              <m:rPr>
+                <m:sty m:val="p"/>
+              </m:rPr>
+              <m:t>)</m:t>
+            </m:r>
+          </m:sup>
+        </m:sSup>
+      </m:oMath>
+      <w:r>
+        <w:t xml:space="preserve"> </w:t>
+      </w:r>
+      <w:r>
+        <w:t xml:space="preserve">is the sum of the binary outcomes over its</w:t>
+      </w:r>
+      <w:r>
+        <w:t xml:space="preserve"> </w:t>
+      </w:r>
+      <w:hyperlink w:anchor="def-replicates">
+        <w:r>
+          <w:rPr>
+            <w:rStyle w:val="Hyperlink"/>
+          </w:rPr>
+          <w:t xml:space="preserve">replicates</w:t>
+        </w:r>
+      </w:hyperlink>
+      <w:r>
+        <w:t xml:space="preserve">:</w:t>
+      </w:r>
+    </w:p>
+    <w:p>
+      <w:pPr>
+        <w:pStyle w:val="BodyText"/>
+      </w:pPr>
+      <m:oMathPara>
+        <m:oMathParaPr>
+          <m:jc m:val="center"/>
+        </m:oMathParaPr>
+        <m:oMath>
+          <m:sSub>
+            <m:e>
+              <m:r>
+                <m:t>s</m:t>
+              </m:r>
+            </m:e>
+            <m:sub>
+              <m:r>
+                <m:t>k</m:t>
+              </m:r>
+            </m:sub>
+          </m:sSub>
+          <m:r>
+            <m:rPr>
+              <m:sty m:val="p"/>
+            </m:rPr>
+            <m:t>=</m:t>
+          </m:r>
+          <m:nary>
+            <m:naryPr>
+              <m:chr m:val="∑"/>
+              <m:limLoc m:val="undOvr"/>
+              <m:subHide m:val="off"/>
+              <m:supHide m:val="on"/>
+            </m:naryPr>
+            <m:sub>
+              <m:r>
+                <m:t>i</m:t>
+              </m:r>
+              <m:r>
+                <m:rPr>
+                  <m:sty m:val="p"/>
+                </m:rPr>
+                <m:t>:</m:t>
+              </m:r>
+              <m:r>
+                <m:t> </m:t>
+              </m:r>
+              <m:sSub>
+                <m:e>
+                  <m:acc>
+                    <m:accPr>
+                      <m:chr m:val="̃"/>
+                    </m:accPr>
+                    <m:e>
+                      <m:r>
+                        <m:t>x</m:t>
+                      </m:r>
+                    </m:e>
+                  </m:acc>
+                </m:e>
+                <m:sub>
+                  <m:r>
+                    <m:t>i</m:t>
+                  </m:r>
+                </m:sub>
+              </m:sSub>
+              <m:r>
+                <m:rPr>
+                  <m:sty m:val="p"/>
+                </m:rPr>
+                <m:t>=</m:t>
+              </m:r>
+              <m:sSup>
+                <m:e>
+                  <m:acc>
+                    <m:accPr>
+                      <m:chr m:val="̃"/>
+                    </m:accPr>
+                    <m:e>
+                      <m:r>
+                        <m:t>x</m:t>
+                      </m:r>
+                    </m:e>
+                  </m:acc>
+                </m:e>
+                <m:sup>
+                  <m:r>
+                    <m:rPr>
+                      <m:sty m:val="p"/>
+                    </m:rPr>
+                    <m:t>(</m:t>
+                  </m:r>
+                  <m:r>
+                    <m:t>k</m:t>
+                  </m:r>
+                  <m:r>
+                    <m:rPr>
+                      <m:sty m:val="p"/>
+                    </m:rPr>
+                    <m:t>)</m:t>
+                  </m:r>
+                </m:sup>
+              </m:sSup>
+            </m:sub>
+            <m:sup>
+              <m:r>
+                <m:t>​</m:t>
+              </m:r>
+            </m:sup>
+            <m:e>
+              <m:sSub>
+                <m:e>
+                  <m:r>
+                    <m:t>y</m:t>
+                  </m:r>
+                </m:e>
+                <m:sub>
+                  <m:r>
+                    <m:t>i</m:t>
+                  </m:r>
+                </m:sub>
+              </m:sSub>
+            </m:e>
+          </m:nary>
+          <m:r>
+            <m:rPr>
+              <m:sty m:val="p"/>
+            </m:rPr>
+            <m:t>,</m:t>
+          </m:r>
+        </m:oMath>
+      </m:oMathPara>
+    </w:p>
+    <w:p>
+      <w:pPr>
+        <w:pStyle w:val="FirstParagraph"/>
+      </w:pPr>
+      <w:r>
+        <w:t xml:space="preserve">so</w:t>
+      </w:r>
+      <w:r>
+        <w:t xml:space="preserve"> </w:t>
+      </w:r>
+      <m:oMath>
+        <m:r>
+          <m:t>0</m:t>
+        </m:r>
+        <m:r>
+          <m:rPr>
+            <m:sty m:val="p"/>
+          </m:rPr>
+          <m:t>≤</m:t>
+        </m:r>
+        <m:sSub>
+          <m:e>
+            <m:r>
+              <m:t>s</m:t>
+            </m:r>
+          </m:e>
+          <m:sub>
+            <m:r>
+              <m:t>k</m:t>
+            </m:r>
+          </m:sub>
+        </m:sSub>
+        <m:r>
+          <m:rPr>
+            <m:sty m:val="p"/>
+          </m:rPr>
+          <m:t>≤</m:t>
+        </m:r>
+        <m:sSub>
+          <m:e>
+            <m:r>
+              <m:t>m</m:t>
+            </m:r>
+          </m:e>
+          <m:sub>
+            <m:r>
+              <m:t>k</m:t>
+            </m:r>
+          </m:sub>
+        </m:sSub>
+      </m:oMath>
+      <w:r>
+        <w:t xml:space="preserve">.</w:t>
+      </w:r>
+    </w:p>
+    <w:bookmarkEnd w:id="37"/>
+    <w:bookmarkStart w:id="38" w:name="exm-covariate-patterns"/>
+    <w:p>
+      <w:pPr>
+        <w:pStyle w:val="BodyText"/>
+      </w:pPr>
+      <w:r>
+        <w:rPr>
+          <w:b/>
+          <w:bCs/>
+        </w:rPr>
+        <w:t xml:space="preserve">Example 6 (Covariate patterns in the low-birth-weight data)</w:t>
+      </w:r>
+      <w:r>
+        <w:t xml:space="preserve"> </w:t>
+      </w:r>
+      <w:r>
+        <w:t xml:space="preserve">The</w:t>
+      </w:r>
+      <w:r>
+        <w:t xml:space="preserve"> </w:t>
+      </w:r>
+      <w:r>
+        <w:rPr>
+          <w:rStyle w:val="VerbatimChar"/>
+        </w:rPr>
+        <w:t xml:space="preserve">birthwt</w:t>
+      </w:r>
+      <w:r>
+        <w:t xml:space="preserve"> </w:t>
+      </w:r>
+      <w:r>
+        <w:t xml:space="preserve">data record whether each of 189 babies had low birth weight</w:t>
+      </w:r>
+      <w:r>
+        <w:t xml:space="preserve"> </w:t>
+      </w:r>
+      <w:r>
+        <w:t xml:space="preserve">(</w:t>
+      </w:r>
+      <w:r>
+        <w:rPr>
+          <w:rStyle w:val="VerbatimChar"/>
+        </w:rPr>
+        <w:t xml:space="preserve">low = 1</w:t>
+      </w:r>
+      <w:r>
+        <w:t xml:space="preserve">, under 2.5 kg), along with the mother’s smoking status and race, among other predictors</w:t>
+      </w:r>
+      <w:r>
+        <w:t xml:space="preserve"> </w:t>
+      </w:r>
+      <w:r>
+        <w:t xml:space="preserve">(Hosmer and Lemeshow 1989)</w:t>
+      </w:r>
+      <w:r>
+        <w:t xml:space="preserve">.</w:t>
+      </w:r>
+      <w:r>
+        <w:t xml:space="preserve"> </w:t>
+      </w:r>
+      <w:r>
+        <w:t xml:space="preserve">Take</w:t>
+      </w:r>
+      <w:r>
+        <w:t xml:space="preserve"> </w:t>
+      </w:r>
+      <w:r>
+        <w:rPr>
+          <w:rStyle w:val="VerbatimChar"/>
+        </w:rPr>
+        <w:t xml:space="preserve">smoke</w:t>
+      </w:r>
+      <w:r>
+        <w:t xml:space="preserve"> </w:t>
+      </w:r>
+      <w:r>
+        <w:t xml:space="preserve">(0 or 1) and</w:t>
+      </w:r>
+      <w:r>
+        <w:t xml:space="preserve"> </w:t>
+      </w:r>
+      <w:r>
+        <w:rPr>
+          <w:rStyle w:val="VerbatimChar"/>
+        </w:rPr>
+        <w:t xml:space="preserve">race</w:t>
+      </w:r>
+      <w:r>
+        <w:t xml:space="preserve"> </w:t>
+      </w:r>
+      <w:r>
+        <w:t xml:space="preserve">(1, 2 or 3) as the predictors.</w:t>
+      </w:r>
+      <w:r>
+        <w:t xml:space="preserve"> </w:t>
+      </w:r>
+      <w:r>
+        <w:t xml:space="preserve">Counting the distinct pairs, and the babies and low-weight births at each, gives one row per</w:t>
+      </w:r>
+      <w:r>
+        <w:t xml:space="preserve"> </w:t>
+      </w:r>
+      <w:hyperlink w:anchor="def-covariate-pattern">
+        <w:r>
+          <w:rPr>
+            <w:rStyle w:val="Hyperlink"/>
+          </w:rPr>
+          <w:t xml:space="preserve">covariate pattern</w:t>
+        </w:r>
+      </w:hyperlink>
+      <w:r>
+        <w:t xml:space="preserve">.</w:t>
+      </w:r>
+    </w:p>
+    <w:p>
+      <w:pPr>
+        <w:pStyle w:val="SourceCode"/>
+      </w:pPr>
+      <w:r>
+        <w:rPr>
+          <w:rStyle w:val="NormalTok"/>
+        </w:rPr>
+        <w:t xml:space="preserve">bw </w:t>
+      </w:r>
+      <w:r>
+        <w:rPr>
+          <w:rStyle w:val="OtherTok"/>
+        </w:rPr>
+        <w:t xml:space="preserve">&lt;-</w:t>
+      </w:r>
+      <w:r>
+        <w:rPr>
+          <w:rStyle w:val="NormalTok"/>
+        </w:rPr>
+        <w:t xml:space="preserve"> </w:t>
+      </w:r>
+      <w:r>
+        <w:rPr>
+          <w:rStyle w:val="FunctionTok"/>
+        </w:rPr>
+        <w:t xml:space="preserve">read.csv</w:t>
+      </w:r>
+      <w:r>
+        <w:rPr>
+          <w:rStyle w:val="NormalTok"/>
+        </w:rPr>
+        <w:t xml:space="preserve">(</w:t>
+      </w:r>
+      <w:r>
+        <w:rPr>
+          <w:rStyle w:val="StringTok"/>
+        </w:rPr>
+        <w:t xml:space="preserve">"data/birthwt.csv"</w:t>
+      </w:r>
+      <w:r>
+        <w:rPr>
+          <w:rStyle w:val="NormalTok"/>
+        </w:rPr>
+        <w:t xml:space="preserve">)</w:t>
+      </w:r>
+      <w:r>
+        <w:br/>
+      </w:r>
+      <w:r>
+        <w:rPr>
+          <w:rStyle w:val="NormalTok"/>
+        </w:rPr>
+        <w:t xml:space="preserve">bw</w:t>
+      </w:r>
+      <w:r>
+        <w:rPr>
+          <w:rStyle w:val="SpecialCharTok"/>
+        </w:rPr>
+        <w:t xml:space="preserve">$</w:t>
+      </w:r>
+      <w:r>
+        <w:rPr>
+          <w:rStyle w:val="NormalTok"/>
+        </w:rPr>
+        <w:t xml:space="preserve">race </w:t>
+      </w:r>
+      <w:r>
+        <w:rPr>
+          <w:rStyle w:val="OtherTok"/>
+        </w:rPr>
+        <w:t xml:space="preserve">&lt;-</w:t>
+      </w:r>
+      <w:r>
+        <w:rPr>
+          <w:rStyle w:val="NormalTok"/>
+        </w:rPr>
+        <w:t xml:space="preserve"> </w:t>
+      </w:r>
+      <w:r>
+        <w:rPr>
+          <w:rStyle w:val="FunctionTok"/>
+        </w:rPr>
+        <w:t xml:space="preserve">factor</w:t>
+      </w:r>
+      <w:r>
+        <w:rPr>
+          <w:rStyle w:val="NormalTok"/>
+        </w:rPr>
+        <w:t xml:space="preserve">(bw</w:t>
+      </w:r>
+      <w:r>
+        <w:rPr>
+          <w:rStyle w:val="SpecialCharTok"/>
+        </w:rPr>
+        <w:t xml:space="preserve">$</w:t>
+      </w:r>
+      <w:r>
+        <w:rPr>
+          <w:rStyle w:val="NormalTok"/>
+        </w:rPr>
+        <w:t xml:space="preserve">race)</w:t>
+      </w:r>
+      <w:r>
+        <w:br/>
+      </w:r>
+      <w:r>
+        <w:rPr>
+          <w:rStyle w:val="CommentTok"/>
+        </w:rPr>
+        <w:t xml:space="preserve"># one row per covariate pattern: replicates and events</w:t>
+      </w:r>
+      <w:r>
+        <w:br/>
+      </w:r>
+      <w:r>
+        <w:rPr>
+          <w:rStyle w:val="NormalTok"/>
+        </w:rPr>
+        <w:t xml:space="preserve">bw_grouped </w:t>
+      </w:r>
+      <w:r>
+        <w:rPr>
+          <w:rStyle w:val="OtherTok"/>
+        </w:rPr>
+        <w:t xml:space="preserve">&lt;-</w:t>
+      </w:r>
+      <w:r>
+        <w:rPr>
+          <w:rStyle w:val="NormalTok"/>
+        </w:rPr>
+        <w:t xml:space="preserve"> bw </w:t>
+      </w:r>
+      <w:r>
+        <w:rPr>
+          <w:rStyle w:val="SpecialCharTok"/>
+        </w:rPr>
+        <w:t xml:space="preserve">|&gt;</w:t>
+      </w:r>
+      <w:r>
+        <w:br/>
+      </w:r>
+      <w:r>
+        <w:rPr>
+          <w:rStyle w:val="NormalTok"/>
+        </w:rPr>
+        <w:t xml:space="preserve">  dplyr</w:t>
+      </w:r>
+      <w:r>
+        <w:rPr>
+          <w:rStyle w:val="SpecialCharTok"/>
+        </w:rPr>
+        <w:t xml:space="preserve">::</w:t>
+      </w:r>
+      <w:r>
+        <w:rPr>
+          <w:rStyle w:val="FunctionTok"/>
+        </w:rPr>
+        <w:t xml:space="preserve">summarize</w:t>
+      </w:r>
+      <w:r>
+        <w:rPr>
+          <w:rStyle w:val="NormalTok"/>
+        </w:rPr>
+        <w:t xml:space="preserve">(</w:t>
+      </w:r>
+      <w:r>
+        <w:br/>
+      </w:r>
+      <w:r>
+        <w:rPr>
+          <w:rStyle w:val="NormalTok"/>
+        </w:rPr>
+        <w:t xml:space="preserve">    </w:t>
+      </w:r>
+      <w:r>
+        <w:rPr>
+          <w:rStyle w:val="AttributeTok"/>
+        </w:rPr>
+        <w:t xml:space="preserve">nreps =</w:t>
+      </w:r>
+      <w:r>
+        <w:rPr>
+          <w:rStyle w:val="NormalTok"/>
+        </w:rPr>
+        <w:t xml:space="preserve"> dplyr</w:t>
+      </w:r>
+      <w:r>
+        <w:rPr>
+          <w:rStyle w:val="SpecialCharTok"/>
+        </w:rPr>
+        <w:t xml:space="preserve">::</w:t>
+      </w:r>
+      <w:r>
+        <w:rPr>
+          <w:rStyle w:val="FunctionTok"/>
+        </w:rPr>
+        <w:t xml:space="preserve">n</w:t>
+      </w:r>
+      <w:r>
+        <w:rPr>
+          <w:rStyle w:val="NormalTok"/>
+        </w:rPr>
+        <w:t xml:space="preserve">(),</w:t>
+      </w:r>
+      <w:r>
+        <w:br/>
+      </w:r>
+      <w:r>
+        <w:rPr>
+          <w:rStyle w:val="NormalTok"/>
+        </w:rPr>
+        <w:t xml:space="preserve">    </w:t>
+      </w:r>
+      <w:r>
+        <w:rPr>
+          <w:rStyle w:val="AttributeTok"/>
+        </w:rPr>
+        <w:t xml:space="preserve">nevents =</w:t>
+      </w:r>
+      <w:r>
+        <w:rPr>
+          <w:rStyle w:val="NormalTok"/>
+        </w:rPr>
+        <w:t xml:space="preserve"> </w:t>
+      </w:r>
+      <w:r>
+        <w:rPr>
+          <w:rStyle w:val="FunctionTok"/>
+        </w:rPr>
+        <w:t xml:space="preserve">sum</w:t>
+      </w:r>
+      <w:r>
+        <w:rPr>
+          <w:rStyle w:val="NormalTok"/>
+        </w:rPr>
+        <w:t xml:space="preserve">(low),</w:t>
+      </w:r>
+      <w:r>
+        <w:br/>
+      </w:r>
+      <w:r>
+        <w:rPr>
+          <w:rStyle w:val="NormalTok"/>
+        </w:rPr>
+        <w:t xml:space="preserve">    </w:t>
+      </w:r>
+      <w:r>
+        <w:rPr>
+          <w:rStyle w:val="AttributeTok"/>
+        </w:rPr>
+        <w:t xml:space="preserve">.by =</w:t>
+      </w:r>
+      <w:r>
+        <w:rPr>
+          <w:rStyle w:val="NormalTok"/>
+        </w:rPr>
+        <w:t xml:space="preserve"> </w:t>
+      </w:r>
+      <w:r>
+        <w:rPr>
+          <w:rStyle w:val="FunctionTok"/>
+        </w:rPr>
+        <w:t xml:space="preserve">c</w:t>
+      </w:r>
+      <w:r>
+        <w:rPr>
+          <w:rStyle w:val="NormalTok"/>
+        </w:rPr>
+        <w:t xml:space="preserve">(smoke, race)</w:t>
+      </w:r>
+      <w:r>
+        <w:br/>
+      </w:r>
+      <w:r>
+        <w:rPr>
+          <w:rStyle w:val="NormalTok"/>
+        </w:rPr>
+        <w:t xml:space="preserve">  ) </w:t>
+      </w:r>
+      <w:r>
+        <w:rPr>
+          <w:rStyle w:val="SpecialCharTok"/>
+        </w:rPr>
+        <w:t xml:space="preserve">|&gt;</w:t>
+      </w:r>
+      <w:r>
+        <w:br/>
+      </w:r>
+      <w:r>
+        <w:rPr>
+          <w:rStyle w:val="NormalTok"/>
+        </w:rPr>
+        <w:t xml:space="preserve">  dplyr</w:t>
+      </w:r>
+      <w:r>
+        <w:rPr>
+          <w:rStyle w:val="SpecialCharTok"/>
+        </w:rPr>
+        <w:t xml:space="preserve">::</w:t>
+      </w:r>
+      <w:r>
+        <w:rPr>
+          <w:rStyle w:val="FunctionTok"/>
+        </w:rPr>
+        <w:t xml:space="preserve">arrange</w:t>
+      </w:r>
+      <w:r>
+        <w:rPr>
+          <w:rStyle w:val="NormalTok"/>
+        </w:rPr>
+        <w:t xml:space="preserve">(smoke, race)</w:t>
+      </w:r>
+      <w:r>
+        <w:br/>
+      </w:r>
+      <w:r>
+        <w:rPr>
+          <w:rStyle w:val="NormalTok"/>
+        </w:rPr>
+        <w:t xml:space="preserve">bw_grouped</w:t>
+      </w:r>
+      <w:r>
+        <w:br/>
+      </w:r>
+      <w:r>
+        <w:rPr>
+          <w:rStyle w:val="CommentTok"/>
+        </w:rPr>
+        <w:t xml:space="preserve">#&gt; # A tibble: 6 × 4</w:t>
+      </w:r>
+      <w:r>
+        <w:br/>
+      </w:r>
+      <w:r>
+        <w:rPr>
+          <w:rStyle w:val="CommentTok"/>
+        </w:rPr>
+        <w:t xml:space="preserve">#&gt;   smoke race  nreps nevents</w:t>
+      </w:r>
+      <w:r>
+        <w:br/>
+      </w:r>
+      <w:r>
+        <w:rPr>
+          <w:rStyle w:val="CommentTok"/>
+        </w:rPr>
+        <w:t xml:space="preserve">#&gt;   &lt;int&gt; &lt;fct&gt; &lt;int&gt;   &lt;int&gt;</w:t>
+      </w:r>
+      <w:r>
+        <w:br/>
+      </w:r>
+      <w:r>
+        <w:rPr>
+          <w:rStyle w:val="CommentTok"/>
+        </w:rPr>
+        <w:t xml:space="preserve">#&gt; 1     0 1        44       4</w:t>
+      </w:r>
+      <w:r>
+        <w:br/>
+      </w:r>
+      <w:r>
+        <w:rPr>
+          <w:rStyle w:val="CommentTok"/>
+        </w:rPr>
+        <w:t xml:space="preserve">#&gt; 2     0 2        16       5</w:t>
+      </w:r>
+      <w:r>
+        <w:br/>
+      </w:r>
+      <w:r>
+        <w:rPr>
+          <w:rStyle w:val="CommentTok"/>
+        </w:rPr>
+        <w:t xml:space="preserve">#&gt; 3     0 3        55      20</w:t>
+      </w:r>
+      <w:r>
+        <w:br/>
+      </w:r>
+      <w:r>
+        <w:rPr>
+          <w:rStyle w:val="CommentTok"/>
+        </w:rPr>
+        <w:t xml:space="preserve">#&gt; 4     1 1        52      19</w:t>
+      </w:r>
+      <w:r>
+        <w:br/>
+      </w:r>
+      <w:r>
+        <w:rPr>
+          <w:rStyle w:val="CommentTok"/>
+        </w:rPr>
+        <w:t xml:space="preserve">#&gt; 5     1 2        10       6</w:t>
+      </w:r>
+      <w:r>
+        <w:br/>
+      </w:r>
+      <w:r>
+        <w:rPr>
+          <w:rStyle w:val="CommentTok"/>
+        </w:rPr>
+        <w:t xml:space="preserve">#&gt; 6     1 3        12       5</w:t>
+      </w:r>
+    </w:p>
+    <w:p>
+      <w:pPr>
+        <w:pStyle w:val="FirstParagraph"/>
+      </w:pPr>
+      <w:r>
+        <w:t xml:space="preserve">There are</w:t>
+      </w:r>
+      <w:r>
+        <w:t xml:space="preserve"> </w:t>
+      </w:r>
+      <m:oMath>
+        <m:r>
+          <m:t>K</m:t>
+        </m:r>
+        <m:r>
+          <m:rPr>
+            <m:sty m:val="p"/>
+          </m:rPr>
+          <m:t>=</m:t>
+        </m:r>
+        <m:r>
+          <m:t>6</m:t>
+        </m:r>
+      </m:oMath>
+      <w:r>
+        <w:t xml:space="preserve"> </w:t>
+      </w:r>
+      <w:r>
+        <w:t xml:space="preserve">covariate patterns among</w:t>
+      </w:r>
+      <w:r>
+        <w:t xml:space="preserve"> </w:t>
+      </w:r>
+      <m:oMath>
+        <m:r>
+          <m:t>n</m:t>
+        </m:r>
+        <m:r>
+          <m:rPr>
+            <m:sty m:val="p"/>
+          </m:rPr>
+          <m:t>=</m:t>
+        </m:r>
+        <m:r>
+          <m:t>189</m:t>
+        </m:r>
+      </m:oMath>
+      <w:r>
+        <w:t xml:space="preserve"> </w:t>
+      </w:r>
+      <w:r>
+        <w:t xml:space="preserve">babies.</w:t>
+      </w:r>
+      <w:r>
+        <w:t xml:space="preserve"> </w:t>
+      </w:r>
+      <w:r>
+        <w:t xml:space="preserve">The pattern with the most</w:t>
+      </w:r>
+      <w:r>
+        <w:t xml:space="preserve"> </w:t>
+      </w:r>
+      <w:hyperlink w:anchor="def-replicates">
+        <w:r>
+          <w:rPr>
+            <w:rStyle w:val="Hyperlink"/>
+          </w:rPr>
+          <w:t xml:space="preserve">replicates</w:t>
+        </w:r>
+      </w:hyperlink>
+      <w:r>
+        <w:t xml:space="preserve"> </w:t>
+      </w:r>
+      <w:r>
+        <w:t xml:space="preserve">has</w:t>
+      </w:r>
+      <w:r>
+        <w:t xml:space="preserve"> </w:t>
+      </w:r>
+      <w:r>
+        <w:rPr>
+          <w:rStyle w:val="VerbatimChar"/>
+        </w:rPr>
+        <w:t xml:space="preserve">smoke</w:t>
+      </w:r>
+      <w:r>
+        <w:t xml:space="preserve"> </w:t>
+      </w:r>
+      <w:r>
+        <w:t xml:space="preserve">= 0 and</w:t>
+      </w:r>
+      <w:r>
+        <w:t xml:space="preserve"> </w:t>
+      </w:r>
+      <w:r>
+        <w:rPr>
+          <w:rStyle w:val="VerbatimChar"/>
+        </w:rPr>
+        <w:t xml:space="preserve">race</w:t>
+      </w:r>
+      <w:r>
+        <w:t xml:space="preserve"> </w:t>
+      </w:r>
+      <w:r>
+        <w:t xml:space="preserve">= 3, and it has 55 of them.</w:t>
+      </w:r>
+    </w:p>
+    <w:bookmarkEnd w:id="38"/>
+    <w:bookmarkStart w:id="40" w:name="def-saturated-model"/>
+    <w:p>
+      <w:pPr>
+        <w:pStyle w:val="BodyText"/>
+      </w:pPr>
+      <w:r>
+        <w:rPr>
+          <w:b/>
+          <w:bCs/>
+        </w:rPr>
+        <w:t xml:space="preserve">Definition 7 (Saturated model (full model, maximal model))</w:t>
+      </w:r>
+      <w:r>
+        <w:t xml:space="preserve"> </w:t>
+      </w:r>
+      <w:r>
+        <w:t xml:space="preserve">The</w:t>
+      </w:r>
+      <w:r>
+        <w:t xml:space="preserve"> </w:t>
+      </w:r>
+      <w:r>
+        <w:rPr>
+          <w:b/>
+          <w:bCs/>
+        </w:rPr>
+        <w:t xml:space="preserve">saturated model</w:t>
+      </w:r>
+      <w:r>
+        <w:t xml:space="preserve"> </w:t>
+      </w:r>
+      <w:r>
+        <w:t xml:space="preserve">(also called the</w:t>
+      </w:r>
+      <w:r>
+        <w:t xml:space="preserve"> </w:t>
+      </w:r>
+      <w:r>
+        <w:rPr>
+          <w:b/>
+          <w:bCs/>
+        </w:rPr>
+        <w:t xml:space="preserve">full model</w:t>
+      </w:r>
+      <w:r>
+        <w:t xml:space="preserve"> </w:t>
+      </w:r>
+      <w:r>
+        <w:t xml:space="preserve">(Dobson and Barnett 2018, sec. 5.5)</w:t>
+      </w:r>
+      <w:r>
+        <w:t xml:space="preserve"> </w:t>
+      </w:r>
+      <w:r>
+        <w:t xml:space="preserve">or</w:t>
+      </w:r>
+      <w:r>
+        <w:t xml:space="preserve"> </w:t>
+      </w:r>
+      <w:r>
+        <w:rPr>
+          <w:b/>
+          <w:bCs/>
+        </w:rPr>
+        <w:t xml:space="preserve">maximal model</w:t>
+      </w:r>
+      <w:r>
+        <w:t xml:space="preserve"> </w:t>
+      </w:r>
+      <w:r>
+        <w:t xml:space="preserve">(Dobson and Barnett 2018, sec. 5.5)</w:t>
+      </w:r>
+      <w:r>
+        <w:t xml:space="preserve">) for binary outcomes gives each pattern its own free event probability:</w:t>
+      </w:r>
+    </w:p>
+    <w:p>
+      <w:pPr>
+        <w:pStyle w:val="BodyText"/>
+      </w:pPr>
+      <w:bookmarkStart w:id="39" w:name="eq-saturated-model"/>
+      <m:oMathPara>
+        <m:oMathParaPr>
+          <m:jc m:val="center"/>
+        </m:oMathParaPr>
+        <m:oMath>
+          <m:r>
+            <m:rPr>
+              <m:sty m:val="p"/>
+            </m:rPr>
+            <m:t>Pr</m:t>
+          </m:r>
+          <m:r>
+            <m:t>​</m:t>
+          </m:r>
+          <m:d>
+            <m:dPr>
+              <m:begChr m:val="("/>
+              <m:sepChr m:val=""/>
+              <m:endChr m:val=")"/>
+              <m:grow/>
+            </m:dPr>
+            <m:e>
+              <m:sSub>
+                <m:e>
+                  <m:r>
+                    <m:t>Y</m:t>
+                  </m:r>
+                </m:e>
+                <m:sub>
+                  <m:r>
+                    <m:t>i</m:t>
+                  </m:r>
+                </m:sub>
+              </m:sSub>
+              <m:r>
+                <m:rPr>
+                  <m:sty m:val="p"/>
+                </m:rPr>
+                <m:t>=</m:t>
+              </m:r>
+              <m:r>
+                <m:t>1</m:t>
+              </m:r>
+              <m:r>
+                <m:rPr>
+                  <m:sty m:val="p"/>
+                </m:rPr>
+                <m:t>∣</m:t>
+              </m:r>
+              <m:sSub>
+                <m:e>
+                  <m:acc>
+                    <m:accPr>
+                      <m:chr m:val="̃"/>
+                    </m:accPr>
+                    <m:e>
+                      <m:r>
+                        <m:t>x</m:t>
+                      </m:r>
+                    </m:e>
+                  </m:acc>
+                </m:e>
+                <m:sub>
+                  <m:r>
+                    <m:t>i</m:t>
+                  </m:r>
+                </m:sub>
+              </m:sSub>
+              <m:r>
+                <m:rPr>
+                  <m:sty m:val="p"/>
+                </m:rPr>
+                <m:t>=</m:t>
+              </m:r>
+              <m:sSup>
+                <m:e>
+                  <m:acc>
+                    <m:accPr>
+                      <m:chr m:val="̃"/>
+                    </m:accPr>
+                    <m:e>
+                      <m:r>
+                        <m:t>x</m:t>
+                      </m:r>
+                    </m:e>
+                  </m:acc>
+                </m:e>
+                <m:sup>
+                  <m:r>
+                    <m:rPr>
+                      <m:sty m:val="p"/>
+                    </m:rPr>
+                    <m:t>(</m:t>
+                  </m:r>
+                  <m:r>
+                    <m:t>k</m:t>
+                  </m:r>
+                  <m:r>
+                    <m:rPr>
+                      <m:sty m:val="p"/>
+                    </m:rPr>
+                    <m:t>)</m:t>
+                  </m:r>
+                </m:sup>
+              </m:sSup>
+            </m:e>
+          </m:d>
+          <m:r>
+            <m:t>​</m:t>
+          </m:r>
+          <m:r>
+            <m:rPr>
+              <m:sty m:val="p"/>
+            </m:rPr>
+            <m:t>=</m:t>
+          </m:r>
+          <m:sSub>
+            <m:e>
+              <m:r>
+                <m:t>π</m:t>
+              </m:r>
+            </m:e>
+            <m:sub>
+              <m:r>
+                <m:t>k</m:t>
+              </m:r>
+            </m:sub>
+          </m:sSub>
+          <m:r>
+            <m:rPr>
+              <m:sty m:val="p"/>
+            </m:rPr>
+            <m:t>,</m:t>
+          </m:r>
+          <m:r>
+            <m:t>  </m:t>
+          </m:r>
+          <m:r>
+            <m:t>k</m:t>
+          </m:r>
+          <m:r>
+            <m:rPr>
+              <m:sty m:val="p"/>
+            </m:rPr>
+            <m:t>=</m:t>
+          </m:r>
+          <m:r>
+            <m:t>1</m:t>
+          </m:r>
+          <m:r>
+            <m:rPr>
+              <m:sty m:val="p"/>
+            </m:rPr>
+            <m:t>,</m:t>
+          </m:r>
+          <m:r>
+            <m:rPr>
+              <m:sty m:val="p"/>
+            </m:rPr>
+            <m:t>…</m:t>
+          </m:r>
+          <m:r>
+            <m:rPr>
+              <m:sty m:val="p"/>
+            </m:rPr>
+            <m:t>,</m:t>
+          </m:r>
+          <m:r>
+            <m:t>K</m:t>
+          </m:r>
+          <m:r>
+            <m:rPr>
+              <m:sty m:val="p"/>
+            </m:rPr>
+            <m:t>,</m:t>
+          </m:r>
+          <m:r>
+            <m:t>  </m:t>
+          </m:r>
+          <m:r>
+            <m:rPr>
+              <m:sty m:val="p"/>
+            </m:rPr>
+            <m:t>(</m:t>
+          </m:r>
+          <m:r>
+            <m:t>4</m:t>
+          </m:r>
+          <m:r>
+            <m:rPr>
+              <m:sty m:val="p"/>
+            </m:rPr>
+            <m:t>)</m:t>
+          </m:r>
+        </m:oMath>
+      </m:oMathPara>
+      <w:bookmarkEnd w:id="39"/>
+    </w:p>
+    <w:p>
+      <w:pPr>
+        <w:pStyle w:val="FirstParagraph"/>
+      </w:pPr>
+      <w:r>
+        <w:t xml:space="preserve">with the outcomes independent given the predictors.</w:t>
+      </w:r>
+    </w:p>
+    <w:bookmarkEnd w:id="40"/>
+    <w:tbl>
+      <w:tblPr>
+        <w:tblStyle w:val="Table"/>
+        <w:tblInd w:w="164" w:type="dxa"/>
+        <w:tblBorders>
+          <w:left w:val="single" w:sz="24" w:space="0" w:color="0758E5"/>
+        </w:tblBorders>
+        <w:tblCellMar>
+          <w:left w:w="0" w:type="dxa"/>
+          <w:right w:w="0" w:type="dxa"/>
+        </w:tblCellMar>
+        <w:tblLook w:firstRow="0" w:lastRow="0" w:firstColumn="0" w:lastColumn="0" w:noHBand="0" w:noVBand="0" w:val="0000"/>
+      </w:tblPr>
+      <w:tblGrid>
+        <w:gridCol w:w="7920"/>
+      </w:tblGrid>
+      <w:tr>
+        <w:trPr>
+          <w:cantSplit/>
+        </w:trPr>
+        <w:tc>
+          <w:tcPr>
+            <w:tcMar>
+              <w:left w:w="144" w:type="dxa"/>
+              <w:right w:w="144" w:type="dxa"/>
+            </w:tcMar>
+          </w:tcPr>
+          <w:p>
+            <w:pPr>
+              <w:pStyle w:val="BodyText"/>
+            </w:pPr>
+            <w:pPr>
+              <w:spacing w:before="0" w:after="8"/>
+              <w:jc w:val="center"/>
+            </w:pPr>
+            <w:r>
+              <w:drawing>
+                <wp:inline>
+                  <wp:extent cx="152400" cy="152400"/>
+                  <wp:effectExtent b="0" l="0" r="0" t="0"/>
+                  <wp:docPr descr="" title="" id="41" name="Picture"/>
+                  <a:graphic>
+                    <a:graphicData uri="http://schemas.openxmlformats.org/drawingml/2006/picture">
+                      <pic:pic>
+                        <pic:nvPicPr>
+                          <pic:cNvPr descr="/opt/quarto/share/formats/docx/note.png" id="42" name="Picture"/>
+                          <pic:cNvPicPr>
+                            <a:picLocks noChangeArrowheads="1" noChangeAspect="1"/>
+                          </pic:cNvPicPr>
+                        </pic:nvPicPr>
+                        <pic:blipFill>
+                          <a:blip r:embed="rId16"/>
+                          <a:stretch>
+                            <a:fillRect/>
+                          </a:stretch>
+                        </pic:blipFill>
+                        <pic:spPr bwMode="auto">
+                          <a:xfrm>
+                            <a:off x="0" y="0"/>
+                            <a:ext cx="152400" cy="152400"/>
+                          </a:xfrm>
+                          <a:prstGeom prst="rect">
+                            <a:avLst/>
+                          </a:prstGeom>
+                          <a:noFill/>
+                          <a:ln w="9525">
+                            <a:noFill/>
+                            <a:headEnd/>
+                            <a:tailEnd/>
+                          </a:ln>
+                        </pic:spPr>
+                      </pic:pic>
+                    </a:graphicData>
+                  </a:graphic>
+                </wp:inline>
+              </w:drawing>
+            </w:r>
+          </w:p>
+        </w:tc>
+        <w:tc>
+          <w:p>
+            <w:pPr>
+              <w:pStyle w:val="BodyText"/>
+            </w:pPr>
+            <w:pPr>
+              <w:spacing w:before="16" w:after="64"/>
+            </w:pPr>
+            <w:r>
+              <w:rPr>
+                <w:b/>
+                <w:bCs/>
+              </w:rPr>
+              <w:t xml:space="preserve">Note 4: Source: saturated model</w:t>
+            </w:r>
+          </w:p>
+          <w:p>
+            <w:pPr>
+              <w:pStyle w:val="BodyText"/>
+            </w:pPr>
+            <w:pPr>
+              <w:spacing w:before="16" w:after="16"/>
+            </w:pPr>
+            <w:r>
+              <w:t xml:space="preserve">Dobson and Barnett (2018, sec. 5.5)</w:t>
+            </w:r>
+            <w:r>
+              <w:t xml:space="preserve"> </w:t>
+            </w:r>
+            <w:r>
+              <w:t xml:space="preserve">defines the saturated model as the model with the maximum number of parameters that can be estimated, one per distinct covariate pattern, and says it is also called a maximal or full model.</w:t>
+            </w:r>
+            <w:r>
+              <w:t xml:space="preserve"> </w:t>
+            </w:r>
+            <w:r>
+              <w:t xml:space="preserve">In model selection,</w:t>
+            </w:r>
+            <w:r>
+              <w:t xml:space="preserve"> </w:t>
+            </w:r>
+            <w:r>
+              <w:t xml:space="preserve">“full model”</w:t>
+            </w:r>
+            <w:r>
+              <w:t xml:space="preserve"> </w:t>
+            </w:r>
+            <w:r>
+              <w:t xml:space="preserve">often means something else: the model with every candidate predictor</w:t>
+            </w:r>
+            <w:r>
+              <w:t xml:space="preserve"> </w:t>
+            </w:r>
+            <w:r>
+              <w:t xml:space="preserve">(Dobson and Barnett 2018, sec. 6.3)</w:t>
+            </w:r>
+            <w:r>
+              <w:t xml:space="preserve">.</w:t>
+            </w:r>
+            <w:r>
+              <w:t xml:space="preserve"> </w:t>
+            </w:r>
+            <w:r>
+              <w:t xml:space="preserve">That model is generally smaller than the saturated model.</w:t>
+            </w:r>
+          </w:p>
+        </w:tc>
+      </w:tr>
+    </w:tbl>
+    <w:bookmarkStart w:id="43" w:name="thm-saturated-mle"/>
+    <w:p>
+      <w:pPr>
+        <w:pStyle w:val="BodyText"/>
+      </w:pPr>
+      <w:r>
+        <w:rPr>
+          <w:b/>
+          <w:bCs/>
+        </w:rPr>
+        <w:t xml:space="preserve">Theorem 2 (The saturated model fits each pattern’s observed proportion)</w:t>
+      </w:r>
+      <w:r>
+        <w:t xml:space="preserve"> </w:t>
+      </w:r>
+      <w:r>
+        <w:t xml:space="preserve">The maximum likelihood estimate of</w:t>
+      </w:r>
+      <w:r>
+        <w:t xml:space="preserve"> </w:t>
+      </w:r>
+      <m:oMath>
+        <m:sSub>
+          <m:e>
+            <m:r>
+              <m:t>π</m:t>
+            </m:r>
+          </m:e>
+          <m:sub>
+            <m:r>
+              <m:t>k</m:t>
+            </m:r>
+          </m:sub>
+        </m:sSub>
+      </m:oMath>
+      <w:r>
+        <w:t xml:space="preserve"> </w:t>
+      </w:r>
+      <w:r>
+        <w:t xml:space="preserve">in the</w:t>
+      </w:r>
+      <w:r>
+        <w:t xml:space="preserve"> </w:t>
+      </w:r>
+      <w:hyperlink w:anchor="def-saturated-model">
+        <w:r>
+          <w:rPr>
+            <w:rStyle w:val="Hyperlink"/>
+          </w:rPr>
+          <w:t xml:space="preserve">saturated model</w:t>
+        </w:r>
+      </w:hyperlink>
+      <w:r>
+        <w:t xml:space="preserve"> </w:t>
+      </w:r>
+      <w:r>
+        <w:t xml:space="preserve">is the observed proportion of</w:t>
+      </w:r>
+      <w:r>
+        <w:t xml:space="preserve"> </w:t>
+      </w:r>
+      <w:hyperlink w:anchor="def-pattern-events">
+        <w:r>
+          <w:rPr>
+            <w:rStyle w:val="Hyperlink"/>
+          </w:rPr>
+          <w:t xml:space="preserve">events</w:t>
+        </w:r>
+      </w:hyperlink>
+      <w:r>
+        <w:t xml:space="preserve"> </w:t>
+      </w:r>
+      <w:r>
+        <w:t xml:space="preserve">among the replicates of pattern</w:t>
+      </w:r>
+      <w:r>
+        <w:t xml:space="preserve"> </w:t>
+      </w:r>
+      <m:oMath>
+        <m:r>
+          <m:t>k</m:t>
+        </m:r>
+      </m:oMath>
+      <w:r>
+        <w:t xml:space="preserve">:</w:t>
+      </w:r>
+    </w:p>
+    <w:p>
+      <w:pPr>
+        <w:pStyle w:val="BodyText"/>
+      </w:pPr>
+      <m:oMathPara>
+        <m:oMathParaPr>
+          <m:jc m:val="center"/>
+        </m:oMathParaPr>
+        <m:oMath>
+          <m:sSub>
+            <m:e>
+              <m:acc>
+                <m:accPr>
+                  <m:chr m:val="̂"/>
+                </m:accPr>
+                <m:e>
+                  <m:r>
+                    <m:t>π</m:t>
+                  </m:r>
+                </m:e>
+              </m:acc>
+            </m:e>
+            <m:sub>
+              <m:r>
+                <m:t>k</m:t>
+              </m:r>
+            </m:sub>
+          </m:sSub>
+          <m:r>
+            <m:rPr>
+              <m:sty m:val="p"/>
+            </m:rPr>
+            <m:t>=</m:t>
+          </m:r>
+          <m:f>
+            <m:fPr>
+              <m:type m:val="bar"/>
+            </m:fPr>
+            <m:num>
+              <m:sSub>
+                <m:e>
+                  <m:r>
+                    <m:t>s</m:t>
+                  </m:r>
+                </m:e>
+                <m:sub>
+                  <m:r>
+                    <m:t>k</m:t>
+                  </m:r>
+                </m:sub>
+              </m:sSub>
+            </m:num>
+            <m:den>
+              <m:sSub>
+                <m:e>
+                  <m:r>
+                    <m:t>m</m:t>
+                  </m:r>
+                </m:e>
+                <m:sub>
+                  <m:r>
+                    <m:t>k</m:t>
+                  </m:r>
+                </m:sub>
+              </m:sSub>
+            </m:den>
+          </m:f>
+          <m:r>
+            <m:rPr>
+              <m:sty m:val="p"/>
+            </m:rPr>
+            <m:t>.</m:t>
+          </m:r>
+        </m:oMath>
+      </m:oMathPara>
+    </w:p>
+    <w:bookmarkEnd w:id="43"/>
+    <w:p>
+      <w:pPr>
+        <w:pStyle w:val="FirstParagraph"/>
+      </w:pPr>
+      <w:r>
+        <w:rPr>
+          <w:i/>
+          <w:iCs/>
+        </w:rPr>
+        <w:t xml:space="preserve">Proof</w:t>
+      </w:r>
+      <w:r>
+        <w:t xml:space="preserve">. </w:t>
+      </w:r>
+      <w:r>
+        <w:t xml:space="preserve">Independence gives each pattern its own log-likelihood term, and the outcomes at pattern</w:t>
+      </w:r>
+      <w:r>
+        <w:t xml:space="preserve"> </w:t>
+      </w:r>
+      <m:oMath>
+        <m:r>
+          <m:t>k</m:t>
+        </m:r>
+      </m:oMath>
+      <w:r>
+        <w:t xml:space="preserve"> </w:t>
+      </w:r>
+      <w:r>
+        <w:t xml:space="preserve">contribute</w:t>
+      </w:r>
+      <w:r>
+        <w:t xml:space="preserve"> </w:t>
+      </w:r>
+      <m:oMath>
+        <m:sSub>
+          <m:e>
+            <m:r>
+              <m:t>s</m:t>
+            </m:r>
+          </m:e>
+          <m:sub>
+            <m:r>
+              <m:t>k</m:t>
+            </m:r>
+          </m:sub>
+        </m:sSub>
+        <m:r>
+          <m:rPr>
+            <m:sty m:val="p"/>
+          </m:rPr>
+          <m:t>ln</m:t>
+        </m:r>
+        <m:sSub>
+          <m:e>
+            <m:r>
+              <m:t>π</m:t>
+            </m:r>
+          </m:e>
+          <m:sub>
+            <m:r>
+              <m:t>k</m:t>
+            </m:r>
+          </m:sub>
+        </m:sSub>
+        <m:r>
+          <m:rPr>
+            <m:sty m:val="p"/>
+          </m:rPr>
+          <m:t>+</m:t>
+        </m:r>
+        <m:r>
+          <m:t>​</m:t>
+        </m:r>
+        <m:d>
+          <m:dPr>
+            <m:begChr m:val="("/>
+            <m:sepChr m:val=""/>
+            <m:endChr m:val=")"/>
+            <m:grow/>
+          </m:dPr>
+          <m:e>
+            <m:sSub>
+              <m:e>
+                <m:r>
+                  <m:t>m</m:t>
+                </m:r>
+              </m:e>
+              <m:sub>
+                <m:r>
+                  <m:t>k</m:t>
+                </m:r>
+              </m:sub>
+            </m:sSub>
+            <m:r>
+              <m:rPr>
+                <m:sty m:val="p"/>
+              </m:rPr>
+              <m:t>−</m:t>
+            </m:r>
+            <m:sSub>
+              <m:e>
+                <m:r>
+                  <m:t>s</m:t>
+                </m:r>
+              </m:e>
+              <m:sub>
+                <m:r>
+                  <m:t>k</m:t>
+                </m:r>
+              </m:sub>
+            </m:sSub>
+          </m:e>
+        </m:d>
+        <m:r>
+          <m:t>​</m:t>
+        </m:r>
+        <m:r>
+          <m:rPr>
+            <m:sty m:val="p"/>
+          </m:rPr>
+          <m:t>ln</m:t>
+        </m:r>
+        <m:r>
+          <m:t>​</m:t>
+        </m:r>
+        <m:d>
+          <m:dPr>
+            <m:begChr m:val="("/>
+            <m:sepChr m:val=""/>
+            <m:endChr m:val=")"/>
+            <m:grow/>
+          </m:dPr>
+          <m:e>
+            <m:r>
+              <m:t>1</m:t>
+            </m:r>
+            <m:r>
+              <m:rPr>
+                <m:sty m:val="p"/>
+              </m:rPr>
+              <m:t>−</m:t>
+            </m:r>
+            <m:sSub>
+              <m:e>
+                <m:r>
+                  <m:t>π</m:t>
+                </m:r>
+              </m:e>
+              <m:sub>
+                <m:r>
+                  <m:t>k</m:t>
+                </m:r>
+              </m:sub>
+            </m:sSub>
+          </m:e>
+        </m:d>
+        <m:r>
+          <m:t>​</m:t>
+        </m:r>
+      </m:oMath>
+      <w:r>
+        <w:t xml:space="preserve">.</w:t>
+      </w:r>
+      <w:r>
+        <w:t xml:space="preserve"> </w:t>
+      </w:r>
+      <w:r>
+        <w:t xml:space="preserve">The terms share no parameters, so each is maximized on its own.</w:t>
+      </w:r>
+      <w:r>
+        <w:t xml:space="preserve"> </w:t>
+      </w:r>
+      <w:r>
+        <w:t xml:space="preserve">First suppose</w:t>
+      </w:r>
+      <w:r>
+        <w:t xml:space="preserve"> </w:t>
+      </w:r>
+      <m:oMath>
+        <m:r>
+          <m:t>0</m:t>
+        </m:r>
+        <m:r>
+          <m:rPr>
+            <m:sty m:val="p"/>
+          </m:rPr>
+          <m:t>&lt;</m:t>
+        </m:r>
+        <m:sSub>
+          <m:e>
+            <m:r>
+              <m:t>s</m:t>
+            </m:r>
+          </m:e>
+          <m:sub>
+            <m:r>
+              <m:t>k</m:t>
+            </m:r>
+          </m:sub>
+        </m:sSub>
+        <m:r>
+          <m:rPr>
+            <m:sty m:val="p"/>
+          </m:rPr>
+          <m:t>&lt;</m:t>
+        </m:r>
+        <m:sSub>
+          <m:e>
+            <m:r>
+              <m:t>m</m:t>
+            </m:r>
+          </m:e>
+          <m:sub>
+            <m:r>
+              <m:t>k</m:t>
+            </m:r>
+          </m:sub>
+        </m:sSub>
+      </m:oMath>
+      <w:r>
+        <w:t xml:space="preserve">, so that both logarithms are defined for</w:t>
+      </w:r>
+      <w:r>
+        <w:t xml:space="preserve"> </w:t>
+      </w:r>
+      <m:oMath>
+        <m:r>
+          <m:t>0</m:t>
+        </m:r>
+        <m:r>
+          <m:rPr>
+            <m:sty m:val="p"/>
+          </m:rPr>
+          <m:t>&lt;</m:t>
+        </m:r>
+        <m:sSub>
+          <m:e>
+            <m:r>
+              <m:t>π</m:t>
+            </m:r>
+          </m:e>
+          <m:sub>
+            <m:r>
+              <m:t>k</m:t>
+            </m:r>
+          </m:sub>
+        </m:sSub>
+        <m:r>
+          <m:rPr>
+            <m:sty m:val="p"/>
+          </m:rPr>
+          <m:t>&lt;</m:t>
+        </m:r>
+        <m:r>
+          <m:t>1</m:t>
+        </m:r>
+      </m:oMath>
+      <w:r>
+        <w:t xml:space="preserve">.</w:t>
+      </w:r>
+      <w:r>
+        <w:t xml:space="preserve"> </w:t>
+      </w:r>
+      <w:r>
+        <w:t xml:space="preserve">Setting the derivative with respect to</w:t>
+      </w:r>
+      <w:r>
+        <w:t xml:space="preserve"> </w:t>
+      </w:r>
+      <m:oMath>
+        <m:sSub>
+          <m:e>
+            <m:r>
+              <m:t>π</m:t>
+            </m:r>
+          </m:e>
+          <m:sub>
+            <m:r>
+              <m:t>k</m:t>
+            </m:r>
+          </m:sub>
+        </m:sSub>
+      </m:oMath>
+      <w:r>
+        <w:t xml:space="preserve"> </w:t>
+      </w:r>
+      <w:r>
+        <w:t xml:space="preserve">to zero gives</w:t>
+      </w:r>
+      <w:r>
+        <w:t xml:space="preserve"> </w:t>
+      </w:r>
+      <m:oMath>
+        <m:sSub>
+          <m:e>
+            <m:r>
+              <m:t>s</m:t>
+            </m:r>
+          </m:e>
+          <m:sub>
+            <m:r>
+              <m:t>k</m:t>
+            </m:r>
+          </m:sub>
+        </m:sSub>
+        <m:r>
+          <m:rPr>
+            <m:sty m:val="p"/>
+          </m:rPr>
+          <m:t>/</m:t>
+        </m:r>
+        <m:sSub>
+          <m:e>
+            <m:r>
+              <m:t>π</m:t>
+            </m:r>
+          </m:e>
+          <m:sub>
+            <m:r>
+              <m:t>k</m:t>
+            </m:r>
+          </m:sub>
+        </m:sSub>
+        <m:r>
+          <m:rPr>
+            <m:sty m:val="p"/>
+          </m:rPr>
+          <m:t>−</m:t>
+        </m:r>
+        <m:r>
+          <m:t>​</m:t>
+        </m:r>
+        <m:d>
+          <m:dPr>
+            <m:begChr m:val="("/>
+            <m:sepChr m:val=""/>
+            <m:endChr m:val=")"/>
+            <m:grow/>
+          </m:dPr>
+          <m:e>
+            <m:sSub>
+              <m:e>
+                <m:r>
+                  <m:t>m</m:t>
+                </m:r>
+              </m:e>
+              <m:sub>
+                <m:r>
+                  <m:t>k</m:t>
+                </m:r>
+              </m:sub>
+            </m:sSub>
+            <m:r>
+              <m:rPr>
+                <m:sty m:val="p"/>
+              </m:rPr>
+              <m:t>−</m:t>
+            </m:r>
+            <m:sSub>
+              <m:e>
+                <m:r>
+                  <m:t>s</m:t>
+                </m:r>
+              </m:e>
+              <m:sub>
+                <m:r>
+                  <m:t>k</m:t>
+                </m:r>
+              </m:sub>
+            </m:sSub>
+          </m:e>
+        </m:d>
+        <m:r>
+          <m:t>​</m:t>
+        </m:r>
+        <m:r>
+          <m:rPr>
+            <m:sty m:val="p"/>
+          </m:rPr>
+          <m:t>/</m:t>
+        </m:r>
+        <m:r>
+          <m:t>​</m:t>
+        </m:r>
+        <m:d>
+          <m:dPr>
+            <m:begChr m:val="("/>
+            <m:sepChr m:val=""/>
+            <m:endChr m:val=")"/>
+            <m:grow/>
+          </m:dPr>
+          <m:e>
+            <m:r>
+              <m:t>1</m:t>
+            </m:r>
+            <m:r>
+              <m:rPr>
+                <m:sty m:val="p"/>
+              </m:rPr>
+              <m:t>−</m:t>
+            </m:r>
+            <m:sSub>
+              <m:e>
+                <m:r>
+                  <m:t>π</m:t>
+                </m:r>
+              </m:e>
+              <m:sub>
+                <m:r>
+                  <m:t>k</m:t>
+                </m:r>
+              </m:sub>
+            </m:sSub>
+          </m:e>
+        </m:d>
+        <m:r>
+          <m:t>​</m:t>
+        </m:r>
+        <m:r>
+          <m:rPr>
+            <m:sty m:val="p"/>
+          </m:rPr>
+          <m:t>=</m:t>
+        </m:r>
+        <m:r>
+          <m:t>0</m:t>
+        </m:r>
+      </m:oMath>
+      <w:r>
+        <w:t xml:space="preserve">.</w:t>
+      </w:r>
+      <w:r>
+        <w:t xml:space="preserve"> </w:t>
+      </w:r>
+      <w:r>
+        <w:t xml:space="preserve">Multiplying through by</w:t>
+      </w:r>
+      <w:r>
+        <w:t xml:space="preserve"> </w:t>
+      </w:r>
+      <m:oMath>
+        <m:sSub>
+          <m:e>
+            <m:r>
+              <m:t>π</m:t>
+            </m:r>
+          </m:e>
+          <m:sub>
+            <m:r>
+              <m:t>k</m:t>
+            </m:r>
+          </m:sub>
+        </m:sSub>
+        <m:r>
+          <m:t>​</m:t>
+        </m:r>
+        <m:d>
+          <m:dPr>
+            <m:begChr m:val="("/>
+            <m:sepChr m:val=""/>
+            <m:endChr m:val=")"/>
+            <m:grow/>
+          </m:dPr>
+          <m:e>
+            <m:r>
+              <m:t>1</m:t>
+            </m:r>
+            <m:r>
+              <m:rPr>
+                <m:sty m:val="p"/>
+              </m:rPr>
+              <m:t>−</m:t>
+            </m:r>
+            <m:sSub>
+              <m:e>
+                <m:r>
+                  <m:t>π</m:t>
+                </m:r>
+              </m:e>
+              <m:sub>
+                <m:r>
+                  <m:t>k</m:t>
+                </m:r>
+              </m:sub>
+            </m:sSub>
+          </m:e>
+        </m:d>
+        <m:r>
+          <m:t>​</m:t>
+        </m:r>
+      </m:oMath>
+      <w:r>
+        <w:t xml:space="preserve"> </w:t>
+      </w:r>
+      <w:r>
+        <w:t xml:space="preserve">gives</w:t>
+      </w:r>
+      <w:r>
+        <w:t xml:space="preserve"> </w:t>
+      </w:r>
+      <m:oMath>
+        <m:sSub>
+          <m:e>
+            <m:r>
+              <m:t>s</m:t>
+            </m:r>
+          </m:e>
+          <m:sub>
+            <m:r>
+              <m:t>k</m:t>
+            </m:r>
+          </m:sub>
+        </m:sSub>
+        <m:r>
+          <m:t>​</m:t>
+        </m:r>
+        <m:d>
+          <m:dPr>
+            <m:begChr m:val="("/>
+            <m:sepChr m:val=""/>
+            <m:endChr m:val=")"/>
+            <m:grow/>
+          </m:dPr>
+          <m:e>
+            <m:r>
+              <m:t>1</m:t>
+            </m:r>
+            <m:r>
+              <m:rPr>
+                <m:sty m:val="p"/>
+              </m:rPr>
+              <m:t>−</m:t>
+            </m:r>
+            <m:sSub>
+              <m:e>
+                <m:r>
+                  <m:t>π</m:t>
+                </m:r>
+              </m:e>
+              <m:sub>
+                <m:r>
+                  <m:t>k</m:t>
+                </m:r>
+              </m:sub>
+            </m:sSub>
+          </m:e>
+        </m:d>
+        <m:r>
+          <m:t>​</m:t>
+        </m:r>
+        <m:r>
+          <m:rPr>
+            <m:sty m:val="p"/>
+          </m:rPr>
+          <m:t>=</m:t>
+        </m:r>
+        <m:r>
+          <m:t>​</m:t>
+        </m:r>
+        <m:d>
+          <m:dPr>
+            <m:begChr m:val="("/>
+            <m:sepChr m:val=""/>
+            <m:endChr m:val=")"/>
+            <m:grow/>
+          </m:dPr>
+          <m:e>
+            <m:sSub>
+              <m:e>
+                <m:r>
+                  <m:t>m</m:t>
+                </m:r>
+              </m:e>
+              <m:sub>
+                <m:r>
+                  <m:t>k</m:t>
+                </m:r>
+              </m:sub>
+            </m:sSub>
+            <m:r>
+              <m:rPr>
+                <m:sty m:val="p"/>
+              </m:rPr>
+              <m:t>−</m:t>
+            </m:r>
+            <m:sSub>
+              <m:e>
+                <m:r>
+                  <m:t>s</m:t>
+                </m:r>
+              </m:e>
+              <m:sub>
+                <m:r>
+                  <m:t>k</m:t>
+                </m:r>
+              </m:sub>
+            </m:sSub>
+          </m:e>
+        </m:d>
+        <m:r>
+          <m:t>​</m:t>
+        </m:r>
+        <m:sSub>
+          <m:e>
+            <m:r>
+              <m:t>π</m:t>
+            </m:r>
+          </m:e>
+          <m:sub>
+            <m:r>
+              <m:t>k</m:t>
+            </m:r>
+          </m:sub>
+        </m:sSub>
+      </m:oMath>
+      <w:r>
+        <w:t xml:space="preserve">.</w:t>
+      </w:r>
+      <w:r>
+        <w:t xml:space="preserve"> </w:t>
+      </w:r>
+      <w:r>
+        <w:t xml:space="preserve">Expanding gives</w:t>
+      </w:r>
+      <w:r>
+        <w:t xml:space="preserve"> </w:t>
+      </w:r>
+      <m:oMath>
+        <m:sSub>
+          <m:e>
+            <m:r>
+              <m:t>s</m:t>
+            </m:r>
+          </m:e>
+          <m:sub>
+            <m:r>
+              <m:t>k</m:t>
+            </m:r>
+          </m:sub>
+        </m:sSub>
+        <m:r>
+          <m:rPr>
+            <m:sty m:val="p"/>
+          </m:rPr>
+          <m:t>−</m:t>
+        </m:r>
+        <m:sSub>
+          <m:e>
+            <m:r>
+              <m:t>s</m:t>
+            </m:r>
+          </m:e>
+          <m:sub>
+            <m:r>
+              <m:t>k</m:t>
+            </m:r>
+          </m:sub>
+        </m:sSub>
+        <m:sSub>
+          <m:e>
+            <m:r>
+              <m:t>π</m:t>
+            </m:r>
+          </m:e>
+          <m:sub>
+            <m:r>
+              <m:t>k</m:t>
+            </m:r>
+          </m:sub>
+        </m:sSub>
+        <m:r>
+          <m:rPr>
+            <m:sty m:val="p"/>
+          </m:rPr>
+          <m:t>=</m:t>
+        </m:r>
+        <m:sSub>
+          <m:e>
+            <m:r>
+              <m:t>m</m:t>
+            </m:r>
+          </m:e>
+          <m:sub>
+            <m:r>
+              <m:t>k</m:t>
+            </m:r>
+          </m:sub>
+        </m:sSub>
+        <m:sSub>
+          <m:e>
+            <m:r>
+              <m:t>π</m:t>
+            </m:r>
+          </m:e>
+          <m:sub>
+            <m:r>
+              <m:t>k</m:t>
+            </m:r>
+          </m:sub>
+        </m:sSub>
+        <m:r>
+          <m:rPr>
+            <m:sty m:val="p"/>
+          </m:rPr>
+          <m:t>−</m:t>
+        </m:r>
+        <m:sSub>
+          <m:e>
+            <m:r>
+              <m:t>s</m:t>
+            </m:r>
+          </m:e>
+          <m:sub>
+            <m:r>
+              <m:t>k</m:t>
+            </m:r>
+          </m:sub>
+        </m:sSub>
+        <m:sSub>
+          <m:e>
+            <m:r>
+              <m:t>π</m:t>
+            </m:r>
+          </m:e>
+          <m:sub>
+            <m:r>
+              <m:t>k</m:t>
+            </m:r>
+          </m:sub>
+        </m:sSub>
+      </m:oMath>
+      <w:r>
+        <w:t xml:space="preserve">.</w:t>
+      </w:r>
+      <w:r>
+        <w:t xml:space="preserve"> </w:t>
+      </w:r>
+      <w:r>
+        <w:t xml:space="preserve">Adding</w:t>
+      </w:r>
+      <w:r>
+        <w:t xml:space="preserve"> </w:t>
+      </w:r>
+      <m:oMath>
+        <m:sSub>
+          <m:e>
+            <m:r>
+              <m:t>s</m:t>
+            </m:r>
+          </m:e>
+          <m:sub>
+            <m:r>
+              <m:t>k</m:t>
+            </m:r>
+          </m:sub>
+        </m:sSub>
+        <m:sSub>
+          <m:e>
+            <m:r>
+              <m:t>π</m:t>
+            </m:r>
+          </m:e>
+          <m:sub>
+            <m:r>
+              <m:t>k</m:t>
+            </m:r>
+          </m:sub>
+        </m:sSub>
+      </m:oMath>
+      <w:r>
+        <w:t xml:space="preserve"> </w:t>
+      </w:r>
+      <w:r>
+        <w:t xml:space="preserve">to both sides gives</w:t>
+      </w:r>
+      <w:r>
+        <w:t xml:space="preserve"> </w:t>
+      </w:r>
+      <m:oMath>
+        <m:sSub>
+          <m:e>
+            <m:r>
+              <m:t>s</m:t>
+            </m:r>
+          </m:e>
+          <m:sub>
+            <m:r>
+              <m:t>k</m:t>
+            </m:r>
+          </m:sub>
+        </m:sSub>
+        <m:r>
+          <m:rPr>
+            <m:sty m:val="p"/>
+          </m:rPr>
+          <m:t>=</m:t>
+        </m:r>
+        <m:sSub>
+          <m:e>
+            <m:r>
+              <m:t>m</m:t>
+            </m:r>
+          </m:e>
+          <m:sub>
+            <m:r>
+              <m:t>k</m:t>
+            </m:r>
+          </m:sub>
+        </m:sSub>
+        <m:sSub>
+          <m:e>
+            <m:r>
+              <m:t>π</m:t>
+            </m:r>
+          </m:e>
+          <m:sub>
+            <m:r>
+              <m:t>k</m:t>
+            </m:r>
+          </m:sub>
+        </m:sSub>
+      </m:oMath>
+      <w:r>
+        <w:t xml:space="preserve">.</w:t>
+      </w:r>
+      <w:r>
+        <w:t xml:space="preserve"> </w:t>
+      </w:r>
+      <w:r>
+        <w:t xml:space="preserve">Dividing both sides by</w:t>
+      </w:r>
+      <w:r>
+        <w:t xml:space="preserve"> </w:t>
+      </w:r>
+      <m:oMath>
+        <m:sSub>
+          <m:e>
+            <m:r>
+              <m:t>m</m:t>
+            </m:r>
+          </m:e>
+          <m:sub>
+            <m:r>
+              <m:t>k</m:t>
+            </m:r>
+          </m:sub>
+        </m:sSub>
+      </m:oMath>
+      <w:r>
+        <w:t xml:space="preserve"> </w:t>
+      </w:r>
+      <w:r>
+        <w:t xml:space="preserve">gives</w:t>
+      </w:r>
+      <w:r>
+        <w:t xml:space="preserve"> </w:t>
+      </w:r>
+      <m:oMath>
+        <m:sSub>
+          <m:e>
+            <m:acc>
+              <m:accPr>
+                <m:chr m:val="̂"/>
+              </m:accPr>
+              <m:e>
+                <m:r>
+                  <m:t>π</m:t>
+                </m:r>
+              </m:e>
+            </m:acc>
+          </m:e>
+          <m:sub>
+            <m:r>
+              <m:t>k</m:t>
+            </m:r>
+          </m:sub>
+        </m:sSub>
+        <m:r>
+          <m:rPr>
+            <m:sty m:val="p"/>
+          </m:rPr>
+          <m:t>=</m:t>
+        </m:r>
+        <m:sSub>
+          <m:e>
+            <m:r>
+              <m:t>s</m:t>
+            </m:r>
+          </m:e>
+          <m:sub>
+            <m:r>
+              <m:t>k</m:t>
+            </m:r>
+          </m:sub>
+        </m:sSub>
+        <m:r>
+          <m:rPr>
+            <m:sty m:val="p"/>
+          </m:rPr>
+          <m:t>/</m:t>
+        </m:r>
+        <m:sSub>
+          <m:e>
+            <m:r>
+              <m:t>m</m:t>
+            </m:r>
+          </m:e>
+          <m:sub>
+            <m:r>
+              <m:t>k</m:t>
+            </m:r>
+          </m:sub>
+        </m:sSub>
+      </m:oMath>
+      <w:r>
+        <w:t xml:space="preserve">.</w:t>
+      </w:r>
+      <w:r>
+        <w:t xml:space="preserve"> </w:t>
+      </w:r>
+      <w:r>
+        <w:t xml:space="preserve">The log-likelihood term increases to this point and decreases after it, so the point is a maximum.</w:t>
+      </w:r>
+      <w:r>
+        <w:t xml:space="preserve"> </w:t>
+      </w:r>
+      <w:r>
+        <w:t xml:space="preserve">Now suppose</w:t>
+      </w:r>
+      <w:r>
+        <w:t xml:space="preserve"> </w:t>
+      </w:r>
+      <m:oMath>
+        <m:sSub>
+          <m:e>
+            <m:r>
+              <m:t>s</m:t>
+            </m:r>
+          </m:e>
+          <m:sub>
+            <m:r>
+              <m:t>k</m:t>
+            </m:r>
+          </m:sub>
+        </m:sSub>
+        <m:r>
+          <m:rPr>
+            <m:sty m:val="p"/>
+          </m:rPr>
+          <m:t>=</m:t>
+        </m:r>
+        <m:r>
+          <m:t>0</m:t>
+        </m:r>
+      </m:oMath>
+      <w:r>
+        <w:t xml:space="preserve">.</w:t>
+      </w:r>
+      <w:r>
+        <w:t xml:space="preserve"> </w:t>
+      </w:r>
+      <w:r>
+        <w:t xml:space="preserve">A count of</w:t>
+      </w:r>
+      <w:r>
+        <w:t xml:space="preserve"> </w:t>
+      </w:r>
+      <m:oMath>
+        <m:r>
+          <m:t>0</m:t>
+        </m:r>
+      </m:oMath>
+      <w:r>
+        <w:t xml:space="preserve"> </w:t>
+      </w:r>
+      <w:r>
+        <w:t xml:space="preserve">times a logarithm is taken as</w:t>
+      </w:r>
+      <w:r>
+        <w:t xml:space="preserve"> </w:t>
+      </w:r>
+      <m:oMath>
+        <m:r>
+          <m:t>0</m:t>
+        </m:r>
+      </m:oMath>
+      <w:r>
+        <w:t xml:space="preserve">, so the term is</w:t>
+      </w:r>
+      <w:r>
+        <w:t xml:space="preserve"> </w:t>
+      </w:r>
+      <m:oMath>
+        <m:sSub>
+          <m:e>
+            <m:r>
+              <m:t>m</m:t>
+            </m:r>
+          </m:e>
+          <m:sub>
+            <m:r>
+              <m:t>k</m:t>
+            </m:r>
+          </m:sub>
+        </m:sSub>
+        <m:r>
+          <m:rPr>
+            <m:sty m:val="p"/>
+          </m:rPr>
+          <m:t>ln</m:t>
+        </m:r>
+        <m:r>
+          <m:t>​</m:t>
+        </m:r>
+        <m:d>
+          <m:dPr>
+            <m:begChr m:val="("/>
+            <m:sepChr m:val=""/>
+            <m:endChr m:val=")"/>
+            <m:grow/>
+          </m:dPr>
+          <m:e>
+            <m:r>
+              <m:t>1</m:t>
+            </m:r>
+            <m:r>
+              <m:rPr>
+                <m:sty m:val="p"/>
+              </m:rPr>
+              <m:t>−</m:t>
+            </m:r>
+            <m:sSub>
+              <m:e>
+                <m:r>
+                  <m:t>π</m:t>
+                </m:r>
+              </m:e>
+              <m:sub>
+                <m:r>
+                  <m:t>k</m:t>
+                </m:r>
+              </m:sub>
+            </m:sSub>
+          </m:e>
+        </m:d>
+        <m:r>
+          <m:t>​</m:t>
+        </m:r>
+      </m:oMath>
+      <w:r>
+        <w:t xml:space="preserve">, which decreases in</w:t>
+      </w:r>
+      <w:r>
+        <w:t xml:space="preserve"> </w:t>
+      </w:r>
+      <m:oMath>
+        <m:sSub>
+          <m:e>
+            <m:r>
+              <m:t>π</m:t>
+            </m:r>
+          </m:e>
+          <m:sub>
+            <m:r>
+              <m:t>k</m:t>
+            </m:r>
+          </m:sub>
+        </m:sSub>
+      </m:oMath>
+      <w:r>
+        <w:t xml:space="preserve"> </w:t>
+      </w:r>
+      <w:r>
+        <w:t xml:space="preserve">and so peaks at</w:t>
+      </w:r>
+      <w:r>
+        <w:t xml:space="preserve"> </w:t>
+      </w:r>
+      <m:oMath>
+        <m:sSub>
+          <m:e>
+            <m:r>
+              <m:t>π</m:t>
+            </m:r>
+          </m:e>
+          <m:sub>
+            <m:r>
+              <m:t>k</m:t>
+            </m:r>
+          </m:sub>
+        </m:sSub>
+        <m:r>
+          <m:rPr>
+            <m:sty m:val="p"/>
+          </m:rPr>
+          <m:t>=</m:t>
+        </m:r>
+        <m:r>
+          <m:t>0</m:t>
+        </m:r>
+      </m:oMath>
+      <w:r>
+        <w:t xml:space="preserve">.</w:t>
+      </w:r>
+      <w:r>
+        <w:t xml:space="preserve"> </w:t>
+      </w:r>
+      <w:r>
+        <w:t xml:space="preserve">Next suppose</w:t>
+      </w:r>
+      <w:r>
+        <w:t xml:space="preserve"> </w:t>
+      </w:r>
+      <m:oMath>
+        <m:sSub>
+          <m:e>
+            <m:r>
+              <m:t>s</m:t>
+            </m:r>
+          </m:e>
+          <m:sub>
+            <m:r>
+              <m:t>k</m:t>
+            </m:r>
+          </m:sub>
+        </m:sSub>
+        <m:r>
+          <m:rPr>
+            <m:sty m:val="p"/>
+          </m:rPr>
+          <m:t>=</m:t>
+        </m:r>
+        <m:sSub>
+          <m:e>
+            <m:r>
+              <m:t>m</m:t>
+            </m:r>
+          </m:e>
+          <m:sub>
+            <m:r>
+              <m:t>k</m:t>
+            </m:r>
+          </m:sub>
+        </m:sSub>
+      </m:oMath>
+      <w:r>
+        <w:t xml:space="preserve">.</w:t>
+      </w:r>
+      <w:r>
+        <w:t xml:space="preserve"> </w:t>
+      </w:r>
+      <w:r>
+        <w:t xml:space="preserve">By the same convention, the term is</w:t>
+      </w:r>
+      <w:r>
+        <w:t xml:space="preserve"> </w:t>
+      </w:r>
+      <m:oMath>
+        <m:sSub>
+          <m:e>
+            <m:r>
+              <m:t>m</m:t>
+            </m:r>
+          </m:e>
+          <m:sub>
+            <m:r>
+              <m:t>k</m:t>
+            </m:r>
+          </m:sub>
+        </m:sSub>
+        <m:r>
+          <m:rPr>
+            <m:sty m:val="p"/>
+          </m:rPr>
+          <m:t>ln</m:t>
+        </m:r>
+        <m:sSub>
+          <m:e>
+            <m:r>
+              <m:t>π</m:t>
+            </m:r>
+          </m:e>
+          <m:sub>
+            <m:r>
+              <m:t>k</m:t>
+            </m:r>
+          </m:sub>
+        </m:sSub>
+      </m:oMath>
+      <w:r>
+        <w:t xml:space="preserve">, which peaks at</w:t>
+      </w:r>
+      <w:r>
+        <w:t xml:space="preserve"> </w:t>
+      </w:r>
+      <m:oMath>
+        <m:sSub>
+          <m:e>
+            <m:r>
+              <m:t>π</m:t>
+            </m:r>
+          </m:e>
+          <m:sub>
+            <m:r>
+              <m:t>k</m:t>
+            </m:r>
+          </m:sub>
+        </m:sSub>
+        <m:r>
+          <m:rPr>
+            <m:sty m:val="p"/>
+          </m:rPr>
+          <m:t>=</m:t>
+        </m:r>
+        <m:r>
+          <m:t>1</m:t>
+        </m:r>
+      </m:oMath>
+      <w:r>
+        <w:t xml:space="preserve">.</w:t>
+      </w:r>
+      <w:r>
+        <w:t xml:space="preserve"> </w:t>
+      </w:r>
+      <w:r>
+        <w:t xml:space="preserve">Both agree with</w:t>
+      </w:r>
+      <w:r>
+        <w:t xml:space="preserve"> </w:t>
+      </w:r>
+      <m:oMath>
+        <m:sSub>
+          <m:e>
+            <m:r>
+              <m:t>s</m:t>
+            </m:r>
+          </m:e>
+          <m:sub>
+            <m:r>
+              <m:t>k</m:t>
+            </m:r>
+          </m:sub>
+        </m:sSub>
+        <m:r>
+          <m:rPr>
+            <m:sty m:val="p"/>
+          </m:rPr>
+          <m:t>/</m:t>
+        </m:r>
+        <m:sSub>
+          <m:e>
+            <m:r>
+              <m:t>m</m:t>
+            </m:r>
+          </m:e>
+          <m:sub>
+            <m:r>
+              <m:t>k</m:t>
+            </m:r>
+          </m:sub>
+        </m:sSub>
+      </m:oMath>
+      <w:r>
+        <w:t xml:space="preserve">.</w:t>
+      </w:r>
+    </w:p>
+    <w:bookmarkStart w:id="45" w:name="def-saturated-deviance"/>
+    <w:p>
+      <w:pPr>
+        <w:pStyle w:val="BodyText"/>
+      </w:pPr>
+      <w:r>
+        <w:rPr>
+          <w:b/>
+          <w:bCs/>
+        </w:rPr>
+        <w:t xml:space="preserve">Definition 8 (Deviance relative to the saturated model)</w:t>
+      </w:r>
+      <w:r>
+        <w:t xml:space="preserve"> </w:t>
+      </w:r>
+      <w:r>
+        <w:t xml:space="preserve">The</w:t>
+      </w:r>
+      <w:r>
+        <w:t xml:space="preserve"> </w:t>
+      </w:r>
+      <w:r>
+        <w:rPr>
+          <w:b/>
+          <w:bCs/>
+        </w:rPr>
+        <w:t xml:space="preserve">deviance relative to the saturated model</w:t>
+      </w:r>
+      <w:r>
+        <w:t xml:space="preserve"> </w:t>
+      </w:r>
+      <w:r>
+        <w:t xml:space="preserve">of a fitted model is twice the amount by which its maximized log-likelihood</w:t>
+      </w:r>
+      <w:r>
+        <w:t xml:space="preserve"> </w:t>
+      </w:r>
+      <m:oMath>
+        <m:r>
+          <m:t>ℓ</m:t>
+        </m:r>
+        <m:r>
+          <m:t>​</m:t>
+        </m:r>
+        <m:d>
+          <m:dPr>
+            <m:begChr m:val="("/>
+            <m:sepChr m:val=""/>
+            <m:endChr m:val=")"/>
+            <m:grow/>
+          </m:dPr>
+          <m:e>
+            <m:acc>
+              <m:accPr>
+                <m:chr m:val="̂"/>
+              </m:accPr>
+              <m:e>
+                <m:acc>
+                  <m:accPr>
+                    <m:chr m:val="̃"/>
+                  </m:accPr>
+                  <m:e>
+                    <m:r>
+                      <m:t>β</m:t>
+                    </m:r>
+                  </m:e>
+                </m:acc>
+              </m:e>
+            </m:acc>
+          </m:e>
+        </m:d>
+        <m:r>
+          <m:t>​</m:t>
+        </m:r>
+      </m:oMath>
+      <w:r>
+        <w:t xml:space="preserve"> </w:t>
+      </w:r>
+      <w:r>
+        <w:t xml:space="preserve">falls short of the maximized log-likelihood</w:t>
+      </w:r>
+      <w:r>
+        <w:t xml:space="preserve"> </w:t>
+      </w:r>
+      <m:oMath>
+        <m:sSub>
+          <m:e>
+            <m:r>
+              <m:t>ℓ</m:t>
+            </m:r>
+          </m:e>
+          <m:sub>
+            <m:r>
+              <m:rPr>
+                <m:sty m:val="p"/>
+              </m:rPr>
+              <m:t>s</m:t>
+            </m:r>
+            <m:r>
+              <m:rPr>
+                <m:sty m:val="p"/>
+              </m:rPr>
+              <m:t>a</m:t>
+            </m:r>
+            <m:r>
+              <m:rPr>
+                <m:sty m:val="p"/>
+              </m:rPr>
+              <m:t>t</m:t>
+            </m:r>
+          </m:sub>
+        </m:sSub>
+      </m:oMath>
+      <w:r>
+        <w:t xml:space="preserve"> </w:t>
+      </w:r>
+      <w:r>
+        <w:t xml:space="preserve">of the</w:t>
+      </w:r>
+      <w:r>
+        <w:t xml:space="preserve"> </w:t>
+      </w:r>
+      <w:hyperlink w:anchor="def-saturated-model">
+        <w:r>
+          <w:rPr>
+            <w:rStyle w:val="Hyperlink"/>
+          </w:rPr>
+          <w:t xml:space="preserve">saturated model</w:t>
+        </w:r>
+      </w:hyperlink>
+      <w:r>
+        <w:t xml:space="preserve">:</w:t>
+      </w:r>
+    </w:p>
+    <w:p>
+      <w:pPr>
+        <w:pStyle w:val="BodyText"/>
+      </w:pPr>
+      <w:bookmarkStart w:id="44" w:name="eq-saturated-deviance"/>
+      <m:oMathPara>
+        <m:oMathParaPr>
+          <m:jc m:val="center"/>
+        </m:oMathParaPr>
+        <m:oMath>
+          <m:sSub>
+            <m:e>
+              <m:r>
+                <m:t>D</m:t>
+              </m:r>
+            </m:e>
+            <m:sub>
+              <m:r>
+                <m:rPr>
+                  <m:sty m:val="p"/>
+                </m:rPr>
+                <m:t>s</m:t>
+              </m:r>
+              <m:r>
+                <m:rPr>
+                  <m:sty m:val="p"/>
+                </m:rPr>
+                <m:t>a</m:t>
+              </m:r>
+              <m:r>
+                <m:rPr>
+                  <m:sty m:val="p"/>
+                </m:rPr>
+                <m:t>t</m:t>
+              </m:r>
+            </m:sub>
+          </m:sSub>
+          <m:r>
+            <m:rPr>
+              <m:sty m:val="p"/>
+            </m:rPr>
+            <m:t>=</m:t>
+          </m:r>
+          <m:r>
+            <m:t>2</m:t>
+          </m:r>
+          <m:r>
+            <m:t>​</m:t>
+          </m:r>
+          <m:d>
+            <m:dPr>
+              <m:begChr m:val="("/>
+              <m:sepChr m:val=""/>
+              <m:endChr m:val=")"/>
+              <m:grow/>
+            </m:dPr>
+            <m:e>
+              <m:sSub>
+                <m:e>
+                  <m:r>
+                    <m:t>ℓ</m:t>
+                  </m:r>
+                </m:e>
+                <m:sub>
+                  <m:r>
+                    <m:rPr>
+                      <m:sty m:val="p"/>
+                    </m:rPr>
+                    <m:t>s</m:t>
+                  </m:r>
+                  <m:r>
+                    <m:rPr>
+                      <m:sty m:val="p"/>
+                    </m:rPr>
+                    <m:t>a</m:t>
+                  </m:r>
+                  <m:r>
+                    <m:rPr>
+                      <m:sty m:val="p"/>
+                    </m:rPr>
+                    <m:t>t</m:t>
+                  </m:r>
+                </m:sub>
+              </m:sSub>
+              <m:r>
+                <m:rPr>
+                  <m:sty m:val="p"/>
+                </m:rPr>
+                <m:t>−</m:t>
+              </m:r>
+              <m:r>
+                <m:t>ℓ</m:t>
+              </m:r>
+              <m:r>
+                <m:t>​</m:t>
+              </m:r>
+              <m:d>
+                <m:dPr>
+                  <m:begChr m:val="("/>
+                  <m:sepChr m:val=""/>
+                  <m:endChr m:val=")"/>
+                  <m:grow/>
+                </m:dPr>
+                <m:e>
+                  <m:acc>
+                    <m:accPr>
+                      <m:chr m:val="̂"/>
+                    </m:accPr>
+                    <m:e>
+                      <m:acc>
+                        <m:accPr>
+                          <m:chr m:val="̃"/>
+                        </m:accPr>
+                        <m:e>
+                          <m:r>
+                            <m:t>β</m:t>
+                          </m:r>
+                        </m:e>
+                      </m:acc>
+                    </m:e>
+                  </m:acc>
+                </m:e>
+              </m:d>
+              <m:r>
+                <m:t>​</m:t>
+              </m:r>
+            </m:e>
+          </m:d>
+          <m:r>
+            <m:t>​</m:t>
+          </m:r>
+          <m:r>
+            <m:rPr>
+              <m:sty m:val="p"/>
+            </m:rPr>
+            <m:t>.</m:t>
+          </m:r>
+          <m:r>
+            <m:t>  </m:t>
+          </m:r>
+          <m:r>
+            <m:rPr>
+              <m:sty m:val="p"/>
+            </m:rPr>
+            <m:t>(</m:t>
+          </m:r>
+          <m:r>
+            <m:t>5</m:t>
+          </m:r>
+          <m:r>
+            <m:rPr>
+              <m:sty m:val="p"/>
+            </m:rPr>
+            <m:t>)</m:t>
+          </m:r>
+        </m:oMath>
+      </m:oMathPara>
+      <w:bookmarkEnd w:id="44"/>
+    </w:p>
+    <w:bookmarkEnd w:id="45"/>
+    <w:bookmarkStart w:id="47" w:name="thm-saturated-deviance"/>
+    <w:p>
+      <w:pPr>
+        <w:pStyle w:val="FirstParagraph"/>
+      </w:pPr>
+      <w:r>
+        <w:rPr>
+          <w:b/>
+          <w:bCs/>
+        </w:rPr>
+        <w:t xml:space="preserve">Theorem 3 (The deviance relative to the saturated model, from grouped counts)</w:t>
+      </w:r>
+      <w:r>
+        <w:t xml:space="preserve"> </w:t>
+      </w:r>
+      <w:r>
+        <w:t xml:space="preserve">For a fitted logistic regression with fitted event probabilities</w:t>
+      </w:r>
+      <w:r>
+        <w:t xml:space="preserve"> </w:t>
+      </w:r>
+      <m:oMath>
+        <m:sSub>
+          <m:e>
+            <m:acc>
+              <m:accPr>
+                <m:chr m:val="̂"/>
+              </m:accPr>
+              <m:e>
+                <m:r>
+                  <m:t>π</m:t>
+                </m:r>
+              </m:e>
+            </m:acc>
+          </m:e>
+          <m:sub>
+            <m:r>
+              <m:t>k</m:t>
+            </m:r>
+          </m:sub>
+        </m:sSub>
+      </m:oMath>
+      <w:r>
+        <w:t xml:space="preserve"> </w:t>
+      </w:r>
+      <w:r>
+        <w:t xml:space="preserve">at the</w:t>
+      </w:r>
+      <w:r>
+        <w:t xml:space="preserve"> </w:t>
+      </w:r>
+      <m:oMath>
+        <m:r>
+          <m:t>K</m:t>
+        </m:r>
+      </m:oMath>
+      <w:r>
+        <w:t xml:space="preserve"> </w:t>
+      </w:r>
+      <w:r>
+        <w:t xml:space="preserve">covariate patterns,</w:t>
+      </w:r>
+    </w:p>
+    <w:p>
+      <w:pPr>
+        <w:pStyle w:val="BodyText"/>
+      </w:pPr>
+      <w:bookmarkStart w:id="46" w:name="eq-saturated-deviance-grouped"/>
+      <m:oMathPara>
+        <m:oMathParaPr>
+          <m:jc m:val="center"/>
+        </m:oMathParaPr>
+        <m:oMath>
+          <m:sSub>
+            <m:e>
+              <m:r>
+                <m:t>D</m:t>
+              </m:r>
+            </m:e>
+            <m:sub>
+              <m:r>
+                <m:rPr>
+                  <m:sty m:val="p"/>
+                </m:rPr>
+                <m:t>s</m:t>
+              </m:r>
+              <m:r>
+                <m:rPr>
+                  <m:sty m:val="p"/>
+                </m:rPr>
+                <m:t>a</m:t>
+              </m:r>
+              <m:r>
+                <m:rPr>
+                  <m:sty m:val="p"/>
+                </m:rPr>
+                <m:t>t</m:t>
+              </m:r>
+            </m:sub>
+          </m:sSub>
+          <m:r>
+            <m:rPr>
+              <m:sty m:val="p"/>
+            </m:rPr>
+            <m:t>=</m:t>
+          </m:r>
+          <m:r>
+            <m:t>2</m:t>
+          </m:r>
+          <m:nary>
+            <m:naryPr>
+              <m:chr m:val="∑"/>
+              <m:limLoc m:val="undOvr"/>
+              <m:subHide m:val="off"/>
+              <m:supHide m:val="off"/>
+            </m:naryPr>
+            <m:sub>
+              <m:r>
+                <m:t>k</m:t>
+              </m:r>
+              <m:r>
+                <m:rPr>
+                  <m:sty m:val="p"/>
+                </m:rPr>
+                <m:t>=</m:t>
+              </m:r>
+              <m:r>
+                <m:t>1</m:t>
+              </m:r>
+            </m:sub>
+            <m:sup>
+              <m:r>
+                <m:t>K</m:t>
+              </m:r>
+            </m:sup>
+            <m:e>
+              <m:r>
+                <m:t>​</m:t>
+              </m:r>
+            </m:e>
+          </m:nary>
+          <m:d>
+            <m:dPr>
+              <m:begChr m:val="{"/>
+              <m:sepChr m:val=""/>
+              <m:endChr m:val="}"/>
+              <m:grow/>
+            </m:dPr>
+            <m:e>
+              <m:sSub>
+                <m:e>
+                  <m:r>
+                    <m:t>s</m:t>
+                  </m:r>
+                </m:e>
+                <m:sub>
+                  <m:r>
+                    <m:t>k</m:t>
+                  </m:r>
+                </m:sub>
+              </m:sSub>
+              <m:r>
+                <m:rPr>
+                  <m:sty m:val="p"/>
+                </m:rPr>
+                <m:t>ln</m:t>
+              </m:r>
+              <m:r>
+                <m:t>​</m:t>
+              </m:r>
+              <m:d>
+                <m:dPr>
+                  <m:begChr m:val="("/>
+                  <m:sepChr m:val=""/>
+                  <m:endChr m:val=")"/>
+                  <m:grow/>
+                </m:dPr>
+                <m:e>
+                  <m:f>
+                    <m:fPr>
+                      <m:type m:val="bar"/>
+                    </m:fPr>
+                    <m:num>
+                      <m:sSub>
+                        <m:e>
+                          <m:r>
+                            <m:t>s</m:t>
+                          </m:r>
+                        </m:e>
+                        <m:sub>
+                          <m:r>
+                            <m:t>k</m:t>
+                          </m:r>
+                        </m:sub>
+                      </m:sSub>
+                    </m:num>
+                    <m:den>
+                      <m:sSub>
+                        <m:e>
+                          <m:r>
+                            <m:t>m</m:t>
+                          </m:r>
+                        </m:e>
+                        <m:sub>
+                          <m:r>
+                            <m:t>k</m:t>
+                          </m:r>
+                        </m:sub>
+                      </m:sSub>
+                      <m:sSub>
+                        <m:e>
+                          <m:acc>
+                            <m:accPr>
+                              <m:chr m:val="̂"/>
+                            </m:accPr>
+                            <m:e>
+                              <m:r>
+                                <m:t>π</m:t>
+                              </m:r>
+                            </m:e>
+                          </m:acc>
+                        </m:e>
+                        <m:sub>
+                          <m:r>
+                            <m:t>k</m:t>
+                          </m:r>
+                        </m:sub>
+                      </m:sSub>
+                    </m:den>
+                  </m:f>
+                </m:e>
+              </m:d>
+              <m:r>
+                <m:t>​</m:t>
+              </m:r>
+              <m:r>
+                <m:rPr>
+                  <m:sty m:val="p"/>
+                </m:rPr>
+                <m:t>+</m:t>
+              </m:r>
+              <m:r>
+                <m:t>​</m:t>
+              </m:r>
+              <m:d>
+                <m:dPr>
+                  <m:begChr m:val="("/>
+                  <m:sepChr m:val=""/>
+                  <m:endChr m:val=")"/>
+                  <m:grow/>
+                </m:dPr>
+                <m:e>
+                  <m:sSub>
+                    <m:e>
+                      <m:r>
+                        <m:t>m</m:t>
+                      </m:r>
+                    </m:e>
+                    <m:sub>
+                      <m:r>
+                        <m:t>k</m:t>
+                      </m:r>
+                    </m:sub>
+                  </m:sSub>
+                  <m:r>
+                    <m:rPr>
+                      <m:sty m:val="p"/>
+                    </m:rPr>
+                    <m:t>−</m:t>
+                  </m:r>
+                  <m:sSub>
+                    <m:e>
+                      <m:r>
+                        <m:t>s</m:t>
+                      </m:r>
+                    </m:e>
+                    <m:sub>
+                      <m:r>
+                        <m:t>k</m:t>
+                      </m:r>
+                    </m:sub>
+                  </m:sSub>
+                </m:e>
+              </m:d>
+              <m:r>
+                <m:t>​</m:t>
+              </m:r>
+              <m:r>
+                <m:rPr>
+                  <m:sty m:val="p"/>
+                </m:rPr>
+                <m:t>ln</m:t>
+              </m:r>
+              <m:r>
+                <m:t>​</m:t>
+              </m:r>
+              <m:d>
+                <m:dPr>
+                  <m:begChr m:val="("/>
+                  <m:sepChr m:val=""/>
+                  <m:endChr m:val=")"/>
+                  <m:grow/>
+                </m:dPr>
+                <m:e>
+                  <m:f>
+                    <m:fPr>
+                      <m:type m:val="bar"/>
+                    </m:fPr>
+                    <m:num>
+                      <m:sSub>
+                        <m:e>
+                          <m:r>
+                            <m:t>m</m:t>
+                          </m:r>
+                        </m:e>
+                        <m:sub>
+                          <m:r>
+                            <m:t>k</m:t>
+                          </m:r>
+                        </m:sub>
+                      </m:sSub>
+                      <m:r>
+                        <m:rPr>
+                          <m:sty m:val="p"/>
+                        </m:rPr>
+                        <m:t>−</m:t>
+                      </m:r>
+                      <m:sSub>
+                        <m:e>
+                          <m:r>
+                            <m:t>s</m:t>
+                          </m:r>
+                        </m:e>
+                        <m:sub>
+                          <m:r>
+                            <m:t>k</m:t>
+                          </m:r>
+                        </m:sub>
+                      </m:sSub>
+                    </m:num>
+                    <m:den>
+                      <m:sSub>
+                        <m:e>
+                          <m:r>
+                            <m:t>m</m:t>
+                          </m:r>
+                        </m:e>
+                        <m:sub>
+                          <m:r>
+                            <m:t>k</m:t>
+                          </m:r>
+                        </m:sub>
+                      </m:sSub>
+                      <m:r>
+                        <m:t>​</m:t>
+                      </m:r>
+                      <m:d>
+                        <m:dPr>
+                          <m:begChr m:val="("/>
+                          <m:sepChr m:val=""/>
+                          <m:endChr m:val=")"/>
+                          <m:grow/>
+                        </m:dPr>
+                        <m:e>
+                          <m:r>
+                            <m:t>1</m:t>
+                          </m:r>
+                          <m:r>
+                            <m:rPr>
+                              <m:sty m:val="p"/>
+                            </m:rPr>
+                            <m:t>−</m:t>
+                          </m:r>
+                          <m:sSub>
+                            <m:e>
+                              <m:acc>
+                                <m:accPr>
+                                  <m:chr m:val="̂"/>
+                                </m:accPr>
+                                <m:e>
+                                  <m:r>
+                                    <m:t>π</m:t>
+                                  </m:r>
+                                </m:e>
+                              </m:acc>
+                            </m:e>
+                            <m:sub>
+                              <m:r>
+                                <m:t>k</m:t>
+                              </m:r>
+                            </m:sub>
+                          </m:sSub>
+                        </m:e>
+                      </m:d>
+                      <m:r>
+                        <m:t>​</m:t>
+                      </m:r>
+                    </m:den>
+                  </m:f>
+                </m:e>
+              </m:d>
+              <m:r>
+                <m:t>​</m:t>
+              </m:r>
+            </m:e>
+          </m:d>
+          <m:r>
+            <m:t>​</m:t>
+          </m:r>
+          <m:r>
+            <m:rPr>
+              <m:sty m:val="p"/>
+            </m:rPr>
+            <m:t>,</m:t>
+          </m:r>
+          <m:r>
+            <m:t>  </m:t>
+          </m:r>
+          <m:r>
+            <m:rPr>
+              <m:sty m:val="p"/>
+            </m:rPr>
+            <m:t>(</m:t>
+          </m:r>
+          <m:r>
+            <m:t>6</m:t>
+          </m:r>
+          <m:r>
+            <m:rPr>
+              <m:sty m:val="p"/>
+            </m:rPr>
+            <m:t>)</m:t>
+          </m:r>
+        </m:oMath>
+      </m:oMathPara>
+      <w:bookmarkEnd w:id="46"/>
+    </w:p>
+    <w:p>
+      <w:pPr>
+        <w:pStyle w:val="FirstParagraph"/>
+      </w:pPr>
+      <w:r>
+        <w:t xml:space="preserve">where a term with</w:t>
+      </w:r>
+      <w:r>
+        <w:t xml:space="preserve"> </w:t>
+      </w:r>
+      <m:oMath>
+        <m:sSub>
+          <m:e>
+            <m:r>
+              <m:t>s</m:t>
+            </m:r>
+          </m:e>
+          <m:sub>
+            <m:r>
+              <m:t>k</m:t>
+            </m:r>
+          </m:sub>
+        </m:sSub>
+        <m:r>
+          <m:rPr>
+            <m:sty m:val="p"/>
+          </m:rPr>
+          <m:t>=</m:t>
+        </m:r>
+        <m:r>
+          <m:t>0</m:t>
+        </m:r>
+      </m:oMath>
+      <w:r>
+        <w:t xml:space="preserve"> </w:t>
+      </w:r>
+      <w:r>
+        <w:t xml:space="preserve">or</w:t>
+      </w:r>
+      <w:r>
+        <w:t xml:space="preserve"> </w:t>
+      </w:r>
+      <m:oMath>
+        <m:sSub>
+          <m:e>
+            <m:r>
+              <m:t>s</m:t>
+            </m:r>
+          </m:e>
+          <m:sub>
+            <m:r>
+              <m:t>k</m:t>
+            </m:r>
+          </m:sub>
+        </m:sSub>
+        <m:r>
+          <m:rPr>
+            <m:sty m:val="p"/>
+          </m:rPr>
+          <m:t>=</m:t>
+        </m:r>
+        <m:sSub>
+          <m:e>
+            <m:r>
+              <m:t>m</m:t>
+            </m:r>
+          </m:e>
+          <m:sub>
+            <m:r>
+              <m:t>k</m:t>
+            </m:r>
+          </m:sub>
+        </m:sSub>
+      </m:oMath>
+      <w:r>
+        <w:t xml:space="preserve"> </w:t>
+      </w:r>
+      <w:r>
+        <w:t xml:space="preserve">contributes</w:t>
+      </w:r>
+      <w:r>
+        <w:t xml:space="preserve"> </w:t>
+      </w:r>
+      <m:oMath>
+        <m:r>
+          <m:t>0</m:t>
+        </m:r>
+      </m:oMath>
+      <w:r>
+        <w:t xml:space="preserve"> </w:t>
+      </w:r>
+      <w:r>
+        <w:t xml:space="preserve">in its zero-count part.</w:t>
+      </w:r>
+    </w:p>
+    <w:bookmarkEnd w:id="47"/>
+    <w:p>
+      <w:pPr>
+        <w:pStyle w:val="BodyText"/>
+      </w:pPr>
+      <w:r>
+        <w:rPr>
+          <w:i/>
+          <w:iCs/>
+        </w:rPr>
+        <w:t xml:space="preserve">Proof</w:t>
+      </w:r>
+      <w:r>
+        <w:t xml:space="preserve">. </w:t>
+      </w:r>
+      <w:r>
+        <w:t xml:space="preserve">Grouping the outcomes by pattern, the fitted model’s log-likelihood is</w:t>
+      </w:r>
+      <w:r>
+        <w:t xml:space="preserve"> </w:t>
+      </w:r>
+      <m:oMath>
+        <m:r>
+          <m:t>ℓ</m:t>
+        </m:r>
+        <m:r>
+          <m:t>​</m:t>
+        </m:r>
+        <m:d>
+          <m:dPr>
+            <m:begChr m:val="("/>
+            <m:sepChr m:val=""/>
+            <m:endChr m:val=")"/>
+            <m:grow/>
+          </m:dPr>
+          <m:e>
+            <m:acc>
+              <m:accPr>
+                <m:chr m:val="̂"/>
+              </m:accPr>
+              <m:e>
+                <m:acc>
+                  <m:accPr>
+                    <m:chr m:val="̃"/>
+                  </m:accPr>
+                  <m:e>
+                    <m:r>
+                      <m:t>β</m:t>
+                    </m:r>
+                  </m:e>
+                </m:acc>
+              </m:e>
+            </m:acc>
+          </m:e>
+        </m:d>
+        <m:r>
+          <m:t>​</m:t>
+        </m:r>
+        <m:r>
+          <m:rPr>
+            <m:sty m:val="p"/>
+          </m:rPr>
+          <m:t>=</m:t>
+        </m:r>
+        <m:nary>
+          <m:naryPr>
+            <m:chr m:val="∑"/>
+            <m:limLoc m:val="undOvr"/>
+            <m:subHide m:val="off"/>
+            <m:supHide m:val="off"/>
+          </m:naryPr>
+          <m:sub>
+            <m:r>
+              <m:t>k</m:t>
+            </m:r>
+            <m:r>
+              <m:rPr>
+                <m:sty m:val="p"/>
+              </m:rPr>
+              <m:t>=</m:t>
+            </m:r>
+            <m:r>
+              <m:t>1</m:t>
+            </m:r>
+          </m:sub>
+          <m:sup>
+            <m:r>
+              <m:t>K</m:t>
+            </m:r>
+          </m:sup>
+          <m:e>
+            <m:r>
+              <m:t>​</m:t>
+            </m:r>
+          </m:e>
+        </m:nary>
+        <m:d>
+          <m:dPr>
+            <m:begChr m:val="{"/>
+            <m:sepChr m:val=""/>
+            <m:endChr m:val="}"/>
+            <m:grow/>
+          </m:dPr>
+          <m:e>
+            <m:sSub>
+              <m:e>
+                <m:r>
+                  <m:t>s</m:t>
+                </m:r>
+              </m:e>
+              <m:sub>
+                <m:r>
+                  <m:t>k</m:t>
+                </m:r>
+              </m:sub>
+            </m:sSub>
+            <m:r>
+              <m:rPr>
+                <m:sty m:val="p"/>
+              </m:rPr>
+              <m:t>ln</m:t>
+            </m:r>
+            <m:sSub>
+              <m:e>
+                <m:acc>
+                  <m:accPr>
+                    <m:chr m:val="̂"/>
+                  </m:accPr>
+                  <m:e>
+                    <m:r>
+                      <m:t>π</m:t>
+                    </m:r>
+                  </m:e>
+                </m:acc>
+              </m:e>
+              <m:sub>
+                <m:r>
+                  <m:t>k</m:t>
+                </m:r>
+              </m:sub>
+            </m:sSub>
+            <m:r>
+              <m:rPr>
+                <m:sty m:val="p"/>
+              </m:rPr>
+              <m:t>+</m:t>
+            </m:r>
+            <m:r>
+              <m:t>​</m:t>
+            </m:r>
+            <m:d>
+              <m:dPr>
+                <m:begChr m:val="("/>
+                <m:sepChr m:val=""/>
+                <m:endChr m:val=")"/>
+                <m:grow/>
+              </m:dPr>
+              <m:e>
+                <m:sSub>
+                  <m:e>
+                    <m:r>
+                      <m:t>m</m:t>
+                    </m:r>
+                  </m:e>
+                  <m:sub>
+                    <m:r>
+                      <m:t>k</m:t>
+                    </m:r>
+                  </m:sub>
+                </m:sSub>
+                <m:r>
+                  <m:rPr>
+                    <m:sty m:val="p"/>
+                  </m:rPr>
+                  <m:t>−</m:t>
+                </m:r>
+                <m:sSub>
+                  <m:e>
+                    <m:r>
+                      <m:t>s</m:t>
+                    </m:r>
+                  </m:e>
+                  <m:sub>
+                    <m:r>
+                      <m:t>k</m:t>
+                    </m:r>
+                  </m:sub>
+                </m:sSub>
+              </m:e>
+            </m:d>
+            <m:r>
+              <m:t>​</m:t>
+            </m:r>
+            <m:r>
+              <m:rPr>
+                <m:sty m:val="p"/>
+              </m:rPr>
+              <m:t>ln</m:t>
+            </m:r>
+            <m:r>
+              <m:t>​</m:t>
+            </m:r>
+            <m:d>
+              <m:dPr>
+                <m:begChr m:val="("/>
+                <m:sepChr m:val=""/>
+                <m:endChr m:val=")"/>
+                <m:grow/>
+              </m:dPr>
+              <m:e>
+                <m:r>
+                  <m:t>1</m:t>
+                </m:r>
+                <m:r>
+                  <m:rPr>
+                    <m:sty m:val="p"/>
+                  </m:rPr>
+                  <m:t>−</m:t>
+                </m:r>
+                <m:sSub>
+                  <m:e>
+                    <m:acc>
+                      <m:accPr>
+                        <m:chr m:val="̂"/>
+                      </m:accPr>
+                      <m:e>
+                        <m:r>
+                          <m:t>π</m:t>
+                        </m:r>
+                      </m:e>
+                    </m:acc>
+                  </m:e>
+                  <m:sub>
+                    <m:r>
+                      <m:t>k</m:t>
+                    </m:r>
+                  </m:sub>
+                </m:sSub>
+              </m:e>
+            </m:d>
+            <m:r>
+              <m:t>​</m:t>
+            </m:r>
+          </m:e>
+        </m:d>
+        <m:r>
+          <m:t>​</m:t>
+        </m:r>
+      </m:oMath>
+      <w:r>
+        <w:t xml:space="preserve">.</w:t>
+      </w:r>
+      <w:r>
+        <w:t xml:space="preserve"> </w:t>
+      </w:r>
+      <w:r>
+        <w:t xml:space="preserve">By</w:t>
+      </w:r>
+      <w:r>
+        <w:t xml:space="preserve"> </w:t>
+      </w:r>
+      <w:hyperlink w:anchor="thm-saturated-mle">
+        <w:r>
+          <w:rPr>
+            <w:rStyle w:val="Hyperlink"/>
+          </w:rPr>
+          <w:t xml:space="preserve">Theorem 2</w:t>
+        </w:r>
+      </w:hyperlink>
+      <w:r>
+        <w:t xml:space="preserve">, the saturated log-likelihood is the same sum with</w:t>
+      </w:r>
+      <w:r>
+        <w:t xml:space="preserve"> </w:t>
+      </w:r>
+      <m:oMath>
+        <m:sSub>
+          <m:e>
+            <m:acc>
+              <m:accPr>
+                <m:chr m:val="̂"/>
+              </m:accPr>
+              <m:e>
+                <m:r>
+                  <m:t>π</m:t>
+                </m:r>
+              </m:e>
+            </m:acc>
+          </m:e>
+          <m:sub>
+            <m:r>
+              <m:t>k</m:t>
+            </m:r>
+          </m:sub>
+        </m:sSub>
+      </m:oMath>
+      <w:r>
+        <w:t xml:space="preserve"> </w:t>
+      </w:r>
+      <w:r>
+        <w:t xml:space="preserve">replaced by</w:t>
+      </w:r>
+      <w:r>
+        <w:t xml:space="preserve"> </w:t>
+      </w:r>
+      <m:oMath>
+        <m:sSub>
+          <m:e>
+            <m:r>
+              <m:t>s</m:t>
+            </m:r>
+          </m:e>
+          <m:sub>
+            <m:r>
+              <m:t>k</m:t>
+            </m:r>
+          </m:sub>
+        </m:sSub>
+        <m:r>
+          <m:rPr>
+            <m:sty m:val="p"/>
+          </m:rPr>
+          <m:t>/</m:t>
+        </m:r>
+        <m:sSub>
+          <m:e>
+            <m:r>
+              <m:t>m</m:t>
+            </m:r>
+          </m:e>
+          <m:sub>
+            <m:r>
+              <m:t>k</m:t>
+            </m:r>
+          </m:sub>
+        </m:sSub>
+      </m:oMath>
+      <w:r>
+        <w:t xml:space="preserve">.</w:t>
+      </w:r>
+      <w:r>
+        <w:t xml:space="preserve"> </w:t>
+      </w:r>
+      <w:r>
+        <w:t xml:space="preserve">Subtracting the fitted from the saturated log-likelihood, term by term, replaces each</w:t>
+      </w:r>
+      <w:r>
+        <w:t xml:space="preserve"> </w:t>
+      </w:r>
+      <m:oMath>
+        <m:r>
+          <m:rPr>
+            <m:sty m:val="p"/>
+          </m:rPr>
+          <m:t>ln</m:t>
+        </m:r>
+        <m:r>
+          <m:t>​</m:t>
+        </m:r>
+        <m:d>
+          <m:dPr>
+            <m:begChr m:val="("/>
+            <m:sepChr m:val=""/>
+            <m:endChr m:val=")"/>
+            <m:grow/>
+          </m:dPr>
+          <m:e>
+            <m:sSub>
+              <m:e>
+                <m:r>
+                  <m:t>s</m:t>
+                </m:r>
+              </m:e>
+              <m:sub>
+                <m:r>
+                  <m:t>k</m:t>
+                </m:r>
+              </m:sub>
+            </m:sSub>
+            <m:r>
+              <m:rPr>
+                <m:sty m:val="p"/>
+              </m:rPr>
+              <m:t>/</m:t>
+            </m:r>
+            <m:sSub>
+              <m:e>
+                <m:r>
+                  <m:t>m</m:t>
+                </m:r>
+              </m:e>
+              <m:sub>
+                <m:r>
+                  <m:t>k</m:t>
+                </m:r>
+              </m:sub>
+            </m:sSub>
+          </m:e>
+        </m:d>
+        <m:r>
+          <m:t>​</m:t>
+        </m:r>
+        <m:r>
+          <m:rPr>
+            <m:sty m:val="p"/>
+          </m:rPr>
+          <m:t>−</m:t>
+        </m:r>
+        <m:r>
+          <m:rPr>
+            <m:sty m:val="p"/>
+          </m:rPr>
+          <m:t>ln</m:t>
+        </m:r>
+        <m:sSub>
+          <m:e>
+            <m:acc>
+              <m:accPr>
+                <m:chr m:val="̂"/>
+              </m:accPr>
+              <m:e>
+                <m:r>
+                  <m:t>π</m:t>
+                </m:r>
+              </m:e>
+            </m:acc>
+          </m:e>
+          <m:sub>
+            <m:r>
+              <m:t>k</m:t>
+            </m:r>
+          </m:sub>
+        </m:sSub>
+      </m:oMath>
+      <w:r>
+        <w:t xml:space="preserve"> </w:t>
+      </w:r>
+      <w:r>
+        <w:t xml:space="preserve">by</w:t>
+      </w:r>
+      <w:r>
+        <w:t xml:space="preserve"> </w:t>
+      </w:r>
+      <m:oMath>
+        <m:r>
+          <m:rPr>
+            <m:sty m:val="p"/>
+          </m:rPr>
+          <m:t>ln</m:t>
+        </m:r>
+        <m:r>
+          <m:t>​</m:t>
+        </m:r>
+        <m:d>
+          <m:dPr>
+            <m:begChr m:val="("/>
+            <m:sepChr m:val=""/>
+            <m:endChr m:val=")"/>
+            <m:grow/>
+          </m:dPr>
+          <m:e>
+            <m:sSub>
+              <m:e>
+                <m:r>
+                  <m:t>s</m:t>
+                </m:r>
+              </m:e>
+              <m:sub>
+                <m:r>
+                  <m:t>k</m:t>
+                </m:r>
+              </m:sub>
+            </m:sSub>
+            <m:r>
+              <m:rPr>
+                <m:sty m:val="p"/>
+              </m:rPr>
+              <m:t>/</m:t>
+            </m:r>
+            <m:r>
+              <m:t>​</m:t>
+            </m:r>
+            <m:d>
+              <m:dPr>
+                <m:begChr m:val="("/>
+                <m:sepChr m:val=""/>
+                <m:endChr m:val=")"/>
+                <m:grow/>
+              </m:dPr>
+              <m:e>
+                <m:sSub>
+                  <m:e>
+                    <m:r>
+                      <m:t>m</m:t>
+                    </m:r>
+                  </m:e>
+                  <m:sub>
+                    <m:r>
+                      <m:t>k</m:t>
+                    </m:r>
+                  </m:sub>
+                </m:sSub>
+                <m:sSub>
+                  <m:e>
+                    <m:acc>
+                      <m:accPr>
+                        <m:chr m:val="̂"/>
+                      </m:accPr>
+                      <m:e>
+                        <m:r>
+                          <m:t>π</m:t>
+                        </m:r>
+                      </m:e>
+                    </m:acc>
+                  </m:e>
+                  <m:sub>
+                    <m:r>
+                      <m:t>k</m:t>
+                    </m:r>
+                  </m:sub>
+                </m:sSub>
+              </m:e>
+            </m:d>
+            <m:r>
+              <m:t>​</m:t>
+            </m:r>
+          </m:e>
+        </m:d>
+        <m:r>
+          <m:t>​</m:t>
+        </m:r>
+      </m:oMath>
+      <w:r>
+        <w:t xml:space="preserve">, and likewise for the non-events.</w:t>
+      </w:r>
+      <w:r>
+        <w:t xml:space="preserve"> </w:t>
+      </w:r>
+      <w:r>
+        <w:t xml:space="preserve">Multiplying by</w:t>
+      </w:r>
+      <w:r>
+        <w:t xml:space="preserve"> </w:t>
+      </w:r>
+      <m:oMath>
+        <m:r>
+          <m:t>2</m:t>
+        </m:r>
+      </m:oMath>
+      <w:r>
+        <w:t xml:space="preserve">, as</w:t>
+      </w:r>
+      <w:r>
+        <w:t xml:space="preserve"> </w:t>
+      </w:r>
+      <w:hyperlink w:anchor="eq-saturated-deviance">
+        <w:r>
+          <w:rPr>
+            <w:rStyle w:val="Hyperlink"/>
+          </w:rPr>
+          <w:t xml:space="preserve">Equation 5</w:t>
+        </w:r>
+      </w:hyperlink>
+      <w:r>
+        <w:t xml:space="preserve"> </w:t>
+      </w:r>
+      <w:r>
+        <w:t xml:space="preserve">does, gives</w:t>
+      </w:r>
+      <w:r>
+        <w:t xml:space="preserve"> </w:t>
+      </w:r>
+      <w:hyperlink w:anchor="eq-saturated-deviance-grouped">
+        <w:r>
+          <w:rPr>
+            <w:rStyle w:val="Hyperlink"/>
+          </w:rPr>
+          <w:t xml:space="preserve">Equation 6</w:t>
+        </w:r>
+      </w:hyperlink>
+      <w:r>
+        <w:t xml:space="preserve">.</w:t>
+      </w:r>
+      <w:r>
+        <w:t xml:space="preserve"> </w:t>
+      </w:r>
+      <w:r>
+        <w:t xml:space="preserve">A count of</w:t>
+      </w:r>
+      <w:r>
+        <w:t xml:space="preserve"> </w:t>
+      </w:r>
+      <m:oMath>
+        <m:r>
+          <m:t>0</m:t>
+        </m:r>
+      </m:oMath>
+      <w:r>
+        <w:t xml:space="preserve"> </w:t>
+      </w:r>
+      <w:r>
+        <w:t xml:space="preserve">times</w:t>
+      </w:r>
+      <w:r>
+        <w:t xml:space="preserve"> </w:t>
+      </w:r>
+      <m:oMath>
+        <m:r>
+          <m:rPr>
+            <m:sty m:val="p"/>
+          </m:rPr>
+          <m:t>ln</m:t>
+        </m:r>
+        <m:r>
+          <m:t>0</m:t>
+        </m:r>
+      </m:oMath>
+      <w:r>
+        <w:t xml:space="preserve"> </w:t>
+      </w:r>
+      <w:r>
+        <w:t xml:space="preserve">is taken as</w:t>
+      </w:r>
+      <w:r>
+        <w:t xml:space="preserve"> </w:t>
+      </w:r>
+      <m:oMath>
+        <m:r>
+          <m:t>0</m:t>
+        </m:r>
+      </m:oMath>
+      <w:r>
+        <w:t xml:space="preserve">, its limit.</w:t>
+      </w:r>
+    </w:p>
+    <w:tbl>
+      <w:tblPr>
+        <w:tblStyle w:val="Table"/>
+        <w:tblInd w:w="164" w:type="dxa"/>
+        <w:tblBorders>
+          <w:left w:val="single" w:sz="24" w:space="0" w:color="0758E5"/>
+        </w:tblBorders>
+        <w:tblCellMar>
+          <w:left w:w="0" w:type="dxa"/>
+          <w:right w:w="0" w:type="dxa"/>
+        </w:tblCellMar>
+        <w:tblLook w:firstRow="0" w:lastRow="0" w:firstColumn="0" w:lastColumn="0" w:noHBand="0" w:noVBand="0" w:val="0000"/>
+      </w:tblPr>
+      <w:tblGrid>
+        <w:gridCol w:w="7920"/>
+      </w:tblGrid>
+      <w:tr>
+        <w:trPr>
+          <w:cantSplit/>
+        </w:trPr>
+        <w:tc>
+          <w:tcPr>
+            <w:tcMar>
+              <w:left w:w="144" w:type="dxa"/>
+              <w:right w:w="144" w:type="dxa"/>
+            </w:tcMar>
+          </w:tcPr>
+          <w:p>
+            <w:pPr>
+              <w:pStyle w:val="BodyText"/>
+            </w:pPr>
+            <w:pPr>
+              <w:spacing w:before="0" w:after="8"/>
+              <w:jc w:val="center"/>
+            </w:pPr>
+            <w:r>
+              <w:drawing>
+                <wp:inline>
+                  <wp:extent cx="152400" cy="152400"/>
+                  <wp:effectExtent b="0" l="0" r="0" t="0"/>
+                  <wp:docPr descr="" title="" id="48" name="Picture"/>
+                  <a:graphic>
+                    <a:graphicData uri="http://schemas.openxmlformats.org/drawingml/2006/picture">
+                      <pic:pic>
+                        <pic:nvPicPr>
+                          <pic:cNvPr descr="/opt/quarto/share/formats/docx/note.png" id="49" name="Picture"/>
+                          <pic:cNvPicPr>
+                            <a:picLocks noChangeArrowheads="1" noChangeAspect="1"/>
+                          </pic:cNvPicPr>
+                        </pic:nvPicPr>
+                        <pic:blipFill>
+                          <a:blip r:embed="rId16"/>
+                          <a:stretch>
+                            <a:fillRect/>
+                          </a:stretch>
+                        </pic:blipFill>
+                        <pic:spPr bwMode="auto">
+                          <a:xfrm>
+                            <a:off x="0" y="0"/>
+                            <a:ext cx="152400" cy="152400"/>
+                          </a:xfrm>
+                          <a:prstGeom prst="rect">
+                            <a:avLst/>
+                          </a:prstGeom>
+                          <a:noFill/>
+                          <a:ln w="9525">
+                            <a:noFill/>
+                            <a:headEnd/>
+                            <a:tailEnd/>
+                          </a:ln>
+                        </pic:spPr>
+                      </pic:pic>
+                    </a:graphicData>
+                  </a:graphic>
+                </wp:inline>
+              </w:drawing>
+            </w:r>
+          </w:p>
+        </w:tc>
+        <w:tc>
+          <w:p>
+            <w:pPr>
+              <w:pStyle w:val="BodyText"/>
+            </w:pPr>
+            <w:pPr>
+              <w:spacing w:before="16" w:after="64"/>
+            </w:pPr>
+            <w:r>
+              <w:rPr>
+                <w:b/>
+                <w:bCs/>
+              </w:rPr>
+              <w:t xml:space="preserve">Note 5: Source: deviance from grouped counts</w:t>
+            </w:r>
+          </w:p>
+          <w:p>
+            <w:pPr>
+              <w:pStyle w:val="BodyText"/>
+            </w:pPr>
+            <w:pPr>
+              <w:spacing w:before="16" w:after="16"/>
+            </w:pPr>
+            <w:r>
+              <w:t xml:space="preserve">Dobson and Barnett (2018, sec. 5.6.1)</w:t>
+            </w:r>
+            <w:r>
+              <w:t xml:space="preserve"> </w:t>
+            </w:r>
+            <w:r>
+              <w:t xml:space="preserve">derives the deviance of a binomial model relative to the saturated model, and Section 7.5 writes it in the form of</w:t>
+            </w:r>
+            <w:r>
+              <w:t xml:space="preserve"> </w:t>
+            </w:r>
+            <w:hyperlink w:anchor="eq-saturated-deviance-grouped">
+              <w:r>
+                <w:rPr>
+                  <w:rStyle w:val="Hyperlink"/>
+                </w:rPr>
+                <w:t xml:space="preserve">Equation 6</w:t>
+              </w:r>
+            </w:hyperlink>
+            <w:r>
+              <w:t xml:space="preserve">.</w:t>
+            </w:r>
+            <w:r>
+              <w:t xml:space="preserve"> </w:t>
+            </w:r>
+            <w:r>
+              <w:t xml:space="preserve">Section 7.5 also notes that when every observation has its own covariate pattern, so each count is</w:t>
+            </w:r>
+            <w:r>
+              <w:t xml:space="preserve"> </w:t>
+            </w:r>
+            <m:oMath>
+              <m:r>
+                <m:t>0</m:t>
+              </m:r>
+            </m:oMath>
+            <w:r>
+              <w:t xml:space="preserve"> </w:t>
+            </w:r>
+            <w:r>
+              <w:t xml:space="preserve">or</w:t>
+            </w:r>
+            <w:r>
+              <w:t xml:space="preserve"> </w:t>
+            </w:r>
+            <m:oMath>
+              <m:r>
+                <m:t>1</m:t>
+              </m:r>
+            </m:oMath>
+            <w:r>
+              <w:t xml:space="preserve">, this deviance is not a useful measure of fit.</w:t>
+            </w:r>
+          </w:p>
+        </w:tc>
+      </w:tr>
+    </w:tbl>
+    <w:bookmarkStart w:id="50" w:name="cor-deviance-shift"/>
+    <w:p>
+      <w:pPr>
+        <w:pStyle w:val="BodyText"/>
+      </w:pPr>
+      <w:r>
+        <w:rPr>
+          <w:b/>
+          <w:bCs/>
+        </w:rPr>
+        <w:t xml:space="preserve">Corollary 2 (The deviance is the saturated-model deviance shifted by a constant)</w:t>
+      </w:r>
+      <w:r>
+        <w:t xml:space="preserve"> </w:t>
+      </w:r>
+      <w:r>
+        <w:t xml:space="preserve">The</w:t>
+      </w:r>
+      <w:r>
+        <w:t xml:space="preserve"> </w:t>
+      </w:r>
+      <w:hyperlink w:anchor="def-deviance">
+        <w:r>
+          <w:rPr>
+            <w:rStyle w:val="Hyperlink"/>
+          </w:rPr>
+          <w:t xml:space="preserve">deviance</w:t>
+        </w:r>
+      </w:hyperlink>
+      <w:r>
+        <w:t xml:space="preserve"> </w:t>
+      </w:r>
+      <w:r>
+        <w:t xml:space="preserve">of a fitted logistic regression and its</w:t>
+      </w:r>
+      <w:r>
+        <w:t xml:space="preserve"> </w:t>
+      </w:r>
+      <w:hyperlink w:anchor="def-saturated-deviance">
+        <w:r>
+          <w:rPr>
+            <w:rStyle w:val="Hyperlink"/>
+          </w:rPr>
+          <w:t xml:space="preserve">deviance relative to the saturated model</w:t>
+        </w:r>
+      </w:hyperlink>
+      <w:r>
+        <w:t xml:space="preserve"> </w:t>
+      </w:r>
+      <w:r>
+        <w:t xml:space="preserve">differ by a constant that depends on the data and not on the fitted model:</w:t>
+      </w:r>
+    </w:p>
+    <w:p>
+      <w:pPr>
+        <w:pStyle w:val="BodyText"/>
+      </w:pPr>
+      <m:oMathPara>
+        <m:oMathParaPr>
+          <m:jc m:val="center"/>
+        </m:oMathParaPr>
+        <m:oMath>
+          <m:r>
+            <m:t>D</m:t>
+          </m:r>
+          <m:r>
+            <m:rPr>
+              <m:sty m:val="p"/>
+            </m:rPr>
+            <m:t>=</m:t>
+          </m:r>
+          <m:sSub>
+            <m:e>
+              <m:r>
+                <m:t>D</m:t>
+              </m:r>
+            </m:e>
+            <m:sub>
+              <m:r>
+                <m:rPr>
+                  <m:sty m:val="p"/>
+                </m:rPr>
+                <m:t>s</m:t>
+              </m:r>
+              <m:r>
+                <m:rPr>
+                  <m:sty m:val="p"/>
+                </m:rPr>
+                <m:t>a</m:t>
+              </m:r>
+              <m:r>
+                <m:rPr>
+                  <m:sty m:val="p"/>
+                </m:rPr>
+                <m:t>t</m:t>
+              </m:r>
+            </m:sub>
+          </m:sSub>
+          <m:r>
+            <m:rPr>
+              <m:sty m:val="p"/>
+            </m:rPr>
+            <m:t>−</m:t>
+          </m:r>
+          <m:r>
+            <m:t>2</m:t>
+          </m:r>
+          <m:sSub>
+            <m:e>
+              <m:r>
+                <m:t>ℓ</m:t>
+              </m:r>
+            </m:e>
+            <m:sub>
+              <m:r>
+                <m:rPr>
+                  <m:sty m:val="p"/>
+                </m:rPr>
+                <m:t>s</m:t>
+              </m:r>
+              <m:r>
+                <m:rPr>
+                  <m:sty m:val="p"/>
+                </m:rPr>
+                <m:t>a</m:t>
+              </m:r>
+              <m:r>
+                <m:rPr>
+                  <m:sty m:val="p"/>
+                </m:rPr>
+                <m:t>t</m:t>
+              </m:r>
+            </m:sub>
+          </m:sSub>
+          <m:r>
+            <m:rPr>
+              <m:sty m:val="p"/>
+            </m:rPr>
+            <m:t>.</m:t>
+          </m:r>
+        </m:oMath>
+      </m:oMathPara>
+    </w:p>
+    <w:bookmarkEnd w:id="50"/>
+    <w:p>
+      <w:pPr>
+        <w:pStyle w:val="FirstParagraph"/>
+      </w:pPr>
+      <w:r>
+        <w:rPr>
+          <w:i/>
+          <w:iCs/>
+        </w:rPr>
+        <w:t xml:space="preserve">Proof</w:t>
+      </w:r>
+      <w:r>
+        <w:t xml:space="preserve">. </w:t>
+      </w:r>
+      <w:hyperlink w:anchor="def-deviance">
+        <w:r>
+          <w:rPr>
+            <w:rStyle w:val="Hyperlink"/>
+          </w:rPr>
+          <w:t xml:space="preserve">Definition 2</w:t>
+        </w:r>
+      </w:hyperlink>
+      <w:r>
+        <w:t xml:space="preserve"> </w:t>
+      </w:r>
+      <w:r>
+        <w:t xml:space="preserve">gives</w:t>
+      </w:r>
+      <w:r>
+        <w:t xml:space="preserve"> </w:t>
+      </w:r>
+      <m:oMath>
+        <m:r>
+          <m:t>D</m:t>
+        </m:r>
+        <m:r>
+          <m:rPr>
+            <m:sty m:val="p"/>
+          </m:rPr>
+          <m:t>=</m:t>
+        </m:r>
+        <m:r>
+          <m:rPr>
+            <m:sty m:val="p"/>
+          </m:rPr>
+          <m:t>−</m:t>
+        </m:r>
+        <m:r>
+          <m:t>2</m:t>
+        </m:r>
+        <m:r>
+          <m:t>ℓ</m:t>
+        </m:r>
+        <m:r>
+          <m:t>​</m:t>
+        </m:r>
+        <m:d>
+          <m:dPr>
+            <m:begChr m:val="("/>
+            <m:sepChr m:val=""/>
+            <m:endChr m:val=")"/>
+            <m:grow/>
+          </m:dPr>
+          <m:e>
+            <m:acc>
+              <m:accPr>
+                <m:chr m:val="̂"/>
+              </m:accPr>
+              <m:e>
+                <m:acc>
+                  <m:accPr>
+                    <m:chr m:val="̃"/>
+                  </m:accPr>
+                  <m:e>
+                    <m:r>
+                      <m:t>β</m:t>
+                    </m:r>
+                  </m:e>
+                </m:acc>
+              </m:e>
+            </m:acc>
+          </m:e>
+        </m:d>
+        <m:r>
+          <m:t>​</m:t>
+        </m:r>
+      </m:oMath>
+      <w:r>
+        <w:t xml:space="preserve">.</w:t>
+      </w:r>
+      <w:r>
+        <w:t xml:space="preserve"> </w:t>
+      </w:r>
+      <w:r>
+        <w:t xml:space="preserve">Distributing the</w:t>
+      </w:r>
+      <w:r>
+        <w:t xml:space="preserve"> </w:t>
+      </w:r>
+      <m:oMath>
+        <m:r>
+          <m:t>2</m:t>
+        </m:r>
+      </m:oMath>
+      <w:r>
+        <w:t xml:space="preserve"> </w:t>
+      </w:r>
+      <w:r>
+        <w:t xml:space="preserve">in</w:t>
+      </w:r>
+      <w:r>
+        <w:t xml:space="preserve"> </w:t>
+      </w:r>
+      <w:hyperlink w:anchor="eq-saturated-deviance">
+        <w:r>
+          <w:rPr>
+            <w:rStyle w:val="Hyperlink"/>
+          </w:rPr>
+          <w:t xml:space="preserve">Equation 5</w:t>
+        </w:r>
+      </w:hyperlink>
+      <w:r>
+        <w:t xml:space="preserve"> </w:t>
+      </w:r>
+      <w:r>
+        <w:t xml:space="preserve">gives</w:t>
+      </w:r>
+      <w:r>
+        <w:t xml:space="preserve"> </w:t>
+      </w:r>
+      <m:oMath>
+        <m:sSub>
+          <m:e>
+            <m:r>
+              <m:t>D</m:t>
+            </m:r>
+          </m:e>
+          <m:sub>
+            <m:r>
+              <m:rPr>
+                <m:sty m:val="p"/>
+              </m:rPr>
+              <m:t>s</m:t>
+            </m:r>
+            <m:r>
+              <m:rPr>
+                <m:sty m:val="p"/>
+              </m:rPr>
+              <m:t>a</m:t>
+            </m:r>
+            <m:r>
+              <m:rPr>
+                <m:sty m:val="p"/>
+              </m:rPr>
+              <m:t>t</m:t>
+            </m:r>
+          </m:sub>
+        </m:sSub>
+        <m:r>
+          <m:rPr>
+            <m:sty m:val="p"/>
+          </m:rPr>
+          <m:t>=</m:t>
+        </m:r>
+        <m:r>
+          <m:t>2</m:t>
+        </m:r>
+        <m:sSub>
+          <m:e>
+            <m:r>
+              <m:t>ℓ</m:t>
+            </m:r>
+          </m:e>
+          <m:sub>
+            <m:r>
+              <m:rPr>
+                <m:sty m:val="p"/>
+              </m:rPr>
+              <m:t>s</m:t>
+            </m:r>
+            <m:r>
+              <m:rPr>
+                <m:sty m:val="p"/>
+              </m:rPr>
+              <m:t>a</m:t>
+            </m:r>
+            <m:r>
+              <m:rPr>
+                <m:sty m:val="p"/>
+              </m:rPr>
+              <m:t>t</m:t>
+            </m:r>
+          </m:sub>
+        </m:sSub>
+        <m:r>
+          <m:rPr>
+            <m:sty m:val="p"/>
+          </m:rPr>
+          <m:t>−</m:t>
+        </m:r>
+        <m:r>
+          <m:t>2</m:t>
+        </m:r>
+        <m:r>
+          <m:t>ℓ</m:t>
+        </m:r>
+        <m:r>
+          <m:t>​</m:t>
+        </m:r>
+        <m:d>
+          <m:dPr>
+            <m:begChr m:val="("/>
+            <m:sepChr m:val=""/>
+            <m:endChr m:val=")"/>
+            <m:grow/>
+          </m:dPr>
+          <m:e>
+            <m:acc>
+              <m:accPr>
+                <m:chr m:val="̂"/>
+              </m:accPr>
+              <m:e>
+                <m:acc>
+                  <m:accPr>
+                    <m:chr m:val="̃"/>
+                  </m:accPr>
+                  <m:e>
+                    <m:r>
+                      <m:t>β</m:t>
+                    </m:r>
+                  </m:e>
+                </m:acc>
+              </m:e>
+            </m:acc>
+          </m:e>
+        </m:d>
+        <m:r>
+          <m:t>​</m:t>
+        </m:r>
+      </m:oMath>
+      <w:r>
+        <w:t xml:space="preserve">.</w:t>
+      </w:r>
+      <w:r>
+        <w:t xml:space="preserve"> </w:t>
+      </w:r>
+      <w:r>
+        <w:t xml:space="preserve">Substituting</w:t>
+      </w:r>
+      <w:r>
+        <w:t xml:space="preserve"> </w:t>
+      </w:r>
+      <m:oMath>
+        <m:r>
+          <m:t>D</m:t>
+        </m:r>
+        <m:r>
+          <m:rPr>
+            <m:sty m:val="p"/>
+          </m:rPr>
+          <m:t>=</m:t>
+        </m:r>
+        <m:r>
+          <m:rPr>
+            <m:sty m:val="p"/>
+          </m:rPr>
+          <m:t>−</m:t>
+        </m:r>
+        <m:r>
+          <m:t>2</m:t>
+        </m:r>
+        <m:r>
+          <m:t>ℓ</m:t>
+        </m:r>
+        <m:r>
+          <m:t>​</m:t>
+        </m:r>
+        <m:d>
+          <m:dPr>
+            <m:begChr m:val="("/>
+            <m:sepChr m:val=""/>
+            <m:endChr m:val=")"/>
+            <m:grow/>
+          </m:dPr>
+          <m:e>
+            <m:acc>
+              <m:accPr>
+                <m:chr m:val="̂"/>
+              </m:accPr>
+              <m:e>
+                <m:acc>
+                  <m:accPr>
+                    <m:chr m:val="̃"/>
+                  </m:accPr>
+                  <m:e>
+                    <m:r>
+                      <m:t>β</m:t>
+                    </m:r>
+                  </m:e>
+                </m:acc>
+              </m:e>
+            </m:acc>
+          </m:e>
+        </m:d>
+        <m:r>
+          <m:t>​</m:t>
+        </m:r>
+      </m:oMath>
+      <w:r>
+        <w:t xml:space="preserve"> </w:t>
+      </w:r>
+      <w:r>
+        <w:t xml:space="preserve">into this expression gives</w:t>
+      </w:r>
+      <w:r>
+        <w:t xml:space="preserve"> </w:t>
+      </w:r>
+      <m:oMath>
+        <m:sSub>
+          <m:e>
+            <m:r>
+              <m:t>D</m:t>
+            </m:r>
+          </m:e>
+          <m:sub>
+            <m:r>
+              <m:rPr>
+                <m:sty m:val="p"/>
+              </m:rPr>
+              <m:t>s</m:t>
+            </m:r>
+            <m:r>
+              <m:rPr>
+                <m:sty m:val="p"/>
+              </m:rPr>
+              <m:t>a</m:t>
+            </m:r>
+            <m:r>
+              <m:rPr>
+                <m:sty m:val="p"/>
+              </m:rPr>
+              <m:t>t</m:t>
+            </m:r>
+          </m:sub>
+        </m:sSub>
+        <m:r>
+          <m:rPr>
+            <m:sty m:val="p"/>
+          </m:rPr>
+          <m:t>=</m:t>
+        </m:r>
+        <m:r>
+          <m:t>2</m:t>
+        </m:r>
+        <m:sSub>
+          <m:e>
+            <m:r>
+              <m:t>ℓ</m:t>
+            </m:r>
+          </m:e>
+          <m:sub>
+            <m:r>
+              <m:rPr>
+                <m:sty m:val="p"/>
+              </m:rPr>
+              <m:t>s</m:t>
+            </m:r>
+            <m:r>
+              <m:rPr>
+                <m:sty m:val="p"/>
+              </m:rPr>
+              <m:t>a</m:t>
+            </m:r>
+            <m:r>
+              <m:rPr>
+                <m:sty m:val="p"/>
+              </m:rPr>
+              <m:t>t</m:t>
+            </m:r>
+          </m:sub>
+        </m:sSub>
+        <m:r>
+          <m:rPr>
+            <m:sty m:val="p"/>
+          </m:rPr>
+          <m:t>+</m:t>
+        </m:r>
+        <m:r>
+          <m:t>D</m:t>
+        </m:r>
+      </m:oMath>
+      <w:r>
+        <w:t xml:space="preserve">.</w:t>
+      </w:r>
+      <w:r>
+        <w:t xml:space="preserve"> </w:t>
+      </w:r>
+      <w:r>
+        <w:t xml:space="preserve">Subtracting</w:t>
+      </w:r>
+      <w:r>
+        <w:t xml:space="preserve"> </w:t>
+      </w:r>
+      <m:oMath>
+        <m:r>
+          <m:t>2</m:t>
+        </m:r>
+        <m:sSub>
+          <m:e>
+            <m:r>
+              <m:t>ℓ</m:t>
+            </m:r>
+          </m:e>
+          <m:sub>
+            <m:r>
+              <m:rPr>
+                <m:sty m:val="p"/>
+              </m:rPr>
+              <m:t>s</m:t>
+            </m:r>
+            <m:r>
+              <m:rPr>
+                <m:sty m:val="p"/>
+              </m:rPr>
+              <m:t>a</m:t>
+            </m:r>
+            <m:r>
+              <m:rPr>
+                <m:sty m:val="p"/>
+              </m:rPr>
+              <m:t>t</m:t>
+            </m:r>
+          </m:sub>
+        </m:sSub>
+      </m:oMath>
+      <w:r>
+        <w:t xml:space="preserve"> </w:t>
+      </w:r>
+      <w:r>
+        <w:t xml:space="preserve">from both sides gives the claim.</w:t>
+      </w:r>
+    </w:p>
+    <w:bookmarkStart w:id="51" w:name="rem-deviance-shift"/>
+    <w:p>
+      <w:pPr>
+        <w:pStyle w:val="BodyText"/>
+      </w:pPr>
+      <w:r>
+        <w:rPr>
+          <w:i/>
+          <w:iCs/>
+        </w:rPr>
+        <w:t xml:space="preserve">Remark 6</w:t>
+      </w:r>
+      <w:r>
+        <w:t xml:space="preserve"> (Why the shift does not change the drop in deviance). </w:t>
+      </w:r>
+      <w:r>
+        <w:t xml:space="preserve">The constant</w:t>
+      </w:r>
+      <w:r>
+        <w:t xml:space="preserve"> </w:t>
+      </w:r>
+      <m:oMath>
+        <m:r>
+          <m:t>2</m:t>
+        </m:r>
+        <m:sSub>
+          <m:e>
+            <m:r>
+              <m:t>ℓ</m:t>
+            </m:r>
+          </m:e>
+          <m:sub>
+            <m:r>
+              <m:rPr>
+                <m:sty m:val="p"/>
+              </m:rPr>
+              <m:t>s</m:t>
+            </m:r>
+            <m:r>
+              <m:rPr>
+                <m:sty m:val="p"/>
+              </m:rPr>
+              <m:t>a</m:t>
+            </m:r>
+            <m:r>
+              <m:rPr>
+                <m:sty m:val="p"/>
+              </m:rPr>
+              <m:t>t</m:t>
+            </m:r>
+          </m:sub>
+        </m:sSub>
+      </m:oMath>
+      <w:r>
+        <w:t xml:space="preserve"> </w:t>
+      </w:r>
+      <w:r>
+        <w:t xml:space="preserve">in</w:t>
+      </w:r>
+      <w:r>
+        <w:t xml:space="preserve"> </w:t>
+      </w:r>
+      <w:hyperlink w:anchor="cor-deviance-shift">
+        <w:r>
+          <w:rPr>
+            <w:rStyle w:val="Hyperlink"/>
+          </w:rPr>
+          <w:t xml:space="preserve">Corollary 2</w:t>
+        </w:r>
+      </w:hyperlink>
+      <w:r>
+        <w:t xml:space="preserve"> </w:t>
+      </w:r>
+      <w:r>
+        <w:t xml:space="preserve">is the same for every model fit to the same data, because the saturated model depends only on the data.</w:t>
+      </w:r>
+      <w:r>
+        <w:t xml:space="preserve"> </w:t>
+      </w:r>
+      <w:r>
+        <w:t xml:space="preserve">So the difference between the deviances of two models, such as the drop in deviance of</w:t>
+      </w:r>
+      <w:r>
+        <w:t xml:space="preserve"> </w:t>
+      </w:r>
+      <w:hyperlink w:anchor="thm-deviance-drop">
+        <w:r>
+          <w:rPr>
+            <w:rStyle w:val="Hyperlink"/>
+          </w:rPr>
+          <w:t xml:space="preserve">Theorem 1</w:t>
+        </w:r>
+      </w:hyperlink>
+      <w:r>
+        <w:t xml:space="preserve">, is the same whether it is computed from</w:t>
+      </w:r>
+      <w:r>
+        <w:t xml:space="preserve"> </w:t>
+      </w:r>
+      <m:oMath>
+        <m:r>
+          <m:t>D</m:t>
+        </m:r>
+      </m:oMath>
+      <w:r>
+        <w:t xml:space="preserve"> </w:t>
+      </w:r>
+      <w:r>
+        <w:t xml:space="preserve">or from</w:t>
+      </w:r>
+      <w:r>
+        <w:t xml:space="preserve"> </w:t>
+      </w:r>
+      <m:oMath>
+        <m:sSub>
+          <m:e>
+            <m:r>
+              <m:t>D</m:t>
+            </m:r>
+          </m:e>
+          <m:sub>
+            <m:r>
+              <m:rPr>
+                <m:sty m:val="p"/>
+              </m:rPr>
+              <m:t>s</m:t>
+            </m:r>
+            <m:r>
+              <m:rPr>
+                <m:sty m:val="p"/>
+              </m:rPr>
+              <m:t>a</m:t>
+            </m:r>
+            <m:r>
+              <m:rPr>
+                <m:sty m:val="p"/>
+              </m:rPr>
+              <m:t>t</m:t>
+            </m:r>
+          </m:sub>
+        </m:sSub>
+      </m:oMath>
+      <w:r>
+        <w:t xml:space="preserve">.</w:t>
+      </w:r>
+      <w:r>
+        <w:t xml:space="preserve"> </w:t>
+      </w:r>
+      <w:r>
+        <w:t xml:space="preserve">The two deviances differ in their size, though: when every pattern has one replicate, the saturated model fits every label exactly,</w:t>
+      </w:r>
+      <w:r>
+        <w:t xml:space="preserve"> </w:t>
+      </w:r>
+      <m:oMath>
+        <m:sSub>
+          <m:e>
+            <m:r>
+              <m:t>ℓ</m:t>
+            </m:r>
+          </m:e>
+          <m:sub>
+            <m:r>
+              <m:rPr>
+                <m:sty m:val="p"/>
+              </m:rPr>
+              <m:t>s</m:t>
+            </m:r>
+            <m:r>
+              <m:rPr>
+                <m:sty m:val="p"/>
+              </m:rPr>
+              <m:t>a</m:t>
+            </m:r>
+            <m:r>
+              <m:rPr>
+                <m:sty m:val="p"/>
+              </m:rPr>
+              <m:t>t</m:t>
+            </m:r>
+          </m:sub>
+        </m:sSub>
+        <m:r>
+          <m:rPr>
+            <m:sty m:val="p"/>
+          </m:rPr>
+          <m:t>=</m:t>
+        </m:r>
+        <m:r>
+          <m:t>0</m:t>
+        </m:r>
+      </m:oMath>
+      <w:r>
+        <w:t xml:space="preserve">, and</w:t>
+      </w:r>
+      <w:r>
+        <w:t xml:space="preserve"> </w:t>
+      </w:r>
+      <m:oMath>
+        <m:sSub>
+          <m:e>
+            <m:r>
+              <m:t>D</m:t>
+            </m:r>
+          </m:e>
+          <m:sub>
+            <m:r>
+              <m:rPr>
+                <m:sty m:val="p"/>
+              </m:rPr>
+              <m:t>s</m:t>
+            </m:r>
+            <m:r>
+              <m:rPr>
+                <m:sty m:val="p"/>
+              </m:rPr>
+              <m:t>a</m:t>
+            </m:r>
+            <m:r>
+              <m:rPr>
+                <m:sty m:val="p"/>
+              </m:rPr>
+              <m:t>t</m:t>
+            </m:r>
+          </m:sub>
+        </m:sSub>
+        <m:r>
+          <m:rPr>
+            <m:sty m:val="p"/>
+          </m:rPr>
+          <m:t>=</m:t>
+        </m:r>
+        <m:r>
+          <m:t>D</m:t>
+        </m:r>
+      </m:oMath>
+      <w:r>
+        <w:t xml:space="preserve">.</w:t>
+      </w:r>
+    </w:p>
+    <w:bookmarkEnd w:id="51"/>
+    <w:bookmarkStart w:id="52" w:name="exm-saturated-deviance"/>
+    <w:p>
+      <w:pPr>
+        <w:pStyle w:val="BodyText"/>
+      </w:pPr>
+      <w:r>
+        <w:rPr>
+          <w:b/>
+          <w:bCs/>
+        </w:rPr>
+        <w:t xml:space="preserve">Example 7 (The deviance of the low-birth-weight model, ungrouped and grouped)</w:t>
+      </w:r>
+      <w:r>
+        <w:t xml:space="preserve"> </w:t>
+      </w:r>
+      <w:r>
+        <w:t xml:space="preserve">Fit a logistic regression of low birth weight on smoking and race, once to the 189 individual babies</w:t>
+      </w:r>
+      <w:r>
+        <w:t xml:space="preserve"> </w:t>
+      </w:r>
+      <w:r>
+        <w:t xml:space="preserve">and once to the 6 grouped counts of</w:t>
+      </w:r>
+      <w:r>
+        <w:t xml:space="preserve"> </w:t>
+      </w:r>
+      <w:hyperlink w:anchor="exm-covariate-patterns">
+        <w:r>
+          <w:rPr>
+            <w:rStyle w:val="Hyperlink"/>
+          </w:rPr>
+          <w:t xml:space="preserve">Example 6</w:t>
+        </w:r>
+      </w:hyperlink>
+      <w:r>
+        <w:t xml:space="preserve">.</w:t>
+      </w:r>
+      <w:r>
+        <w:t xml:space="preserve"> </w:t>
+      </w:r>
+      <w:r>
+        <w:t xml:space="preserve">R’s</w:t>
+      </w:r>
+      <w:r>
+        <w:t xml:space="preserve"> </w:t>
+      </w:r>
+      <w:r>
+        <w:rPr>
+          <w:rStyle w:val="VerbatimChar"/>
+        </w:rPr>
+        <w:t xml:space="preserve">deviance()</w:t>
+      </w:r>
+      <w:r>
+        <w:t xml:space="preserve"> </w:t>
+      </w:r>
+      <w:r>
+        <w:t xml:space="preserve">is the deviance of</w:t>
+      </w:r>
+      <w:r>
+        <w:t xml:space="preserve"> </w:t>
+      </w:r>
+      <w:hyperlink w:anchor="def-deviance">
+        <w:r>
+          <w:rPr>
+            <w:rStyle w:val="Hyperlink"/>
+          </w:rPr>
+          <w:t xml:space="preserve">Definition 2</w:t>
+        </w:r>
+      </w:hyperlink>
+      <w:r>
+        <w:t xml:space="preserve"> </w:t>
+      </w:r>
+      <w:r>
+        <w:t xml:space="preserve">for the first fit</w:t>
+      </w:r>
+      <w:r>
+        <w:t xml:space="preserve"> </w:t>
+      </w:r>
+      <w:r>
+        <w:t xml:space="preserve">and the deviance relative to the saturated model of</w:t>
+      </w:r>
+      <w:r>
+        <w:t xml:space="preserve"> </w:t>
+      </w:r>
+      <w:hyperlink w:anchor="def-saturated-deviance">
+        <w:r>
+          <w:rPr>
+            <w:rStyle w:val="Hyperlink"/>
+          </w:rPr>
+          <w:t xml:space="preserve">Definition 8</w:t>
+        </w:r>
+      </w:hyperlink>
+      <w:r>
+        <w:t xml:space="preserve"> </w:t>
+      </w:r>
+      <w:r>
+        <w:t xml:space="preserve">for the second.</w:t>
+      </w:r>
+      <w:r>
+        <w:t xml:space="preserve"> </w:t>
+      </w:r>
+      <w:r>
+        <w:t xml:space="preserve">We check the second against</w:t>
+      </w:r>
+      <w:r>
+        <w:t xml:space="preserve"> </w:t>
+      </w:r>
+      <w:hyperlink w:anchor="eq-saturated-deviance-grouped">
+        <w:r>
+          <w:rPr>
+            <w:rStyle w:val="Hyperlink"/>
+          </w:rPr>
+          <w:t xml:space="preserve">Equation 6</w:t>
+        </w:r>
+      </w:hyperlink>
+      <w:r>
+        <w:t xml:space="preserve"> </w:t>
+      </w:r>
+      <w:r>
+        <w:t xml:space="preserve">computed by hand.</w:t>
+      </w:r>
+    </w:p>
+    <w:p>
+      <w:pPr>
+        <w:pStyle w:val="SourceCode"/>
+      </w:pPr>
+      <w:r>
+        <w:rPr>
+          <w:rStyle w:val="CommentTok"/>
+        </w:rPr>
+        <w:t xml:space="preserve"># fit to the individual babies</w:t>
+      </w:r>
+      <w:r>
+        <w:br/>
+      </w:r>
+      <w:r>
+        <w:rPr>
+          <w:rStyle w:val="NormalTok"/>
+        </w:rPr>
+        <w:t xml:space="preserve">bw_fit </w:t>
+      </w:r>
+      <w:r>
+        <w:rPr>
+          <w:rStyle w:val="OtherTok"/>
+        </w:rPr>
+        <w:t xml:space="preserve">&lt;-</w:t>
+      </w:r>
+      <w:r>
+        <w:rPr>
+          <w:rStyle w:val="NormalTok"/>
+        </w:rPr>
+        <w:t xml:space="preserve"> </w:t>
+      </w:r>
+      <w:r>
+        <w:rPr>
+          <w:rStyle w:val="FunctionTok"/>
+        </w:rPr>
+        <w:t xml:space="preserve">glm</w:t>
+      </w:r>
+      <w:r>
+        <w:rPr>
+          <w:rStyle w:val="NormalTok"/>
+        </w:rPr>
+        <w:t xml:space="preserve">(low </w:t>
+      </w:r>
+      <w:r>
+        <w:rPr>
+          <w:rStyle w:val="SpecialCharTok"/>
+        </w:rPr>
+        <w:t xml:space="preserve">~</w:t>
+      </w:r>
+      <w:r>
+        <w:rPr>
+          <w:rStyle w:val="NormalTok"/>
+        </w:rPr>
+        <w:t xml:space="preserve"> smoke </w:t>
+      </w:r>
+      <w:r>
+        <w:rPr>
+          <w:rStyle w:val="SpecialCharTok"/>
+        </w:rPr>
+        <w:t xml:space="preserve">+</w:t>
+      </w:r>
+      <w:r>
+        <w:rPr>
+          <w:rStyle w:val="NormalTok"/>
+        </w:rPr>
+        <w:t xml:space="preserve"> race, </w:t>
+      </w:r>
+      <w:r>
+        <w:rPr>
+          <w:rStyle w:val="AttributeTok"/>
+        </w:rPr>
+        <w:t xml:space="preserve">family =</w:t>
+      </w:r>
+      <w:r>
+        <w:rPr>
+          <w:rStyle w:val="NormalTok"/>
+        </w:rPr>
+        <w:t xml:space="preserve"> binomial, </w:t>
+      </w:r>
+      <w:r>
+        <w:rPr>
+          <w:rStyle w:val="AttributeTok"/>
+        </w:rPr>
+        <w:t xml:space="preserve">data =</w:t>
+      </w:r>
+      <w:r>
+        <w:rPr>
+          <w:rStyle w:val="NormalTok"/>
+        </w:rPr>
+        <w:t xml:space="preserve"> bw)</w:t>
+      </w:r>
+      <w:r>
+        <w:br/>
+      </w:r>
+      <w:r>
+        <w:rPr>
+          <w:rStyle w:val="CommentTok"/>
+        </w:rPr>
+        <w:t xml:space="preserve"># fit to the grouped counts: events and non-events at each pattern</w:t>
+      </w:r>
+      <w:r>
+        <w:br/>
+      </w:r>
+      <w:r>
+        <w:rPr>
+          <w:rStyle w:val="NormalTok"/>
+        </w:rPr>
+        <w:t xml:space="preserve">bw_fit_grouped </w:t>
+      </w:r>
+      <w:r>
+        <w:rPr>
+          <w:rStyle w:val="OtherTok"/>
+        </w:rPr>
+        <w:t xml:space="preserve">&lt;-</w:t>
+      </w:r>
+      <w:r>
+        <w:rPr>
+          <w:rStyle w:val="NormalTok"/>
+        </w:rPr>
+        <w:t xml:space="preserve"> </w:t>
+      </w:r>
+      <w:r>
+        <w:rPr>
+          <w:rStyle w:val="FunctionTok"/>
+        </w:rPr>
+        <w:t xml:space="preserve">glm</w:t>
+      </w:r>
+      <w:r>
+        <w:rPr>
+          <w:rStyle w:val="NormalTok"/>
+        </w:rPr>
+        <w:t xml:space="preserve">(</w:t>
+      </w:r>
+      <w:r>
+        <w:br/>
+      </w:r>
+      <w:r>
+        <w:rPr>
+          <w:rStyle w:val="NormalTok"/>
+        </w:rPr>
+        <w:t xml:space="preserve">  </w:t>
+      </w:r>
+      <w:r>
+        <w:rPr>
+          <w:rStyle w:val="FunctionTok"/>
+        </w:rPr>
+        <w:t xml:space="preserve">cbind</w:t>
+      </w:r>
+      <w:r>
+        <w:rPr>
+          <w:rStyle w:val="NormalTok"/>
+        </w:rPr>
+        <w:t xml:space="preserve">(nevents, nreps </w:t>
+      </w:r>
+      <w:r>
+        <w:rPr>
+          <w:rStyle w:val="SpecialCharTok"/>
+        </w:rPr>
+        <w:t xml:space="preserve">-</w:t>
+      </w:r>
+      <w:r>
+        <w:rPr>
+          <w:rStyle w:val="NormalTok"/>
+        </w:rPr>
+        <w:t xml:space="preserve"> nevents) </w:t>
+      </w:r>
+      <w:r>
+        <w:rPr>
+          <w:rStyle w:val="SpecialCharTok"/>
+        </w:rPr>
+        <w:t xml:space="preserve">~</w:t>
+      </w:r>
+      <w:r>
+        <w:rPr>
+          <w:rStyle w:val="NormalTok"/>
+        </w:rPr>
+        <w:t xml:space="preserve"> smoke </w:t>
+      </w:r>
+      <w:r>
+        <w:rPr>
+          <w:rStyle w:val="SpecialCharTok"/>
+        </w:rPr>
+        <w:t xml:space="preserve">+</w:t>
+      </w:r>
+      <w:r>
+        <w:rPr>
+          <w:rStyle w:val="NormalTok"/>
+        </w:rPr>
+        <w:t xml:space="preserve"> race,</w:t>
+      </w:r>
+      <w:r>
+        <w:br/>
+      </w:r>
+      <w:r>
+        <w:rPr>
+          <w:rStyle w:val="NormalTok"/>
+        </w:rPr>
+        <w:t xml:space="preserve">  </w:t>
+      </w:r>
+      <w:r>
+        <w:rPr>
+          <w:rStyle w:val="AttributeTok"/>
+        </w:rPr>
+        <w:t xml:space="preserve">family =</w:t>
+      </w:r>
+      <w:r>
+        <w:rPr>
+          <w:rStyle w:val="NormalTok"/>
+        </w:rPr>
+        <w:t xml:space="preserve"> binomial,</w:t>
+      </w:r>
+      <w:r>
+        <w:br/>
+      </w:r>
+      <w:r>
+        <w:rPr>
+          <w:rStyle w:val="NormalTok"/>
+        </w:rPr>
+        <w:t xml:space="preserve">  </w:t>
+      </w:r>
+      <w:r>
+        <w:rPr>
+          <w:rStyle w:val="AttributeTok"/>
+        </w:rPr>
+        <w:t xml:space="preserve">data =</w:t>
+      </w:r>
+      <w:r>
+        <w:rPr>
+          <w:rStyle w:val="NormalTok"/>
+        </w:rPr>
+        <w:t xml:space="preserve"> bw_grouped</w:t>
+      </w:r>
+      <w:r>
+        <w:br/>
+      </w:r>
+      <w:r>
+        <w:rPr>
+          <w:rStyle w:val="NormalTok"/>
+        </w:rPr>
+        <w:t xml:space="preserve">)</w:t>
+      </w:r>
+      <w:r>
+        <w:br/>
+      </w:r>
+      <w:r>
+        <w:rPr>
+          <w:rStyle w:val="CommentTok"/>
+        </w:rPr>
+        <w:t xml:space="preserve"># fitted probability at each pattern</w:t>
+      </w:r>
+      <w:r>
+        <w:br/>
+      </w:r>
+      <w:r>
+        <w:rPr>
+          <w:rStyle w:val="NormalTok"/>
+        </w:rPr>
+        <w:t xml:space="preserve">bw_phat </w:t>
+      </w:r>
+      <w:r>
+        <w:rPr>
+          <w:rStyle w:val="OtherTok"/>
+        </w:rPr>
+        <w:t xml:space="preserve">&lt;-</w:t>
+      </w:r>
+      <w:r>
+        <w:rPr>
+          <w:rStyle w:val="NormalTok"/>
+        </w:rPr>
+        <w:t xml:space="preserve"> </w:t>
+      </w:r>
+      <w:r>
+        <w:rPr>
+          <w:rStyle w:val="FunctionTok"/>
+        </w:rPr>
+        <w:t xml:space="preserve">fitted</w:t>
+      </w:r>
+      <w:r>
+        <w:rPr>
+          <w:rStyle w:val="NormalTok"/>
+        </w:rPr>
+        <w:t xml:space="preserve">(bw_fit_grouped)</w:t>
+      </w:r>
+      <w:r>
+        <w:br/>
+      </w:r>
+      <w:r>
+        <w:rPr>
+          <w:rStyle w:val="CommentTok"/>
+        </w:rPr>
+        <w:t xml:space="preserve"># one term of the grouped formula; a zero count contributes 0</w:t>
+      </w:r>
+      <w:r>
+        <w:br/>
+      </w:r>
+      <w:r>
+        <w:rPr>
+          <w:rStyle w:val="NormalTok"/>
+        </w:rPr>
+        <w:t xml:space="preserve">bw_term </w:t>
+      </w:r>
+      <w:r>
+        <w:rPr>
+          <w:rStyle w:val="OtherTok"/>
+        </w:rPr>
+        <w:t xml:space="preserve">&lt;-</w:t>
+      </w:r>
+      <w:r>
+        <w:rPr>
+          <w:rStyle w:val="NormalTok"/>
+        </w:rPr>
+        <w:t xml:space="preserve"> </w:t>
+      </w:r>
+      <w:r>
+        <w:rPr>
+          <w:rStyle w:val="ControlFlowTok"/>
+        </w:rPr>
+        <w:t xml:space="preserve">function</w:t>
+      </w:r>
+      <w:r>
+        <w:rPr>
+          <w:rStyle w:val="NormalTok"/>
+        </w:rPr>
+        <w:t xml:space="preserve">(count, expected) {</w:t>
+      </w:r>
+      <w:r>
+        <w:br/>
+      </w:r>
+      <w:r>
+        <w:rPr>
+          <w:rStyle w:val="NormalTok"/>
+        </w:rPr>
+        <w:t xml:space="preserve">  </w:t>
+      </w:r>
+      <w:r>
+        <w:rPr>
+          <w:rStyle w:val="FunctionTok"/>
+        </w:rPr>
+        <w:t xml:space="preserve">ifelse</w:t>
+      </w:r>
+      <w:r>
+        <w:rPr>
+          <w:rStyle w:val="NormalTok"/>
+        </w:rPr>
+        <w:t xml:space="preserve">(count </w:t>
+      </w:r>
+      <w:r>
+        <w:rPr>
+          <w:rStyle w:val="SpecialCharTok"/>
+        </w:rPr>
+        <w:t xml:space="preserve">==</w:t>
+      </w:r>
+      <w:r>
+        <w:rPr>
+          <w:rStyle w:val="NormalTok"/>
+        </w:rPr>
+        <w:t xml:space="preserve"> </w:t>
+      </w:r>
+      <w:r>
+        <w:rPr>
+          <w:rStyle w:val="DecValTok"/>
+        </w:rPr>
+        <w:t xml:space="preserve">0</w:t>
+      </w:r>
+      <w:r>
+        <w:rPr>
+          <w:rStyle w:val="NormalTok"/>
+        </w:rPr>
+        <w:t xml:space="preserve">, </w:t>
+      </w:r>
+      <w:r>
+        <w:rPr>
+          <w:rStyle w:val="DecValTok"/>
+        </w:rPr>
+        <w:t xml:space="preserve">0</w:t>
+      </w:r>
+      <w:r>
+        <w:rPr>
+          <w:rStyle w:val="NormalTok"/>
+        </w:rPr>
+        <w:t xml:space="preserve">, count </w:t>
+      </w:r>
+      <w:r>
+        <w:rPr>
+          <w:rStyle w:val="SpecialCharTok"/>
+        </w:rPr>
+        <w:t xml:space="preserve">*</w:t>
+      </w:r>
+      <w:r>
+        <w:rPr>
+          <w:rStyle w:val="NormalTok"/>
+        </w:rPr>
+        <w:t xml:space="preserve"> </w:t>
+      </w:r>
+      <w:r>
+        <w:rPr>
+          <w:rStyle w:val="FunctionTok"/>
+        </w:rPr>
+        <w:t xml:space="preserve">log</w:t>
+      </w:r>
+      <w:r>
+        <w:rPr>
+          <w:rStyle w:val="NormalTok"/>
+        </w:rPr>
+        <w:t xml:space="preserve">(count </w:t>
+      </w:r>
+      <w:r>
+        <w:rPr>
+          <w:rStyle w:val="SpecialCharTok"/>
+        </w:rPr>
+        <w:t xml:space="preserve">/</w:t>
+      </w:r>
+      <w:r>
+        <w:rPr>
+          <w:rStyle w:val="NormalTok"/>
+        </w:rPr>
+        <w:t xml:space="preserve"> expected))</w:t>
+      </w:r>
+      <w:r>
+        <w:br/>
+      </w:r>
+      <w:r>
+        <w:rPr>
+          <w:rStyle w:val="NormalTok"/>
+        </w:rPr>
+        <w:t xml:space="preserve">}</w:t>
+      </w:r>
+      <w:r>
+        <w:br/>
+      </w:r>
+      <w:r>
+        <w:rPr>
+          <w:rStyle w:val="NormalTok"/>
+        </w:rPr>
+        <w:t xml:space="preserve">bw_sat_dev_hand </w:t>
+      </w:r>
+      <w:r>
+        <w:rPr>
+          <w:rStyle w:val="OtherTok"/>
+        </w:rPr>
+        <w:t xml:space="preserve">&lt;-</w:t>
+      </w:r>
+      <w:r>
+        <w:rPr>
+          <w:rStyle w:val="NormalTok"/>
+        </w:rPr>
+        <w:t xml:space="preserve"> </w:t>
+      </w:r>
+      <w:r>
+        <w:rPr>
+          <w:rStyle w:val="DecValTok"/>
+        </w:rPr>
+        <w:t xml:space="preserve">2</w:t>
+      </w:r>
+      <w:r>
+        <w:rPr>
+          <w:rStyle w:val="NormalTok"/>
+        </w:rPr>
+        <w:t xml:space="preserve"> </w:t>
+      </w:r>
+      <w:r>
+        <w:rPr>
+          <w:rStyle w:val="SpecialCharTok"/>
+        </w:rPr>
+        <w:t xml:space="preserve">*</w:t>
+      </w:r>
+      <w:r>
+        <w:rPr>
+          <w:rStyle w:val="NormalTok"/>
+        </w:rPr>
+        <w:t xml:space="preserve"> </w:t>
+      </w:r>
+      <w:r>
+        <w:rPr>
+          <w:rStyle w:val="FunctionTok"/>
+        </w:rPr>
+        <w:t xml:space="preserve">sum</w:t>
+      </w:r>
+      <w:r>
+        <w:rPr>
+          <w:rStyle w:val="NormalTok"/>
+        </w:rPr>
+        <w:t xml:space="preserve">(</w:t>
+      </w:r>
+      <w:r>
+        <w:br/>
+      </w:r>
+      <w:r>
+        <w:rPr>
+          <w:rStyle w:val="NormalTok"/>
+        </w:rPr>
+        <w:t xml:space="preserve">  </w:t>
+      </w:r>
+      <w:r>
+        <w:rPr>
+          <w:rStyle w:val="FunctionTok"/>
+        </w:rPr>
+        <w:t xml:space="preserve">bw_term</w:t>
+      </w:r>
+      <w:r>
+        <w:rPr>
+          <w:rStyle w:val="NormalTok"/>
+        </w:rPr>
+        <w:t xml:space="preserve">(bw_grouped</w:t>
+      </w:r>
+      <w:r>
+        <w:rPr>
+          <w:rStyle w:val="SpecialCharTok"/>
+        </w:rPr>
+        <w:t xml:space="preserve">$</w:t>
+      </w:r>
+      <w:r>
+        <w:rPr>
+          <w:rStyle w:val="NormalTok"/>
+        </w:rPr>
+        <w:t xml:space="preserve">nevents, bw_grouped</w:t>
+      </w:r>
+      <w:r>
+        <w:rPr>
+          <w:rStyle w:val="SpecialCharTok"/>
+        </w:rPr>
+        <w:t xml:space="preserve">$</w:t>
+      </w:r>
+      <w:r>
+        <w:rPr>
+          <w:rStyle w:val="NormalTok"/>
+        </w:rPr>
+        <w:t xml:space="preserve">nreps </w:t>
+      </w:r>
+      <w:r>
+        <w:rPr>
+          <w:rStyle w:val="SpecialCharTok"/>
+        </w:rPr>
+        <w:t xml:space="preserve">*</w:t>
+      </w:r>
+      <w:r>
+        <w:rPr>
+          <w:rStyle w:val="NormalTok"/>
+        </w:rPr>
+        <w:t xml:space="preserve"> bw_phat) </w:t>
+      </w:r>
+      <w:r>
+        <w:rPr>
+          <w:rStyle w:val="SpecialCharTok"/>
+        </w:rPr>
+        <w:t xml:space="preserve">+</w:t>
+      </w:r>
+      <w:r>
+        <w:br/>
+      </w:r>
+      <w:r>
+        <w:rPr>
+          <w:rStyle w:val="NormalTok"/>
+        </w:rPr>
+        <w:t xml:space="preserve">    </w:t>
+      </w:r>
+      <w:r>
+        <w:rPr>
+          <w:rStyle w:val="FunctionTok"/>
+        </w:rPr>
+        <w:t xml:space="preserve">bw_term</w:t>
+      </w:r>
+      <w:r>
+        <w:rPr>
+          <w:rStyle w:val="NormalTok"/>
+        </w:rPr>
+        <w:t xml:space="preserve">(</w:t>
+      </w:r>
+      <w:r>
+        <w:br/>
+      </w:r>
+      <w:r>
+        <w:rPr>
+          <w:rStyle w:val="NormalTok"/>
+        </w:rPr>
+        <w:t xml:space="preserve">      bw_grouped</w:t>
+      </w:r>
+      <w:r>
+        <w:rPr>
+          <w:rStyle w:val="SpecialCharTok"/>
+        </w:rPr>
+        <w:t xml:space="preserve">$</w:t>
+      </w:r>
+      <w:r>
+        <w:rPr>
+          <w:rStyle w:val="NormalTok"/>
+        </w:rPr>
+        <w:t xml:space="preserve">nreps </w:t>
+      </w:r>
+      <w:r>
+        <w:rPr>
+          <w:rStyle w:val="SpecialCharTok"/>
+        </w:rPr>
+        <w:t xml:space="preserve">-</w:t>
+      </w:r>
+      <w:r>
+        <w:rPr>
+          <w:rStyle w:val="NormalTok"/>
+        </w:rPr>
+        <w:t xml:space="preserve"> bw_grouped</w:t>
+      </w:r>
+      <w:r>
+        <w:rPr>
+          <w:rStyle w:val="SpecialCharTok"/>
+        </w:rPr>
+        <w:t xml:space="preserve">$</w:t>
+      </w:r>
+      <w:r>
+        <w:rPr>
+          <w:rStyle w:val="NormalTok"/>
+        </w:rPr>
+        <w:t xml:space="preserve">nevents,</w:t>
+      </w:r>
+      <w:r>
+        <w:br/>
+      </w:r>
+      <w:r>
+        <w:rPr>
+          <w:rStyle w:val="NormalTok"/>
+        </w:rPr>
+        <w:t xml:space="preserve">      bw_grouped</w:t>
+      </w:r>
+      <w:r>
+        <w:rPr>
+          <w:rStyle w:val="SpecialCharTok"/>
+        </w:rPr>
+        <w:t xml:space="preserve">$</w:t>
+      </w:r>
+      <w:r>
+        <w:rPr>
+          <w:rStyle w:val="NormalTok"/>
+        </w:rPr>
+        <w:t xml:space="preserve">nreps </w:t>
+      </w:r>
+      <w:r>
+        <w:rPr>
+          <w:rStyle w:val="SpecialCharTok"/>
+        </w:rPr>
+        <w:t xml:space="preserve">*</w:t>
+      </w:r>
+      <w:r>
+        <w:rPr>
+          <w:rStyle w:val="NormalTok"/>
+        </w:rPr>
+        <w:t xml:space="preserve"> (</w:t>
+      </w:r>
+      <w:r>
+        <w:rPr>
+          <w:rStyle w:val="DecValTok"/>
+        </w:rPr>
+        <w:t xml:space="preserve">1</w:t>
+      </w:r>
+      <w:r>
+        <w:rPr>
+          <w:rStyle w:val="NormalTok"/>
+        </w:rPr>
+        <w:t xml:space="preserve"> </w:t>
+      </w:r>
+      <w:r>
+        <w:rPr>
+          <w:rStyle w:val="SpecialCharTok"/>
+        </w:rPr>
+        <w:t xml:space="preserve">-</w:t>
+      </w:r>
+      <w:r>
+        <w:rPr>
+          <w:rStyle w:val="NormalTok"/>
+        </w:rPr>
+        <w:t xml:space="preserve"> bw_phat)</w:t>
+      </w:r>
+      <w:r>
+        <w:br/>
+      </w:r>
+      <w:r>
+        <w:rPr>
+          <w:rStyle w:val="NormalTok"/>
+        </w:rPr>
+        <w:t xml:space="preserve">    )</w:t>
+      </w:r>
+      <w:r>
+        <w:br/>
+      </w:r>
+      <w:r>
+        <w:rPr>
+          <w:rStyle w:val="NormalTok"/>
+        </w:rPr>
+        <w:t xml:space="preserve">)</w:t>
+      </w:r>
+      <w:r>
+        <w:br/>
+      </w:r>
+      <w:r>
+        <w:rPr>
+          <w:rStyle w:val="FunctionTok"/>
+        </w:rPr>
+        <w:t xml:space="preserve">c</w:t>
+      </w:r>
+      <w:r>
+        <w:rPr>
+          <w:rStyle w:val="NormalTok"/>
+        </w:rPr>
+        <w:t xml:space="preserve">(</w:t>
+      </w:r>
+      <w:r>
+        <w:br/>
+      </w:r>
+      <w:r>
+        <w:rPr>
+          <w:rStyle w:val="NormalTok"/>
+        </w:rPr>
+        <w:t xml:space="preserve">  </w:t>
+      </w:r>
+      <w:r>
+        <w:rPr>
+          <w:rStyle w:val="AttributeTok"/>
+        </w:rPr>
+        <w:t xml:space="preserve">by_hand =</w:t>
+      </w:r>
+      <w:r>
+        <w:rPr>
+          <w:rStyle w:val="NormalTok"/>
+        </w:rPr>
+        <w:t xml:space="preserve"> bw_sat_dev_hand,</w:t>
+      </w:r>
+      <w:r>
+        <w:br/>
+      </w:r>
+      <w:r>
+        <w:rPr>
+          <w:rStyle w:val="NormalTok"/>
+        </w:rPr>
+        <w:t xml:space="preserve">  </w:t>
+      </w:r>
+      <w:r>
+        <w:rPr>
+          <w:rStyle w:val="AttributeTok"/>
+        </w:rPr>
+        <w:t xml:space="preserve">glm_grouped =</w:t>
+      </w:r>
+      <w:r>
+        <w:rPr>
+          <w:rStyle w:val="NormalTok"/>
+        </w:rPr>
+        <w:t xml:space="preserve"> </w:t>
+      </w:r>
+      <w:r>
+        <w:rPr>
+          <w:rStyle w:val="FunctionTok"/>
+        </w:rPr>
+        <w:t xml:space="preserve">deviance</w:t>
+      </w:r>
+      <w:r>
+        <w:rPr>
+          <w:rStyle w:val="NormalTok"/>
+        </w:rPr>
+        <w:t xml:space="preserve">(bw_fit_grouped),</w:t>
+      </w:r>
+      <w:r>
+        <w:br/>
+      </w:r>
+      <w:r>
+        <w:rPr>
+          <w:rStyle w:val="NormalTok"/>
+        </w:rPr>
+        <w:t xml:space="preserve">  </w:t>
+      </w:r>
+      <w:r>
+        <w:rPr>
+          <w:rStyle w:val="AttributeTok"/>
+        </w:rPr>
+        <w:t xml:space="preserve">glm_ungrouped =</w:t>
+      </w:r>
+      <w:r>
+        <w:rPr>
+          <w:rStyle w:val="NormalTok"/>
+        </w:rPr>
+        <w:t xml:space="preserve"> </w:t>
+      </w:r>
+      <w:r>
+        <w:rPr>
+          <w:rStyle w:val="FunctionTok"/>
+        </w:rPr>
+        <w:t xml:space="preserve">deviance</w:t>
+      </w:r>
+      <w:r>
+        <w:rPr>
+          <w:rStyle w:val="NormalTok"/>
+        </w:rPr>
+        <w:t xml:space="preserve">(bw_fit)</w:t>
+      </w:r>
+      <w:r>
+        <w:br/>
+      </w:r>
+      <w:r>
+        <w:rPr>
+          <w:rStyle w:val="NormalTok"/>
+        </w:rPr>
+        <w:t xml:space="preserve">)</w:t>
+      </w:r>
+      <w:r>
+        <w:br/>
+      </w:r>
+      <w:r>
+        <w:rPr>
+          <w:rStyle w:val="CommentTok"/>
+        </w:rPr>
+        <w:t xml:space="preserve">#&gt;       by_hand   glm_grouped glm_ungrouped </w:t>
+      </w:r>
+      <w:r>
+        <w:br/>
+      </w:r>
+      <w:r>
+        <w:rPr>
+          <w:rStyle w:val="CommentTok"/>
+        </w:rPr>
+        <w:t xml:space="preserve">#&gt;       3.15694       3.15694     219.97471</w:t>
+      </w:r>
+    </w:p>
+    <w:p>
+      <w:pPr>
+        <w:pStyle w:val="FirstParagraph"/>
+      </w:pPr>
+      <w:r>
+        <w:t xml:space="preserve">The deviance relative to the saturated model is</w:t>
+      </w:r>
+      <w:r>
+        <w:t xml:space="preserve"> </w:t>
+      </w:r>
+      <m:oMath>
+        <m:sSub>
+          <m:e>
+            <m:r>
+              <m:t>D</m:t>
+            </m:r>
+          </m:e>
+          <m:sub>
+            <m:r>
+              <m:rPr>
+                <m:sty m:val="p"/>
+              </m:rPr>
+              <m:t>s</m:t>
+            </m:r>
+            <m:r>
+              <m:rPr>
+                <m:sty m:val="p"/>
+              </m:rPr>
+              <m:t>a</m:t>
+            </m:r>
+            <m:r>
+              <m:rPr>
+                <m:sty m:val="p"/>
+              </m:rPr>
+              <m:t>t</m:t>
+            </m:r>
+          </m:sub>
+        </m:sSub>
+        <m:r>
+          <m:rPr>
+            <m:sty m:val="p"/>
+          </m:rPr>
+          <m:t>=</m:t>
+        </m:r>
+        <m:r>
+          <m:t>3.157</m:t>
+        </m:r>
+      </m:oMath>
+      <w:r>
+        <w:t xml:space="preserve"> </w:t>
+      </w:r>
+      <w:r>
+        <w:t xml:space="preserve">on the grouped counts,</w:t>
+      </w:r>
+      <w:r>
+        <w:t xml:space="preserve"> </w:t>
+      </w:r>
+      <w:r>
+        <w:t xml:space="preserve">and the deviance is</w:t>
+      </w:r>
+      <w:r>
+        <w:t xml:space="preserve"> </w:t>
+      </w:r>
+      <m:oMath>
+        <m:r>
+          <m:t>D</m:t>
+        </m:r>
+        <m:r>
+          <m:rPr>
+            <m:sty m:val="p"/>
+          </m:rPr>
+          <m:t>=</m:t>
+        </m:r>
+        <m:r>
+          <m:t>219.975</m:t>
+        </m:r>
+      </m:oMath>
+      <w:r>
+        <w:t xml:space="preserve"> </w:t>
+      </w:r>
+      <w:r>
+        <w:t xml:space="preserve">on the individual babies.</w:t>
+      </w:r>
+    </w:p>
+    <w:bookmarkEnd w:id="52"/>
+    <w:bookmarkStart w:id="53" w:name="exm-deviance-shift"/>
+    <w:p>
+      <w:pPr>
+        <w:pStyle w:val="BodyText"/>
+      </w:pPr>
+      <w:r>
+        <w:rPr>
+          <w:b/>
+          <w:bCs/>
+        </w:rPr>
+        <w:t xml:space="preserve">Example 8 (The shift between the two deviances)</w:t>
+      </w:r>
+      <w:r>
+        <w:t xml:space="preserve"> </w:t>
+      </w:r>
+      <w:r>
+        <w:t xml:space="preserve">For the two fits of</w:t>
+      </w:r>
+      <w:r>
+        <w:t xml:space="preserve"> </w:t>
+      </w:r>
+      <w:hyperlink w:anchor="exm-saturated-deviance">
+        <w:r>
+          <w:rPr>
+            <w:rStyle w:val="Hyperlink"/>
+          </w:rPr>
+          <w:t xml:space="preserve">Example 7</w:t>
+        </w:r>
+      </w:hyperlink>
+      <w:r>
+        <w:t xml:space="preserve">,</w:t>
+      </w:r>
+      <w:r>
+        <w:t xml:space="preserve"> </w:t>
+      </w:r>
+      <w:hyperlink w:anchor="cor-deviance-shift">
+        <w:r>
+          <w:rPr>
+            <w:rStyle w:val="Hyperlink"/>
+          </w:rPr>
+          <w:t xml:space="preserve">Corollary 2</w:t>
+        </w:r>
+      </w:hyperlink>
+      <w:r>
+        <w:t xml:space="preserve"> </w:t>
+      </w:r>
+      <w:r>
+        <w:t xml:space="preserve">says that</w:t>
+      </w:r>
+      <w:r>
+        <w:t xml:space="preserve"> </w:t>
+      </w:r>
+      <m:oMath>
+        <m:r>
+          <m:t>D</m:t>
+        </m:r>
+        <m:r>
+          <m:rPr>
+            <m:sty m:val="p"/>
+          </m:rPr>
+          <m:t>−</m:t>
+        </m:r>
+        <m:sSub>
+          <m:e>
+            <m:r>
+              <m:t>D</m:t>
+            </m:r>
+          </m:e>
+          <m:sub>
+            <m:r>
+              <m:rPr>
+                <m:sty m:val="p"/>
+              </m:rPr>
+              <m:t>s</m:t>
+            </m:r>
+            <m:r>
+              <m:rPr>
+                <m:sty m:val="p"/>
+              </m:rPr>
+              <m:t>a</m:t>
+            </m:r>
+            <m:r>
+              <m:rPr>
+                <m:sty m:val="p"/>
+              </m:rPr>
+              <m:t>t</m:t>
+            </m:r>
+          </m:sub>
+        </m:sSub>
+        <m:r>
+          <m:rPr>
+            <m:sty m:val="p"/>
+          </m:rPr>
+          <m:t>=</m:t>
+        </m:r>
+        <m:r>
+          <m:rPr>
+            <m:sty m:val="p"/>
+          </m:rPr>
+          <m:t>−</m:t>
+        </m:r>
+        <m:r>
+          <m:t>2</m:t>
+        </m:r>
+        <m:sSub>
+          <m:e>
+            <m:r>
+              <m:t>ℓ</m:t>
+            </m:r>
+          </m:e>
+          <m:sub>
+            <m:r>
+              <m:rPr>
+                <m:sty m:val="p"/>
+              </m:rPr>
+              <m:t>s</m:t>
+            </m:r>
+            <m:r>
+              <m:rPr>
+                <m:sty m:val="p"/>
+              </m:rPr>
+              <m:t>a</m:t>
+            </m:r>
+            <m:r>
+              <m:rPr>
+                <m:sty m:val="p"/>
+              </m:rPr>
+              <m:t>t</m:t>
+            </m:r>
+          </m:sub>
+        </m:sSub>
+      </m:oMath>
+      <w:r>
+        <w:t xml:space="preserve">.</w:t>
+      </w:r>
+      <w:r>
+        <w:t xml:space="preserve"> </w:t>
+      </w:r>
+      <w:r>
+        <w:t xml:space="preserve">The left side is 216.818.</w:t>
+      </w:r>
+      <w:r>
+        <w:t xml:space="preserve"> </w:t>
+      </w:r>
+      <w:r>
+        <w:t xml:space="preserve">We compute the right side from the observed proportions of</w:t>
+      </w:r>
+      <w:r>
+        <w:t xml:space="preserve"> </w:t>
+      </w:r>
+      <w:hyperlink w:anchor="thm-saturated-mle">
+        <w:r>
+          <w:rPr>
+            <w:rStyle w:val="Hyperlink"/>
+          </w:rPr>
+          <w:t xml:space="preserve">Theorem 2</w:t>
+        </w:r>
+      </w:hyperlink>
+      <w:r>
+        <w:t xml:space="preserve">.</w:t>
+      </w:r>
+    </w:p>
+    <w:p>
+      <w:pPr>
+        <w:pStyle w:val="SourceCode"/>
+      </w:pPr>
+      <w:r>
+        <w:rPr>
+          <w:rStyle w:val="CommentTok"/>
+        </w:rPr>
+        <w:t xml:space="preserve"># twice the saturated log-likelihood, from the observed proportions</w:t>
+      </w:r>
+      <w:r>
+        <w:br/>
+      </w:r>
+      <w:r>
+        <w:rPr>
+          <w:rStyle w:val="NormalTok"/>
+        </w:rPr>
+        <w:t xml:space="preserve">bw_phat_sat </w:t>
+      </w:r>
+      <w:r>
+        <w:rPr>
+          <w:rStyle w:val="OtherTok"/>
+        </w:rPr>
+        <w:t xml:space="preserve">&lt;-</w:t>
+      </w:r>
+      <w:r>
+        <w:rPr>
+          <w:rStyle w:val="NormalTok"/>
+        </w:rPr>
+        <w:t xml:space="preserve"> bw_grouped</w:t>
+      </w:r>
+      <w:r>
+        <w:rPr>
+          <w:rStyle w:val="SpecialCharTok"/>
+        </w:rPr>
+        <w:t xml:space="preserve">$</w:t>
+      </w:r>
+      <w:r>
+        <w:rPr>
+          <w:rStyle w:val="NormalTok"/>
+        </w:rPr>
+        <w:t xml:space="preserve">nevents </w:t>
+      </w:r>
+      <w:r>
+        <w:rPr>
+          <w:rStyle w:val="SpecialCharTok"/>
+        </w:rPr>
+        <w:t xml:space="preserve">/</w:t>
+      </w:r>
+      <w:r>
+        <w:rPr>
+          <w:rStyle w:val="NormalTok"/>
+        </w:rPr>
+        <w:t xml:space="preserve"> bw_grouped</w:t>
+      </w:r>
+      <w:r>
+        <w:rPr>
+          <w:rStyle w:val="SpecialCharTok"/>
+        </w:rPr>
+        <w:t xml:space="preserve">$</w:t>
+      </w:r>
+      <w:r>
+        <w:rPr>
+          <w:rStyle w:val="NormalTok"/>
+        </w:rPr>
+        <w:t xml:space="preserve">nreps</w:t>
+      </w:r>
+      <w:r>
+        <w:br/>
+      </w:r>
+      <w:r>
+        <w:rPr>
+          <w:rStyle w:val="NormalTok"/>
+        </w:rPr>
+        <w:t xml:space="preserve">bw_two_llik_sat </w:t>
+      </w:r>
+      <w:r>
+        <w:rPr>
+          <w:rStyle w:val="OtherTok"/>
+        </w:rPr>
+        <w:t xml:space="preserve">&lt;-</w:t>
+      </w:r>
+      <w:r>
+        <w:rPr>
+          <w:rStyle w:val="NormalTok"/>
+        </w:rPr>
+        <w:t xml:space="preserve"> </w:t>
+      </w:r>
+      <w:r>
+        <w:rPr>
+          <w:rStyle w:val="DecValTok"/>
+        </w:rPr>
+        <w:t xml:space="preserve">2</w:t>
+      </w:r>
+      <w:r>
+        <w:rPr>
+          <w:rStyle w:val="NormalTok"/>
+        </w:rPr>
+        <w:t xml:space="preserve"> </w:t>
+      </w:r>
+      <w:r>
+        <w:rPr>
+          <w:rStyle w:val="SpecialCharTok"/>
+        </w:rPr>
+        <w:t xml:space="preserve">*</w:t>
+      </w:r>
+      <w:r>
+        <w:rPr>
+          <w:rStyle w:val="NormalTok"/>
+        </w:rPr>
+        <w:t xml:space="preserve"> </w:t>
+      </w:r>
+      <w:r>
+        <w:rPr>
+          <w:rStyle w:val="FunctionTok"/>
+        </w:rPr>
+        <w:t xml:space="preserve">sum</w:t>
+      </w:r>
+      <w:r>
+        <w:rPr>
+          <w:rStyle w:val="NormalTok"/>
+        </w:rPr>
+        <w:t xml:space="preserve">(</w:t>
+      </w:r>
+      <w:r>
+        <w:br/>
+      </w:r>
+      <w:r>
+        <w:rPr>
+          <w:rStyle w:val="NormalTok"/>
+        </w:rPr>
+        <w:t xml:space="preserve">  </w:t>
+      </w:r>
+      <w:r>
+        <w:rPr>
+          <w:rStyle w:val="FunctionTok"/>
+        </w:rPr>
+        <w:t xml:space="preserve">ifelse</w:t>
+      </w:r>
+      <w:r>
+        <w:rPr>
+          <w:rStyle w:val="NormalTok"/>
+        </w:rPr>
+        <w:t xml:space="preserve">(bw_grouped</w:t>
+      </w:r>
+      <w:r>
+        <w:rPr>
+          <w:rStyle w:val="SpecialCharTok"/>
+        </w:rPr>
+        <w:t xml:space="preserve">$</w:t>
+      </w:r>
+      <w:r>
+        <w:rPr>
+          <w:rStyle w:val="NormalTok"/>
+        </w:rPr>
+        <w:t xml:space="preserve">nevents </w:t>
+      </w:r>
+      <w:r>
+        <w:rPr>
+          <w:rStyle w:val="SpecialCharTok"/>
+        </w:rPr>
+        <w:t xml:space="preserve">==</w:t>
+      </w:r>
+      <w:r>
+        <w:rPr>
+          <w:rStyle w:val="NormalTok"/>
+        </w:rPr>
+        <w:t xml:space="preserve"> </w:t>
+      </w:r>
+      <w:r>
+        <w:rPr>
+          <w:rStyle w:val="DecValTok"/>
+        </w:rPr>
+        <w:t xml:space="preserve">0</w:t>
+      </w:r>
+      <w:r>
+        <w:rPr>
+          <w:rStyle w:val="NormalTok"/>
+        </w:rPr>
+        <w:t xml:space="preserve">, </w:t>
+      </w:r>
+      <w:r>
+        <w:rPr>
+          <w:rStyle w:val="DecValTok"/>
+        </w:rPr>
+        <w:t xml:space="preserve">0</w:t>
+      </w:r>
+      <w:r>
+        <w:rPr>
+          <w:rStyle w:val="NormalTok"/>
+        </w:rPr>
+        <w:t xml:space="preserve">, bw_grouped</w:t>
+      </w:r>
+      <w:r>
+        <w:rPr>
+          <w:rStyle w:val="SpecialCharTok"/>
+        </w:rPr>
+        <w:t xml:space="preserve">$</w:t>
+      </w:r>
+      <w:r>
+        <w:rPr>
+          <w:rStyle w:val="NormalTok"/>
+        </w:rPr>
+        <w:t xml:space="preserve">nevents </w:t>
+      </w:r>
+      <w:r>
+        <w:rPr>
+          <w:rStyle w:val="SpecialCharTok"/>
+        </w:rPr>
+        <w:t xml:space="preserve">*</w:t>
+      </w:r>
+      <w:r>
+        <w:rPr>
+          <w:rStyle w:val="NormalTok"/>
+        </w:rPr>
+        <w:t xml:space="preserve"> </w:t>
+      </w:r>
+      <w:r>
+        <w:rPr>
+          <w:rStyle w:val="FunctionTok"/>
+        </w:rPr>
+        <w:t xml:space="preserve">log</w:t>
+      </w:r>
+      <w:r>
+        <w:rPr>
+          <w:rStyle w:val="NormalTok"/>
+        </w:rPr>
+        <w:t xml:space="preserve">(bw_phat_sat)) </w:t>
+      </w:r>
+      <w:r>
+        <w:rPr>
+          <w:rStyle w:val="SpecialCharTok"/>
+        </w:rPr>
+        <w:t xml:space="preserve">+</w:t>
+      </w:r>
+      <w:r>
+        <w:br/>
+      </w:r>
+      <w:r>
+        <w:rPr>
+          <w:rStyle w:val="NormalTok"/>
+        </w:rPr>
+        <w:t xml:space="preserve">    </w:t>
+      </w:r>
+      <w:r>
+        <w:rPr>
+          <w:rStyle w:val="FunctionTok"/>
+        </w:rPr>
+        <w:t xml:space="preserve">ifelse</w:t>
+      </w:r>
+      <w:r>
+        <w:rPr>
+          <w:rStyle w:val="NormalTok"/>
+        </w:rPr>
+        <w:t xml:space="preserve">(</w:t>
+      </w:r>
+      <w:r>
+        <w:br/>
+      </w:r>
+      <w:r>
+        <w:rPr>
+          <w:rStyle w:val="NormalTok"/>
+        </w:rPr>
+        <w:t xml:space="preserve">      bw_grouped</w:t>
+      </w:r>
+      <w:r>
+        <w:rPr>
+          <w:rStyle w:val="SpecialCharTok"/>
+        </w:rPr>
+        <w:t xml:space="preserve">$</w:t>
+      </w:r>
+      <w:r>
+        <w:rPr>
+          <w:rStyle w:val="NormalTok"/>
+        </w:rPr>
+        <w:t xml:space="preserve">nreps </w:t>
+      </w:r>
+      <w:r>
+        <w:rPr>
+          <w:rStyle w:val="SpecialCharTok"/>
+        </w:rPr>
+        <w:t xml:space="preserve">==</w:t>
+      </w:r>
+      <w:r>
+        <w:rPr>
+          <w:rStyle w:val="NormalTok"/>
+        </w:rPr>
+        <w:t xml:space="preserve"> bw_grouped</w:t>
+      </w:r>
+      <w:r>
+        <w:rPr>
+          <w:rStyle w:val="SpecialCharTok"/>
+        </w:rPr>
+        <w:t xml:space="preserve">$</w:t>
+      </w:r>
+      <w:r>
+        <w:rPr>
+          <w:rStyle w:val="NormalTok"/>
+        </w:rPr>
+        <w:t xml:space="preserve">nevents,</w:t>
+      </w:r>
+      <w:r>
+        <w:br/>
+      </w:r>
+      <w:r>
+        <w:rPr>
+          <w:rStyle w:val="NormalTok"/>
+        </w:rPr>
+        <w:t xml:space="preserve">      </w:t>
+      </w:r>
+      <w:r>
+        <w:rPr>
+          <w:rStyle w:val="DecValTok"/>
+        </w:rPr>
+        <w:t xml:space="preserve">0</w:t>
+      </w:r>
+      <w:r>
+        <w:rPr>
+          <w:rStyle w:val="NormalTok"/>
+        </w:rPr>
+        <w:t xml:space="preserve">,</w:t>
+      </w:r>
+      <w:r>
+        <w:br/>
+      </w:r>
+      <w:r>
+        <w:rPr>
+          <w:rStyle w:val="NormalTok"/>
+        </w:rPr>
+        <w:t xml:space="preserve">      (bw_grouped</w:t>
+      </w:r>
+      <w:r>
+        <w:rPr>
+          <w:rStyle w:val="SpecialCharTok"/>
+        </w:rPr>
+        <w:t xml:space="preserve">$</w:t>
+      </w:r>
+      <w:r>
+        <w:rPr>
+          <w:rStyle w:val="NormalTok"/>
+        </w:rPr>
+        <w:t xml:space="preserve">nreps </w:t>
+      </w:r>
+      <w:r>
+        <w:rPr>
+          <w:rStyle w:val="SpecialCharTok"/>
+        </w:rPr>
+        <w:t xml:space="preserve">-</w:t>
+      </w:r>
+      <w:r>
+        <w:rPr>
+          <w:rStyle w:val="NormalTok"/>
+        </w:rPr>
+        <w:t xml:space="preserve"> bw_grouped</w:t>
+      </w:r>
+      <w:r>
+        <w:rPr>
+          <w:rStyle w:val="SpecialCharTok"/>
+        </w:rPr>
+        <w:t xml:space="preserve">$</w:t>
+      </w:r>
+      <w:r>
+        <w:rPr>
+          <w:rStyle w:val="NormalTok"/>
+        </w:rPr>
+        <w:t xml:space="preserve">nevents) </w:t>
+      </w:r>
+      <w:r>
+        <w:rPr>
+          <w:rStyle w:val="SpecialCharTok"/>
+        </w:rPr>
+        <w:t xml:space="preserve">*</w:t>
+      </w:r>
+      <w:r>
+        <w:rPr>
+          <w:rStyle w:val="NormalTok"/>
+        </w:rPr>
+        <w:t xml:space="preserve"> </w:t>
+      </w:r>
+      <w:r>
+        <w:rPr>
+          <w:rStyle w:val="FunctionTok"/>
+        </w:rPr>
+        <w:t xml:space="preserve">log</w:t>
+      </w:r>
+      <w:r>
+        <w:rPr>
+          <w:rStyle w:val="NormalTok"/>
+        </w:rPr>
+        <w:t xml:space="preserve">(</w:t>
+      </w:r>
+      <w:r>
+        <w:rPr>
+          <w:rStyle w:val="DecValTok"/>
+        </w:rPr>
+        <w:t xml:space="preserve">1</w:t>
+      </w:r>
+      <w:r>
+        <w:rPr>
+          <w:rStyle w:val="NormalTok"/>
+        </w:rPr>
+        <w:t xml:space="preserve"> </w:t>
+      </w:r>
+      <w:r>
+        <w:rPr>
+          <w:rStyle w:val="SpecialCharTok"/>
+        </w:rPr>
+        <w:t xml:space="preserve">-</w:t>
+      </w:r>
+      <w:r>
+        <w:rPr>
+          <w:rStyle w:val="NormalTok"/>
+        </w:rPr>
+        <w:t xml:space="preserve"> bw_phat_sat)</w:t>
+      </w:r>
+      <w:r>
+        <w:br/>
+      </w:r>
+      <w:r>
+        <w:rPr>
+          <w:rStyle w:val="NormalTok"/>
+        </w:rPr>
+        <w:t xml:space="preserve">    )</w:t>
+      </w:r>
+      <w:r>
+        <w:br/>
+      </w:r>
+      <w:r>
+        <w:rPr>
+          <w:rStyle w:val="NormalTok"/>
+        </w:rPr>
+        <w:t xml:space="preserve">)</w:t>
+      </w:r>
+      <w:r>
+        <w:br/>
+      </w:r>
+      <w:r>
+        <w:rPr>
+          <w:rStyle w:val="FunctionTok"/>
+        </w:rPr>
+        <w:t xml:space="preserve">c</w:t>
+      </w:r>
+      <w:r>
+        <w:rPr>
+          <w:rStyle w:val="NormalTok"/>
+        </w:rPr>
+        <w:t xml:space="preserve">(</w:t>
+      </w:r>
+      <w:r>
+        <w:br/>
+      </w:r>
+      <w:r>
+        <w:rPr>
+          <w:rStyle w:val="NormalTok"/>
+        </w:rPr>
+        <w:t xml:space="preserve">  </w:t>
+      </w:r>
+      <w:r>
+        <w:rPr>
+          <w:rStyle w:val="AttributeTok"/>
+        </w:rPr>
+        <w:t xml:space="preserve">difference =</w:t>
+      </w:r>
+      <w:r>
+        <w:rPr>
+          <w:rStyle w:val="NormalTok"/>
+        </w:rPr>
+        <w:t xml:space="preserve"> </w:t>
+      </w:r>
+      <w:r>
+        <w:rPr>
+          <w:rStyle w:val="FunctionTok"/>
+        </w:rPr>
+        <w:t xml:space="preserve">deviance</w:t>
+      </w:r>
+      <w:r>
+        <w:rPr>
+          <w:rStyle w:val="NormalTok"/>
+        </w:rPr>
+        <w:t xml:space="preserve">(bw_fit) </w:t>
+      </w:r>
+      <w:r>
+        <w:rPr>
+          <w:rStyle w:val="SpecialCharTok"/>
+        </w:rPr>
+        <w:t xml:space="preserve">-</w:t>
+      </w:r>
+      <w:r>
+        <w:rPr>
+          <w:rStyle w:val="NormalTok"/>
+        </w:rPr>
+        <w:t xml:space="preserve"> </w:t>
+      </w:r>
+      <w:r>
+        <w:rPr>
+          <w:rStyle w:val="FunctionTok"/>
+        </w:rPr>
+        <w:t xml:space="preserve">deviance</w:t>
+      </w:r>
+      <w:r>
+        <w:rPr>
+          <w:rStyle w:val="NormalTok"/>
+        </w:rPr>
+        <w:t xml:space="preserve">(bw_fit_grouped),</w:t>
+      </w:r>
+      <w:r>
+        <w:br/>
+      </w:r>
+      <w:r>
+        <w:rPr>
+          <w:rStyle w:val="NormalTok"/>
+        </w:rPr>
+        <w:t xml:space="preserve">  </w:t>
+      </w:r>
+      <w:r>
+        <w:rPr>
+          <w:rStyle w:val="AttributeTok"/>
+        </w:rPr>
+        <w:t xml:space="preserve">minus_two_llik_sat =</w:t>
+      </w:r>
+      <w:r>
+        <w:rPr>
+          <w:rStyle w:val="NormalTok"/>
+        </w:rPr>
+        <w:t xml:space="preserve"> </w:t>
+      </w:r>
+      <w:r>
+        <w:rPr>
+          <w:rStyle w:val="SpecialCharTok"/>
+        </w:rPr>
+        <w:t xml:space="preserve">-</w:t>
+      </w:r>
+      <w:r>
+        <w:rPr>
+          <w:rStyle w:val="NormalTok"/>
+        </w:rPr>
+        <w:t xml:space="preserve">bw_two_llik_sat</w:t>
+      </w:r>
+      <w:r>
+        <w:br/>
+      </w:r>
+      <w:r>
+        <w:rPr>
+          <w:rStyle w:val="NormalTok"/>
+        </w:rPr>
+        <w:t xml:space="preserve">)</w:t>
+      </w:r>
+      <w:r>
+        <w:br/>
+      </w:r>
+      <w:r>
+        <w:rPr>
+          <w:rStyle w:val="CommentTok"/>
+        </w:rPr>
+        <w:t xml:space="preserve">#&gt;         difference minus_two_llik_sat </w:t>
+      </w:r>
+      <w:r>
+        <w:br/>
+      </w:r>
+      <w:r>
+        <w:rPr>
+          <w:rStyle w:val="CommentTok"/>
+        </w:rPr>
+        <w:t xml:space="preserve">#&gt;            216.818            216.818</w:t>
+      </w:r>
+    </w:p>
+    <w:bookmarkEnd w:id="53"/>
+    <w:bookmarkEnd w:id="54"/>
+    <w:bookmarkStart w:id="63" w:name="X840099c27253be6d59b8623dccfe2e383b0f72c"/>
+    <w:p>
+      <w:pPr>
+        <w:pStyle w:val="Heading2"/>
+      </w:pPr>
+      <w:r>
+        <w:t xml:space="preserve">4 Confidence intervals for the coefficients</w:t>
+      </w:r>
+    </w:p>
+    <w:bookmarkStart w:id="56" w:name="thm-logistic-mle-distribution"/>
+    <w:p>
+      <w:pPr>
+        <w:pStyle w:val="FirstParagraph"/>
+      </w:pPr>
+      <w:r>
+        <w:rPr>
+          <w:b/>
+          <w:bCs/>
+        </w:rPr>
+        <w:t xml:space="preserve">Theorem 4 (Approximate distribution of the fitted coefficients)</w:t>
       </w:r>
       <w:r>
         <w:t xml:space="preserve"> </w:t>
@@ -4784,7 +12395,7 @@
       <w:pPr>
         <w:pStyle w:val="BodyText"/>
       </w:pPr>
-      <w:bookmarkStart w:id="32" w:name="eq-logistic-mle-distribution"/>
+      <w:bookmarkStart w:id="55" w:name="eq-logistic-mle-distribution"/>
       <m:oMathPara>
         <m:oMathParaPr>
           <m:jc m:val="center"/>
@@ -4919,7 +12530,7 @@
             <m:t>(</m:t>
           </m:r>
           <m:r>
-            <m:t>4</m:t>
+            <m:t>7</m:t>
           </m:r>
           <m:r>
             <m:rPr>
@@ -4929,9 +12540,9 @@
           </m:r>
         </m:oMath>
       </m:oMathPara>
-      <w:bookmarkEnd w:id="32"/>
+      <w:bookmarkEnd w:id="55"/>
     </w:p>
-    <w:bookmarkEnd w:id="33"/>
+    <w:bookmarkEnd w:id="56"/>
     <w:p>
       <w:pPr>
         <w:pStyle w:val="FirstParagraph"/>
@@ -5099,7 +12710,7 @@
       <w:r>
         <w:t xml:space="preserve"> </w:t>
       </w:r>
-      <w:hyperlink r:id="rId34">
+      <w:hyperlink r:id="rId57">
         <w:r>
           <w:rPr>
             <w:rStyle w:val="Hyperlink"/>
@@ -5144,7 +12755,7 @@
         <w:t xml:space="preserve">give.</w:t>
       </w:r>
     </w:p>
-    <w:bookmarkStart w:id="36" w:name="cor-logistic-wald"/>
+    <w:bookmarkStart w:id="59" w:name="cor-logistic-wald"/>
     <w:p>
       <w:pPr>
         <w:pStyle w:val="BodyText"/>
@@ -5154,7 +12765,7 @@
           <w:b/>
           <w:bCs/>
         </w:rPr>
-        <w:t xml:space="preserve">Corollary 2 (Wald interval for a logistic coefficient)</w:t>
+        <w:t xml:space="preserve">Corollary 3 (Wald interval for a logistic coefficient)</w:t>
       </w:r>
       <w:r>
         <w:t xml:space="preserve"> </w:t>
@@ -5421,7 +13032,7 @@
       <w:r>
         <w:t xml:space="preserve"> </w:t>
       </w:r>
-      <w:hyperlink r:id="rId35">
+      <w:hyperlink r:id="rId58">
         <w:r>
           <w:rPr>
             <w:rStyle w:val="Hyperlink"/>
@@ -5599,8 +13210,8 @@
         </m:oMath>
       </m:oMathPara>
     </w:p>
-    <w:bookmarkEnd w:id="36"/>
-    <w:bookmarkStart w:id="37" w:name="exm-logistic-wald"/>
+    <w:bookmarkEnd w:id="59"/>
+    <w:bookmarkStart w:id="60" w:name="exm-logistic-wald"/>
     <w:p>
       <w:pPr>
         <w:pStyle w:val="FirstParagraph"/>
@@ -5610,7 +13221,7 @@
           <w:b/>
           <w:bCs/>
         </w:rPr>
-        <w:t xml:space="preserve">Example 6 (A Wald interval from six patients)</w:t>
+        <w:t xml:space="preserve">Example 9 (A Wald interval from six patients)</w:t>
       </w:r>
       <w:r>
         <w:t xml:space="preserve"> </w:t>
@@ -6252,8 +13863,8 @@
         <w:t xml:space="preserve">.</w:t>
       </w:r>
     </w:p>
-    <w:bookmarkEnd w:id="37"/>
-    <w:bookmarkStart w:id="38" w:name="cor-logistic-odds-interval"/>
+    <w:bookmarkEnd w:id="60"/>
+    <w:bookmarkStart w:id="61" w:name="cor-logistic-odds-interval"/>
     <w:p>
       <w:pPr>
         <w:pStyle w:val="BodyText"/>
@@ -6263,7 +13874,7 @@
           <w:b/>
           <w:bCs/>
         </w:rPr>
-        <w:t xml:space="preserve">Corollary 3 (Interval for the odds factor of a logistic coefficient)</w:t>
+        <w:t xml:space="preserve">Corollary 4 (Interval for the odds factor of a logistic coefficient)</w:t>
       </w:r>
       <w:r>
         <w:t xml:space="preserve"> </w:t>
@@ -6341,7 +13952,7 @@
           <w:rPr>
             <w:rStyle w:val="Hyperlink"/>
           </w:rPr>
-          <w:t xml:space="preserve">Corollary 2</w:t>
+          <w:t xml:space="preserve">Corollary 3</w:t>
         </w:r>
       </w:hyperlink>
       <w:r>
@@ -6474,7 +14085,7 @@
         <w:t xml:space="preserve">.</w:t>
       </w:r>
     </w:p>
-    <w:bookmarkEnd w:id="38"/>
+    <w:bookmarkEnd w:id="61"/>
     <w:p>
       <w:pPr>
         <w:pStyle w:val="BodyText"/>
@@ -6599,7 +14210,7 @@
         <w:t xml:space="preserve">.</w:t>
       </w:r>
     </w:p>
-    <w:bookmarkStart w:id="39" w:name="exm-logistic-odds-interval"/>
+    <w:bookmarkStart w:id="62" w:name="exm-logistic-odds-interval"/>
     <w:p>
       <w:pPr>
         <w:pStyle w:val="BodyText"/>
@@ -6609,7 +14220,7 @@
           <w:b/>
           <w:bCs/>
         </w:rPr>
-        <w:t xml:space="preserve">Example 7 (How little six patients tell us)</w:t>
+        <w:t xml:space="preserve">Example 10 (How little six patients tell us)</w:t>
       </w:r>
       <w:r>
         <w:t xml:space="preserve"> </w:t>
@@ -6971,9 +14582,9 @@
         <w:t xml:space="preserve">Its width shows how little information six observations carry about the slope.</w:t>
       </w:r>
     </w:p>
-    <w:bookmarkEnd w:id="39"/>
-    <w:bookmarkEnd w:id="40"/>
-    <w:bookmarkStart w:id="48" w:name="references"/>
+    <w:bookmarkEnd w:id="62"/>
+    <w:bookmarkEnd w:id="63"/>
+    <w:bookmarkStart w:id="74" w:name="references"/>
     <w:p>
       <w:pPr>
         <w:pStyle w:val="Heading2"/>
@@ -6982,20 +14593,14 @@
         <w:t xml:space="preserve">References</w:t>
       </w:r>
     </w:p>
-    <w:bookmarkStart w:id="47" w:name="refs"/>
-    <w:bookmarkStart w:id="42" w:name="ref-fahrmeir1985consistency"/>
+    <w:bookmarkStart w:id="73" w:name="refs"/>
+    <w:bookmarkStart w:id="65" w:name="ref-dobson4e"/>
     <w:p>
       <w:pPr>
         <w:pStyle w:val="Bibliography"/>
       </w:pPr>
       <w:r>
-        <w:t xml:space="preserve">Fahrmeir, Ludwig, and Heinz Kaufmann. 1985.</w:t>
-      </w:r>
-      <w:r>
-        <w:t xml:space="preserve"> </w:t>
-      </w:r>
-      <w:r>
-        <w:t xml:space="preserve">“Consistency and Asymptotic Normality of the Maximum Likelihood Estimator in Generalized Linear Models.”</w:t>
+        <w:t xml:space="preserve">Dobson, Annette J, and Adrian G Barnett. 2018.</w:t>
       </w:r>
       <w:r>
         <w:t xml:space="preserve"> </w:t>
@@ -7005,6 +14610,49 @@
           <w:i/>
           <w:iCs/>
         </w:rPr>
+        <w:t xml:space="preserve">An Introduction to Generalized Linear Models</w:t>
+      </w:r>
+      <w:r>
+        <w:t xml:space="preserve">. 4th ed. CRC press.</w:t>
+      </w:r>
+      <w:r>
+        <w:t xml:space="preserve"> </w:t>
+      </w:r>
+      <w:hyperlink r:id="rId64">
+        <w:r>
+          <w:rPr>
+            <w:rStyle w:val="Hyperlink"/>
+          </w:rPr>
+          <w:t xml:space="preserve">https://doi.org/10.1201/9781315182780</w:t>
+        </w:r>
+      </w:hyperlink>
+      <w:r>
+        <w:t xml:space="preserve">.</w:t>
+      </w:r>
+    </w:p>
+    <w:bookmarkEnd w:id="65"/>
+    <w:bookmarkStart w:id="67" w:name="ref-fahrmeir1985consistency"/>
+    <w:p>
+      <w:pPr>
+        <w:pStyle w:val="Bibliography"/>
+      </w:pPr>
+      <w:r>
+        <w:t xml:space="preserve">Fahrmeir, Ludwig, and Heinz Kaufmann. 1985.</w:t>
+      </w:r>
+      <w:r>
+        <w:t xml:space="preserve"> </w:t>
+      </w:r>
+      <w:r>
+        <w:t xml:space="preserve">“Consistency and Asymptotic Normality of the Maximum Likelihood Estimator in Generalized Linear Models.”</w:t>
+      </w:r>
+      <w:r>
+        <w:t xml:space="preserve"> </w:t>
+      </w:r>
+      <w:r>
+        <w:rPr>
+          <w:i/>
+          <w:iCs/>
+        </w:rPr>
         <w:t xml:space="preserve">The Annals of Statistics</w:t>
       </w:r>
       <w:r>
@@ -7016,7 +14664,7 @@
       <w:r>
         <w:t xml:space="preserve"> </w:t>
       </w:r>
-      <w:hyperlink r:id="rId41">
+      <w:hyperlink r:id="rId66">
         <w:r>
           <w:rPr>
             <w:rStyle w:val="Hyperlink"/>
@@ -7028,8 +14676,8 @@
         <w:t xml:space="preserve">.</w:t>
       </w:r>
     </w:p>
-    <w:bookmarkEnd w:id="42"/>
-    <w:bookmarkStart w:id="44" w:name="ref-hastie2009elements"/>
+    <w:bookmarkEnd w:id="67"/>
+    <w:bookmarkStart w:id="69" w:name="ref-hastie2009elements"/>
     <w:p>
       <w:pPr>
         <w:pStyle w:val="Bibliography"/>
@@ -7053,7 +14701,7 @@
       <w:r>
         <w:t xml:space="preserve"> </w:t>
       </w:r>
-      <w:hyperlink r:id="rId43">
+      <w:hyperlink r:id="rId68">
         <w:r>
           <w:rPr>
             <w:rStyle w:val="Hyperlink"/>
@@ -7065,20 +14713,14 @@
         <w:t xml:space="preserve">.</w:t>
       </w:r>
     </w:p>
-    <w:bookmarkEnd w:id="44"/>
-    <w:bookmarkStart w:id="46" w:name="ref-nelder1972generalized"/>
+    <w:bookmarkEnd w:id="69"/>
+    <w:bookmarkStart w:id="70" w:name="ref-hosmer1989applied"/>
     <w:p>
       <w:pPr>
         <w:pStyle w:val="Bibliography"/>
       </w:pPr>
       <w:r>
-        <w:t xml:space="preserve">Nelder, John A., and Robert W. M. Wedderburn. 1972.</w:t>
-      </w:r>
-      <w:r>
-        <w:t xml:space="preserve"> </w:t>
-      </w:r>
-      <w:r>
-        <w:t xml:space="preserve">“Generalized Linear Models.”</w:t>
+        <w:t xml:space="preserve">Hosmer, David W., and Stanley Lemeshow. 1989.</w:t>
       </w:r>
       <w:r>
         <w:t xml:space="preserve"> </w:t>
@@ -7088,6 +14730,35 @@
           <w:i/>
           <w:iCs/>
         </w:rPr>
+        <w:t xml:space="preserve">Applied Logistic Regression</w:t>
+      </w:r>
+      <w:r>
+        <w:t xml:space="preserve">. Wiley.</w:t>
+      </w:r>
+    </w:p>
+    <w:bookmarkEnd w:id="70"/>
+    <w:bookmarkStart w:id="72" w:name="ref-nelder1972generalized"/>
+    <w:p>
+      <w:pPr>
+        <w:pStyle w:val="Bibliography"/>
+      </w:pPr>
+      <w:r>
+        <w:t xml:space="preserve">Nelder, John A., and Robert W. M. Wedderburn. 1972.</w:t>
+      </w:r>
+      <w:r>
+        <w:t xml:space="preserve"> </w:t>
+      </w:r>
+      <w:r>
+        <w:t xml:space="preserve">“Generalized Linear Models.”</w:t>
+      </w:r>
+      <w:r>
+        <w:t xml:space="preserve"> </w:t>
+      </w:r>
+      <w:r>
+        <w:rPr>
+          <w:i/>
+          <w:iCs/>
+        </w:rPr>
         <w:t xml:space="preserve">Journal of the Royal Statistical Society: Series A (General)</w:t>
       </w:r>
       <w:r>
@@ -7099,7 +14770,7 @@
       <w:r>
         <w:t xml:space="preserve"> </w:t>
       </w:r>
-      <w:hyperlink r:id="rId45">
+      <w:hyperlink r:id="rId71">
         <w:r>
           <w:rPr>
             <w:rStyle w:val="Hyperlink"/>
@@ -7111,9 +14782,9 @@
         <w:t xml:space="preserve">.</w:t>
       </w:r>
     </w:p>
-    <w:bookmarkEnd w:id="46"/>
-    <w:bookmarkEnd w:id="47"/>
-    <w:bookmarkEnd w:id="48"/>
+    <w:bookmarkEnd w:id="72"/>
+    <w:bookmarkEnd w:id="73"/>
+    <w:bookmarkEnd w:id="74"/>
     <w:sectPr>
       <w:footnotePr>
         <w:numRestart w:val="eachSect"/>

--- a/logistic-inference-handout.docx
+++ b/logistic-inference-handout.docx
@@ -15,7 +15,7 @@
         <w:pStyle w:val="Date"/>
       </w:pPr>
       <w:r>
-        <w:t xml:space="preserve">Last modified: 2026-10-15 18:39:30 (PDT)</w:t>
+        <w:t xml:space="preserve">Last modified: 2026-10-15 18:55:10 (PDT)</w:t>
       </w:r>
     </w:p>
     <w:bookmarkStart w:id="13" w:name="introduction"/>

--- a/logistic-inference-handout.docx
+++ b/logistic-inference-handout.docx
@@ -15,7 +15,7 @@
         <w:pStyle w:val="Date"/>
       </w:pPr>
       <w:r>
-        <w:t xml:space="preserve">Last modified: 2026-10-15 18:55:10 (PDT)</w:t>
+        <w:t xml:space="preserve">Last modified: 2026-10-16 00:14:28 (PDT)</w:t>
       </w:r>
     </w:p>
     <w:bookmarkStart w:id="13" w:name="introduction"/>
@@ -4596,7 +4596,7 @@
     </w:p>
     <w:bookmarkEnd w:id="30"/>
     <w:bookmarkEnd w:id="31"/>
-    <w:bookmarkStart w:id="54" w:name="X6921c8acb91e896e6cca408a54c848bac546047"/>
+    <w:bookmarkStart w:id="53" w:name="X6921c8acb91e896e6cca408a54c848bac546047"/>
     <w:p>
       <w:pPr>
         <w:pStyle w:val="Heading2"/>
@@ -5195,31 +5195,11 @@
             <w:r>
               <w:t xml:space="preserve">introduces both terms: observations that share a combination of factor levels and the same values of any continuous predictors have the same covariate pattern, and are called replicates.</w:t>
             </w:r>
-            <w:r>
-              <w:t xml:space="preserve"> </w:t>
-            </w:r>
-            <w:r>
-              <w:t xml:space="preserve">This section follows the treatment in</w:t>
-            </w:r>
-            <w:r>
-              <w:t xml:space="preserve"> </w:t>
-            </w:r>
-            <w:hyperlink r:id="rId36">
-              <w:r>
-                <w:rPr>
-                  <w:rStyle w:val="Hyperlink"/>
-                </w:rPr>
-                <w:t xml:space="preserve">rme</w:t>
-              </w:r>
-            </w:hyperlink>
-            <w:r>
-              <w:t xml:space="preserve">, adapted to logistic regression.</w:t>
-            </w:r>
           </w:p>
         </w:tc>
       </w:tr>
     </w:tbl>
-    <w:bookmarkStart w:id="37" w:name="def-pattern-events"/>
+    <w:bookmarkStart w:id="36" w:name="def-pattern-events"/>
     <w:p>
       <w:pPr>
         <w:pStyle w:val="BodyText"/>
@@ -5509,8 +5489,8 @@
         <w:t xml:space="preserve">.</w:t>
       </w:r>
     </w:p>
-    <w:bookmarkEnd w:id="37"/>
-    <w:bookmarkStart w:id="38" w:name="exm-covariate-patterns"/>
+    <w:bookmarkEnd w:id="36"/>
+    <w:bookmarkStart w:id="37" w:name="exm-covariate-patterns"/>
     <w:p>
       <w:pPr>
         <w:pStyle w:val="BodyText"/>
@@ -6135,8 +6115,8 @@
         <w:t xml:space="preserve">= 3, and it has 55 of them.</w:t>
       </w:r>
     </w:p>
-    <w:bookmarkEnd w:id="38"/>
-    <w:bookmarkStart w:id="40" w:name="def-saturated-model"/>
+    <w:bookmarkEnd w:id="37"/>
+    <w:bookmarkStart w:id="39" w:name="def-saturated-model"/>
     <w:p>
       <w:pPr>
         <w:pStyle w:val="BodyText"/>
@@ -6216,7 +6196,7 @@
       <w:pPr>
         <w:pStyle w:val="BodyText"/>
       </w:pPr>
-      <w:bookmarkStart w:id="39" w:name="eq-saturated-model"/>
+      <w:bookmarkStart w:id="38" w:name="eq-saturated-model"/>
       <m:oMathPara>
         <m:oMathParaPr>
           <m:jc m:val="center"/>
@@ -6413,7 +6393,7 @@
           </m:r>
         </m:oMath>
       </m:oMathPara>
-      <w:bookmarkEnd w:id="39"/>
+      <w:bookmarkEnd w:id="38"/>
     </w:p>
     <w:p>
       <w:pPr>
@@ -6423,7 +6403,7 @@
         <w:t xml:space="preserve">with the outcomes independent given the predictors.</w:t>
       </w:r>
     </w:p>
-    <w:bookmarkEnd w:id="40"/>
+    <w:bookmarkEnd w:id="39"/>
     <w:tbl>
       <w:tblPr>
         <w:tblStyle w:val="Table"/>
@@ -6464,12 +6444,12 @@
                 <wp:inline>
                   <wp:extent cx="152400" cy="152400"/>
                   <wp:effectExtent b="0" l="0" r="0" t="0"/>
-                  <wp:docPr descr="" title="" id="41" name="Picture"/>
+                  <wp:docPr descr="" title="" id="40" name="Picture"/>
                   <a:graphic>
                     <a:graphicData uri="http://schemas.openxmlformats.org/drawingml/2006/picture">
                       <pic:pic>
                         <pic:nvPicPr>
-                          <pic:cNvPr descr="/opt/quarto/share/formats/docx/note.png" id="42" name="Picture"/>
+                          <pic:cNvPr descr="/opt/quarto/share/formats/docx/note.png" id="41" name="Picture"/>
                           <pic:cNvPicPr>
                             <a:picLocks noChangeArrowheads="1" noChangeAspect="1"/>
                           </pic:cNvPicPr>
@@ -6572,7 +6552,7 @@
         </w:tc>
       </w:tr>
     </w:tbl>
-    <w:bookmarkStart w:id="43" w:name="thm-saturated-mle"/>
+    <w:bookmarkStart w:id="42" w:name="thm-saturated-mle"/>
     <w:p>
       <w:pPr>
         <w:pStyle w:val="BodyText"/>
@@ -6735,7 +6715,7 @@
         </m:oMath>
       </m:oMathPara>
     </w:p>
-    <w:bookmarkEnd w:id="43"/>
+    <w:bookmarkEnd w:id="42"/>
     <w:p>
       <w:pPr>
         <w:pStyle w:val="FirstParagraph"/>
@@ -8003,7 +7983,7 @@
         <w:t xml:space="preserve">.</w:t>
       </w:r>
     </w:p>
-    <w:bookmarkStart w:id="45" w:name="def-saturated-deviance"/>
+    <w:bookmarkStart w:id="44" w:name="def-saturated-deviance"/>
     <w:p>
       <w:pPr>
         <w:pStyle w:val="BodyText"/>
@@ -8141,7 +8121,7 @@
       <w:pPr>
         <w:pStyle w:val="BodyText"/>
       </w:pPr>
-      <w:bookmarkStart w:id="44" w:name="eq-saturated-deviance"/>
+      <w:bookmarkStart w:id="43" w:name="eq-saturated-deviance"/>
       <m:oMathPara>
         <m:oMathParaPr>
           <m:jc m:val="center"/>
@@ -8294,10 +8274,10 @@
           </m:r>
         </m:oMath>
       </m:oMathPara>
-      <w:bookmarkEnd w:id="44"/>
+      <w:bookmarkEnd w:id="43"/>
     </w:p>
-    <w:bookmarkEnd w:id="45"/>
-    <w:bookmarkStart w:id="47" w:name="thm-saturated-deviance"/>
+    <w:bookmarkEnd w:id="44"/>
+    <w:bookmarkStart w:id="46" w:name="thm-saturated-deviance"/>
     <w:p>
       <w:pPr>
         <w:pStyle w:val="FirstParagraph"/>
@@ -8364,7 +8344,7 @@
       <w:pPr>
         <w:pStyle w:val="BodyText"/>
       </w:pPr>
-      <w:bookmarkStart w:id="46" w:name="eq-saturated-deviance-grouped"/>
+      <w:bookmarkStart w:id="45" w:name="eq-saturated-deviance-grouped"/>
       <m:oMathPara>
         <m:oMathParaPr>
           <m:jc m:val="center"/>
@@ -8732,7 +8712,7 @@
           </m:r>
         </m:oMath>
       </m:oMathPara>
-      <w:bookmarkEnd w:id="46"/>
+      <w:bookmarkEnd w:id="45"/>
     </w:p>
     <w:p>
       <w:pPr>
@@ -8829,7 +8809,7 @@
         <w:t xml:space="preserve">in its zero-count part.</w:t>
       </w:r>
     </w:p>
-    <w:bookmarkEnd w:id="47"/>
+    <w:bookmarkEnd w:id="46"/>
     <w:p>
       <w:pPr>
         <w:pStyle w:val="BodyText"/>
@@ -9504,12 +9484,12 @@
                 <wp:inline>
                   <wp:extent cx="152400" cy="152400"/>
                   <wp:effectExtent b="0" l="0" r="0" t="0"/>
-                  <wp:docPr descr="" title="" id="48" name="Picture"/>
+                  <wp:docPr descr="" title="" id="47" name="Picture"/>
                   <a:graphic>
                     <a:graphicData uri="http://schemas.openxmlformats.org/drawingml/2006/picture">
                       <pic:pic>
                         <pic:nvPicPr>
-                          <pic:cNvPr descr="/opt/quarto/share/formats/docx/note.png" id="49" name="Picture"/>
+                          <pic:cNvPr descr="/opt/quarto/share/formats/docx/note.png" id="48" name="Picture"/>
                           <pic:cNvPicPr>
                             <a:picLocks noChangeArrowheads="1" noChangeAspect="1"/>
                           </pic:cNvPicPr>
@@ -9624,7 +9604,7 @@
         </w:tc>
       </w:tr>
     </w:tbl>
-    <w:bookmarkStart w:id="50" w:name="cor-deviance-shift"/>
+    <w:bookmarkStart w:id="49" w:name="cor-deviance-shift"/>
     <w:p>
       <w:pPr>
         <w:pStyle w:val="BodyText"/>
@@ -9767,7 +9747,7 @@
         </m:oMath>
       </m:oMathPara>
     </w:p>
-    <w:bookmarkEnd w:id="50"/>
+    <w:bookmarkEnd w:id="49"/>
     <w:p>
       <w:pPr>
         <w:pStyle w:val="FirstParagraph"/>
@@ -10210,7 +10190,7 @@
         <w:t xml:space="preserve">from both sides gives the claim.</w:t>
       </w:r>
     </w:p>
-    <w:bookmarkStart w:id="51" w:name="rem-deviance-shift"/>
+    <w:bookmarkStart w:id="50" w:name="rem-deviance-shift"/>
     <w:p>
       <w:pPr>
         <w:pStyle w:val="BodyText"/>
@@ -10450,8 +10430,8 @@
         <w:t xml:space="preserve">.</w:t>
       </w:r>
     </w:p>
-    <w:bookmarkEnd w:id="51"/>
-    <w:bookmarkStart w:id="52" w:name="exm-saturated-deviance"/>
+    <w:bookmarkEnd w:id="50"/>
+    <w:bookmarkStart w:id="51" w:name="exm-saturated-deviance"/>
     <w:p>
       <w:pPr>
         <w:pStyle w:val="BodyText"/>
@@ -11476,8 +11456,8 @@
         <w:t xml:space="preserve">on the individual babies.</w:t>
       </w:r>
     </w:p>
-    <w:bookmarkEnd w:id="52"/>
-    <w:bookmarkStart w:id="53" w:name="exm-deviance-shift"/>
+    <w:bookmarkEnd w:id="51"/>
+    <w:bookmarkStart w:id="52" w:name="exm-deviance-shift"/>
     <w:p>
       <w:pPr>
         <w:pStyle w:val="BodyText"/>
@@ -12205,9 +12185,9 @@
         <w:t xml:space="preserve">#&gt;            216.818            216.818</w:t>
       </w:r>
     </w:p>
+    <w:bookmarkEnd w:id="52"/>
     <w:bookmarkEnd w:id="53"/>
-    <w:bookmarkEnd w:id="54"/>
-    <w:bookmarkStart w:id="63" w:name="X840099c27253be6d59b8623dccfe2e383b0f72c"/>
+    <w:bookmarkStart w:id="62" w:name="X840099c27253be6d59b8623dccfe2e383b0f72c"/>
     <w:p>
       <w:pPr>
         <w:pStyle w:val="Heading2"/>
@@ -12216,7 +12196,7 @@
         <w:t xml:space="preserve">4 Confidence intervals for the coefficients</w:t>
       </w:r>
     </w:p>
-    <w:bookmarkStart w:id="56" w:name="thm-logistic-mle-distribution"/>
+    <w:bookmarkStart w:id="55" w:name="thm-logistic-mle-distribution"/>
     <w:p>
       <w:pPr>
         <w:pStyle w:val="FirstParagraph"/>
@@ -12395,7 +12375,7 @@
       <w:pPr>
         <w:pStyle w:val="BodyText"/>
       </w:pPr>
-      <w:bookmarkStart w:id="55" w:name="eq-logistic-mle-distribution"/>
+      <w:bookmarkStart w:id="54" w:name="eq-logistic-mle-distribution"/>
       <m:oMathPara>
         <m:oMathParaPr>
           <m:jc m:val="center"/>
@@ -12540,9 +12520,9 @@
           </m:r>
         </m:oMath>
       </m:oMathPara>
-      <w:bookmarkEnd w:id="55"/>
+      <w:bookmarkEnd w:id="54"/>
     </w:p>
-    <w:bookmarkEnd w:id="56"/>
+    <w:bookmarkEnd w:id="55"/>
     <w:p>
       <w:pPr>
         <w:pStyle w:val="FirstParagraph"/>
@@ -12710,7 +12690,7 @@
       <w:r>
         <w:t xml:space="preserve"> </w:t>
       </w:r>
-      <w:hyperlink r:id="rId57">
+      <w:hyperlink r:id="rId56">
         <w:r>
           <w:rPr>
             <w:rStyle w:val="Hyperlink"/>
@@ -12755,7 +12735,7 @@
         <w:t xml:space="preserve">give.</w:t>
       </w:r>
     </w:p>
-    <w:bookmarkStart w:id="59" w:name="cor-logistic-wald"/>
+    <w:bookmarkStart w:id="58" w:name="cor-logistic-wald"/>
     <w:p>
       <w:pPr>
         <w:pStyle w:val="BodyText"/>
@@ -13032,7 +13012,7 @@
       <w:r>
         <w:t xml:space="preserve"> </w:t>
       </w:r>
-      <w:hyperlink r:id="rId58">
+      <w:hyperlink r:id="rId57">
         <w:r>
           <w:rPr>
             <w:rStyle w:val="Hyperlink"/>
@@ -13210,8 +13190,8 @@
         </m:oMath>
       </m:oMathPara>
     </w:p>
-    <w:bookmarkEnd w:id="59"/>
-    <w:bookmarkStart w:id="60" w:name="exm-logistic-wald"/>
+    <w:bookmarkEnd w:id="58"/>
+    <w:bookmarkStart w:id="59" w:name="exm-logistic-wald"/>
     <w:p>
       <w:pPr>
         <w:pStyle w:val="FirstParagraph"/>
@@ -13863,8 +13843,8 @@
         <w:t xml:space="preserve">.</w:t>
       </w:r>
     </w:p>
-    <w:bookmarkEnd w:id="60"/>
-    <w:bookmarkStart w:id="61" w:name="cor-logistic-odds-interval"/>
+    <w:bookmarkEnd w:id="59"/>
+    <w:bookmarkStart w:id="60" w:name="cor-logistic-odds-interval"/>
     <w:p>
       <w:pPr>
         <w:pStyle w:val="BodyText"/>
@@ -14085,7 +14065,7 @@
         <w:t xml:space="preserve">.</w:t>
       </w:r>
     </w:p>
-    <w:bookmarkEnd w:id="61"/>
+    <w:bookmarkEnd w:id="60"/>
     <w:p>
       <w:pPr>
         <w:pStyle w:val="BodyText"/>
@@ -14210,7 +14190,7 @@
         <w:t xml:space="preserve">.</w:t>
       </w:r>
     </w:p>
-    <w:bookmarkStart w:id="62" w:name="exm-logistic-odds-interval"/>
+    <w:bookmarkStart w:id="61" w:name="exm-logistic-odds-interval"/>
     <w:p>
       <w:pPr>
         <w:pStyle w:val="BodyText"/>
@@ -14582,9 +14562,9 @@
         <w:t xml:space="preserve">Its width shows how little information six observations carry about the slope.</w:t>
       </w:r>
     </w:p>
+    <w:bookmarkEnd w:id="61"/>
     <w:bookmarkEnd w:id="62"/>
-    <w:bookmarkEnd w:id="63"/>
-    <w:bookmarkStart w:id="74" w:name="references"/>
+    <w:bookmarkStart w:id="73" w:name="references"/>
     <w:p>
       <w:pPr>
         <w:pStyle w:val="Heading2"/>
@@ -14593,8 +14573,8 @@
         <w:t xml:space="preserve">References</w:t>
       </w:r>
     </w:p>
-    <w:bookmarkStart w:id="73" w:name="refs"/>
-    <w:bookmarkStart w:id="65" w:name="ref-dobson4e"/>
+    <w:bookmarkStart w:id="72" w:name="refs"/>
+    <w:bookmarkStart w:id="64" w:name="ref-dobson4e"/>
     <w:p>
       <w:pPr>
         <w:pStyle w:val="Bibliography"/>
@@ -14618,7 +14598,7 @@
       <w:r>
         <w:t xml:space="preserve"> </w:t>
       </w:r>
-      <w:hyperlink r:id="rId64">
+      <w:hyperlink r:id="rId63">
         <w:r>
           <w:rPr>
             <w:rStyle w:val="Hyperlink"/>
@@ -14630,8 +14610,8 @@
         <w:t xml:space="preserve">.</w:t>
       </w:r>
     </w:p>
-    <w:bookmarkEnd w:id="65"/>
-    <w:bookmarkStart w:id="67" w:name="ref-fahrmeir1985consistency"/>
+    <w:bookmarkEnd w:id="64"/>
+    <w:bookmarkStart w:id="66" w:name="ref-fahrmeir1985consistency"/>
     <w:p>
       <w:pPr>
         <w:pStyle w:val="Bibliography"/>
@@ -14664,7 +14644,7 @@
       <w:r>
         <w:t xml:space="preserve"> </w:t>
       </w:r>
-      <w:hyperlink r:id="rId66">
+      <w:hyperlink r:id="rId65">
         <w:r>
           <w:rPr>
             <w:rStyle w:val="Hyperlink"/>
@@ -14676,8 +14656,8 @@
         <w:t xml:space="preserve">.</w:t>
       </w:r>
     </w:p>
-    <w:bookmarkEnd w:id="67"/>
-    <w:bookmarkStart w:id="69" w:name="ref-hastie2009elements"/>
+    <w:bookmarkEnd w:id="66"/>
+    <w:bookmarkStart w:id="68" w:name="ref-hastie2009elements"/>
     <w:p>
       <w:pPr>
         <w:pStyle w:val="Bibliography"/>
@@ -14701,7 +14681,7 @@
       <w:r>
         <w:t xml:space="preserve"> </w:t>
       </w:r>
-      <w:hyperlink r:id="rId68">
+      <w:hyperlink r:id="rId67">
         <w:r>
           <w:rPr>
             <w:rStyle w:val="Hyperlink"/>
@@ -14713,8 +14693,8 @@
         <w:t xml:space="preserve">.</w:t>
       </w:r>
     </w:p>
-    <w:bookmarkEnd w:id="69"/>
-    <w:bookmarkStart w:id="70" w:name="ref-hosmer1989applied"/>
+    <w:bookmarkEnd w:id="68"/>
+    <w:bookmarkStart w:id="69" w:name="ref-hosmer1989applied"/>
     <w:p>
       <w:pPr>
         <w:pStyle w:val="Bibliography"/>
@@ -14736,8 +14716,8 @@
         <w:t xml:space="preserve">. Wiley.</w:t>
       </w:r>
     </w:p>
-    <w:bookmarkEnd w:id="70"/>
-    <w:bookmarkStart w:id="72" w:name="ref-nelder1972generalized"/>
+    <w:bookmarkEnd w:id="69"/>
+    <w:bookmarkStart w:id="71" w:name="ref-nelder1972generalized"/>
     <w:p>
       <w:pPr>
         <w:pStyle w:val="Bibliography"/>
@@ -14770,7 +14750,7 @@
       <w:r>
         <w:t xml:space="preserve"> </w:t>
       </w:r>
-      <w:hyperlink r:id="rId71">
+      <w:hyperlink r:id="rId70">
         <w:r>
           <w:rPr>
             <w:rStyle w:val="Hyperlink"/>
@@ -14782,9 +14762,9 @@
         <w:t xml:space="preserve">.</w:t>
       </w:r>
     </w:p>
+    <w:bookmarkEnd w:id="71"/>
     <w:bookmarkEnd w:id="72"/>
     <w:bookmarkEnd w:id="73"/>
-    <w:bookmarkEnd w:id="74"/>
     <w:sectPr>
       <w:footnotePr>
         <w:numRestart w:val="eachSect"/>

--- a/logistic-inference-handout.docx
+++ b/logistic-inference-handout.docx
@@ -15,7 +15,7 @@
         <w:pStyle w:val="Date"/>
       </w:pPr>
       <w:r>
-        <w:t xml:space="preserve">Last modified: 2026-10-16 00:14:28 (PDT)</w:t>
+        <w:t xml:space="preserve">Last modified: 2026-10-16 00:48:26 (PDT)</w:t>
       </w:r>
     </w:p>
     <w:bookmarkStart w:id="13" w:name="introduction"/>

--- a/logistic-inference-handout.docx
+++ b/logistic-inference-handout.docx
@@ -15,7 +15,7 @@
         <w:pStyle w:val="Date"/>
       </w:pPr>
       <w:r>
-        <w:t xml:space="preserve">Last modified: 2026-10-16 00:48:26 (PDT)</w:t>
+        <w:t xml:space="preserve">Last modified: 2026-10-16 01:43:36 (PDT)</w:t>
       </w:r>
     </w:p>
     <w:bookmarkStart w:id="13" w:name="introduction"/>

--- a/logistic-inference-handout.docx
+++ b/logistic-inference-handout.docx
@@ -15,7 +15,7 @@
         <w:pStyle w:val="Date"/>
       </w:pPr>
       <w:r>
-        <w:t xml:space="preserve">Last modified: 2026-10-16 01:43:36 (PDT)</w:t>
+        <w:t xml:space="preserve">Last modified: 2026-10-16 01:57:23 (PDT)</w:t>
       </w:r>
     </w:p>
     <w:bookmarkStart w:id="13" w:name="introduction"/>

--- a/logistic-inference-handout.docx
+++ b/logistic-inference-handout.docx
@@ -15,7 +15,7 @@
         <w:pStyle w:val="Date"/>
       </w:pPr>
       <w:r>
-        <w:t xml:space="preserve">Last modified: 2026-10-16 01:57:23 (PDT)</w:t>
+        <w:t xml:space="preserve">Last modified: 2026-10-16 02:11:28 (PDT)</w:t>
       </w:r>
     </w:p>
     <w:bookmarkStart w:id="13" w:name="introduction"/>

--- a/logistic-inference-handout.docx
+++ b/logistic-inference-handout.docx
@@ -15,7 +15,7 @@
         <w:pStyle w:val="Date"/>
       </w:pPr>
       <w:r>
-        <w:t xml:space="preserve">Last modified: 2026-10-16 02:11:28 (PDT)</w:t>
+        <w:t xml:space="preserve">Last modified: 2026-10-16 02:26:19 (PDT)</w:t>
       </w:r>
     </w:p>
     <w:bookmarkStart w:id="13" w:name="introduction"/>

--- a/logistic-inference-handout.docx
+++ b/logistic-inference-handout.docx
@@ -15,7 +15,7 @@
         <w:pStyle w:val="Date"/>
       </w:pPr>
       <w:r>
-        <w:t xml:space="preserve">Last modified: 2026-10-16 02:26:19 (PDT)</w:t>
+        <w:t xml:space="preserve">Last modified: 2026-10-16 02:40:23 (PDT)</w:t>
       </w:r>
     </w:p>
     <w:bookmarkStart w:id="13" w:name="introduction"/>
@@ -203,16 +203,21 @@
       <m:oMath>
         <m:sSub>
           <m:e>
-            <m:acc>
-              <m:accPr>
-                <m:chr m:val="̃"/>
-              </m:accPr>
+            <m:limLow>
               <m:e>
                 <m:r>
                   <m:t>x</m:t>
                 </m:r>
               </m:e>
-            </m:acc>
+              <m:lim>
+                <m:r>
+                  <m:rPr>
+                    <m:sty m:val="p"/>
+                  </m:rPr>
+                  <m:t>∼</m:t>
+                </m:r>
+              </m:lim>
+            </m:limLow>
           </m:e>
           <m:sub>
             <m:r>
@@ -240,16 +245,21 @@
         </m:r>
         <m:sSub>
           <m:e>
-            <m:acc>
-              <m:accPr>
-                <m:chr m:val="̃"/>
-              </m:accPr>
+            <m:limLow>
               <m:e>
                 <m:r>
                   <m:t>x</m:t>
                 </m:r>
               </m:e>
-            </m:acc>
+              <m:lim>
+                <m:r>
+                  <m:rPr>
+                    <m:sty m:val="p"/>
+                  </m:rPr>
+                  <m:t>∼</m:t>
+                </m:r>
+              </m:lim>
+            </m:limLow>
           </m:e>
           <m:sub>
             <m:r>
@@ -321,16 +331,21 @@
               </m:r>
               <m:sSub>
                 <m:e>
-                  <m:acc>
-                    <m:accPr>
-                      <m:chr m:val="̃"/>
-                    </m:accPr>
+                  <m:limLow>
                     <m:e>
                       <m:r>
                         <m:t>x</m:t>
                       </m:r>
                     </m:e>
-                  </m:acc>
+                    <m:lim>
+                      <m:r>
+                        <m:rPr>
+                          <m:sty m:val="p"/>
+                        </m:rPr>
+                        <m:t>∼</m:t>
+                      </m:r>
+                    </m:lim>
+                  </m:limLow>
                 </m:e>
                 <m:sub>
                   <m:r>
@@ -381,16 +396,21 @@
               <m:grow/>
             </m:dPr>
             <m:e>
-              <m:acc>
-                <m:accPr>
-                  <m:chr m:val="̃"/>
-                </m:accPr>
+              <m:limLow>
                 <m:e>
                   <m:r>
                     <m:t>β</m:t>
                   </m:r>
                 </m:e>
-              </m:acc>
+                <m:lim>
+                  <m:r>
+                    <m:rPr>
+                      <m:sty m:val="p"/>
+                    </m:rPr>
+                    <m:t>∼</m:t>
+                  </m:r>
+                </m:lim>
+              </m:limLow>
               <m:r>
                 <m:rPr>
                   <m:sty m:val="p"/>
@@ -399,16 +419,21 @@
               </m:r>
               <m:sSub>
                 <m:e>
-                  <m:acc>
-                    <m:accPr>
-                      <m:chr m:val="̃"/>
-                    </m:accPr>
+                  <m:limLow>
                     <m:e>
                       <m:r>
                         <m:t>x</m:t>
                       </m:r>
                     </m:e>
-                  </m:acc>
+                    <m:lim>
+                      <m:r>
+                        <m:rPr>
+                          <m:sty m:val="p"/>
+                        </m:rPr>
+                        <m:t>∼</m:t>
+                      </m:r>
+                    </m:lim>
+                  </m:limLow>
                 </m:e>
                 <m:sub>
                   <m:r>
@@ -538,16 +563,21 @@
       <m:oMath>
         <m:sSub>
           <m:e>
-            <m:acc>
-              <m:accPr>
-                <m:chr m:val="̃"/>
-              </m:accPr>
+            <m:limLow>
               <m:e>
                 <m:r>
                   <m:t>x</m:t>
                 </m:r>
               </m:e>
-            </m:acc>
+              <m:lim>
+                <m:r>
+                  <m:rPr>
+                    <m:sty m:val="p"/>
+                  </m:rPr>
+                  <m:t>∼</m:t>
+                </m:r>
+              </m:lim>
+            </m:limLow>
           </m:e>
           <m:sub>
             <m:r>
@@ -657,16 +687,21 @@
         <w:t xml:space="preserve"> </w:t>
       </w:r>
       <m:oMath>
-        <m:acc>
-          <m:accPr>
-            <m:chr m:val="̃"/>
-          </m:accPr>
+        <m:limLow>
           <m:e>
             <m:r>
               <m:t>β</m:t>
             </m:r>
           </m:e>
-        </m:acc>
+          <m:lim>
+            <m:r>
+              <m:rPr>
+                <m:sty m:val="p"/>
+              </m:rPr>
+              <m:t>∼</m:t>
+            </m:r>
+          </m:lim>
+        </m:limLow>
         <m:r>
           <m:rPr>
             <m:sty m:val="p"/>
@@ -791,16 +826,21 @@
       <m:oMath>
         <m:sSub>
           <m:e>
-            <m:acc>
-              <m:accPr>
-                <m:chr m:val="̃"/>
-              </m:accPr>
+            <m:limLow>
               <m:e>
                 <m:r>
                   <m:t>x</m:t>
                 </m:r>
               </m:e>
-            </m:acc>
+              <m:lim>
+                <m:r>
+                  <m:rPr>
+                    <m:sty m:val="p"/>
+                  </m:rPr>
+                  <m:t>∼</m:t>
+                </m:r>
+              </m:lim>
+            </m:limLow>
           </m:e>
           <m:sub>
             <m:r>
@@ -1632,16 +1672,21 @@
                   <m:chr m:val="̂"/>
                 </m:accPr>
                 <m:e>
-                  <m:acc>
-                    <m:accPr>
-                      <m:chr m:val="̃"/>
-                    </m:accPr>
+                  <m:limLow>
                     <m:e>
                       <m:r>
                         <m:t>β</m:t>
                       </m:r>
                     </m:e>
-                  </m:acc>
+                    <m:lim>
+                      <m:r>
+                        <m:rPr>
+                          <m:sty m:val="p"/>
+                        </m:rPr>
+                        <m:t>∼</m:t>
+                      </m:r>
+                    </m:lim>
+                  </m:limLow>
                 </m:e>
               </m:acc>
             </m:e>
@@ -1922,16 +1967,21 @@
                 <m:chr m:val="̂"/>
               </m:accPr>
               <m:e>
-                <m:acc>
-                  <m:accPr>
-                    <m:chr m:val="̃"/>
-                  </m:accPr>
+                <m:limLow>
                   <m:e>
                     <m:r>
                       <m:t>β</m:t>
                     </m:r>
                   </m:e>
-                </m:acc>
+                  <m:lim>
+                    <m:r>
+                      <m:rPr>
+                        <m:sty m:val="p"/>
+                      </m:rPr>
+                      <m:t>∼</m:t>
+                    </m:r>
+                  </m:lim>
+                </m:limLow>
               </m:e>
             </m:acc>
             <m:r>
@@ -1942,16 +1992,21 @@
             </m:r>
             <m:sSub>
               <m:e>
-                <m:acc>
-                  <m:accPr>
-                    <m:chr m:val="̃"/>
-                  </m:accPr>
+                <m:limLow>
                   <m:e>
                     <m:r>
                       <m:t>x</m:t>
                     </m:r>
                   </m:e>
-                </m:acc>
+                  <m:lim>
+                    <m:r>
+                      <m:rPr>
+                        <m:sty m:val="p"/>
+                      </m:rPr>
+                      <m:t>∼</m:t>
+                    </m:r>
+                  </m:lim>
+                </m:limLow>
               </m:e>
               <m:sub>
                 <m:r>
@@ -3723,16 +3778,21 @@
             <m:chr m:val="̂"/>
           </m:accPr>
           <m:e>
-            <m:acc>
-              <m:accPr>
-                <m:chr m:val="̃"/>
-              </m:accPr>
+            <m:limLow>
               <m:e>
                 <m:r>
                   <m:t>β</m:t>
                 </m:r>
               </m:e>
-            </m:acc>
+              <m:lim>
+                <m:r>
+                  <m:rPr>
+                    <m:sty m:val="p"/>
+                  </m:rPr>
+                  <m:t>∼</m:t>
+                </m:r>
+              </m:lim>
+            </m:limLow>
           </m:e>
         </m:acc>
       </m:oMath>
@@ -4645,16 +4705,21 @@
       <m:oMath>
         <m:sSub>
           <m:e>
-            <m:acc>
-              <m:accPr>
-                <m:chr m:val="̃"/>
-              </m:accPr>
+            <m:limLow>
               <m:e>
                 <m:r>
                   <m:t>x</m:t>
                 </m:r>
               </m:e>
-            </m:acc>
+              <m:lim>
+                <m:r>
+                  <m:rPr>
+                    <m:sty m:val="p"/>
+                  </m:rPr>
+                  <m:t>∼</m:t>
+                </m:r>
+              </m:lim>
+            </m:limLow>
           </m:e>
           <m:sub>
             <m:r>
@@ -4682,16 +4747,21 @@
         </m:r>
         <m:sSub>
           <m:e>
-            <m:acc>
-              <m:accPr>
-                <m:chr m:val="̃"/>
-              </m:accPr>
+            <m:limLow>
               <m:e>
                 <m:r>
                   <m:t>x</m:t>
                 </m:r>
               </m:e>
-            </m:acc>
+              <m:lim>
+                <m:r>
+                  <m:rPr>
+                    <m:sty m:val="p"/>
+                  </m:rPr>
+                  <m:t>∼</m:t>
+                </m:r>
+              </m:lim>
+            </m:limLow>
           </m:e>
           <m:sub>
             <m:r>
@@ -4729,16 +4799,21 @@
       <m:oMath>
         <m:sSup>
           <m:e>
-            <m:acc>
-              <m:accPr>
-                <m:chr m:val="̃"/>
-              </m:accPr>
+            <m:limLow>
               <m:e>
                 <m:r>
                   <m:t>x</m:t>
                 </m:r>
               </m:e>
-            </m:acc>
+              <m:lim>
+                <m:r>
+                  <m:rPr>
+                    <m:sty m:val="p"/>
+                  </m:rPr>
+                  <m:t>∼</m:t>
+                </m:r>
+              </m:lim>
+            </m:limLow>
           </m:e>
           <m:sup>
             <m:r>
@@ -4778,16 +4853,21 @@
         </m:r>
         <m:sSup>
           <m:e>
-            <m:acc>
-              <m:accPr>
-                <m:chr m:val="̃"/>
-              </m:accPr>
+            <m:limLow>
               <m:e>
                 <m:r>
                   <m:t>x</m:t>
                 </m:r>
               </m:e>
-            </m:acc>
+              <m:lim>
+                <m:r>
+                  <m:rPr>
+                    <m:sty m:val="p"/>
+                  </m:rPr>
+                  <m:t>∼</m:t>
+                </m:r>
+              </m:lim>
+            </m:limLow>
           </m:e>
           <m:sup>
             <m:r>
@@ -4884,16 +4964,21 @@
       <m:oMath>
         <m:sSup>
           <m:e>
-            <m:acc>
-              <m:accPr>
-                <m:chr m:val="̃"/>
-              </m:accPr>
+            <m:limLow>
               <m:e>
                 <m:r>
                   <m:t>x</m:t>
                 </m:r>
               </m:e>
-            </m:acc>
+              <m:lim>
+                <m:r>
+                  <m:rPr>
+                    <m:sty m:val="p"/>
+                  </m:rPr>
+                  <m:t>∼</m:t>
+                </m:r>
+              </m:lim>
+            </m:limLow>
           </m:e>
           <m:sup>
             <m:r>
@@ -4940,16 +5025,21 @@
       <m:oMath>
         <m:sSub>
           <m:e>
-            <m:acc>
-              <m:accPr>
-                <m:chr m:val="̃"/>
-              </m:accPr>
+            <m:limLow>
               <m:e>
                 <m:r>
                   <m:t>x</m:t>
                 </m:r>
               </m:e>
-            </m:acc>
+              <m:lim>
+                <m:r>
+                  <m:rPr>
+                    <m:sty m:val="p"/>
+                  </m:rPr>
+                  <m:t>∼</m:t>
+                </m:r>
+              </m:lim>
+            </m:limLow>
           </m:e>
           <m:sub>
             <m:r>
@@ -4965,16 +5055,21 @@
         </m:r>
         <m:sSup>
           <m:e>
-            <m:acc>
-              <m:accPr>
-                <m:chr m:val="̃"/>
-              </m:accPr>
+            <m:limLow>
               <m:e>
                 <m:r>
                   <m:t>x</m:t>
                 </m:r>
               </m:e>
-            </m:acc>
+              <m:lim>
+                <m:r>
+                  <m:rPr>
+                    <m:sty m:val="p"/>
+                  </m:rPr>
+                  <m:t>∼</m:t>
+                </m:r>
+              </m:lim>
+            </m:limLow>
           </m:e>
           <m:sup>
             <m:r>
@@ -5250,16 +5345,21 @@
       <m:oMath>
         <m:sSup>
           <m:e>
-            <m:acc>
-              <m:accPr>
-                <m:chr m:val="̃"/>
-              </m:accPr>
+            <m:limLow>
               <m:e>
                 <m:r>
                   <m:t>x</m:t>
                 </m:r>
               </m:e>
-            </m:acc>
+              <m:lim>
+                <m:r>
+                  <m:rPr>
+                    <m:sty m:val="p"/>
+                  </m:rPr>
+                  <m:t>∼</m:t>
+                </m:r>
+              </m:lim>
+            </m:limLow>
           </m:e>
           <m:sup>
             <m:r>
@@ -5350,16 +5450,21 @@
               </m:r>
               <m:sSub>
                 <m:e>
-                  <m:acc>
-                    <m:accPr>
-                      <m:chr m:val="̃"/>
-                    </m:accPr>
+                  <m:limLow>
                     <m:e>
                       <m:r>
                         <m:t>x</m:t>
                       </m:r>
                     </m:e>
-                  </m:acc>
+                    <m:lim>
+                      <m:r>
+                        <m:rPr>
+                          <m:sty m:val="p"/>
+                        </m:rPr>
+                        <m:t>∼</m:t>
+                      </m:r>
+                    </m:lim>
+                  </m:limLow>
                 </m:e>
                 <m:sub>
                   <m:r>
@@ -5375,16 +5480,21 @@
               </m:r>
               <m:sSup>
                 <m:e>
-                  <m:acc>
-                    <m:accPr>
-                      <m:chr m:val="̃"/>
-                    </m:accPr>
+                  <m:limLow>
                     <m:e>
                       <m:r>
                         <m:t>x</m:t>
                       </m:r>
                     </m:e>
-                  </m:acc>
+                    <m:lim>
+                      <m:r>
+                        <m:rPr>
+                          <m:sty m:val="p"/>
+                        </m:rPr>
+                        <m:t>∼</m:t>
+                      </m:r>
+                    </m:lim>
+                  </m:limLow>
                 </m:e>
                 <m:sup>
                   <m:r>
@@ -6248,16 +6358,21 @@
               </m:r>
               <m:sSub>
                 <m:e>
-                  <m:acc>
-                    <m:accPr>
-                      <m:chr m:val="̃"/>
-                    </m:accPr>
+                  <m:limLow>
                     <m:e>
                       <m:r>
                         <m:t>x</m:t>
                       </m:r>
                     </m:e>
-                  </m:acc>
+                    <m:lim>
+                      <m:r>
+                        <m:rPr>
+                          <m:sty m:val="p"/>
+                        </m:rPr>
+                        <m:t>∼</m:t>
+                      </m:r>
+                    </m:lim>
+                  </m:limLow>
                 </m:e>
                 <m:sub>
                   <m:r>
@@ -6273,16 +6388,21 @@
               </m:r>
               <m:sSup>
                 <m:e>
-                  <m:acc>
-                    <m:accPr>
-                      <m:chr m:val="̃"/>
-                    </m:accPr>
+                  <m:limLow>
                     <m:e>
                       <m:r>
                         <m:t>x</m:t>
                       </m:r>
                     </m:e>
-                  </m:acc>
+                    <m:lim>
+                      <m:r>
+                        <m:rPr>
+                          <m:sty m:val="p"/>
+                        </m:rPr>
+                        <m:t>∼</m:t>
+                      </m:r>
+                    </m:lim>
+                  </m:limLow>
                 </m:e>
                 <m:sup>
                   <m:r>
@@ -8040,16 +8160,21 @@
                 <m:chr m:val="̂"/>
               </m:accPr>
               <m:e>
-                <m:acc>
-                  <m:accPr>
-                    <m:chr m:val="̃"/>
-                  </m:accPr>
+                <m:limLow>
                   <m:e>
                     <m:r>
                       <m:t>β</m:t>
                     </m:r>
                   </m:e>
-                </m:acc>
+                  <m:lim>
+                    <m:r>
+                      <m:rPr>
+                        <m:sty m:val="p"/>
+                      </m:rPr>
+                      <m:t>∼</m:t>
+                    </m:r>
+                  </m:lim>
+                </m:limLow>
               </m:e>
             </m:acc>
           </m:e>
@@ -8226,16 +8351,21 @@
                       <m:chr m:val="̂"/>
                     </m:accPr>
                     <m:e>
-                      <m:acc>
-                        <m:accPr>
-                          <m:chr m:val="̃"/>
-                        </m:accPr>
+                      <m:limLow>
                         <m:e>
                           <m:r>
                             <m:t>β</m:t>
                           </m:r>
                         </m:e>
-                      </m:acc>
+                        <m:lim>
+                          <m:r>
+                            <m:rPr>
+                              <m:sty m:val="p"/>
+                            </m:rPr>
+                            <m:t>∼</m:t>
+                          </m:r>
+                        </m:lim>
+                      </m:limLow>
                     </m:e>
                   </m:acc>
                 </m:e>
@@ -8850,16 +8980,21 @@
                 <m:chr m:val="̂"/>
               </m:accPr>
               <m:e>
-                <m:acc>
-                  <m:accPr>
-                    <m:chr m:val="̃"/>
-                  </m:accPr>
+                <m:limLow>
                   <m:e>
                     <m:r>
                       <m:t>β</m:t>
                     </m:r>
                   </m:e>
-                </m:acc>
+                  <m:lim>
+                    <m:r>
+                      <m:rPr>
+                        <m:sty m:val="p"/>
+                      </m:rPr>
+                      <m:t>∼</m:t>
+                    </m:r>
+                  </m:lim>
+                </m:limLow>
               </m:e>
             </m:acc>
           </m:e>
@@ -9817,16 +9952,21 @@
                 <m:chr m:val="̂"/>
               </m:accPr>
               <m:e>
-                <m:acc>
-                  <m:accPr>
-                    <m:chr m:val="̃"/>
-                  </m:accPr>
+                <m:limLow>
                   <m:e>
                     <m:r>
                       <m:t>β</m:t>
                     </m:r>
                   </m:e>
-                </m:acc>
+                  <m:lim>
+                    <m:r>
+                      <m:rPr>
+                        <m:sty m:val="p"/>
+                      </m:rPr>
+                      <m:t>∼</m:t>
+                    </m:r>
+                  </m:lim>
+                </m:limLow>
               </m:e>
             </m:acc>
           </m:e>
@@ -9970,16 +10110,21 @@
                 <m:chr m:val="̂"/>
               </m:accPr>
               <m:e>
-                <m:acc>
-                  <m:accPr>
-                    <m:chr m:val="̃"/>
-                  </m:accPr>
+                <m:limLow>
                   <m:e>
                     <m:r>
                       <m:t>β</m:t>
                     </m:r>
                   </m:e>
-                </m:acc>
+                  <m:lim>
+                    <m:r>
+                      <m:rPr>
+                        <m:sty m:val="p"/>
+                      </m:rPr>
+                      <m:t>∼</m:t>
+                    </m:r>
+                  </m:lim>
+                </m:limLow>
               </m:e>
             </m:acc>
           </m:e>
@@ -10038,16 +10183,21 @@
                 <m:chr m:val="̂"/>
               </m:accPr>
               <m:e>
-                <m:acc>
-                  <m:accPr>
-                    <m:chr m:val="̃"/>
-                  </m:accPr>
+                <m:limLow>
                   <m:e>
                     <m:r>
                       <m:t>β</m:t>
                     </m:r>
                   </m:e>
-                </m:acc>
+                  <m:lim>
+                    <m:r>
+                      <m:rPr>
+                        <m:sty m:val="p"/>
+                      </m:rPr>
+                      <m:t>∼</m:t>
+                    </m:r>
+                  </m:lim>
+                </m:limLow>
               </m:e>
             </m:acc>
           </m:e>
@@ -12256,16 +12406,21 @@
           <m:e>
             <m:sSub>
               <m:e>
-                <m:acc>
-                  <m:accPr>
-                    <m:chr m:val="̃"/>
-                  </m:accPr>
+                <m:limLow>
                   <m:e>
                     <m:r>
                       <m:t>x</m:t>
                     </m:r>
                   </m:e>
-                </m:acc>
+                  <m:lim>
+                    <m:r>
+                      <m:rPr>
+                        <m:sty m:val="p"/>
+                      </m:rPr>
+                      <m:t>∼</m:t>
+                    </m:r>
+                  </m:lim>
+                </m:limLow>
               </m:e>
               <m:sub>
                 <m:r>
@@ -12386,16 +12541,21 @@
               <m:chr m:val="̂"/>
             </m:accPr>
             <m:e>
-              <m:acc>
-                <m:accPr>
-                  <m:chr m:val="̃"/>
-                </m:accPr>
+              <m:limLow>
                 <m:e>
                   <m:r>
                     <m:t>β</m:t>
                   </m:r>
                 </m:e>
-              </m:acc>
+                <m:lim>
+                  <m:r>
+                    <m:rPr>
+                      <m:sty m:val="p"/>
+                    </m:rPr>
+                    <m:t>∼</m:t>
+                  </m:r>
+                </m:lim>
+              </m:limLow>
             </m:e>
           </m:acc>
           <m:r>
@@ -12421,16 +12581,21 @@
               <m:grow/>
             </m:dPr>
             <m:e>
-              <m:acc>
-                <m:accPr>
-                  <m:chr m:val="̃"/>
-                </m:accPr>
+              <m:limLow>
                 <m:e>
                   <m:r>
                     <m:t>β</m:t>
                   </m:r>
                 </m:e>
-              </m:acc>
+                <m:lim>
+                  <m:r>
+                    <m:rPr>
+                      <m:sty m:val="p"/>
+                    </m:rPr>
+                    <m:t>∼</m:t>
+                  </m:r>
+                </m:lim>
+              </m:limLow>
               <m:r>
                 <m:rPr>
                   <m:sty m:val="p"/>
@@ -12570,32 +12735,42 @@
             <m:grow/>
           </m:dPr>
           <m:e>
-            <m:acc>
-              <m:accPr>
-                <m:chr m:val="̃"/>
-              </m:accPr>
+            <m:limLow>
               <m:e>
                 <m:r>
                   <m:t>y</m:t>
                 </m:r>
               </m:e>
-            </m:acc>
+              <m:lim>
+                <m:r>
+                  <m:rPr>
+                    <m:sty m:val="p"/>
+                  </m:rPr>
+                  <m:t>∼</m:t>
+                </m:r>
+              </m:lim>
+            </m:limLow>
             <m:r>
               <m:rPr>
                 <m:sty m:val="p"/>
               </m:rPr>
               <m:t>−</m:t>
             </m:r>
-            <m:acc>
-              <m:accPr>
-                <m:chr m:val="̃"/>
-              </m:accPr>
+            <m:limLow>
               <m:e>
                 <m:r>
                   <m:t>π</m:t>
                 </m:r>
               </m:e>
-            </m:acc>
+              <m:lim>
+                <m:r>
+                  <m:rPr>
+                    <m:sty m:val="p"/>
+                  </m:rPr>
+                  <m:t>∼</m:t>
+                </m:r>
+              </m:lim>
+            </m:limLow>
           </m:e>
         </m:d>
         <m:r>

--- a/logistic-inference-handout.docx
+++ b/logistic-inference-handout.docx
@@ -15,7 +15,7 @@
         <w:pStyle w:val="Date"/>
       </w:pPr>
       <w:r>
-        <w:t xml:space="preserve">Last modified: 2026-10-16 02:40:23 (PDT)</w:t>
+        <w:t xml:space="preserve">Last modified: 2026-10-16 02:59:55 (PDT)</w:t>
       </w:r>
     </w:p>
     <w:bookmarkStart w:id="13" w:name="introduction"/>

--- a/logistic-inference-handout.docx
+++ b/logistic-inference-handout.docx
@@ -15,7 +15,7 @@
         <w:pStyle w:val="Date"/>
       </w:pPr>
       <w:r>
-        <w:t xml:space="preserve">Last modified: 2026-10-16 02:59:55 (PDT)</w:t>
+        <w:t xml:space="preserve">Last modified: 2026-10-16 03:14:48 (PDT)</w:t>
       </w:r>
     </w:p>
     <w:bookmarkStart w:id="13" w:name="introduction"/>

--- a/logistic-inference-handout.docx
+++ b/logistic-inference-handout.docx
@@ -15,7 +15,7 @@
         <w:pStyle w:val="Date"/>
       </w:pPr>
       <w:r>
-        <w:t xml:space="preserve">Last modified: 2026-10-16 03:14:48 (PDT)</w:t>
+        <w:t xml:space="preserve">Last modified: 2026-10-16 03:31:39 (PDT)</w:t>
       </w:r>
     </w:p>
     <w:bookmarkStart w:id="13" w:name="introduction"/>

--- a/logistic-inference-handout.docx
+++ b/logistic-inference-handout.docx
@@ -15,7 +15,7 @@
         <w:pStyle w:val="Date"/>
       </w:pPr>
       <w:r>
-        <w:t xml:space="preserve">Last modified: 2026-10-16 03:31:39 (PDT)</w:t>
+        <w:t xml:space="preserve">Last modified: 2026-10-16 03:46:21 (PDT)</w:t>
       </w:r>
     </w:p>
     <w:bookmarkStart w:id="13" w:name="introduction"/>

--- a/logistic-inference-handout.docx
+++ b/logistic-inference-handout.docx
@@ -15,7 +15,7 @@
         <w:pStyle w:val="Date"/>
       </w:pPr>
       <w:r>
-        <w:t xml:space="preserve">Last modified: 2026-10-16 03:46:21 (PDT)</w:t>
+        <w:t xml:space="preserve">Last modified: 2026-10-16 04:05:26 (PDT)</w:t>
       </w:r>
     </w:p>
     <w:bookmarkStart w:id="13" w:name="introduction"/>

--- a/logistic-inference-handout.docx
+++ b/logistic-inference-handout.docx
@@ -15,7 +15,7 @@
         <w:pStyle w:val="Date"/>
       </w:pPr>
       <w:r>
-        <w:t xml:space="preserve">Last modified: 2026-10-16 04:05:26 (PDT)</w:t>
+        <w:t xml:space="preserve">Last modified: 2026-10-16 04:15:16 (PDT)</w:t>
       </w:r>
     </w:p>
     <w:bookmarkStart w:id="13" w:name="introduction"/>

--- a/logistic-inference-handout.docx
+++ b/logistic-inference-handout.docx
@@ -15,7 +15,7 @@
         <w:pStyle w:val="Date"/>
       </w:pPr>
       <w:r>
-        <w:t xml:space="preserve">Last modified: 2026-10-16 04:15:16 (PDT)</w:t>
+        <w:t xml:space="preserve">Last modified: 2026-10-16 04:40:51 (PDT)</w:t>
       </w:r>
     </w:p>
     <w:bookmarkStart w:id="13" w:name="introduction"/>

--- a/logistic-inference-handout.docx
+++ b/logistic-inference-handout.docx
@@ -15,7 +15,7 @@
         <w:pStyle w:val="Date"/>
       </w:pPr>
       <w:r>
-        <w:t xml:space="preserve">Last modified: 2026-10-16 04:40:51 (PDT)</w:t>
+        <w:t xml:space="preserve">Last modified: 2026-10-16 04:59:09 (PDT)</w:t>
       </w:r>
     </w:p>
     <w:bookmarkStart w:id="13" w:name="introduction"/>

--- a/logistic-inference-handout.docx
+++ b/logistic-inference-handout.docx
@@ -15,7 +15,7 @@
         <w:pStyle w:val="Date"/>
       </w:pPr>
       <w:r>
-        <w:t xml:space="preserve">Last modified: 2026-10-16 04:59:09 (PDT)</w:t>
+        <w:t xml:space="preserve">Last modified: 2026-10-16 05:11:27 (PDT)</w:t>
       </w:r>
     </w:p>
     <w:bookmarkStart w:id="13" w:name="introduction"/>

--- a/logistic-inference-handout.docx
+++ b/logistic-inference-handout.docx
@@ -15,7 +15,7 @@
         <w:pStyle w:val="Date"/>
       </w:pPr>
       <w:r>
-        <w:t xml:space="preserve">Last modified: 2026-10-16 05:11:27 (PDT)</w:t>
+        <w:t xml:space="preserve">Last modified: 2026-10-16 05:21:29 (PDT)</w:t>
       </w:r>
     </w:p>
     <w:bookmarkStart w:id="13" w:name="introduction"/>

--- a/logistic-inference-handout.docx
+++ b/logistic-inference-handout.docx
@@ -15,7 +15,7 @@
         <w:pStyle w:val="Date"/>
       </w:pPr>
       <w:r>
-        <w:t xml:space="preserve">Last modified: 2026-10-16 05:21:29 (PDT)</w:t>
+        <w:t xml:space="preserve">Last modified: 2026-10-16 05:36:08 (PDT)</w:t>
       </w:r>
     </w:p>
     <w:bookmarkStart w:id="13" w:name="introduction"/>

--- a/logistic-inference-handout.docx
+++ b/logistic-inference-handout.docx
@@ -15,7 +15,7 @@
         <w:pStyle w:val="Date"/>
       </w:pPr>
       <w:r>
-        <w:t xml:space="preserve">Last modified: 2026-10-16 05:36:08 (PDT)</w:t>
+        <w:t xml:space="preserve">Last modified: 2026-10-16 07:21:05 (PDT)</w:t>
       </w:r>
     </w:p>
     <w:bookmarkStart w:id="13" w:name="introduction"/>

--- a/logistic-inference-handout.docx
+++ b/logistic-inference-handout.docx
@@ -15,7 +15,7 @@
         <w:pStyle w:val="Date"/>
       </w:pPr>
       <w:r>
-        <w:t xml:space="preserve">Last modified: 2026-10-16 07:21:05 (PDT)</w:t>
+        <w:t xml:space="preserve">Last modified: 2026-10-16 10:06:09 (PDT)</w:t>
       </w:r>
     </w:p>
     <w:bookmarkStart w:id="13" w:name="introduction"/>

--- a/logistic-inference-handout.docx
+++ b/logistic-inference-handout.docx
@@ -15,7 +15,7 @@
         <w:pStyle w:val="Date"/>
       </w:pPr>
       <w:r>
-        <w:t xml:space="preserve">Last modified: 2026-10-16 10:06:09 (PDT)</w:t>
+        <w:t xml:space="preserve">Last modified: 2026-10-16 10:20:46 (PDT)</w:t>
       </w:r>
     </w:p>
     <w:bookmarkStart w:id="13" w:name="introduction"/>

--- a/logistic-inference-handout.docx
+++ b/logistic-inference-handout.docx
@@ -15,7 +15,7 @@
         <w:pStyle w:val="Date"/>
       </w:pPr>
       <w:r>
-        <w:t xml:space="preserve">Last modified: 2026-10-16 10:20:46 (PDT)</w:t>
+        <w:t xml:space="preserve">Last modified: 2026-10-16 11:26:47 (PDT)</w:t>
       </w:r>
     </w:p>
     <w:bookmarkStart w:id="13" w:name="introduction"/>

--- a/logistic-inference-handout.docx
+++ b/logistic-inference-handout.docx
@@ -15,7 +15,7 @@
         <w:pStyle w:val="Date"/>
       </w:pPr>
       <w:r>
-        <w:t xml:space="preserve">Last modified: 2026-10-16 11:26:47 (PDT)</w:t>
+        <w:t xml:space="preserve">Last modified: 2026-10-16 16:37:17 (PDT)</w:t>
       </w:r>
     </w:p>
     <w:bookmarkStart w:id="13" w:name="introduction"/>

--- a/logistic-inference-handout.docx
+++ b/logistic-inference-handout.docx
@@ -15,7 +15,7 @@
         <w:pStyle w:val="Date"/>
       </w:pPr>
       <w:r>
-        <w:t xml:space="preserve">Last modified: 2026-10-16 16:37:17 (PDT)</w:t>
+        <w:t xml:space="preserve">Last modified: 2026-10-16 18:58:08 (PDT)</w:t>
       </w:r>
     </w:p>
     <w:bookmarkStart w:id="13" w:name="introduction"/>
@@ -200,74 +200,9 @@
       <w:r>
         <w:t xml:space="preserve"> </w:t>
       </w:r>
-      <m:oMath>
-        <m:sSub>
-          <m:e>
-            <m:limLow>
-              <m:e>
-                <m:r>
-                  <m:t>x</m:t>
-                </m:r>
-              </m:e>
-              <m:lim>
-                <m:r>
-                  <m:rPr>
-                    <m:sty m:val="p"/>
-                  </m:rPr>
-                  <m:t>∼</m:t>
-                </m:r>
-              </m:lim>
-            </m:limLow>
-          </m:e>
-          <m:sub>
-            <m:r>
-              <m:t>1</m:t>
-            </m:r>
-          </m:sub>
-        </m:sSub>
-        <m:r>
-          <m:rPr>
-            <m:sty m:val="p"/>
-          </m:rPr>
-          <m:t>,</m:t>
-        </m:r>
-        <m:r>
-          <m:rPr>
-            <m:sty m:val="p"/>
-          </m:rPr>
-          <m:t>…</m:t>
-        </m:r>
-        <m:r>
-          <m:rPr>
-            <m:sty m:val="p"/>
-          </m:rPr>
-          <m:t>,</m:t>
-        </m:r>
-        <m:sSub>
-          <m:e>
-            <m:limLow>
-              <m:e>
-                <m:r>
-                  <m:t>x</m:t>
-                </m:r>
-              </m:e>
-              <m:lim>
-                <m:r>
-                  <m:rPr>
-                    <m:sty m:val="p"/>
-                  </m:rPr>
-                  <m:t>∼</m:t>
-                </m:r>
-              </m:lim>
-            </m:limLow>
-          </m:e>
-          <m:sub>
-            <m:r>
-              <m:t>n</m:t>
-            </m:r>
-          </m:sub>
-        </m:sSub>
-      </m:oMath>
+      <w:r>
+        <w:t xml:space="preserve">$\mathord{\smash[b]{\underset{\raise.3ex\hbox{$\scriptstyle\sim$}}{x}}\vphantom{x}}_1, \dots, \mathord{\smash[b]{\underset{\raise.3ex\hbox{$\scriptstyle\sim$}}{x}}\vphantom{x}}_n$</w:t>
+      </w:r>
       <w:r>
         <w:t xml:space="preserve"> </w:t>
       </w:r>
@@ -280,274 +215,14 @@
         <w:pStyle w:val="BodyText"/>
       </w:pPr>
       <w:bookmarkStart w:id="10" w:name="eq-logistic-model"/>
-      <m:oMathPara>
-        <m:oMathParaPr>
-          <m:jc m:val="center"/>
-        </m:oMathParaPr>
-        <m:oMath>
-          <m:r>
-            <m:rPr>
-              <m:sty m:val="p"/>
-            </m:rPr>
-            <m:t>Pr</m:t>
-          </m:r>
-          <m:r>
-            <m:t>​</m:t>
-          </m:r>
-          <m:d>
-            <m:dPr>
-              <m:begChr m:val="("/>
-              <m:sepChr m:val=""/>
-              <m:endChr m:val=")"/>
-              <m:grow/>
-            </m:dPr>
-            <m:e>
-              <m:sSub>
-                <m:e>
-                  <m:r>
-                    <m:t>Y</m:t>
-                  </m:r>
-                </m:e>
-                <m:sub>
-                  <m:r>
-                    <m:t>i</m:t>
-                  </m:r>
-                </m:sub>
-              </m:sSub>
-              <m:r>
-                <m:rPr>
-                  <m:sty m:val="p"/>
-                </m:rPr>
-                <m:t>=</m:t>
-              </m:r>
-              <m:r>
-                <m:t>1</m:t>
-              </m:r>
-              <m:r>
-                <m:rPr>
-                  <m:sty m:val="p"/>
-                </m:rPr>
-                <m:t>∣</m:t>
-              </m:r>
-              <m:sSub>
-                <m:e>
-                  <m:limLow>
-                    <m:e>
-                      <m:r>
-                        <m:t>x</m:t>
-                      </m:r>
-                    </m:e>
-                    <m:lim>
-                      <m:r>
-                        <m:rPr>
-                          <m:sty m:val="p"/>
-                        </m:rPr>
-                        <m:t>∼</m:t>
-                      </m:r>
-                    </m:lim>
-                  </m:limLow>
-                </m:e>
-                <m:sub>
-                  <m:r>
-                    <m:t>i</m:t>
-                  </m:r>
-                </m:sub>
-              </m:sSub>
-            </m:e>
-          </m:d>
-          <m:r>
-            <m:t>​</m:t>
-          </m:r>
-          <m:r>
-            <m:rPr>
-              <m:sty m:val="p"/>
-            </m:rPr>
-            <m:t>=</m:t>
-          </m:r>
-          <m:sSub>
-            <m:e>
-              <m:r>
-                <m:t>π</m:t>
-              </m:r>
-            </m:e>
-            <m:sub>
-              <m:r>
-                <m:t>i</m:t>
-              </m:r>
-            </m:sub>
-          </m:sSub>
-          <m:r>
-            <m:rPr>
-              <m:sty m:val="p"/>
-            </m:rPr>
-            <m:t>=</m:t>
-          </m:r>
-          <m:r>
-            <m:t>σ</m:t>
-          </m:r>
-          <m:r>
-            <m:t>​</m:t>
-          </m:r>
-          <m:d>
-            <m:dPr>
-              <m:begChr m:val="("/>
-              <m:sepChr m:val=""/>
-              <m:endChr m:val=")"/>
-              <m:grow/>
-            </m:dPr>
-            <m:e>
-              <m:limLow>
-                <m:e>
-                  <m:r>
-                    <m:t>β</m:t>
-                  </m:r>
-                </m:e>
-                <m:lim>
-                  <m:r>
-                    <m:rPr>
-                      <m:sty m:val="p"/>
-                    </m:rPr>
-                    <m:t>∼</m:t>
-                  </m:r>
-                </m:lim>
-              </m:limLow>
-              <m:r>
-                <m:rPr>
-                  <m:sty m:val="p"/>
-                </m:rPr>
-                <m:t>⋅</m:t>
-              </m:r>
-              <m:sSub>
-                <m:e>
-                  <m:limLow>
-                    <m:e>
-                      <m:r>
-                        <m:t>x</m:t>
-                      </m:r>
-                    </m:e>
-                    <m:lim>
-                      <m:r>
-                        <m:rPr>
-                          <m:sty m:val="p"/>
-                        </m:rPr>
-                        <m:t>∼</m:t>
-                      </m:r>
-                    </m:lim>
-                  </m:limLow>
-                </m:e>
-                <m:sub>
-                  <m:r>
-                    <m:t>i</m:t>
-                  </m:r>
-                </m:sub>
-              </m:sSub>
-            </m:e>
-          </m:d>
-          <m:r>
-            <m:t>​</m:t>
-          </m:r>
-          <m:r>
-            <m:rPr>
-              <m:sty m:val="p"/>
-            </m:rPr>
-            <m:t>,</m:t>
-          </m:r>
-          <m:r>
-            <m:t>  </m:t>
-          </m:r>
-          <m:r>
-            <m:t>σ</m:t>
-          </m:r>
-          <m:r>
-            <m:t>​</m:t>
-          </m:r>
-          <m:d>
-            <m:dPr>
-              <m:begChr m:val="("/>
-              <m:sepChr m:val=""/>
-              <m:endChr m:val=")"/>
-              <m:grow/>
-            </m:dPr>
-            <m:e>
-              <m:r>
-                <m:t>u</m:t>
-              </m:r>
-            </m:e>
-          </m:d>
-          <m:r>
-            <m:t>​</m:t>
-          </m:r>
-          <m:r>
-            <m:rPr>
-              <m:sty m:val="p"/>
-            </m:rPr>
-            <m:t>=</m:t>
-          </m:r>
-          <m:f>
-            <m:fPr>
-              <m:type m:val="bar"/>
-            </m:fPr>
-            <m:num>
-              <m:r>
-                <m:t>1</m:t>
-              </m:r>
-            </m:num>
-            <m:den>
-              <m:r>
-                <m:t>1</m:t>
-              </m:r>
-              <m:r>
-                <m:rPr>
-                  <m:sty m:val="p"/>
-                </m:rPr>
-                <m:t>+</m:t>
-              </m:r>
-              <m:sSup>
-                <m:e>
-                  <m:r>
-                    <m:t>e</m:t>
-                  </m:r>
-                </m:e>
-                <m:sup>
-                  <m:r>
-                    <m:rPr>
-                      <m:sty m:val="p"/>
-                    </m:rPr>
-                    <m:t>−</m:t>
-                  </m:r>
-                  <m:r>
-                    <m:t>u</m:t>
-                  </m:r>
-                </m:sup>
-              </m:sSup>
-            </m:den>
-          </m:f>
-          <m:r>
-            <m:rPr>
-              <m:sty m:val="p"/>
-            </m:rPr>
-            <m:t>,</m:t>
-          </m:r>
-          <m:r>
-            <m:t>  </m:t>
-          </m:r>
-          <m:r>
-            <m:rPr>
-              <m:sty m:val="p"/>
-            </m:rPr>
-            <m:t>(</m:t>
-          </m:r>
-          <m:r>
-            <m:t>1</m:t>
-          </m:r>
-          <m:r>
-            <m:rPr>
-              <m:sty m:val="p"/>
-            </m:rPr>
-            <m:t>)</m:t>
-          </m:r>
-        </m:oMath>
-      </m:oMathPara>
+      <w:r>
+        <w:t xml:space="preserve">$$
+    \Pr\mathopen{}\left(Y_i= 1 \mid \mathord{\smash[b]{\underset{\raise.3ex\hbox{$\scriptstyle\sim$}}{x}}\vphantom{x}}_i\right)\mathclose{} = \pi_i
+    = \sigma\mathopen{}\left(\mathord{\smash[b]{\underset{\raise.3ex\hbox{$\scriptstyle\sim$}}{\beta}}\vphantom{\beta}} \cdot \mathord{\smash[b]{\underset{\raise.3ex\hbox{$\scriptstyle\sim$}}{x}}\vphantom{x}}_i\right)\mathclose{},
+    \qquad
+    \sigma\mathopen{}\left(u\right)\mathclose{} = \frac{1}{1 + e^{-u}},
+     \qquad(1)$$</w:t>
+      </w:r>
       <w:bookmarkEnd w:id="10"/>
     </w:p>
     <w:p>
@@ -560,295 +235,50 @@
       <w:r>
         <w:t xml:space="preserve"> </w:t>
       </w:r>
+      <w:r>
+        <w:t xml:space="preserve">$\mathord{\smash[b]{\underset{\raise.3ex\hbox{$\scriptstyle\sim$}}{x}}\vphantom{x}}_i= {\mathopen{}\left(1, x_{i1}, \dots, x_{ip}\right)\mathclose{}}^{\top}$</w:t>
+      </w:r>
+      <w:r>
+        <w:t xml:space="preserve"> </w:t>
+      </w:r>
+      <w:r>
+        <w:t xml:space="preserve">and</w:t>
+      </w:r>
+      <w:r>
+        <w:t xml:space="preserve"> </w:t>
+      </w:r>
+      <w:r>
+        <w:t xml:space="preserve">$\mathord{\smash[b]{\underset{\raise.3ex\hbox{$\scriptstyle\sim$}}{\beta}}\vphantom{\beta}}= {\mathopen{}\left(\beta_{0}, \beta_{1}, \dots, \beta_{p}\right)\mathclose{}}^{\top}$</w:t>
+      </w:r>
+      <w:r>
+        <w:t xml:space="preserve">.</w:t>
+      </w:r>
+      <w:r>
+        <w:t xml:space="preserve"> </w:t>
+      </w:r>
+      <w:r>
+        <w:t xml:space="preserve">The leading</w:t>
+      </w:r>
+      <w:r>
+        <w:t xml:space="preserve"> </w:t>
+      </w:r>
       <m:oMath>
-        <m:sSub>
-          <m:e>
-            <m:limLow>
-              <m:e>
-                <m:r>
-                  <m:t>x</m:t>
-                </m:r>
-              </m:e>
-              <m:lim>
-                <m:r>
-                  <m:rPr>
-                    <m:sty m:val="p"/>
-                  </m:rPr>
-                  <m:t>∼</m:t>
-                </m:r>
-              </m:lim>
-            </m:limLow>
-          </m:e>
-          <m:sub>
-            <m:r>
-              <m:t>i</m:t>
-            </m:r>
-          </m:sub>
-        </m:sSub>
-        <m:r>
-          <m:rPr>
-            <m:sty m:val="p"/>
-          </m:rPr>
-          <m:t>=</m:t>
-        </m:r>
-        <m:sSup>
-          <m:e>
-            <m:r>
-              <m:t>​</m:t>
-            </m:r>
-            <m:d>
-              <m:dPr>
-                <m:begChr m:val="("/>
-                <m:sepChr m:val=""/>
-                <m:endChr m:val=")"/>
-                <m:grow/>
-              </m:dPr>
-              <m:e>
-                <m:r>
-                  <m:t>1</m:t>
-                </m:r>
-                <m:r>
-                  <m:rPr>
-                    <m:sty m:val="p"/>
-                  </m:rPr>
-                  <m:t>,</m:t>
-                </m:r>
-                <m:sSub>
-                  <m:e>
-                    <m:r>
-                      <m:t>x</m:t>
-                    </m:r>
-                  </m:e>
-                  <m:sub>
-                    <m:r>
-                      <m:t>i</m:t>
-                    </m:r>
-                    <m:r>
-                      <m:t>1</m:t>
-                    </m:r>
-                  </m:sub>
-                </m:sSub>
-                <m:r>
-                  <m:rPr>
-                    <m:sty m:val="p"/>
-                  </m:rPr>
-                  <m:t>,</m:t>
-                </m:r>
-                <m:r>
-                  <m:rPr>
-                    <m:sty m:val="p"/>
-                  </m:rPr>
-                  <m:t>…</m:t>
-                </m:r>
-                <m:r>
-                  <m:rPr>
-                    <m:sty m:val="p"/>
-                  </m:rPr>
-                  <m:t>,</m:t>
-                </m:r>
-                <m:sSub>
-                  <m:e>
-                    <m:r>
-                      <m:t>x</m:t>
-                    </m:r>
-                  </m:e>
-                  <m:sub>
-                    <m:r>
-                      <m:t>i</m:t>
-                    </m:r>
-                    <m:r>
-                      <m:t>p</m:t>
-                    </m:r>
-                  </m:sub>
-                </m:sSub>
-              </m:e>
-            </m:d>
-            <m:r>
-              <m:t>​</m:t>
-            </m:r>
-          </m:e>
-          <m:sup>
-            <m:r>
-              <m:rPr>
-                <m:sty m:val="p"/>
-              </m:rPr>
-              <m:t>⊤</m:t>
-            </m:r>
-          </m:sup>
-        </m:sSup>
+        <m:r>
+          <m:t>1</m:t>
+        </m:r>
       </m:oMath>
       <w:r>
         <w:t xml:space="preserve"> </w:t>
       </w:r>
       <w:r>
-        <w:t xml:space="preserve">and</w:t>
-      </w:r>
-      <w:r>
-        <w:t xml:space="preserve"> </w:t>
-      </w:r>
-      <m:oMath>
-        <m:limLow>
-          <m:e>
-            <m:r>
-              <m:t>β</m:t>
-            </m:r>
-          </m:e>
-          <m:lim>
-            <m:r>
-              <m:rPr>
-                <m:sty m:val="p"/>
-              </m:rPr>
-              <m:t>∼</m:t>
-            </m:r>
-          </m:lim>
-        </m:limLow>
-        <m:r>
-          <m:rPr>
-            <m:sty m:val="p"/>
-          </m:rPr>
-          <m:t>=</m:t>
-        </m:r>
-        <m:sSup>
-          <m:e>
-            <m:r>
-              <m:t>​</m:t>
-            </m:r>
-            <m:d>
-              <m:dPr>
-                <m:begChr m:val="("/>
-                <m:sepChr m:val=""/>
-                <m:endChr m:val=")"/>
-                <m:grow/>
-              </m:dPr>
-              <m:e>
-                <m:sSub>
-                  <m:e>
-                    <m:r>
-                      <m:t>β</m:t>
-                    </m:r>
-                  </m:e>
-                  <m:sub>
-                    <m:r>
-                      <m:t>0</m:t>
-                    </m:r>
-                  </m:sub>
-                </m:sSub>
-                <m:r>
-                  <m:rPr>
-                    <m:sty m:val="p"/>
-                  </m:rPr>
-                  <m:t>,</m:t>
-                </m:r>
-                <m:sSub>
-                  <m:e>
-                    <m:r>
-                      <m:t>β</m:t>
-                    </m:r>
-                  </m:e>
-                  <m:sub>
-                    <m:r>
-                      <m:t>1</m:t>
-                    </m:r>
-                  </m:sub>
-                </m:sSub>
-                <m:r>
-                  <m:rPr>
-                    <m:sty m:val="p"/>
-                  </m:rPr>
-                  <m:t>,</m:t>
-                </m:r>
-                <m:r>
-                  <m:rPr>
-                    <m:sty m:val="p"/>
-                  </m:rPr>
-                  <m:t>…</m:t>
-                </m:r>
-                <m:r>
-                  <m:rPr>
-                    <m:sty m:val="p"/>
-                  </m:rPr>
-                  <m:t>,</m:t>
-                </m:r>
-                <m:sSub>
-                  <m:e>
-                    <m:r>
-                      <m:t>β</m:t>
-                    </m:r>
-                  </m:e>
-                  <m:sub>
-                    <m:r>
-                      <m:t>p</m:t>
-                    </m:r>
-                  </m:sub>
-                </m:sSub>
-              </m:e>
-            </m:d>
-            <m:r>
-              <m:t>​</m:t>
-            </m:r>
-          </m:e>
-          <m:sup>
-            <m:r>
-              <m:rPr>
-                <m:sty m:val="p"/>
-              </m:rPr>
-              <m:t>⊤</m:t>
-            </m:r>
-          </m:sup>
-        </m:sSup>
-      </m:oMath>
-      <w:r>
-        <w:t xml:space="preserve">.</w:t>
-      </w:r>
-      <w:r>
-        <w:t xml:space="preserve"> </w:t>
-      </w:r>
-      <w:r>
-        <w:t xml:space="preserve">The leading</w:t>
-      </w:r>
-      <w:r>
-        <w:t xml:space="preserve"> </w:t>
-      </w:r>
-      <m:oMath>
-        <m:r>
-          <m:t>1</m:t>
-        </m:r>
-      </m:oMath>
-      <w:r>
-        <w:t xml:space="preserve"> </w:t>
-      </w:r>
-      <w:r>
         <w:t xml:space="preserve">in</w:t>
       </w:r>
       <w:r>
         <w:t xml:space="preserve"> </w:t>
       </w:r>
-      <m:oMath>
-        <m:sSub>
-          <m:e>
-            <m:limLow>
-              <m:e>
-                <m:r>
-                  <m:t>x</m:t>
-                </m:r>
-              </m:e>
-              <m:lim>
-                <m:r>
-                  <m:rPr>
-                    <m:sty m:val="p"/>
-                  </m:rPr>
-                  <m:t>∼</m:t>
-                </m:r>
-              </m:lim>
-            </m:limLow>
-          </m:e>
-          <m:sub>
-            <m:r>
-              <m:t>i</m:t>
-            </m:r>
-          </m:sub>
-        </m:sSub>
-      </m:oMath>
+      <w:r>
+        <w:t xml:space="preserve">$\mathord{\smash[b]{\underset{\raise.3ex\hbox{$\scriptstyle\sim$}}{x}}\vphantom{x}}_i$</w:t>
+      </w:r>
       <w:r>
         <w:t xml:space="preserve"> </w:t>
       </w:r>
@@ -1614,302 +1044,12 @@
         <w:pStyle w:val="BodyText"/>
       </w:pPr>
       <w:bookmarkStart w:id="14" w:name="eq-deviance"/>
-      <m:oMathPara>
-        <m:oMathParaPr>
-          <m:jc m:val="center"/>
-        </m:oMathParaPr>
-        <m:oMath>
-          <m:r>
-            <m:t>D</m:t>
-          </m:r>
-          <m:limUpp>
-            <m:e>
-              <m:r>
-                <m:rPr>
-                  <m:sty m:val="p"/>
-                </m:rPr>
-                <m:t>=</m:t>
-              </m:r>
-            </m:e>
-            <m:lim>
-              <m:r>
-                <m:rPr>
-                  <m:nor/>
-                  <m:sty m:val="p"/>
-                </m:rPr>
-                <m:t>def</m:t>
-              </m:r>
-            </m:lim>
-          </m:limUpp>
-          <m:r>
-            <m:rPr>
-              <m:sty m:val="p"/>
-            </m:rPr>
-            <m:t>−</m:t>
-          </m:r>
-          <m:r>
-            <m:t>2</m:t>
-          </m:r>
-          <m:r>
-            <m:t> </m:t>
-          </m:r>
-          <m:r>
-            <m:t>ℓ</m:t>
-          </m:r>
-          <m:r>
-            <m:t>​</m:t>
-          </m:r>
-          <m:d>
-            <m:dPr>
-              <m:begChr m:val="("/>
-              <m:sepChr m:val=""/>
-              <m:endChr m:val=")"/>
-              <m:grow/>
-            </m:dPr>
-            <m:e>
-              <m:acc>
-                <m:accPr>
-                  <m:chr m:val="̂"/>
-                </m:accPr>
-                <m:e>
-                  <m:limLow>
-                    <m:e>
-                      <m:r>
-                        <m:t>β</m:t>
-                      </m:r>
-                    </m:e>
-                    <m:lim>
-                      <m:r>
-                        <m:rPr>
-                          <m:sty m:val="p"/>
-                        </m:rPr>
-                        <m:t>∼</m:t>
-                      </m:r>
-                    </m:lim>
-                  </m:limLow>
-                </m:e>
-              </m:acc>
-            </m:e>
-          </m:d>
-          <m:r>
-            <m:t>​</m:t>
-          </m:r>
-          <m:r>
-            <m:rPr>
-              <m:sty m:val="p"/>
-            </m:rPr>
-            <m:t>=</m:t>
-          </m:r>
-          <m:r>
-            <m:rPr>
-              <m:sty m:val="p"/>
-            </m:rPr>
-            <m:t>−</m:t>
-          </m:r>
-          <m:r>
-            <m:t>2</m:t>
-          </m:r>
-          <m:nary>
-            <m:naryPr>
-              <m:chr m:val="∑"/>
-              <m:limLoc m:val="undOvr"/>
-              <m:subHide m:val="off"/>
-              <m:supHide m:val="off"/>
-            </m:naryPr>
-            <m:sub>
-              <m:r>
-                <m:t>i</m:t>
-              </m:r>
-              <m:r>
-                <m:rPr>
-                  <m:sty m:val="p"/>
-                </m:rPr>
-                <m:t>=</m:t>
-              </m:r>
-              <m:r>
-                <m:t>1</m:t>
-              </m:r>
-            </m:sub>
-            <m:sup>
-              <m:r>
-                <m:t>n</m:t>
-              </m:r>
-            </m:sup>
-            <m:e>
-              <m:r>
-                <m:t>​</m:t>
-              </m:r>
-            </m:e>
-          </m:nary>
-          <m:d>
-            <m:dPr>
-              <m:begChr m:val="{"/>
-              <m:sepChr m:val=""/>
-              <m:endChr m:val="}"/>
-              <m:grow/>
-            </m:dPr>
-            <m:e>
-              <m:sSub>
-                <m:e>
-                  <m:r>
-                    <m:t>y</m:t>
-                  </m:r>
-                </m:e>
-                <m:sub>
-                  <m:r>
-                    <m:t>i</m:t>
-                  </m:r>
-                </m:sub>
-              </m:sSub>
-              <m:r>
-                <m:rPr>
-                  <m:sty m:val="p"/>
-                </m:rPr>
-                <m:t>ln</m:t>
-              </m:r>
-              <m:sSub>
-                <m:e>
-                  <m:acc>
-                    <m:accPr>
-                      <m:chr m:val="̂"/>
-                    </m:accPr>
-                    <m:e>
-                      <m:r>
-                        <m:t>π</m:t>
-                      </m:r>
-                    </m:e>
-                  </m:acc>
-                </m:e>
-                <m:sub>
-                  <m:r>
-                    <m:t>i</m:t>
-                  </m:r>
-                </m:sub>
-              </m:sSub>
-              <m:r>
-                <m:rPr>
-                  <m:sty m:val="p"/>
-                </m:rPr>
-                <m:t>+</m:t>
-              </m:r>
-              <m:r>
-                <m:t>​</m:t>
-              </m:r>
-              <m:d>
-                <m:dPr>
-                  <m:begChr m:val="("/>
-                  <m:sepChr m:val=""/>
-                  <m:endChr m:val=")"/>
-                  <m:grow/>
-                </m:dPr>
-                <m:e>
-                  <m:r>
-                    <m:t>1</m:t>
-                  </m:r>
-                  <m:r>
-                    <m:rPr>
-                      <m:sty m:val="p"/>
-                    </m:rPr>
-                    <m:t>−</m:t>
-                  </m:r>
-                  <m:sSub>
-                    <m:e>
-                      <m:r>
-                        <m:t>y</m:t>
-                      </m:r>
-                    </m:e>
-                    <m:sub>
-                      <m:r>
-                        <m:t>i</m:t>
-                      </m:r>
-                    </m:sub>
-                  </m:sSub>
-                </m:e>
-              </m:d>
-              <m:r>
-                <m:t>​</m:t>
-              </m:r>
-              <m:r>
-                <m:rPr>
-                  <m:sty m:val="p"/>
-                </m:rPr>
-                <m:t>ln</m:t>
-              </m:r>
-              <m:r>
-                <m:t>​</m:t>
-              </m:r>
-              <m:d>
-                <m:dPr>
-                  <m:begChr m:val="("/>
-                  <m:sepChr m:val=""/>
-                  <m:endChr m:val=")"/>
-                  <m:grow/>
-                </m:dPr>
-                <m:e>
-                  <m:r>
-                    <m:t>1</m:t>
-                  </m:r>
-                  <m:r>
-                    <m:rPr>
-                      <m:sty m:val="p"/>
-                    </m:rPr>
-                    <m:t>−</m:t>
-                  </m:r>
-                  <m:sSub>
-                    <m:e>
-                      <m:acc>
-                        <m:accPr>
-                          <m:chr m:val="̂"/>
-                        </m:accPr>
-                        <m:e>
-                          <m:r>
-                            <m:t>π</m:t>
-                          </m:r>
-                        </m:e>
-                      </m:acc>
-                    </m:e>
-                    <m:sub>
-                      <m:r>
-                        <m:t>i</m:t>
-                      </m:r>
-                    </m:sub>
-                  </m:sSub>
-                </m:e>
-              </m:d>
-              <m:r>
-                <m:t>​</m:t>
-              </m:r>
-            </m:e>
-          </m:d>
-          <m:r>
-            <m:t>​</m:t>
-          </m:r>
-          <m:r>
-            <m:rPr>
-              <m:sty m:val="p"/>
-            </m:rPr>
-            <m:t>,</m:t>
-          </m:r>
-          <m:r>
-            <m:t>  </m:t>
-          </m:r>
-          <m:r>
-            <m:rPr>
-              <m:sty m:val="p"/>
-            </m:rPr>
-            <m:t>(</m:t>
-          </m:r>
-          <m:r>
-            <m:t>2</m:t>
-          </m:r>
-          <m:r>
-            <m:rPr>
-              <m:sty m:val="p"/>
-            </m:rPr>
-            <m:t>)</m:t>
-          </m:r>
-        </m:oMath>
-      </m:oMathPara>
+      <w:r>
+        <w:t xml:space="preserve">$$
+    D\stackrel{\text{def}}{=}-2 \, \ell\mathopen{}\left(\hat{\mathord{\smash[b]{\underset{\raise.3ex\hbox{$\scriptstyle\sim$}}{\beta}}\vphantom{\beta}}}\right)\mathclose{}
+    = -2 \sum_{i=1}^n\mathopen{}\left\{y_i\ln \hat\pi_i + \mathopen{}\left(1 - y_i\right)\mathclose{} \ln\mathopen{}\left(1 - \hat\pi_i\right)\mathclose{}\right\}\mathclose{},
+     \qquad(2)$$</w:t>
+      </w:r>
       <w:bookmarkEnd w:id="14"/>
     </w:p>
     <w:p>
@@ -1922,104 +1062,9 @@
       <w:r>
         <w:t xml:space="preserve"> </w:t>
       </w:r>
-      <m:oMath>
-        <m:sSub>
-          <m:e>
-            <m:acc>
-              <m:accPr>
-                <m:chr m:val="̂"/>
-              </m:accPr>
-              <m:e>
-                <m:r>
-                  <m:t>π</m:t>
-                </m:r>
-              </m:e>
-            </m:acc>
-          </m:e>
-          <m:sub>
-            <m:r>
-              <m:t>i</m:t>
-            </m:r>
-          </m:sub>
-        </m:sSub>
-        <m:r>
-          <m:rPr>
-            <m:sty m:val="p"/>
-          </m:rPr>
-          <m:t>=</m:t>
-        </m:r>
-        <m:r>
-          <m:t>σ</m:t>
-        </m:r>
-        <m:r>
-          <m:t>​</m:t>
-        </m:r>
-        <m:d>
-          <m:dPr>
-            <m:begChr m:val="("/>
-            <m:sepChr m:val=""/>
-            <m:endChr m:val=")"/>
-            <m:grow/>
-          </m:dPr>
-          <m:e>
-            <m:acc>
-              <m:accPr>
-                <m:chr m:val="̂"/>
-              </m:accPr>
-              <m:e>
-                <m:limLow>
-                  <m:e>
-                    <m:r>
-                      <m:t>β</m:t>
-                    </m:r>
-                  </m:e>
-                  <m:lim>
-                    <m:r>
-                      <m:rPr>
-                        <m:sty m:val="p"/>
-                      </m:rPr>
-                      <m:t>∼</m:t>
-                    </m:r>
-                  </m:lim>
-                </m:limLow>
-              </m:e>
-            </m:acc>
-            <m:r>
-              <m:rPr>
-                <m:sty m:val="p"/>
-              </m:rPr>
-              <m:t>⋅</m:t>
-            </m:r>
-            <m:sSub>
-              <m:e>
-                <m:limLow>
-                  <m:e>
-                    <m:r>
-                      <m:t>x</m:t>
-                    </m:r>
-                  </m:e>
-                  <m:lim>
-                    <m:r>
-                      <m:rPr>
-                        <m:sty m:val="p"/>
-                      </m:rPr>
-                      <m:t>∼</m:t>
-                    </m:r>
-                  </m:lim>
-                </m:limLow>
-              </m:e>
-              <m:sub>
-                <m:r>
-                  <m:t>i</m:t>
-                </m:r>
-              </m:sub>
-            </m:sSub>
-          </m:e>
-        </m:d>
-        <m:r>
-          <m:t>​</m:t>
-        </m:r>
-      </m:oMath>
+      <w:r>
+        <w:t xml:space="preserve">$\hat\pi_i = \sigma\mathopen{}\left(\hat{\mathord{\smash[b]{\underset{\raise.3ex\hbox{$\scriptstyle\sim$}}{\beta}}\vphantom{\beta}}} \cdot \mathord{\smash[b]{\underset{\raise.3ex\hbox{$\scriptstyle\sim$}}{x}}\vphantom{x}}_i\right)\mathclose{}$</w:t>
+      </w:r>
       <w:r>
         <w:t xml:space="preserve"> </w:t>
       </w:r>
@@ -3772,30 +2817,9 @@
       <w:r>
         <w:t xml:space="preserve"> </w:t>
       </w:r>
-      <m:oMath>
-        <m:acc>
-          <m:accPr>
-            <m:chr m:val="̂"/>
-          </m:accPr>
-          <m:e>
-            <m:limLow>
-              <m:e>
-                <m:r>
-                  <m:t>β</m:t>
-                </m:r>
-              </m:e>
-              <m:lim>
-                <m:r>
-                  <m:rPr>
-                    <m:sty m:val="p"/>
-                  </m:rPr>
-                  <m:t>∼</m:t>
-                </m:r>
-              </m:lim>
-            </m:limLow>
-          </m:e>
-        </m:acc>
-      </m:oMath>
+      <w:r>
+        <w:t xml:space="preserve">$\hat{\mathord{\smash[b]{\underset{\raise.3ex\hbox{$\scriptstyle\sim$}}{\beta}}\vphantom{\beta}}}$</w:t>
+      </w:r>
       <w:r>
         <w:t xml:space="preserve">, and</w:t>
       </w:r>
@@ -4702,92 +3726,27 @@
       <w:r>
         <w:t xml:space="preserve"> </w:t>
       </w:r>
+      <w:r>
+        <w:t xml:space="preserve">$\mathord{\smash[b]{\underset{\raise.3ex\hbox{$\scriptstyle\sim$}}{x}}\vphantom{x}}_1, \dots, \mathord{\smash[b]{\underset{\raise.3ex\hbox{$\scriptstyle\sim$}}{x}}\vphantom{x}}_n$</w:t>
+      </w:r>
+      <w:r>
+        <w:t xml:space="preserve">.</w:t>
+      </w:r>
+      <w:r>
+        <w:t xml:space="preserve"> </w:t>
+      </w:r>
+      <w:r>
+        <w:t xml:space="preserve">The</w:t>
+      </w:r>
+      <w:r>
+        <w:t xml:space="preserve"> </w:t>
+      </w:r>
       <m:oMath>
-        <m:sSub>
-          <m:e>
-            <m:limLow>
-              <m:e>
-                <m:r>
-                  <m:t>x</m:t>
-                </m:r>
-              </m:e>
-              <m:lim>
-                <m:r>
-                  <m:rPr>
-                    <m:sty m:val="p"/>
-                  </m:rPr>
-                  <m:t>∼</m:t>
-                </m:r>
-              </m:lim>
-            </m:limLow>
-          </m:e>
-          <m:sub>
-            <m:r>
-              <m:t>1</m:t>
-            </m:r>
-          </m:sub>
-        </m:sSub>
-        <m:r>
-          <m:rPr>
-            <m:sty m:val="p"/>
-          </m:rPr>
-          <m:t>,</m:t>
-        </m:r>
-        <m:r>
-          <m:rPr>
-            <m:sty m:val="p"/>
-          </m:rPr>
-          <m:t>…</m:t>
-        </m:r>
-        <m:r>
-          <m:rPr>
-            <m:sty m:val="p"/>
-          </m:rPr>
-          <m:t>,</m:t>
-        </m:r>
-        <m:sSub>
-          <m:e>
-            <m:limLow>
-              <m:e>
-                <m:r>
-                  <m:t>x</m:t>
-                </m:r>
-              </m:e>
-              <m:lim>
-                <m:r>
-                  <m:rPr>
-                    <m:sty m:val="p"/>
-                  </m:rPr>
-                  <m:t>∼</m:t>
-                </m:r>
-              </m:lim>
-            </m:limLow>
-          </m:e>
-          <m:sub>
-            <m:r>
-              <m:t>n</m:t>
-            </m:r>
-          </m:sub>
-        </m:sSub>
+        <m:r>
+          <m:t>K</m:t>
+        </m:r>
       </m:oMath>
       <w:r>
-        <w:t xml:space="preserve">.</w:t>
-      </w:r>
-      <w:r>
-        <w:t xml:space="preserve"> </w:t>
-      </w:r>
-      <w:r>
-        <w:t xml:space="preserve">The</w:t>
-      </w:r>
-      <w:r>
-        <w:t xml:space="preserve"> </w:t>
-      </w:r>
-      <m:oMath>
-        <m:r>
-          <m:t>K</m:t>
-        </m:r>
-      </m:oMath>
-      <w:r>
         <w:t xml:space="preserve"> </w:t>
       </w:r>
       <w:r>
@@ -4796,98 +3755,9 @@
       <w:r>
         <w:t xml:space="preserve"> </w:t>
       </w:r>
-      <m:oMath>
-        <m:sSup>
-          <m:e>
-            <m:limLow>
-              <m:e>
-                <m:r>
-                  <m:t>x</m:t>
-                </m:r>
-              </m:e>
-              <m:lim>
-                <m:r>
-                  <m:rPr>
-                    <m:sty m:val="p"/>
-                  </m:rPr>
-                  <m:t>∼</m:t>
-                </m:r>
-              </m:lim>
-            </m:limLow>
-          </m:e>
-          <m:sup>
-            <m:r>
-              <m:rPr>
-                <m:sty m:val="p"/>
-              </m:rPr>
-              <m:t>(</m:t>
-            </m:r>
-            <m:r>
-              <m:t>1</m:t>
-            </m:r>
-            <m:r>
-              <m:rPr>
-                <m:sty m:val="p"/>
-              </m:rPr>
-              <m:t>)</m:t>
-            </m:r>
-          </m:sup>
-        </m:sSup>
-        <m:r>
-          <m:rPr>
-            <m:sty m:val="p"/>
-          </m:rPr>
-          <m:t>,</m:t>
-        </m:r>
-        <m:r>
-          <m:rPr>
-            <m:sty m:val="p"/>
-          </m:rPr>
-          <m:t>…</m:t>
-        </m:r>
-        <m:r>
-          <m:rPr>
-            <m:sty m:val="p"/>
-          </m:rPr>
-          <m:t>,</m:t>
-        </m:r>
-        <m:sSup>
-          <m:e>
-            <m:limLow>
-              <m:e>
-                <m:r>
-                  <m:t>x</m:t>
-                </m:r>
-              </m:e>
-              <m:lim>
-                <m:r>
-                  <m:rPr>
-                    <m:sty m:val="p"/>
-                  </m:rPr>
-                  <m:t>∼</m:t>
-                </m:r>
-              </m:lim>
-            </m:limLow>
-          </m:e>
-          <m:sup>
-            <m:r>
-              <m:rPr>
-                <m:sty m:val="p"/>
-              </m:rPr>
-              <m:t>(</m:t>
-            </m:r>
-            <m:r>
-              <m:t>K</m:t>
-            </m:r>
-            <m:r>
-              <m:rPr>
-                <m:sty m:val="p"/>
-              </m:rPr>
-              <m:t>)</m:t>
-            </m:r>
-          </m:sup>
-        </m:sSup>
-      </m:oMath>
+      <w:r>
+        <w:t xml:space="preserve">$\mathord{\smash[b]{\underset{\raise.3ex\hbox{$\scriptstyle\sim$}}{x}}\vphantom{x}}^{(1)}, \dots, \mathord{\smash[b]{\underset{\raise.3ex\hbox{$\scriptstyle\sim$}}{x}}\vphantom{x}}^{(K)}$</w:t>
+      </w:r>
       <w:r>
         <w:t xml:space="preserve">, so</w:t>
       </w:r>
@@ -4961,135 +3831,35 @@
       <w:r>
         <w:t xml:space="preserve"> </w:t>
       </w:r>
+      <w:r>
+        <w:t xml:space="preserve">$\mathord{\smash[b]{\underset{\raise.3ex\hbox{$\scriptstyle\sim$}}{x}}\vphantom{x}}^{(k)}$</w:t>
+      </w:r>
+      <w:r>
+        <w:t xml:space="preserve"> </w:t>
+      </w:r>
+      <w:r>
+        <w:t xml:space="preserve">are the observations</w:t>
+      </w:r>
+      <w:r>
+        <w:t xml:space="preserve"> </w:t>
+      </w:r>
       <m:oMath>
-        <m:sSup>
-          <m:e>
-            <m:limLow>
-              <m:e>
-                <m:r>
-                  <m:t>x</m:t>
-                </m:r>
-              </m:e>
-              <m:lim>
-                <m:r>
-                  <m:rPr>
-                    <m:sty m:val="p"/>
-                  </m:rPr>
-                  <m:t>∼</m:t>
-                </m:r>
-              </m:lim>
-            </m:limLow>
-          </m:e>
-          <m:sup>
-            <m:r>
-              <m:rPr>
-                <m:sty m:val="p"/>
-              </m:rPr>
-              <m:t>(</m:t>
-            </m:r>
-            <m:r>
-              <m:t>k</m:t>
-            </m:r>
-            <m:r>
-              <m:rPr>
-                <m:sty m:val="p"/>
-              </m:rPr>
-              <m:t>)</m:t>
-            </m:r>
-          </m:sup>
-        </m:sSup>
+        <m:r>
+          <m:t>i</m:t>
+        </m:r>
       </m:oMath>
       <w:r>
         <w:t xml:space="preserve"> </w:t>
       </w:r>
       <w:r>
-        <w:t xml:space="preserve">are the observations</w:t>
-      </w:r>
-      <w:r>
-        <w:t xml:space="preserve"> </w:t>
-      </w:r>
-      <m:oMath>
-        <m:r>
-          <m:t>i</m:t>
-        </m:r>
-      </m:oMath>
-      <w:r>
-        <w:t xml:space="preserve"> </w:t>
-      </w:r>
-      <w:r>
         <w:t xml:space="preserve">with</w:t>
       </w:r>
       <w:r>
         <w:t xml:space="preserve"> </w:t>
       </w:r>
-      <m:oMath>
-        <m:sSub>
-          <m:e>
-            <m:limLow>
-              <m:e>
-                <m:r>
-                  <m:t>x</m:t>
-                </m:r>
-              </m:e>
-              <m:lim>
-                <m:r>
-                  <m:rPr>
-                    <m:sty m:val="p"/>
-                  </m:rPr>
-                  <m:t>∼</m:t>
-                </m:r>
-              </m:lim>
-            </m:limLow>
-          </m:e>
-          <m:sub>
-            <m:r>
-              <m:t>i</m:t>
-            </m:r>
-          </m:sub>
-        </m:sSub>
-        <m:r>
-          <m:rPr>
-            <m:sty m:val="p"/>
-          </m:rPr>
-          <m:t>=</m:t>
-        </m:r>
-        <m:sSup>
-          <m:e>
-            <m:limLow>
-              <m:e>
-                <m:r>
-                  <m:t>x</m:t>
-                </m:r>
-              </m:e>
-              <m:lim>
-                <m:r>
-                  <m:rPr>
-                    <m:sty m:val="p"/>
-                  </m:rPr>
-                  <m:t>∼</m:t>
-                </m:r>
-              </m:lim>
-            </m:limLow>
-          </m:e>
-          <m:sup>
-            <m:r>
-              <m:rPr>
-                <m:sty m:val="p"/>
-              </m:rPr>
-              <m:t>(</m:t>
-            </m:r>
-            <m:r>
-              <m:t>k</m:t>
-            </m:r>
-            <m:r>
-              <m:rPr>
-                <m:sty m:val="p"/>
-              </m:rPr>
-              <m:t>)</m:t>
-            </m:r>
-          </m:sup>
-        </m:sSup>
-      </m:oMath>
+      <w:r>
+        <w:t xml:space="preserve">$\mathord{\smash[b]{\underset{\raise.3ex\hbox{$\scriptstyle\sim$}}{x}}\vphantom{x}}_i= \mathord{\smash[b]{\underset{\raise.3ex\hbox{$\scriptstyle\sim$}}{x}}\vphantom{x}}^{(k)}$</w:t>
+      </w:r>
       <w:r>
         <w:t xml:space="preserve">.</w:t>
       </w:r>
@@ -5342,44 +4112,9 @@
       <w:r>
         <w:t xml:space="preserve"> </w:t>
       </w:r>
-      <m:oMath>
-        <m:sSup>
-          <m:e>
-            <m:limLow>
-              <m:e>
-                <m:r>
-                  <m:t>x</m:t>
-                </m:r>
-              </m:e>
-              <m:lim>
-                <m:r>
-                  <m:rPr>
-                    <m:sty m:val="p"/>
-                  </m:rPr>
-                  <m:t>∼</m:t>
-                </m:r>
-              </m:lim>
-            </m:limLow>
-          </m:e>
-          <m:sup>
-            <m:r>
-              <m:rPr>
-                <m:sty m:val="p"/>
-              </m:rPr>
-              <m:t>(</m:t>
-            </m:r>
-            <m:r>
-              <m:t>k</m:t>
-            </m:r>
-            <m:r>
-              <m:rPr>
-                <m:sty m:val="p"/>
-              </m:rPr>
-              <m:t>)</m:t>
-            </m:r>
-          </m:sup>
-        </m:sSup>
-      </m:oMath>
+      <w:r>
+        <w:t xml:space="preserve">$\mathord{\smash[b]{\underset{\raise.3ex\hbox{$\scriptstyle\sim$}}{x}}\vphantom{x}}^{(k)}$</w:t>
+      </w:r>
       <w:r>
         <w:t xml:space="preserve"> </w:t>
       </w:r>
@@ -5405,144 +4140,11 @@
       <w:pPr>
         <w:pStyle w:val="BodyText"/>
       </w:pPr>
-      <m:oMathPara>
-        <m:oMathParaPr>
-          <m:jc m:val="center"/>
-        </m:oMathParaPr>
-        <m:oMath>
-          <m:sSub>
-            <m:e>
-              <m:r>
-                <m:t>s</m:t>
-              </m:r>
-            </m:e>
-            <m:sub>
-              <m:r>
-                <m:t>k</m:t>
-              </m:r>
-            </m:sub>
-          </m:sSub>
-          <m:r>
-            <m:rPr>
-              <m:sty m:val="p"/>
-            </m:rPr>
-            <m:t>=</m:t>
-          </m:r>
-          <m:nary>
-            <m:naryPr>
-              <m:chr m:val="∑"/>
-              <m:limLoc m:val="undOvr"/>
-              <m:subHide m:val="off"/>
-              <m:supHide m:val="on"/>
-            </m:naryPr>
-            <m:sub>
-              <m:r>
-                <m:t>i</m:t>
-              </m:r>
-              <m:r>
-                <m:rPr>
-                  <m:sty m:val="p"/>
-                </m:rPr>
-                <m:t>:</m:t>
-              </m:r>
-              <m:r>
-                <m:t> </m:t>
-              </m:r>
-              <m:sSub>
-                <m:e>
-                  <m:limLow>
-                    <m:e>
-                      <m:r>
-                        <m:t>x</m:t>
-                      </m:r>
-                    </m:e>
-                    <m:lim>
-                      <m:r>
-                        <m:rPr>
-                          <m:sty m:val="p"/>
-                        </m:rPr>
-                        <m:t>∼</m:t>
-                      </m:r>
-                    </m:lim>
-                  </m:limLow>
-                </m:e>
-                <m:sub>
-                  <m:r>
-                    <m:t>i</m:t>
-                  </m:r>
-                </m:sub>
-              </m:sSub>
-              <m:r>
-                <m:rPr>
-                  <m:sty m:val="p"/>
-                </m:rPr>
-                <m:t>=</m:t>
-              </m:r>
-              <m:sSup>
-                <m:e>
-                  <m:limLow>
-                    <m:e>
-                      <m:r>
-                        <m:t>x</m:t>
-                      </m:r>
-                    </m:e>
-                    <m:lim>
-                      <m:r>
-                        <m:rPr>
-                          <m:sty m:val="p"/>
-                        </m:rPr>
-                        <m:t>∼</m:t>
-                      </m:r>
-                    </m:lim>
-                  </m:limLow>
-                </m:e>
-                <m:sup>
-                  <m:r>
-                    <m:rPr>
-                      <m:sty m:val="p"/>
-                    </m:rPr>
-                    <m:t>(</m:t>
-                  </m:r>
-                  <m:r>
-                    <m:t>k</m:t>
-                  </m:r>
-                  <m:r>
-                    <m:rPr>
-                      <m:sty m:val="p"/>
-                    </m:rPr>
-                    <m:t>)</m:t>
-                  </m:r>
-                </m:sup>
-              </m:sSup>
-            </m:sub>
-            <m:sup>
-              <m:r>
-                <m:t>​</m:t>
-              </m:r>
-            </m:sup>
-            <m:e>
-              <m:sSub>
-                <m:e>
-                  <m:r>
-                    <m:t>y</m:t>
-                  </m:r>
-                </m:e>
-                <m:sub>
-                  <m:r>
-                    <m:t>i</m:t>
-                  </m:r>
-                </m:sub>
-              </m:sSub>
-            </m:e>
-          </m:nary>
-          <m:r>
-            <m:rPr>
-              <m:sty m:val="p"/>
-            </m:rPr>
-            <m:t>,</m:t>
-          </m:r>
-        </m:oMath>
-      </m:oMathPara>
+      <w:r>
+        <w:t xml:space="preserve">$$
+    s_k = \sum_{i:\, \mathord{\smash[b]{\underset{\raise.3ex\hbox{$\scriptstyle\sim$}}{x}}\vphantom{x}}_i= \mathord{\smash[b]{\underset{\raise.3ex\hbox{$\scriptstyle\sim$}}{x}}\vphantom{x}}^{(k)}} y_i,
+    $$</w:t>
+      </w:r>
     </w:p>
     <w:p>
       <w:pPr>
@@ -6307,212 +4909,12 @@
         <w:pStyle w:val="BodyText"/>
       </w:pPr>
       <w:bookmarkStart w:id="38" w:name="eq-saturated-model"/>
-      <m:oMathPara>
-        <m:oMathParaPr>
-          <m:jc m:val="center"/>
-        </m:oMathParaPr>
-        <m:oMath>
-          <m:r>
-            <m:rPr>
-              <m:sty m:val="p"/>
-            </m:rPr>
-            <m:t>Pr</m:t>
-          </m:r>
-          <m:r>
-            <m:t>​</m:t>
-          </m:r>
-          <m:d>
-            <m:dPr>
-              <m:begChr m:val="("/>
-              <m:sepChr m:val=""/>
-              <m:endChr m:val=")"/>
-              <m:grow/>
-            </m:dPr>
-            <m:e>
-              <m:sSub>
-                <m:e>
-                  <m:r>
-                    <m:t>Y</m:t>
-                  </m:r>
-                </m:e>
-                <m:sub>
-                  <m:r>
-                    <m:t>i</m:t>
-                  </m:r>
-                </m:sub>
-              </m:sSub>
-              <m:r>
-                <m:rPr>
-                  <m:sty m:val="p"/>
-                </m:rPr>
-                <m:t>=</m:t>
-              </m:r>
-              <m:r>
-                <m:t>1</m:t>
-              </m:r>
-              <m:r>
-                <m:rPr>
-                  <m:sty m:val="p"/>
-                </m:rPr>
-                <m:t>∣</m:t>
-              </m:r>
-              <m:sSub>
-                <m:e>
-                  <m:limLow>
-                    <m:e>
-                      <m:r>
-                        <m:t>x</m:t>
-                      </m:r>
-                    </m:e>
-                    <m:lim>
-                      <m:r>
-                        <m:rPr>
-                          <m:sty m:val="p"/>
-                        </m:rPr>
-                        <m:t>∼</m:t>
-                      </m:r>
-                    </m:lim>
-                  </m:limLow>
-                </m:e>
-                <m:sub>
-                  <m:r>
-                    <m:t>i</m:t>
-                  </m:r>
-                </m:sub>
-              </m:sSub>
-              <m:r>
-                <m:rPr>
-                  <m:sty m:val="p"/>
-                </m:rPr>
-                <m:t>=</m:t>
-              </m:r>
-              <m:sSup>
-                <m:e>
-                  <m:limLow>
-                    <m:e>
-                      <m:r>
-                        <m:t>x</m:t>
-                      </m:r>
-                    </m:e>
-                    <m:lim>
-                      <m:r>
-                        <m:rPr>
-                          <m:sty m:val="p"/>
-                        </m:rPr>
-                        <m:t>∼</m:t>
-                      </m:r>
-                    </m:lim>
-                  </m:limLow>
-                </m:e>
-                <m:sup>
-                  <m:r>
-                    <m:rPr>
-                      <m:sty m:val="p"/>
-                    </m:rPr>
-                    <m:t>(</m:t>
-                  </m:r>
-                  <m:r>
-                    <m:t>k</m:t>
-                  </m:r>
-                  <m:r>
-                    <m:rPr>
-                      <m:sty m:val="p"/>
-                    </m:rPr>
-                    <m:t>)</m:t>
-                  </m:r>
-                </m:sup>
-              </m:sSup>
-            </m:e>
-          </m:d>
-          <m:r>
-            <m:t>​</m:t>
-          </m:r>
-          <m:r>
-            <m:rPr>
-              <m:sty m:val="p"/>
-            </m:rPr>
-            <m:t>=</m:t>
-          </m:r>
-          <m:sSub>
-            <m:e>
-              <m:r>
-                <m:t>π</m:t>
-              </m:r>
-            </m:e>
-            <m:sub>
-              <m:r>
-                <m:t>k</m:t>
-              </m:r>
-            </m:sub>
-          </m:sSub>
-          <m:r>
-            <m:rPr>
-              <m:sty m:val="p"/>
-            </m:rPr>
-            <m:t>,</m:t>
-          </m:r>
-          <m:r>
-            <m:t>  </m:t>
-          </m:r>
-          <m:r>
-            <m:t>k</m:t>
-          </m:r>
-          <m:r>
-            <m:rPr>
-              <m:sty m:val="p"/>
-            </m:rPr>
-            <m:t>=</m:t>
-          </m:r>
-          <m:r>
-            <m:t>1</m:t>
-          </m:r>
-          <m:r>
-            <m:rPr>
-              <m:sty m:val="p"/>
-            </m:rPr>
-            <m:t>,</m:t>
-          </m:r>
-          <m:r>
-            <m:rPr>
-              <m:sty m:val="p"/>
-            </m:rPr>
-            <m:t>…</m:t>
-          </m:r>
-          <m:r>
-            <m:rPr>
-              <m:sty m:val="p"/>
-            </m:rPr>
-            <m:t>,</m:t>
-          </m:r>
-          <m:r>
-            <m:t>K</m:t>
-          </m:r>
-          <m:r>
-            <m:rPr>
-              <m:sty m:val="p"/>
-            </m:rPr>
-            <m:t>,</m:t>
-          </m:r>
-          <m:r>
-            <m:t>  </m:t>
-          </m:r>
-          <m:r>
-            <m:rPr>
-              <m:sty m:val="p"/>
-            </m:rPr>
-            <m:t>(</m:t>
-          </m:r>
-          <m:r>
-            <m:t>4</m:t>
-          </m:r>
-          <m:r>
-            <m:rPr>
-              <m:sty m:val="p"/>
-            </m:rPr>
-            <m:t>)</m:t>
-          </m:r>
-        </m:oMath>
-      </m:oMathPara>
+      <w:r>
+        <w:t xml:space="preserve">$$
+    \Pr\mathopen{}\left(Y_i= 1 \mid \mathord{\smash[b]{\underset{\raise.3ex\hbox{$\scriptstyle\sim$}}{x}}\vphantom{x}}_i= \mathord{\smash[b]{\underset{\raise.3ex\hbox{$\scriptstyle\sim$}}{x}}\vphantom{x}}^{(k)}\right)\mathclose{} = \pi_k,
+    \qquad k = 1, \dots, K,
+     \qquad(4)$$</w:t>
+      </w:r>
       <w:bookmarkEnd w:id="38"/>
     </w:p>
     <w:p>
@@ -8140,49 +6542,9 @@
       <w:r>
         <w:t xml:space="preserve"> </w:t>
       </w:r>
-      <m:oMath>
-        <m:r>
-          <m:t>ℓ</m:t>
-        </m:r>
-        <m:r>
-          <m:t>​</m:t>
-        </m:r>
-        <m:d>
-          <m:dPr>
-            <m:begChr m:val="("/>
-            <m:sepChr m:val=""/>
-            <m:endChr m:val=")"/>
-            <m:grow/>
-          </m:dPr>
-          <m:e>
-            <m:acc>
-              <m:accPr>
-                <m:chr m:val="̂"/>
-              </m:accPr>
-              <m:e>
-                <m:limLow>
-                  <m:e>
-                    <m:r>
-                      <m:t>β</m:t>
-                    </m:r>
-                  </m:e>
-                  <m:lim>
-                    <m:r>
-                      <m:rPr>
-                        <m:sty m:val="p"/>
-                      </m:rPr>
-                      <m:t>∼</m:t>
-                    </m:r>
-                  </m:lim>
-                </m:limLow>
-              </m:e>
-            </m:acc>
-          </m:e>
-        </m:d>
-        <m:r>
-          <m:t>​</m:t>
-        </m:r>
-      </m:oMath>
+      <w:r>
+        <w:t xml:space="preserve">$\ell\mathopen{}\left(\hat{\mathord{\smash[b]{\underset{\raise.3ex\hbox{$\scriptstyle\sim$}}{\beta}}\vphantom{\beta}}}\right)\mathclose{}$</w:t>
+      </w:r>
       <w:r>
         <w:t xml:space="preserve"> </w:t>
       </w:r>
@@ -8247,163 +6609,11 @@
         <w:pStyle w:val="BodyText"/>
       </w:pPr>
       <w:bookmarkStart w:id="43" w:name="eq-saturated-deviance"/>
-      <m:oMathPara>
-        <m:oMathParaPr>
-          <m:jc m:val="center"/>
-        </m:oMathParaPr>
-        <m:oMath>
-          <m:sSub>
-            <m:e>
-              <m:r>
-                <m:t>D</m:t>
-              </m:r>
-            </m:e>
-            <m:sub>
-              <m:r>
-                <m:rPr>
-                  <m:sty m:val="p"/>
-                </m:rPr>
-                <m:t>s</m:t>
-              </m:r>
-              <m:r>
-                <m:rPr>
-                  <m:sty m:val="p"/>
-                </m:rPr>
-                <m:t>a</m:t>
-              </m:r>
-              <m:r>
-                <m:rPr>
-                  <m:sty m:val="p"/>
-                </m:rPr>
-                <m:t>t</m:t>
-              </m:r>
-            </m:sub>
-          </m:sSub>
-          <m:r>
-            <m:rPr>
-              <m:sty m:val="p"/>
-            </m:rPr>
-            <m:t>=</m:t>
-          </m:r>
-          <m:r>
-            <m:t>2</m:t>
-          </m:r>
-          <m:r>
-            <m:t>​</m:t>
-          </m:r>
-          <m:d>
-            <m:dPr>
-              <m:begChr m:val="("/>
-              <m:sepChr m:val=""/>
-              <m:endChr m:val=")"/>
-              <m:grow/>
-            </m:dPr>
-            <m:e>
-              <m:sSub>
-                <m:e>
-                  <m:r>
-                    <m:t>ℓ</m:t>
-                  </m:r>
-                </m:e>
-                <m:sub>
-                  <m:r>
-                    <m:rPr>
-                      <m:sty m:val="p"/>
-                    </m:rPr>
-                    <m:t>s</m:t>
-                  </m:r>
-                  <m:r>
-                    <m:rPr>
-                      <m:sty m:val="p"/>
-                    </m:rPr>
-                    <m:t>a</m:t>
-                  </m:r>
-                  <m:r>
-                    <m:rPr>
-                      <m:sty m:val="p"/>
-                    </m:rPr>
-                    <m:t>t</m:t>
-                  </m:r>
-                </m:sub>
-              </m:sSub>
-              <m:r>
-                <m:rPr>
-                  <m:sty m:val="p"/>
-                </m:rPr>
-                <m:t>−</m:t>
-              </m:r>
-              <m:r>
-                <m:t>ℓ</m:t>
-              </m:r>
-              <m:r>
-                <m:t>​</m:t>
-              </m:r>
-              <m:d>
-                <m:dPr>
-                  <m:begChr m:val="("/>
-                  <m:sepChr m:val=""/>
-                  <m:endChr m:val=")"/>
-                  <m:grow/>
-                </m:dPr>
-                <m:e>
-                  <m:acc>
-                    <m:accPr>
-                      <m:chr m:val="̂"/>
-                    </m:accPr>
-                    <m:e>
-                      <m:limLow>
-                        <m:e>
-                          <m:r>
-                            <m:t>β</m:t>
-                          </m:r>
-                        </m:e>
-                        <m:lim>
-                          <m:r>
-                            <m:rPr>
-                              <m:sty m:val="p"/>
-                            </m:rPr>
-                            <m:t>∼</m:t>
-                          </m:r>
-                        </m:lim>
-                      </m:limLow>
-                    </m:e>
-                  </m:acc>
-                </m:e>
-              </m:d>
-              <m:r>
-                <m:t>​</m:t>
-              </m:r>
-            </m:e>
-          </m:d>
-          <m:r>
-            <m:t>​</m:t>
-          </m:r>
-          <m:r>
-            <m:rPr>
-              <m:sty m:val="p"/>
-            </m:rPr>
-            <m:t>.</m:t>
-          </m:r>
-          <m:r>
-            <m:t>  </m:t>
-          </m:r>
-          <m:r>
-            <m:rPr>
-              <m:sty m:val="p"/>
-            </m:rPr>
-            <m:t>(</m:t>
-          </m:r>
-          <m:r>
-            <m:t>5</m:t>
-          </m:r>
-          <m:r>
-            <m:rPr>
-              <m:sty m:val="p"/>
-            </m:rPr>
-            <m:t>)</m:t>
-          </m:r>
-        </m:oMath>
-      </m:oMathPara>
+      <w:r>
+        <w:t xml:space="preserve">$$
+    D_{\mathrm{sat}}= 2 \mathopen{}\left(\ell_{\mathrm{sat}}- \ell\mathopen{}\left(\hat{\mathord{\smash[b]{\underset{\raise.3ex\hbox{$\scriptstyle\sim$}}{\beta}}\vphantom{\beta}}}\right)\mathclose{}\right)\mathclose{}.
+     \qquad(5)$$</w:t>
+      </w:r>
       <w:bookmarkEnd w:id="43"/>
     </w:p>
     <w:bookmarkEnd w:id="44"/>
@@ -8960,239 +7170,9 @@
       <w:r>
         <w:t xml:space="preserve"> </w:t>
       </w:r>
-      <m:oMath>
-        <m:r>
-          <m:t>ℓ</m:t>
-        </m:r>
-        <m:r>
-          <m:t>​</m:t>
-        </m:r>
-        <m:d>
-          <m:dPr>
-            <m:begChr m:val="("/>
-            <m:sepChr m:val=""/>
-            <m:endChr m:val=")"/>
-            <m:grow/>
-          </m:dPr>
-          <m:e>
-            <m:acc>
-              <m:accPr>
-                <m:chr m:val="̂"/>
-              </m:accPr>
-              <m:e>
-                <m:limLow>
-                  <m:e>
-                    <m:r>
-                      <m:t>β</m:t>
-                    </m:r>
-                  </m:e>
-                  <m:lim>
-                    <m:r>
-                      <m:rPr>
-                        <m:sty m:val="p"/>
-                      </m:rPr>
-                      <m:t>∼</m:t>
-                    </m:r>
-                  </m:lim>
-                </m:limLow>
-              </m:e>
-            </m:acc>
-          </m:e>
-        </m:d>
-        <m:r>
-          <m:t>​</m:t>
-        </m:r>
-        <m:r>
-          <m:rPr>
-            <m:sty m:val="p"/>
-          </m:rPr>
-          <m:t>=</m:t>
-        </m:r>
-        <m:nary>
-          <m:naryPr>
-            <m:chr m:val="∑"/>
-            <m:limLoc m:val="undOvr"/>
-            <m:subHide m:val="off"/>
-            <m:supHide m:val="off"/>
-          </m:naryPr>
-          <m:sub>
-            <m:r>
-              <m:t>k</m:t>
-            </m:r>
-            <m:r>
-              <m:rPr>
-                <m:sty m:val="p"/>
-              </m:rPr>
-              <m:t>=</m:t>
-            </m:r>
-            <m:r>
-              <m:t>1</m:t>
-            </m:r>
-          </m:sub>
-          <m:sup>
-            <m:r>
-              <m:t>K</m:t>
-            </m:r>
-          </m:sup>
-          <m:e>
-            <m:r>
-              <m:t>​</m:t>
-            </m:r>
-          </m:e>
-        </m:nary>
-        <m:d>
-          <m:dPr>
-            <m:begChr m:val="{"/>
-            <m:sepChr m:val=""/>
-            <m:endChr m:val="}"/>
-            <m:grow/>
-          </m:dPr>
-          <m:e>
-            <m:sSub>
-              <m:e>
-                <m:r>
-                  <m:t>s</m:t>
-                </m:r>
-              </m:e>
-              <m:sub>
-                <m:r>
-                  <m:t>k</m:t>
-                </m:r>
-              </m:sub>
-            </m:sSub>
-            <m:r>
-              <m:rPr>
-                <m:sty m:val="p"/>
-              </m:rPr>
-              <m:t>ln</m:t>
-            </m:r>
-            <m:sSub>
-              <m:e>
-                <m:acc>
-                  <m:accPr>
-                    <m:chr m:val="̂"/>
-                  </m:accPr>
-                  <m:e>
-                    <m:r>
-                      <m:t>π</m:t>
-                    </m:r>
-                  </m:e>
-                </m:acc>
-              </m:e>
-              <m:sub>
-                <m:r>
-                  <m:t>k</m:t>
-                </m:r>
-              </m:sub>
-            </m:sSub>
-            <m:r>
-              <m:rPr>
-                <m:sty m:val="p"/>
-              </m:rPr>
-              <m:t>+</m:t>
-            </m:r>
-            <m:r>
-              <m:t>​</m:t>
-            </m:r>
-            <m:d>
-              <m:dPr>
-                <m:begChr m:val="("/>
-                <m:sepChr m:val=""/>
-                <m:endChr m:val=")"/>
-                <m:grow/>
-              </m:dPr>
-              <m:e>
-                <m:sSub>
-                  <m:e>
-                    <m:r>
-                      <m:t>m</m:t>
-                    </m:r>
-                  </m:e>
-                  <m:sub>
-                    <m:r>
-                      <m:t>k</m:t>
-                    </m:r>
-                  </m:sub>
-                </m:sSub>
-                <m:r>
-                  <m:rPr>
-                    <m:sty m:val="p"/>
-                  </m:rPr>
-                  <m:t>−</m:t>
-                </m:r>
-                <m:sSub>
-                  <m:e>
-                    <m:r>
-                      <m:t>s</m:t>
-                    </m:r>
-                  </m:e>
-                  <m:sub>
-                    <m:r>
-                      <m:t>k</m:t>
-                    </m:r>
-                  </m:sub>
-                </m:sSub>
-              </m:e>
-            </m:d>
-            <m:r>
-              <m:t>​</m:t>
-            </m:r>
-            <m:r>
-              <m:rPr>
-                <m:sty m:val="p"/>
-              </m:rPr>
-              <m:t>ln</m:t>
-            </m:r>
-            <m:r>
-              <m:t>​</m:t>
-            </m:r>
-            <m:d>
-              <m:dPr>
-                <m:begChr m:val="("/>
-                <m:sepChr m:val=""/>
-                <m:endChr m:val=")"/>
-                <m:grow/>
-              </m:dPr>
-              <m:e>
-                <m:r>
-                  <m:t>1</m:t>
-                </m:r>
-                <m:r>
-                  <m:rPr>
-                    <m:sty m:val="p"/>
-                  </m:rPr>
-                  <m:t>−</m:t>
-                </m:r>
-                <m:sSub>
-                  <m:e>
-                    <m:acc>
-                      <m:accPr>
-                        <m:chr m:val="̂"/>
-                      </m:accPr>
-                      <m:e>
-                        <m:r>
-                          <m:t>π</m:t>
-                        </m:r>
-                      </m:e>
-                    </m:acc>
-                  </m:e>
-                  <m:sub>
-                    <m:r>
-                      <m:t>k</m:t>
-                    </m:r>
-                  </m:sub>
-                </m:sSub>
-              </m:e>
-            </m:d>
-            <m:r>
-              <m:t>​</m:t>
-            </m:r>
-          </m:e>
-        </m:d>
-        <m:r>
-          <m:t>​</m:t>
-        </m:r>
-      </m:oMath>
+      <w:r>
+        <w:t xml:space="preserve">$\ell\mathopen{}\left(\hat{\mathord{\smash[b]{\underset{\raise.3ex\hbox{$\scriptstyle\sim$}}{\beta}}\vphantom{\beta}}}\right)\mathclose{} = \sum_{k=1}^{K}\mathopen{}\left\{s_k \ln \hat\pi_k + \mathopen{}\left(m_k - s_k\right)\mathclose{} \ln\mathopen{}\left(1 - \hat\pi_k\right)\mathclose{}\right\}\mathclose{}$</w:t>
+      </w:r>
       <w:r>
         <w:t xml:space="preserve">.</w:t>
       </w:r>
@@ -9914,67 +7894,9 @@
       <w:r>
         <w:t xml:space="preserve"> </w:t>
       </w:r>
-      <m:oMath>
-        <m:r>
-          <m:t>D</m:t>
-        </m:r>
-        <m:r>
-          <m:rPr>
-            <m:sty m:val="p"/>
-          </m:rPr>
-          <m:t>=</m:t>
-        </m:r>
-        <m:r>
-          <m:rPr>
-            <m:sty m:val="p"/>
-          </m:rPr>
-          <m:t>−</m:t>
-        </m:r>
-        <m:r>
-          <m:t>2</m:t>
-        </m:r>
-        <m:r>
-          <m:t>ℓ</m:t>
-        </m:r>
-        <m:r>
-          <m:t>​</m:t>
-        </m:r>
-        <m:d>
-          <m:dPr>
-            <m:begChr m:val="("/>
-            <m:sepChr m:val=""/>
-            <m:endChr m:val=")"/>
-            <m:grow/>
-          </m:dPr>
-          <m:e>
-            <m:acc>
-              <m:accPr>
-                <m:chr m:val="̂"/>
-              </m:accPr>
-              <m:e>
-                <m:limLow>
-                  <m:e>
-                    <m:r>
-                      <m:t>β</m:t>
-                    </m:r>
-                  </m:e>
-                  <m:lim>
-                    <m:r>
-                      <m:rPr>
-                        <m:sty m:val="p"/>
-                      </m:rPr>
-                      <m:t>∼</m:t>
-                    </m:r>
-                  </m:lim>
-                </m:limLow>
-              </m:e>
-            </m:acc>
-          </m:e>
-        </m:d>
-        <m:r>
-          <m:t>​</m:t>
-        </m:r>
-      </m:oMath>
+      <w:r>
+        <w:t xml:space="preserve">$D= -2 \ell\mathopen{}\left(\hat{\mathord{\smash[b]{\underset{\raise.3ex\hbox{$\scriptstyle\sim$}}{\beta}}\vphantom{\beta}}}\right)\mathclose{}$</w:t>
+      </w:r>
       <w:r>
         <w:t xml:space="preserve">.</w:t>
       </w:r>
@@ -10018,121 +7940,9 @@
       <w:r>
         <w:t xml:space="preserve"> </w:t>
       </w:r>
-      <m:oMath>
-        <m:sSub>
-          <m:e>
-            <m:r>
-              <m:t>D</m:t>
-            </m:r>
-          </m:e>
-          <m:sub>
-            <m:r>
-              <m:rPr>
-                <m:sty m:val="p"/>
-              </m:rPr>
-              <m:t>s</m:t>
-            </m:r>
-            <m:r>
-              <m:rPr>
-                <m:sty m:val="p"/>
-              </m:rPr>
-              <m:t>a</m:t>
-            </m:r>
-            <m:r>
-              <m:rPr>
-                <m:sty m:val="p"/>
-              </m:rPr>
-              <m:t>t</m:t>
-            </m:r>
-          </m:sub>
-        </m:sSub>
-        <m:r>
-          <m:rPr>
-            <m:sty m:val="p"/>
-          </m:rPr>
-          <m:t>=</m:t>
-        </m:r>
-        <m:r>
-          <m:t>2</m:t>
-        </m:r>
-        <m:sSub>
-          <m:e>
-            <m:r>
-              <m:t>ℓ</m:t>
-            </m:r>
-          </m:e>
-          <m:sub>
-            <m:r>
-              <m:rPr>
-                <m:sty m:val="p"/>
-              </m:rPr>
-              <m:t>s</m:t>
-            </m:r>
-            <m:r>
-              <m:rPr>
-                <m:sty m:val="p"/>
-              </m:rPr>
-              <m:t>a</m:t>
-            </m:r>
-            <m:r>
-              <m:rPr>
-                <m:sty m:val="p"/>
-              </m:rPr>
-              <m:t>t</m:t>
-            </m:r>
-          </m:sub>
-        </m:sSub>
-        <m:r>
-          <m:rPr>
-            <m:sty m:val="p"/>
-          </m:rPr>
-          <m:t>−</m:t>
-        </m:r>
-        <m:r>
-          <m:t>2</m:t>
-        </m:r>
-        <m:r>
-          <m:t>ℓ</m:t>
-        </m:r>
-        <m:r>
-          <m:t>​</m:t>
-        </m:r>
-        <m:d>
-          <m:dPr>
-            <m:begChr m:val="("/>
-            <m:sepChr m:val=""/>
-            <m:endChr m:val=")"/>
-            <m:grow/>
-          </m:dPr>
-          <m:e>
-            <m:acc>
-              <m:accPr>
-                <m:chr m:val="̂"/>
-              </m:accPr>
-              <m:e>
-                <m:limLow>
-                  <m:e>
-                    <m:r>
-                      <m:t>β</m:t>
-                    </m:r>
-                  </m:e>
-                  <m:lim>
-                    <m:r>
-                      <m:rPr>
-                        <m:sty m:val="p"/>
-                      </m:rPr>
-                      <m:t>∼</m:t>
-                    </m:r>
-                  </m:lim>
-                </m:limLow>
-              </m:e>
-            </m:acc>
-          </m:e>
-        </m:d>
-        <m:r>
-          <m:t>​</m:t>
-        </m:r>
-      </m:oMath>
+      <w:r>
+        <w:t xml:space="preserve">$D_{\mathrm{sat}}= 2 \ell_{\mathrm{sat}}- 2 \ell\mathopen{}\left(\hat{\mathord{\smash[b]{\underset{\raise.3ex\hbox{$\scriptstyle\sim$}}{\beta}}\vphantom{\beta}}}\right)\mathclose{}$</w:t>
+      </w:r>
       <w:r>
         <w:t xml:space="preserve">.</w:t>
       </w:r>
@@ -10145,67 +7955,9 @@
       <w:r>
         <w:t xml:space="preserve"> </w:t>
       </w:r>
-      <m:oMath>
-        <m:r>
-          <m:t>D</m:t>
-        </m:r>
-        <m:r>
-          <m:rPr>
-            <m:sty m:val="p"/>
-          </m:rPr>
-          <m:t>=</m:t>
-        </m:r>
-        <m:r>
-          <m:rPr>
-            <m:sty m:val="p"/>
-          </m:rPr>
-          <m:t>−</m:t>
-        </m:r>
-        <m:r>
-          <m:t>2</m:t>
-        </m:r>
-        <m:r>
-          <m:t>ℓ</m:t>
-        </m:r>
-        <m:r>
-          <m:t>​</m:t>
-        </m:r>
-        <m:d>
-          <m:dPr>
-            <m:begChr m:val="("/>
-            <m:sepChr m:val=""/>
-            <m:endChr m:val=")"/>
-            <m:grow/>
-          </m:dPr>
-          <m:e>
-            <m:acc>
-              <m:accPr>
-                <m:chr m:val="̂"/>
-              </m:accPr>
-              <m:e>
-                <m:limLow>
-                  <m:e>
-                    <m:r>
-                      <m:t>β</m:t>
-                    </m:r>
-                  </m:e>
-                  <m:lim>
-                    <m:r>
-                      <m:rPr>
-                        <m:sty m:val="p"/>
-                      </m:rPr>
-                      <m:t>∼</m:t>
-                    </m:r>
-                  </m:lim>
-                </m:limLow>
-              </m:e>
-            </m:acc>
-          </m:e>
-        </m:d>
-        <m:r>
-          <m:t>​</m:t>
-        </m:r>
-      </m:oMath>
+      <w:r>
+        <w:t xml:space="preserve">$D= -2 \ell\mathopen{}\left(\hat{\mathord{\smash[b]{\underset{\raise.3ex\hbox{$\scriptstyle\sim$}}{\beta}}\vphantom{\beta}}}\right)\mathclose{}$</w:t>
+      </w:r>
       <w:r>
         <w:t xml:space="preserve"> </w:t>
       </w:r>
@@ -12401,44 +10153,9 @@
       <w:r>
         <w:t xml:space="preserve"> </w:t>
       </w:r>
-      <m:oMath>
-        <m:sSup>
-          <m:e>
-            <m:sSub>
-              <m:e>
-                <m:limLow>
-                  <m:e>
-                    <m:r>
-                      <m:t>x</m:t>
-                    </m:r>
-                  </m:e>
-                  <m:lim>
-                    <m:r>
-                      <m:rPr>
-                        <m:sty m:val="p"/>
-                      </m:rPr>
-                      <m:t>∼</m:t>
-                    </m:r>
-                  </m:lim>
-                </m:limLow>
-              </m:e>
-              <m:sub>
-                <m:r>
-                  <m:t>i</m:t>
-                </m:r>
-              </m:sub>
-            </m:sSub>
-          </m:e>
-          <m:sup>
-            <m:r>
-              <m:rPr>
-                <m:sty m:val="p"/>
-              </m:rPr>
-              <m:t>⊤</m:t>
-            </m:r>
-          </m:sup>
-        </m:sSup>
-      </m:oMath>
+      <w:r>
+        <w:t xml:space="preserve">${\mathord{\smash[b]{\underset{\raise.3ex\hbox{$\scriptstyle\sim$}}{x}}\vphantom{x}}_i}^{\top}$</w:t>
+      </w:r>
       <w:r>
         <w:t xml:space="preserve">,</w:t>
       </w:r>
@@ -12531,160 +10248,11 @@
         <w:pStyle w:val="BodyText"/>
       </w:pPr>
       <w:bookmarkStart w:id="54" w:name="eq-logistic-mle-distribution"/>
-      <m:oMathPara>
-        <m:oMathParaPr>
-          <m:jc m:val="center"/>
-        </m:oMathParaPr>
-        <m:oMath>
-          <m:acc>
-            <m:accPr>
-              <m:chr m:val="̂"/>
-            </m:accPr>
-            <m:e>
-              <m:limLow>
-                <m:e>
-                  <m:r>
-                    <m:t>β</m:t>
-                  </m:r>
-                </m:e>
-                <m:lim>
-                  <m:r>
-                    <m:rPr>
-                      <m:sty m:val="p"/>
-                    </m:rPr>
-                    <m:t>∼</m:t>
-                  </m:r>
-                </m:lim>
-              </m:limLow>
-            </m:e>
-          </m:acc>
-          <m:r>
-            <m:rPr>
-              <m:sty m:val="p"/>
-            </m:rPr>
-            <m:t>≈</m:t>
-          </m:r>
-          <m:r>
-            <m:rPr>
-              <m:sty m:val="p"/>
-            </m:rPr>
-            <m:t>N</m:t>
-          </m:r>
-          <m:r>
-            <m:t>​</m:t>
-          </m:r>
-          <m:d>
-            <m:dPr>
-              <m:begChr m:val="("/>
-              <m:sepChr m:val=""/>
-              <m:endChr m:val=")"/>
-              <m:grow/>
-            </m:dPr>
-            <m:e>
-              <m:limLow>
-                <m:e>
-                  <m:r>
-                    <m:t>β</m:t>
-                  </m:r>
-                </m:e>
-                <m:lim>
-                  <m:r>
-                    <m:rPr>
-                      <m:sty m:val="p"/>
-                    </m:rPr>
-                    <m:t>∼</m:t>
-                  </m:r>
-                </m:lim>
-              </m:limLow>
-              <m:r>
-                <m:rPr>
-                  <m:sty m:val="p"/>
-                </m:rPr>
-                <m:t>,</m:t>
-              </m:r>
-              <m:sSup>
-                <m:e>
-                  <m:r>
-                    <m:t>​</m:t>
-                  </m:r>
-                  <m:d>
-                    <m:dPr>
-                      <m:begChr m:val="("/>
-                      <m:sepChr m:val=""/>
-                      <m:endChr m:val=")"/>
-                      <m:grow/>
-                    </m:dPr>
-                    <m:e>
-                      <m:sSup>
-                        <m:e>
-                          <m:r>
-                            <m:t>X</m:t>
-                          </m:r>
-                        </m:e>
-                        <m:sup>
-                          <m:r>
-                            <m:rPr>
-                              <m:sty m:val="p"/>
-                            </m:rPr>
-                            <m:t>⊤</m:t>
-                          </m:r>
-                        </m:sup>
-                      </m:sSup>
-                      <m:r>
-                        <m:t>W</m:t>
-                      </m:r>
-                      <m:r>
-                        <m:t>X</m:t>
-                      </m:r>
-                    </m:e>
-                  </m:d>
-                  <m:r>
-                    <m:t>​</m:t>
-                  </m:r>
-                </m:e>
-                <m:sup>
-                  <m:r>
-                    <m:rPr>
-                      <m:sty m:val="p"/>
-                    </m:rPr>
-                    <m:t>−</m:t>
-                  </m:r>
-                  <m:r>
-                    <m:t>1</m:t>
-                  </m:r>
-                </m:sup>
-              </m:sSup>
-            </m:e>
-          </m:d>
-          <m:r>
-            <m:t>​</m:t>
-          </m:r>
-          <m:r>
-            <m:rPr>
-              <m:sty m:val="p"/>
-            </m:rPr>
-            <m:t>.</m:t>
-          </m:r>
-          <m:r>
-            <m:t>  </m:t>
-          </m:r>
-          <m:r>
-            <m:rPr>
-              <m:sty m:val="p"/>
-            </m:rPr>
-            <m:t>(</m:t>
-          </m:r>
-          <m:r>
-            <m:t>7</m:t>
-          </m:r>
-          <m:r>
-            <m:rPr>
-              <m:sty m:val="p"/>
-            </m:rPr>
-            <m:t>)</m:t>
-          </m:r>
-        </m:oMath>
-      </m:oMathPara>
+      <w:r>
+        <w:t xml:space="preserve">$$
+    \hat{\mathord{\smash[b]{\underset{\raise.3ex\hbox{$\scriptstyle\sim$}}{\beta}}\vphantom{\beta}}}\approx \operatorname{N}\mathopen{}\left(\mathord{\smash[b]{\underset{\raise.3ex\hbox{$\scriptstyle\sim$}}{\beta}}\vphantom{\beta}}, {\mathopen{}\left({X}^{\top} W X\right)\mathclose{}}^{-1}\right)\mathclose{}.
+     \qquad(7)$$</w:t>
+      </w:r>
       <w:bookmarkEnd w:id="54"/>
     </w:p>
     <w:bookmarkEnd w:id="55"/>
@@ -12708,75 +10276,9 @@
       <w:r>
         <w:t xml:space="preserve"> </w:t>
       </w:r>
-      <m:oMath>
-        <m:sSup>
-          <m:e>
-            <m:r>
-              <m:t>X</m:t>
-            </m:r>
-          </m:e>
-          <m:sup>
-            <m:r>
-              <m:rPr>
-                <m:sty m:val="p"/>
-              </m:rPr>
-              <m:t>⊤</m:t>
-            </m:r>
-          </m:sup>
-        </m:sSup>
-        <m:r>
-          <m:t>​</m:t>
-        </m:r>
-        <m:d>
-          <m:dPr>
-            <m:begChr m:val="("/>
-            <m:sepChr m:val=""/>
-            <m:endChr m:val=")"/>
-            <m:grow/>
-          </m:dPr>
-          <m:e>
-            <m:limLow>
-              <m:e>
-                <m:r>
-                  <m:t>y</m:t>
-                </m:r>
-              </m:e>
-              <m:lim>
-                <m:r>
-                  <m:rPr>
-                    <m:sty m:val="p"/>
-                  </m:rPr>
-                  <m:t>∼</m:t>
-                </m:r>
-              </m:lim>
-            </m:limLow>
-            <m:r>
-              <m:rPr>
-                <m:sty m:val="p"/>
-              </m:rPr>
-              <m:t>−</m:t>
-            </m:r>
-            <m:limLow>
-              <m:e>
-                <m:r>
-                  <m:t>π</m:t>
-                </m:r>
-              </m:e>
-              <m:lim>
-                <m:r>
-                  <m:rPr>
-                    <m:sty m:val="p"/>
-                  </m:rPr>
-                  <m:t>∼</m:t>
-                </m:r>
-              </m:lim>
-            </m:limLow>
-          </m:e>
-        </m:d>
-        <m:r>
-          <m:t>​</m:t>
-        </m:r>
-      </m:oMath>
+      <w:r>
+        <w:t xml:space="preserve">${X}^{\top} \mathopen{}\left(\mathord{\smash[b]{\underset{\raise.3ex\hbox{$\scriptstyle\sim$}}{y}}\vphantom{y}}- \mathord{\smash[b]{\underset{\raise.3ex\hbox{$\scriptstyle\sim$}}{\pi}}\vphantom{\pi}}\right)\mathclose{}$</w:t>
+      </w:r>
       <w:r>
         <w:t xml:space="preserve">,</w:t>
       </w:r>

--- a/logistic-inference-handout.docx
+++ b/logistic-inference-handout.docx
@@ -15,7 +15,7 @@
         <w:pStyle w:val="Date"/>
       </w:pPr>
       <w:r>
-        <w:t xml:space="preserve">Last modified: 2026-10-16 18:58:08 (PDT)</w:t>
+        <w:t xml:space="preserve">Last modified: 2026-10-16 23:52:56 (PDT)</w:t>
       </w:r>
     </w:p>
     <w:bookmarkStart w:id="13" w:name="introduction"/>

--- a/logistic-inference-handout.docx
+++ b/logistic-inference-handout.docx
@@ -15,7 +15,7 @@
         <w:pStyle w:val="Date"/>
       </w:pPr>
       <w:r>
-        <w:t xml:space="preserve">Last modified: 2026-10-16 23:52:56 (PDT)</w:t>
+        <w:t xml:space="preserve">Last modified: 2026-10-17 00:12:44 (PDT)</w:t>
       </w:r>
     </w:p>
     <w:bookmarkStart w:id="13" w:name="introduction"/>

--- a/logistic-inference-handout.docx
+++ b/logistic-inference-handout.docx
@@ -15,7 +15,7 @@
         <w:pStyle w:val="Date"/>
       </w:pPr>
       <w:r>
-        <w:t xml:space="preserve">Last modified: 2026-10-17 00:12:44 (PDT)</w:t>
+        <w:t xml:space="preserve">Last modified: 2026-10-17 00:53:34 (PDT)</w:t>
       </w:r>
     </w:p>
     <w:bookmarkStart w:id="13" w:name="introduction"/>

--- a/logistic-inference-handout.docx
+++ b/logistic-inference-handout.docx
@@ -15,7 +15,7 @@
         <w:pStyle w:val="Date"/>
       </w:pPr>
       <w:r>
-        <w:t xml:space="preserve">Last modified: 2026-10-17 00:53:34 (PDT)</w:t>
+        <w:t xml:space="preserve">Last modified: 2026-10-17 02:02:33 (PDT)</w:t>
       </w:r>
     </w:p>
     <w:bookmarkStart w:id="13" w:name="introduction"/>

--- a/logistic-inference-handout.docx
+++ b/logistic-inference-handout.docx
@@ -15,7 +15,7 @@
         <w:pStyle w:val="Date"/>
       </w:pPr>
       <w:r>
-        <w:t xml:space="preserve">Last modified: 2026-10-17 02:02:33 (PDT)</w:t>
+        <w:t xml:space="preserve">Last modified: 2026-10-17 02:34:28 (PDT)</w:t>
       </w:r>
     </w:p>
     <w:bookmarkStart w:id="13" w:name="introduction"/>

--- a/logistic-inference-handout.docx
+++ b/logistic-inference-handout.docx
@@ -15,7 +15,7 @@
         <w:pStyle w:val="Date"/>
       </w:pPr>
       <w:r>
-        <w:t xml:space="preserve">Last modified: 2026-10-17 02:34:28 (PDT)</w:t>
+        <w:t xml:space="preserve">Last modified: 2026-10-17 03:00:25 (PDT)</w:t>
       </w:r>
     </w:p>
     <w:bookmarkStart w:id="13" w:name="introduction"/>

--- a/logistic-inference-handout.docx
+++ b/logistic-inference-handout.docx
@@ -15,7 +15,7 @@
         <w:pStyle w:val="Date"/>
       </w:pPr>
       <w:r>
-        <w:t xml:space="preserve">Last modified: 2026-10-17 03:00:25 (PDT)</w:t>
+        <w:t xml:space="preserve">Last modified: 2026-10-17 03:27:59 (PDT)</w:t>
       </w:r>
     </w:p>
     <w:bookmarkStart w:id="13" w:name="introduction"/>

--- a/logistic-inference-handout.docx
+++ b/logistic-inference-handout.docx
@@ -15,7 +15,7 @@
         <w:pStyle w:val="Date"/>
       </w:pPr>
       <w:r>
-        <w:t xml:space="preserve">Last modified: 2026-10-17 03:27:59 (PDT)</w:t>
+        <w:t xml:space="preserve">Last modified: 2026-10-17 07:29:54 (PDT)</w:t>
       </w:r>
     </w:p>
     <w:bookmarkStart w:id="13" w:name="introduction"/>

--- a/logistic-inference-handout.docx
+++ b/logistic-inference-handout.docx
@@ -15,7 +15,7 @@
         <w:pStyle w:val="Date"/>
       </w:pPr>
       <w:r>
-        <w:t xml:space="preserve">Last modified: 2026-10-17 07:29:54 (PDT)</w:t>
+        <w:t xml:space="preserve">Last modified: 2026-10-17 07:59:21 (PDT)</w:t>
       </w:r>
     </w:p>
     <w:bookmarkStart w:id="13" w:name="introduction"/>

--- a/logistic-inference-handout.docx
+++ b/logistic-inference-handout.docx
@@ -15,7 +15,7 @@
         <w:pStyle w:val="Date"/>
       </w:pPr>
       <w:r>
-        <w:t xml:space="preserve">Last modified: 2026-10-17 07:59:21 (PDT)</w:t>
+        <w:t xml:space="preserve">Last modified: 2026-10-17 08:14:32 (PDT)</w:t>
       </w:r>
     </w:p>
     <w:bookmarkStart w:id="13" w:name="introduction"/>

--- a/logistic-inference-handout.docx
+++ b/logistic-inference-handout.docx
@@ -15,7 +15,7 @@
         <w:pStyle w:val="Date"/>
       </w:pPr>
       <w:r>
-        <w:t xml:space="preserve">Last modified: 2026-10-17 08:14:32 (PDT)</w:t>
+        <w:t xml:space="preserve">Last modified: 2026-10-17 08:57:23 (PDT)</w:t>
       </w:r>
     </w:p>
     <w:bookmarkStart w:id="13" w:name="introduction"/>

--- a/logistic-inference-handout.docx
+++ b/logistic-inference-handout.docx
@@ -15,7 +15,7 @@
         <w:pStyle w:val="Date"/>
       </w:pPr>
       <w:r>
-        <w:t xml:space="preserve">Last modified: 2026-10-17 08:57:23 (PDT)</w:t>
+        <w:t xml:space="preserve">Last modified: 2026-10-17 10:19:16 (PDT)</w:t>
       </w:r>
     </w:p>
     <w:bookmarkStart w:id="13" w:name="introduction"/>

--- a/logistic-inference-handout.docx
+++ b/logistic-inference-handout.docx
@@ -15,7 +15,7 @@
         <w:pStyle w:val="Date"/>
       </w:pPr>
       <w:r>
-        <w:t xml:space="preserve">Last modified: 2026-10-17 10:19:16 (PDT)</w:t>
+        <w:t xml:space="preserve">Last modified: 2026-10-17 10:42:15 (PDT)</w:t>
       </w:r>
     </w:p>
     <w:bookmarkStart w:id="13" w:name="introduction"/>

--- a/logistic-inference-handout.docx
+++ b/logistic-inference-handout.docx
@@ -15,7 +15,7 @@
         <w:pStyle w:val="Date"/>
       </w:pPr>
       <w:r>
-        <w:t xml:space="preserve">Last modified: 2026-10-17 18:16:37 (PDT)</w:t>
+        <w:t xml:space="preserve">Last modified: 2026-10-17 19:06:28 (PDT)</w:t>
       </w:r>
     </w:p>
     <w:bookmarkStart w:id="13" w:name="introduction"/>

--- a/logistic-inference-handout.docx
+++ b/logistic-inference-handout.docx
@@ -15,7 +15,7 @@
         <w:pStyle w:val="Date"/>
       </w:pPr>
       <w:r>
-        <w:t xml:space="preserve">Last modified: 2026-10-17 19:06:28 (PDT)</w:t>
+        <w:t xml:space="preserve">Last modified: 2026-10-17 21:08:29 (PDT)</w:t>
       </w:r>
     </w:p>
     <w:bookmarkStart w:id="13" w:name="introduction"/>

--- a/logistic-inference-handout.docx
+++ b/logistic-inference-handout.docx
@@ -15,7 +15,7 @@
         <w:pStyle w:val="Date"/>
       </w:pPr>
       <w:r>
-        <w:t xml:space="preserve">Last modified: 2026-10-17 21:08:29 (PDT)</w:t>
+        <w:t xml:space="preserve">Last modified: 2026-10-18 01:13:21 (PDT)</w:t>
       </w:r>
     </w:p>
     <w:bookmarkStart w:id="13" w:name="introduction"/>

--- a/logistic-inference-handout.docx
+++ b/logistic-inference-handout.docx
@@ -15,7 +15,7 @@
         <w:pStyle w:val="Date"/>
       </w:pPr>
       <w:r>
-        <w:t xml:space="preserve">Last modified: 2026-10-18 01:13:21 (PDT)</w:t>
+        <w:t xml:space="preserve">Last modified: 2026-10-18 11:21:26 (PDT)</w:t>
       </w:r>
     </w:p>
     <w:bookmarkStart w:id="13" w:name="introduction"/>
@@ -377,7 +377,7 @@
         <w:t xml:space="preserve"> </w:t>
       </w:r>
       <w:r>
-        <w:t xml:space="preserve">Wikipedia contributors (2026c)</w:t>
+        <w:t xml:space="preserve">Wikipedia contributors [1]</w:t>
       </w:r>
       <w:r>
         <w:t xml:space="preserve">.</w:t>
@@ -1100,7 +1100,7 @@
         <w:t xml:space="preserve"> </w:t>
       </w:r>
       <w:r>
-        <w:t xml:space="preserve">Wikipedia contributors (2026a)</w:t>
+        <w:t xml:space="preserve">Wikipedia contributors [2]</w:t>
       </w:r>
       <w:r>
         <w:t xml:space="preserve">.</w:t>
@@ -1210,7 +1210,7 @@
               <w:spacing w:before="16" w:after="16"/>
             </w:pPr>
             <w:r>
-              <w:t xml:space="preserve">Nelder and Wedderburn (1972)</w:t>
+              <w:t xml:space="preserve">Nelder and Wedderburn [3]</w:t>
             </w:r>
             <w:r>
               <w:t xml:space="preserve"> </w:t>
@@ -1228,7 +1228,7 @@
               <w:t xml:space="preserve"> </w:t>
             </w:r>
             <w:r>
-              <w:t xml:space="preserve">Hastie et al. (2009, sec. 4.4.2)</w:t>
+              <w:t xml:space="preserve">Hastie et al. [4, Sec. 4.4.2]</w:t>
             </w:r>
             <w:r>
               <w:t xml:space="preserve"> </w:t>
@@ -4086,7 +4086,7 @@
               <w:spacing w:before="16" w:after="16"/>
             </w:pPr>
             <w:r>
-              <w:t xml:space="preserve">Dobson and Barnett (2018, sec. 5.5)</w:t>
+              <w:t xml:space="preserve">Dobson and Barnett [5, Sec. 5.5]</w:t>
             </w:r>
             <w:r>
               <w:t xml:space="preserve"> </w:t>
@@ -4288,7 +4288,7 @@
         <w:t xml:space="preserve"> </w:t>
       </w:r>
       <w:r>
-        <w:t xml:space="preserve">(Hosmer and Lemeshow 1989)</w:t>
+        <w:t xml:space="preserve">[6]</w:t>
       </w:r>
       <w:r>
         <w:t xml:space="preserve">.</w:t>
@@ -4910,7 +4910,7 @@
         <w:t xml:space="preserve"> </w:t>
       </w:r>
       <w:r>
-        <w:t xml:space="preserve">(Dobson and Barnett 2018, sec. 5.5)</w:t>
+        <w:t xml:space="preserve">[5, Sec. 5.5]</w:t>
       </w:r>
       <w:r>
         <w:t xml:space="preserve"> </w:t>
@@ -4932,7 +4932,7 @@
         <w:t xml:space="preserve"> </w:t>
       </w:r>
       <w:r>
-        <w:t xml:space="preserve">(Dobson and Barnett 2018, sec. 5.5)</w:t>
+        <w:t xml:space="preserve">[5, Sec. 5.5]</w:t>
       </w:r>
       <w:r>
         <w:t xml:space="preserve">) for binary outcomes gives each pattern its own free event probability:</w:t>
@@ -4970,7 +4970,7 @@
         <w:t xml:space="preserve"> </w:t>
       </w:r>
       <w:r>
-        <w:t xml:space="preserve">Wikipedia contributors (2026d)</w:t>
+        <w:t xml:space="preserve">Wikipedia contributors [7]</w:t>
       </w:r>
       <w:r>
         <w:t xml:space="preserve">.</w:t>
@@ -5080,7 +5080,7 @@
               <w:spacing w:before="16" w:after="16"/>
             </w:pPr>
             <w:r>
-              <w:t xml:space="preserve">Dobson and Barnett (2018, sec. 5.5)</w:t>
+              <w:t xml:space="preserve">Dobson and Barnett [5, Sec. 5.5]</w:t>
             </w:r>
             <w:r>
               <w:t xml:space="preserve"> </w:t>
@@ -5110,7 +5110,7 @@
               <w:t xml:space="preserve"> </w:t>
             </w:r>
             <w:r>
-              <w:t xml:space="preserve">(Dobson and Barnett 2018, sec. 6.3)</w:t>
+              <w:t xml:space="preserve">[5, Sec. 6.3]</w:t>
             </w:r>
             <w:r>
               <w:t xml:space="preserve">.</w:t>
@@ -7713,7 +7713,7 @@
               <w:spacing w:before="16" w:after="16"/>
             </w:pPr>
             <w:r>
-              <w:t xml:space="preserve">Dobson and Barnett (2018, sec. 5.6.1)</w:t>
+              <w:t xml:space="preserve">Dobson and Barnett [5, Sec. 5.6.1]</w:t>
             </w:r>
             <w:r>
               <w:t xml:space="preserve"> </w:t>
@@ -10439,7 +10439,7 @@
         <w:t xml:space="preserve"> </w:t>
       </w:r>
       <w:r>
-        <w:t xml:space="preserve">Hastie et al. (2009, sec. 4.4.3)</w:t>
+        <w:t xml:space="preserve">Hastie et al. [4, Sec. 4.4.3]</w:t>
       </w:r>
       <w:r>
         <w:t xml:space="preserve">.</w:t>
@@ -10454,7 +10454,7 @@
         <w:t xml:space="preserve"> </w:t>
       </w:r>
       <w:r>
-        <w:t xml:space="preserve">Fahrmeir and Kaufmann (1985)</w:t>
+        <w:t xml:space="preserve">Fahrmeir and Kaufmann [8]</w:t>
       </w:r>
       <w:r>
         <w:t xml:space="preserve"> </w:t>
@@ -12309,7 +12309,7 @@
         </w:numPr>
       </w:pPr>
       <w:r>
-        <w:t xml:space="preserve">Wikipedia contributors (2026c)</w:t>
+        <w:t xml:space="preserve">Wikipedia contributors [1]</w:t>
       </w:r>
       <w:r>
         <w:t xml:space="preserve"> </w:t>
@@ -12326,7 +12326,7 @@
         </w:numPr>
       </w:pPr>
       <w:r>
-        <w:t xml:space="preserve">Wikipedia contributors (2026a)</w:t>
+        <w:t xml:space="preserve">Wikipedia contributors [2]</w:t>
       </w:r>
       <w:r>
         <w:t xml:space="preserve"> </w:t>
@@ -12343,7 +12343,7 @@
         </w:numPr>
       </w:pPr>
       <w:r>
-        <w:t xml:space="preserve">Wikipedia contributors (2026d)</w:t>
+        <w:t xml:space="preserve">Wikipedia contributors [7]</w:t>
       </w:r>
       <w:r>
         <w:t xml:space="preserve"> </w:t>
@@ -12360,7 +12360,7 @@
         </w:numPr>
       </w:pPr>
       <w:r>
-        <w:t xml:space="preserve">Wikipedia contributors (2026b)</w:t>
+        <w:t xml:space="preserve">Wikipedia contributors [9]</w:t>
       </w:r>
       <w:r>
         <w:t xml:space="preserve"> </w:t>
@@ -12380,26 +12380,49 @@
       </w:r>
     </w:p>
     <w:bookmarkStart w:id="81" w:name="refs"/>
-    <w:bookmarkStart w:id="65" w:name="ref-dobson4e"/>
+    <w:bookmarkStart w:id="65" w:name="ref-wikipedia_logistic_regression"/>
     <w:p>
       <w:pPr>
         <w:pStyle w:val="Bibliography"/>
       </w:pPr>
       <w:r>
-        <w:t xml:space="preserve">Dobson, Annette J, and Adrian G Barnett. 2018.</w:t>
-      </w:r>
-      <w:r>
-        <w:t xml:space="preserve"> </w:t>
-      </w:r>
-      <w:r>
-        <w:rPr>
-          <w:i/>
-          <w:iCs/>
-        </w:rPr>
-        <w:t xml:space="preserve">An Introduction to Generalized Linear Models</w:t>
-      </w:r>
-      <w:r>
-        <w:t xml:space="preserve">. 4th ed. CRC press.</w:t>
+        <w:t xml:space="preserve">[1]</w:t>
+      </w:r>
+      <w:r>
+        <w:t xml:space="preserve"> </w:t>
+      </w:r>
+      <w:r>
+        <w:t xml:space="preserve">	</w:t>
+      </w:r>
+      <w:r>
+        <w:t xml:space="preserve">Wikipedia contributors,</w:t>
+      </w:r>
+      <w:r>
+        <w:t xml:space="preserve"> </w:t>
+      </w:r>
+      <w:r>
+        <w:t xml:space="preserve">“Logistic regression —</w:t>
+      </w:r>
+      <w:r>
+        <w:t xml:space="preserve"> </w:t>
+      </w:r>
+      <w:r>
+        <w:t xml:space="preserve">Wikipedia</w:t>
+      </w:r>
+      <w:r>
+        <w:t xml:space="preserve">,</w:t>
+      </w:r>
+      <w:r>
+        <w:t xml:space="preserve"> </w:t>
+      </w:r>
+      <w:r>
+        <w:t xml:space="preserve">the free encyclopedia.”</w:t>
+      </w:r>
+      <w:r>
+        <w:t xml:space="preserve"> </w:t>
+      </w:r>
+      <w:r>
+        <w:t xml:space="preserve">2026. Available:</w:t>
       </w:r>
       <w:r>
         <w:t xml:space="preserve"> </w:t>
@@ -12409,226 +12432,59 @@
           <w:rPr>
             <w:rStyle w:val="Hyperlink"/>
           </w:rPr>
-          <w:t xml:space="preserve">https://doi.org/10.1201/9781315182780</w:t>
+          <w:t xml:space="preserve">https://en.wikipedia.org/wiki/Logistic_regression</w:t>
         </w:r>
       </w:hyperlink>
-      <w:r>
-        <w:t xml:space="preserve">.</w:t>
-      </w:r>
     </w:p>
     <w:bookmarkEnd w:id="65"/>
-    <w:bookmarkStart w:id="67" w:name="ref-fahrmeir1985consistency"/>
+    <w:bookmarkStart w:id="67" w:name="ref-wikipedia_deviance_statistics"/>
     <w:p>
       <w:pPr>
         <w:pStyle w:val="Bibliography"/>
       </w:pPr>
       <w:r>
-        <w:t xml:space="preserve">Fahrmeir, Ludwig, and Heinz Kaufmann. 1985.</w:t>
-      </w:r>
-      <w:r>
-        <w:t xml:space="preserve"> </w:t>
-      </w:r>
-      <w:r>
-        <w:t xml:space="preserve">“Consistency and Asymptotic Normality of the Maximum Likelihood Estimator in Generalized Linear Models.”</w:t>
-      </w:r>
-      <w:r>
-        <w:t xml:space="preserve"> </w:t>
-      </w:r>
-      <w:r>
-        <w:rPr>
-          <w:i/>
-          <w:iCs/>
-        </w:rPr>
-        <w:t xml:space="preserve">The Annals of Statistics</w:t>
-      </w:r>
-      <w:r>
-        <w:t xml:space="preserve"> </w:t>
-      </w:r>
-      <w:r>
-        <w:t xml:space="preserve">13 (1): 342–68.</w:t>
+        <w:t xml:space="preserve">[2]</w:t>
+      </w:r>
+      <w:r>
+        <w:t xml:space="preserve"> </w:t>
+      </w:r>
+      <w:r>
+        <w:t xml:space="preserve">	</w:t>
+      </w:r>
+      <w:r>
+        <w:t xml:space="preserve">Wikipedia contributors,</w:t>
+      </w:r>
+      <w:r>
+        <w:t xml:space="preserve"> </w:t>
+      </w:r>
+      <w:r>
+        <w:t xml:space="preserve">“Deviance (statistics) —</w:t>
+      </w:r>
+      <w:r>
+        <w:t xml:space="preserve"> </w:t>
+      </w:r>
+      <w:r>
+        <w:t xml:space="preserve">Wikipedia</w:t>
+      </w:r>
+      <w:r>
+        <w:t xml:space="preserve">,</w:t>
+      </w:r>
+      <w:r>
+        <w:t xml:space="preserve"> </w:t>
+      </w:r>
+      <w:r>
+        <w:t xml:space="preserve">the free encyclopedia.”</w:t>
+      </w:r>
+      <w:r>
+        <w:t xml:space="preserve"> </w:t>
+      </w:r>
+      <w:r>
+        <w:t xml:space="preserve">2026. Available:</w:t>
       </w:r>
       <w:r>
         <w:t xml:space="preserve"> </w:t>
       </w:r>
       <w:hyperlink r:id="rId66">
-        <w:r>
-          <w:rPr>
-            <w:rStyle w:val="Hyperlink"/>
-          </w:rPr>
-          <w:t xml:space="preserve">https://doi.org/10.1214/aos/1176346597</w:t>
-        </w:r>
-      </w:hyperlink>
-      <w:r>
-        <w:t xml:space="preserve">.</w:t>
-      </w:r>
-    </w:p>
-    <w:bookmarkEnd w:id="67"/>
-    <w:bookmarkStart w:id="69" w:name="ref-hastie2009elements"/>
-    <w:p>
-      <w:pPr>
-        <w:pStyle w:val="Bibliography"/>
-      </w:pPr>
-      <w:r>
-        <w:t xml:space="preserve">Hastie, Trevor, Robert Tibshirani, and Jerome Friedman. 2009.</w:t>
-      </w:r>
-      <w:r>
-        <w:t xml:space="preserve"> </w:t>
-      </w:r>
-      <w:r>
-        <w:rPr>
-          <w:i/>
-          <w:iCs/>
-        </w:rPr>
-        <w:t xml:space="preserve">The Elements of Statistical Learning: Data Mining, Inference, and Prediction</w:t>
-      </w:r>
-      <w:r>
-        <w:t xml:space="preserve">. 2nd ed. Springer.</w:t>
-      </w:r>
-      <w:r>
-        <w:t xml:space="preserve"> </w:t>
-      </w:r>
-      <w:hyperlink r:id="rId68">
-        <w:r>
-          <w:rPr>
-            <w:rStyle w:val="Hyperlink"/>
-          </w:rPr>
-          <w:t xml:space="preserve">https://doi.org/10.1007/978-0-387-84858-7</w:t>
-        </w:r>
-      </w:hyperlink>
-      <w:r>
-        <w:t xml:space="preserve">.</w:t>
-      </w:r>
-    </w:p>
-    <w:bookmarkEnd w:id="69"/>
-    <w:bookmarkStart w:id="70" w:name="ref-hosmer1989applied"/>
-    <w:p>
-      <w:pPr>
-        <w:pStyle w:val="Bibliography"/>
-      </w:pPr>
-      <w:r>
-        <w:t xml:space="preserve">Hosmer, David W., and Stanley Lemeshow. 1989.</w:t>
-      </w:r>
-      <w:r>
-        <w:t xml:space="preserve"> </w:t>
-      </w:r>
-      <w:r>
-        <w:rPr>
-          <w:i/>
-          <w:iCs/>
-        </w:rPr>
-        <w:t xml:space="preserve">Applied Logistic Regression</w:t>
-      </w:r>
-      <w:r>
-        <w:t xml:space="preserve">. Wiley.</w:t>
-      </w:r>
-    </w:p>
-    <w:bookmarkEnd w:id="70"/>
-    <w:bookmarkStart w:id="72" w:name="ref-nelder1972generalized"/>
-    <w:p>
-      <w:pPr>
-        <w:pStyle w:val="Bibliography"/>
-      </w:pPr>
-      <w:r>
-        <w:t xml:space="preserve">Nelder, John A., and Robert W. M. Wedderburn. 1972.</w:t>
-      </w:r>
-      <w:r>
-        <w:t xml:space="preserve"> </w:t>
-      </w:r>
-      <w:r>
-        <w:t xml:space="preserve">“Generalized Linear Models.”</w:t>
-      </w:r>
-      <w:r>
-        <w:t xml:space="preserve"> </w:t>
-      </w:r>
-      <w:r>
-        <w:rPr>
-          <w:i/>
-          <w:iCs/>
-        </w:rPr>
-        <w:t xml:space="preserve">Journal of the Royal Statistical Society: Series A (General)</w:t>
-      </w:r>
-      <w:r>
-        <w:t xml:space="preserve"> </w:t>
-      </w:r>
-      <w:r>
-        <w:t xml:space="preserve">135 (3): 370–84.</w:t>
-      </w:r>
-      <w:r>
-        <w:t xml:space="preserve"> </w:t>
-      </w:r>
-      <w:hyperlink r:id="rId71">
-        <w:r>
-          <w:rPr>
-            <w:rStyle w:val="Hyperlink"/>
-          </w:rPr>
-          <w:t xml:space="preserve">https://doi.org/10.2307/2344614</w:t>
-        </w:r>
-      </w:hyperlink>
-      <w:r>
-        <w:t xml:space="preserve">.</w:t>
-      </w:r>
-    </w:p>
-    <w:bookmarkEnd w:id="72"/>
-    <w:bookmarkStart w:id="74" w:name="ref-wikipedia_deviance_statistics"/>
-    <w:p>
-      <w:pPr>
-        <w:pStyle w:val="Bibliography"/>
-      </w:pPr>
-      <w:r>
-        <w:t xml:space="preserve">Wikipedia contributors. 2026a.</w:t>
-      </w:r>
-      <w:r>
-        <w:t xml:space="preserve"> </w:t>
-      </w:r>
-      <w:r>
-        <w:rPr>
-          <w:i/>
-          <w:iCs/>
-        </w:rPr>
-        <w:t xml:space="preserve">Deviance (Statistics) —</w:t>
-      </w:r>
-      <w:r>
-        <w:rPr>
-          <w:i/>
-          <w:iCs/>
-        </w:rPr>
-        <w:t xml:space="preserve"> </w:t>
-      </w:r>
-      <w:r>
-        <w:rPr>
-          <w:i/>
-          <w:iCs/>
-        </w:rPr>
-        <w:t xml:space="preserve">Wikipedia</w:t>
-      </w:r>
-      <w:r>
-        <w:rPr>
-          <w:i/>
-          <w:iCs/>
-        </w:rPr>
-        <w:t xml:space="preserve">,</w:t>
-      </w:r>
-      <w:r>
-        <w:rPr>
-          <w:i/>
-          <w:iCs/>
-        </w:rPr>
-        <w:t xml:space="preserve"> </w:t>
-      </w:r>
-      <w:r>
-        <w:rPr>
-          <w:i/>
-          <w:iCs/>
-        </w:rPr>
-        <w:t xml:space="preserve">the Free Encyclopedia</w:t>
-      </w:r>
-      <w:r>
-        <w:t xml:space="preserve">.</w:t>
-      </w:r>
-      <w:r>
-        <w:t xml:space="preserve"> </w:t>
-      </w:r>
-      <w:hyperlink r:id="rId73">
         <w:r>
           <w:rPr>
             <w:rStyle w:val="Hyperlink"/>
@@ -12636,18 +12492,30 @@
           <w:t xml:space="preserve">https://en.wikipedia.org/wiki/Deviance_%28statistics%29</w:t>
         </w:r>
       </w:hyperlink>
-      <w:r>
-        <w:t xml:space="preserve">.</w:t>
-      </w:r>
     </w:p>
-    <w:bookmarkEnd w:id="74"/>
-    <w:bookmarkStart w:id="76" w:name="ref-wikipedia_likelihood_ratio_test"/>
+    <w:bookmarkEnd w:id="67"/>
+    <w:bookmarkStart w:id="69" w:name="ref-nelder1972generalized"/>
     <w:p>
       <w:pPr>
         <w:pStyle w:val="Bibliography"/>
       </w:pPr>
       <w:r>
-        <w:t xml:space="preserve">Wikipedia contributors. 2026b.</w:t>
+        <w:t xml:space="preserve">[3]</w:t>
+      </w:r>
+      <w:r>
+        <w:t xml:space="preserve"> </w:t>
+      </w:r>
+      <w:r>
+        <w:t xml:space="preserve">	</w:t>
+      </w:r>
+      <w:r>
+        <w:t xml:space="preserve">J. A. Nelder and R. W. M. Wedderburn,</w:t>
+      </w:r>
+      <w:r>
+        <w:t xml:space="preserve"> </w:t>
+      </w:r>
+      <w:r>
+        <w:t xml:space="preserve">“Generalized linear models,”</w:t>
       </w:r>
       <w:r>
         <w:t xml:space="preserve"> </w:t>
@@ -12657,13 +12525,91 @@
           <w:i/>
           <w:iCs/>
         </w:rPr>
-        <w:t xml:space="preserve">Likelihood-Ratio Test —</w:t>
+        <w:t xml:space="preserve">Journal of the Royal Statistical Society: Series A (General)</w:t>
+      </w:r>
+      <w:r>
+        <w:t xml:space="preserve">, vol. 135, no. 3, pp. 370–384, 1972, doi:</w:t>
+      </w:r>
+      <w:r>
+        <w:t xml:space="preserve"> </w:t>
+      </w:r>
+      <w:hyperlink r:id="rId68">
+        <w:r>
+          <w:rPr>
+            <w:rStyle w:val="Hyperlink"/>
+          </w:rPr>
+          <w:t xml:space="preserve">10.2307/2344614</w:t>
+        </w:r>
+      </w:hyperlink>
+      <w:r>
+        <w:t xml:space="preserve">.</w:t>
+      </w:r>
+    </w:p>
+    <w:bookmarkEnd w:id="69"/>
+    <w:bookmarkStart w:id="71" w:name="ref-hastie2009elements"/>
+    <w:p>
+      <w:pPr>
+        <w:pStyle w:val="Bibliography"/>
+      </w:pPr>
+      <w:r>
+        <w:t xml:space="preserve">[4]</w:t>
+      </w:r>
+      <w:r>
+        <w:t xml:space="preserve"> </w:t>
+      </w:r>
+      <w:r>
+        <w:t xml:space="preserve">	</w:t>
+      </w:r>
+      <w:r>
+        <w:t xml:space="preserve">T. Hastie, R. Tibshirani, and J. Friedman,</w:t>
+      </w:r>
+      <w:r>
+        <w:t xml:space="preserve"> </w:t>
       </w:r>
       <w:r>
         <w:rPr>
           <w:i/>
           <w:iCs/>
         </w:rPr>
+        <w:t xml:space="preserve">The elements of statistical learning: Data mining, inference, and prediction</w:t>
+      </w:r>
+      <w:r>
+        <w:t xml:space="preserve">, 2nd ed. Springer, 2009. doi:</w:t>
+      </w:r>
+      <w:r>
+        <w:t xml:space="preserve"> </w:t>
+      </w:r>
+      <w:hyperlink r:id="rId70">
+        <w:r>
+          <w:rPr>
+            <w:rStyle w:val="Hyperlink"/>
+          </w:rPr>
+          <w:t xml:space="preserve">10.1007/978-0-387-84858-7</w:t>
+        </w:r>
+      </w:hyperlink>
+      <w:r>
+        <w:t xml:space="preserve">.</w:t>
+      </w:r>
+    </w:p>
+    <w:bookmarkEnd w:id="71"/>
+    <w:bookmarkStart w:id="73" w:name="ref-dobson4e"/>
+    <w:p>
+      <w:pPr>
+        <w:pStyle w:val="Bibliography"/>
+      </w:pPr>
+      <w:r>
+        <w:t xml:space="preserve">[5]</w:t>
+      </w:r>
+      <w:r>
+        <w:t xml:space="preserve"> </w:t>
+      </w:r>
+      <w:r>
+        <w:t xml:space="preserve">	</w:t>
+      </w:r>
+      <w:r>
+        <w:t xml:space="preserve">A. J. Dobson and A. G. Barnett,</w:t>
+      </w:r>
+      <w:r>
         <w:t xml:space="preserve"> </w:t>
       </w:r>
       <w:r>
@@ -12671,36 +12617,216 @@
           <w:i/>
           <w:iCs/>
         </w:rPr>
-        <w:t xml:space="preserve">Wikipedia</w:t>
+        <w:t xml:space="preserve">An introduction to generalized linear models</w:t>
+      </w:r>
+      <w:r>
+        <w:t xml:space="preserve">, 4th ed. CRC press, 2018. doi:</w:t>
+      </w:r>
+      <w:r>
+        <w:t xml:space="preserve"> </w:t>
+      </w:r>
+      <w:hyperlink r:id="rId72">
+        <w:r>
+          <w:rPr>
+            <w:rStyle w:val="Hyperlink"/>
+          </w:rPr>
+          <w:t xml:space="preserve">10.1201/9781315182780</w:t>
+        </w:r>
+      </w:hyperlink>
+      <w:r>
+        <w:t xml:space="preserve">.</w:t>
+      </w:r>
+    </w:p>
+    <w:bookmarkEnd w:id="73"/>
+    <w:bookmarkStart w:id="74" w:name="ref-hosmer1989applied"/>
+    <w:p>
+      <w:pPr>
+        <w:pStyle w:val="Bibliography"/>
+      </w:pPr>
+      <w:r>
+        <w:t xml:space="preserve">[6]</w:t>
+      </w:r>
+      <w:r>
+        <w:t xml:space="preserve"> </w:t>
+      </w:r>
+      <w:r>
+        <w:t xml:space="preserve">	</w:t>
+      </w:r>
+      <w:r>
+        <w:t xml:space="preserve">D. W. Hosmer and S. Lemeshow,</w:t>
+      </w:r>
+      <w:r>
+        <w:t xml:space="preserve"> </w:t>
       </w:r>
       <w:r>
         <w:rPr>
           <w:i/>
           <w:iCs/>
         </w:rPr>
+        <w:t xml:space="preserve">Applied logistic regression</w:t>
+      </w:r>
+      <w:r>
+        <w:t xml:space="preserve">. New York: Wiley, 1989.</w:t>
+      </w:r>
+    </w:p>
+    <w:bookmarkEnd w:id="74"/>
+    <w:bookmarkStart w:id="76" w:name="ref-wikipedia_saturated_model"/>
+    <w:p>
+      <w:pPr>
+        <w:pStyle w:val="Bibliography"/>
+      </w:pPr>
+      <w:r>
+        <w:t xml:space="preserve">[7]</w:t>
+      </w:r>
+      <w:r>
+        <w:t xml:space="preserve"> </w:t>
+      </w:r>
+      <w:r>
+        <w:t xml:space="preserve">	</w:t>
+      </w:r>
+      <w:r>
+        <w:t xml:space="preserve">Wikipedia contributors,</w:t>
+      </w:r>
+      <w:r>
+        <w:t xml:space="preserve"> </w:t>
+      </w:r>
+      <w:r>
+        <w:t xml:space="preserve">“Saturated model —</w:t>
+      </w:r>
+      <w:r>
+        <w:t xml:space="preserve"> </w:t>
+      </w:r>
+      <w:r>
+        <w:t xml:space="preserve">Wikipedia</w:t>
+      </w:r>
+      <w:r>
         <w:t xml:space="preserve">,</w:t>
+      </w:r>
+      <w:r>
+        <w:t xml:space="preserve"> </w:t>
+      </w:r>
+      <w:r>
+        <w:t xml:space="preserve">the free encyclopedia.”</w:t>
+      </w:r>
+      <w:r>
+        <w:t xml:space="preserve"> </w:t>
+      </w:r>
+      <w:r>
+        <w:t xml:space="preserve">2026. Available:</w:t>
+      </w:r>
+      <w:r>
+        <w:t xml:space="preserve"> </w:t>
+      </w:r>
+      <w:hyperlink r:id="rId75">
+        <w:r>
+          <w:rPr>
+            <w:rStyle w:val="Hyperlink"/>
+          </w:rPr>
+          <w:t xml:space="preserve">https://en.wikipedia.org/wiki/Saturated_model</w:t>
+        </w:r>
+      </w:hyperlink>
+    </w:p>
+    <w:bookmarkEnd w:id="76"/>
+    <w:bookmarkStart w:id="78" w:name="ref-fahrmeir1985consistency"/>
+    <w:p>
+      <w:pPr>
+        <w:pStyle w:val="Bibliography"/>
+      </w:pPr>
+      <w:r>
+        <w:t xml:space="preserve">[8]</w:t>
+      </w:r>
+      <w:r>
+        <w:t xml:space="preserve"> </w:t>
+      </w:r>
+      <w:r>
+        <w:t xml:space="preserve">	</w:t>
+      </w:r>
+      <w:r>
+        <w:t xml:space="preserve">L. Fahrmeir and H. Kaufmann,</w:t>
+      </w:r>
+      <w:r>
+        <w:t xml:space="preserve"> </w:t>
+      </w:r>
+      <w:r>
+        <w:t xml:space="preserve">“Consistency and asymptotic normality of the maximum likelihood estimator in generalized linear models,”</w:t>
+      </w:r>
+      <w:r>
+        <w:t xml:space="preserve"> </w:t>
       </w:r>
       <w:r>
         <w:rPr>
           <w:i/>
           <w:iCs/>
         </w:rPr>
-        <w:t xml:space="preserve"> </w:t>
-      </w:r>
-      <w:r>
-        <w:rPr>
-          <w:i/>
-          <w:iCs/>
-        </w:rPr>
-        <w:t xml:space="preserve">the Free Encyclopedia</w:t>
-      </w:r>
+        <w:t xml:space="preserve">The Annals of Statistics</w:t>
+      </w:r>
+      <w:r>
+        <w:t xml:space="preserve">, vol. 13, no. 1, pp. 342–368, 1985, doi:</w:t>
+      </w:r>
+      <w:r>
+        <w:t xml:space="preserve"> </w:t>
+      </w:r>
+      <w:hyperlink r:id="rId77">
+        <w:r>
+          <w:rPr>
+            <w:rStyle w:val="Hyperlink"/>
+          </w:rPr>
+          <w:t xml:space="preserve">10.1214/aos/1176346597</w:t>
+        </w:r>
+      </w:hyperlink>
       <w:r>
         <w:t xml:space="preserve">.</w:t>
       </w:r>
-      <w:r>
-        <w:t xml:space="preserve"> </w:t>
-      </w:r>
-      <w:hyperlink r:id="rId75">
+    </w:p>
+    <w:bookmarkEnd w:id="78"/>
+    <w:bookmarkStart w:id="80" w:name="ref-wikipedia_likelihood_ratio_test"/>
+    <w:p>
+      <w:pPr>
+        <w:pStyle w:val="Bibliography"/>
+      </w:pPr>
+      <w:r>
+        <w:t xml:space="preserve">[9]</w:t>
+      </w:r>
+      <w:r>
+        <w:t xml:space="preserve"> </w:t>
+      </w:r>
+      <w:r>
+        <w:t xml:space="preserve">	</w:t>
+      </w:r>
+      <w:r>
+        <w:t xml:space="preserve">Wikipedia contributors,</w:t>
+      </w:r>
+      <w:r>
+        <w:t xml:space="preserve"> </w:t>
+      </w:r>
+      <w:r>
+        <w:t xml:space="preserve">“Likelihood-ratio test —</w:t>
+      </w:r>
+      <w:r>
+        <w:t xml:space="preserve"> </w:t>
+      </w:r>
+      <w:r>
+        <w:t xml:space="preserve">Wikipedia</w:t>
+      </w:r>
+      <w:r>
+        <w:t xml:space="preserve">,</w:t>
+      </w:r>
+      <w:r>
+        <w:t xml:space="preserve"> </w:t>
+      </w:r>
+      <w:r>
+        <w:t xml:space="preserve">the free encyclopedia.”</w:t>
+      </w:r>
+      <w:r>
+        <w:t xml:space="preserve"> </w:t>
+      </w:r>
+      <w:r>
+        <w:t xml:space="preserve">2026. Available:</w:t>
+      </w:r>
+      <w:r>
+        <w:t xml:space="preserve"> </w:t>
+      </w:r>
+      <w:hyperlink r:id="rId79">
         <w:r>
           <w:rPr>
             <w:rStyle w:val="Hyperlink"/>
@@ -12708,153 +12834,6 @@
           <w:t xml:space="preserve">https://en.wikipedia.org/wiki/Likelihood-ratio_test</w:t>
         </w:r>
       </w:hyperlink>
-      <w:r>
-        <w:t xml:space="preserve">.</w:t>
-      </w:r>
-    </w:p>
-    <w:bookmarkEnd w:id="76"/>
-    <w:bookmarkStart w:id="78" w:name="ref-wikipedia_logistic_regression"/>
-    <w:p>
-      <w:pPr>
-        <w:pStyle w:val="Bibliography"/>
-      </w:pPr>
-      <w:r>
-        <w:t xml:space="preserve">Wikipedia contributors. 2026c.</w:t>
-      </w:r>
-      <w:r>
-        <w:t xml:space="preserve"> </w:t>
-      </w:r>
-      <w:r>
-        <w:rPr>
-          <w:i/>
-          <w:iCs/>
-        </w:rPr>
-        <w:t xml:space="preserve">Logistic Regression —</w:t>
-      </w:r>
-      <w:r>
-        <w:rPr>
-          <w:i/>
-          <w:iCs/>
-        </w:rPr>
-        <w:t xml:space="preserve"> </w:t>
-      </w:r>
-      <w:r>
-        <w:rPr>
-          <w:i/>
-          <w:iCs/>
-        </w:rPr>
-        <w:t xml:space="preserve">Wikipedia</w:t>
-      </w:r>
-      <w:r>
-        <w:rPr>
-          <w:i/>
-          <w:iCs/>
-        </w:rPr>
-        <w:t xml:space="preserve">,</w:t>
-      </w:r>
-      <w:r>
-        <w:rPr>
-          <w:i/>
-          <w:iCs/>
-        </w:rPr>
-        <w:t xml:space="preserve"> </w:t>
-      </w:r>
-      <w:r>
-        <w:rPr>
-          <w:i/>
-          <w:iCs/>
-        </w:rPr>
-        <w:t xml:space="preserve">the Free Encyclopedia</w:t>
-      </w:r>
-      <w:r>
-        <w:t xml:space="preserve">.</w:t>
-      </w:r>
-      <w:r>
-        <w:t xml:space="preserve"> </w:t>
-      </w:r>
-      <w:hyperlink r:id="rId77">
-        <w:r>
-          <w:rPr>
-            <w:rStyle w:val="Hyperlink"/>
-          </w:rPr>
-          <w:t xml:space="preserve">https://en.wikipedia.org/wiki/Logistic_regression</w:t>
-        </w:r>
-      </w:hyperlink>
-      <w:r>
-        <w:t xml:space="preserve">.</w:t>
-      </w:r>
-    </w:p>
-    <w:bookmarkEnd w:id="78"/>
-    <w:bookmarkStart w:id="80" w:name="ref-wikipedia_saturated_model"/>
-    <w:p>
-      <w:pPr>
-        <w:pStyle w:val="Bibliography"/>
-      </w:pPr>
-      <w:r>
-        <w:t xml:space="preserve">Wikipedia contributors. 2026d.</w:t>
-      </w:r>
-      <w:r>
-        <w:t xml:space="preserve"> </w:t>
-      </w:r>
-      <w:r>
-        <w:rPr>
-          <w:i/>
-          <w:iCs/>
-        </w:rPr>
-        <w:t xml:space="preserve">Saturated Model —</w:t>
-      </w:r>
-      <w:r>
-        <w:rPr>
-          <w:i/>
-          <w:iCs/>
-        </w:rPr>
-        <w:t xml:space="preserve"> </w:t>
-      </w:r>
-      <w:r>
-        <w:rPr>
-          <w:i/>
-          <w:iCs/>
-        </w:rPr>
-        <w:t xml:space="preserve">Wikipedia</w:t>
-      </w:r>
-      <w:r>
-        <w:rPr>
-          <w:i/>
-          <w:iCs/>
-        </w:rPr>
-        <w:t xml:space="preserve">,</w:t>
-      </w:r>
-      <w:r>
-        <w:rPr>
-          <w:i/>
-          <w:iCs/>
-        </w:rPr>
-        <w:t xml:space="preserve"> </w:t>
-      </w:r>
-      <w:r>
-        <w:rPr>
-          <w:i/>
-          <w:iCs/>
-        </w:rPr>
-        <w:t xml:space="preserve">the Free Encyclopedia</w:t>
-      </w:r>
-      <w:r>
-        <w:t xml:space="preserve">.</w:t>
-      </w:r>
-      <w:r>
-        <w:t xml:space="preserve"> </w:t>
-      </w:r>
-      <w:hyperlink r:id="rId79">
-        <w:r>
-          <w:rPr>
-            <w:rStyle w:val="Hyperlink"/>
-          </w:rPr>
-          <w:t xml:space="preserve">https://en.wikipedia.org/wiki/Saturated_model</w:t>
-        </w:r>
-      </w:hyperlink>
-      <w:r>
-        <w:t xml:space="preserve">.</w:t>
-      </w:r>
     </w:p>
     <w:bookmarkEnd w:id="80"/>
     <w:bookmarkEnd w:id="81"/>

--- a/logistic-inference-handout.docx
+++ b/logistic-inference-handout.docx
@@ -15,7 +15,7 @@
         <w:pStyle w:val="Date"/>
       </w:pPr>
       <w:r>
-        <w:t xml:space="preserve">Last modified: 2026-10-18 11:21:26 (PDT)</w:t>
+        <w:t xml:space="preserve">Last modified: 2026-10-18 11:43:25 (PDT)</w:t>
       </w:r>
     </w:p>
     <w:bookmarkStart w:id="13" w:name="introduction"/>

--- a/logistic-inference-handout.docx
+++ b/logistic-inference-handout.docx
@@ -15,7 +15,7 @@
         <w:pStyle w:val="Date"/>
       </w:pPr>
       <w:r>
-        <w:t xml:space="preserve">Last modified: 2026-10-18 11:43:25 (PDT)</w:t>
+        <w:t xml:space="preserve">Last modified: 2026-10-18 12:03:55 (PDT)</w:t>
       </w:r>
     </w:p>
     <w:bookmarkStart w:id="13" w:name="introduction"/>

--- a/logistic-inference-handout.docx
+++ b/logistic-inference-handout.docx
@@ -15,7 +15,7 @@
         <w:pStyle w:val="Date"/>
       </w:pPr>
       <w:r>
-        <w:t xml:space="preserve">Last modified: 2026-10-18 12:03:55 (PDT)</w:t>
+        <w:t xml:space="preserve">Last modified: 2026-10-18 13:22:01 (PDT)</w:t>
       </w:r>
     </w:p>
     <w:bookmarkStart w:id="13" w:name="introduction"/>
@@ -73,7 +73,16 @@
         <w:t xml:space="preserve"> </w:t>
       </w:r>
       <w:r>
-        <w:t xml:space="preserve">the measure of fit that the likelihood ratio test of a logistic model is built from.</w:t>
+        <w:t xml:space="preserve">the measure of fit that the likelihood ratio test of a logistic model is built from</w:t>
+      </w:r>
+      <w:r>
+        <w:t xml:space="preserve"> </w:t>
+      </w:r>
+      <w:r>
+        <w:t xml:space="preserve">[1]</w:t>
+      </w:r>
+      <w:r>
+        <w:t xml:space="preserve">.</w:t>
       </w:r>
     </w:p>
     <w:bookmarkStart w:id="11" w:name="def-logistic-regression"/>
@@ -209,6 +218,12 @@
       <w:r>
         <w:t xml:space="preserve">says that the outcomes are independent and that</w:t>
       </w:r>
+      <w:r>
+        <w:t xml:space="preserve"> </w:t>
+      </w:r>
+      <w:r>
+        <w:t xml:space="preserve">[2]</w:t>
+      </w:r>
     </w:p>
     <w:p>
       <w:pPr>
@@ -377,7 +392,7 @@
         <w:t xml:space="preserve"> </w:t>
       </w:r>
       <w:r>
-        <w:t xml:space="preserve">Wikipedia contributors [1]</w:t>
+        <w:t xml:space="preserve">Wikipedia contributors [2]</w:t>
       </w:r>
       <w:r>
         <w:t xml:space="preserve">.</w:t>
@@ -1100,7 +1115,7 @@
         <w:t xml:space="preserve"> </w:t>
       </w:r>
       <w:r>
-        <w:t xml:space="preserve">Wikipedia contributors [2]</w:t>
+        <w:t xml:space="preserve">Wikipedia contributors [3]</w:t>
       </w:r>
       <w:r>
         <w:t xml:space="preserve">.</w:t>
@@ -1210,7 +1225,7 @@
               <w:spacing w:before="16" w:after="16"/>
             </w:pPr>
             <w:r>
-              <w:t xml:space="preserve">Nelder and Wedderburn [3]</w:t>
+              <w:t xml:space="preserve">Nelder and Wedderburn [4]</w:t>
             </w:r>
             <w:r>
               <w:t xml:space="preserve"> </w:t>
@@ -1228,7 +1243,7 @@
               <w:t xml:space="preserve"> </w:t>
             </w:r>
             <w:r>
-              <w:t xml:space="preserve">Hastie et al. [4, Sec. 4.4.2]</w:t>
+              <w:t xml:space="preserve">Hastie et al. [5, Sec. 4.4.2]</w:t>
             </w:r>
             <w:r>
               <w:t xml:space="preserve"> </w:t>
@@ -4086,7 +4101,7 @@
               <w:spacing w:before="16" w:after="16"/>
             </w:pPr>
             <w:r>
-              <w:t xml:space="preserve">Dobson and Barnett [5, Sec. 5.5]</w:t>
+              <w:t xml:space="preserve">Dobson and Barnett [6, Sec. 5.5]</w:t>
             </w:r>
             <w:r>
               <w:t xml:space="preserve"> </w:t>
@@ -4288,7 +4303,7 @@
         <w:t xml:space="preserve"> </w:t>
       </w:r>
       <w:r>
-        <w:t xml:space="preserve">[6]</w:t>
+        <w:t xml:space="preserve">[7]</w:t>
       </w:r>
       <w:r>
         <w:t xml:space="preserve">.</w:t>
@@ -4910,7 +4925,7 @@
         <w:t xml:space="preserve"> </w:t>
       </w:r>
       <w:r>
-        <w:t xml:space="preserve">[5, Sec. 5.5]</w:t>
+        <w:t xml:space="preserve">[6, Sec. 5.5]</w:t>
       </w:r>
       <w:r>
         <w:t xml:space="preserve"> </w:t>
@@ -4932,7 +4947,7 @@
         <w:t xml:space="preserve"> </w:t>
       </w:r>
       <w:r>
-        <w:t xml:space="preserve">[5, Sec. 5.5]</w:t>
+        <w:t xml:space="preserve">[6, Sec. 5.5]</w:t>
       </w:r>
       <w:r>
         <w:t xml:space="preserve">) for binary outcomes gives each pattern its own free event probability:</w:t>
@@ -4970,7 +4985,7 @@
         <w:t xml:space="preserve"> </w:t>
       </w:r>
       <w:r>
-        <w:t xml:space="preserve">Wikipedia contributors [7]</w:t>
+        <w:t xml:space="preserve">Wikipedia contributors [8]</w:t>
       </w:r>
       <w:r>
         <w:t xml:space="preserve">.</w:t>
@@ -5080,7 +5095,7 @@
               <w:spacing w:before="16" w:after="16"/>
             </w:pPr>
             <w:r>
-              <w:t xml:space="preserve">Dobson and Barnett [5, Sec. 5.5]</w:t>
+              <w:t xml:space="preserve">Dobson and Barnett [6, Sec. 5.5]</w:t>
             </w:r>
             <w:r>
               <w:t xml:space="preserve"> </w:t>
@@ -5110,7 +5125,7 @@
               <w:t xml:space="preserve"> </w:t>
             </w:r>
             <w:r>
-              <w:t xml:space="preserve">[5, Sec. 6.3]</w:t>
+              <w:t xml:space="preserve">[6, Sec. 6.3]</w:t>
             </w:r>
             <w:r>
               <w:t xml:space="preserve">.</w:t>
@@ -7713,7 +7728,7 @@
               <w:spacing w:before="16" w:after="16"/>
             </w:pPr>
             <w:r>
-              <w:t xml:space="preserve">Dobson and Barnett [5, Sec. 5.6.1]</w:t>
+              <w:t xml:space="preserve">Dobson and Barnett [6, Sec. 5.6.1]</w:t>
             </w:r>
             <w:r>
               <w:t xml:space="preserve"> </w:t>
@@ -10439,7 +10454,7 @@
         <w:t xml:space="preserve"> </w:t>
       </w:r>
       <w:r>
-        <w:t xml:space="preserve">Hastie et al. [4, Sec. 4.4.3]</w:t>
+        <w:t xml:space="preserve">Hastie et al. [5, Sec. 4.4.3]</w:t>
       </w:r>
       <w:r>
         <w:t xml:space="preserve">.</w:t>
@@ -10454,7 +10469,7 @@
         <w:t xml:space="preserve"> </w:t>
       </w:r>
       <w:r>
-        <w:t xml:space="preserve">Fahrmeir and Kaufmann [8]</w:t>
+        <w:t xml:space="preserve">Fahrmeir and Kaufmann [9]</w:t>
       </w:r>
       <w:r>
         <w:t xml:space="preserve"> </w:t>
@@ -12292,95 +12307,17 @@
     </w:p>
     <w:bookmarkEnd w:id="61"/>
     <w:bookmarkEnd w:id="62"/>
-    <w:bookmarkStart w:id="63" w:name="further-reading"/>
+    <w:bookmarkStart w:id="81" w:name="references"/>
     <w:p>
       <w:pPr>
         <w:pStyle w:val="Heading2"/>
       </w:pPr>
       <w:r>
-        <w:t xml:space="preserve">Further reading</w:t>
+        <w:t xml:space="preserve">References</w:t>
       </w:r>
     </w:p>
-    <w:p>
-      <w:pPr>
-        <w:numPr>
-          <w:ilvl w:val="0"/>
-          <w:numId w:val="1001"/>
-        </w:numPr>
-      </w:pPr>
-      <w:r>
-        <w:t xml:space="preserve">Wikipedia contributors [1]</w:t>
-      </w:r>
-      <w:r>
-        <w:t xml:space="preserve"> </w:t>
-      </w:r>
-      <w:r>
-        <w:t xml:space="preserve">— the model, its fitting and its interpretation</w:t>
-      </w:r>
-    </w:p>
-    <w:p>
-      <w:pPr>
-        <w:numPr>
-          <w:ilvl w:val="0"/>
-          <w:numId w:val="1001"/>
-        </w:numPr>
-      </w:pPr>
-      <w:r>
-        <w:t xml:space="preserve">Wikipedia contributors [2]</w:t>
-      </w:r>
-      <w:r>
-        <w:t xml:space="preserve"> </w:t>
-      </w:r>
-      <w:r>
-        <w:t xml:space="preserve">— deviance and its use in model comparison</w:t>
-      </w:r>
-    </w:p>
-    <w:p>
-      <w:pPr>
-        <w:numPr>
-          <w:ilvl w:val="0"/>
-          <w:numId w:val="1001"/>
-        </w:numPr>
-      </w:pPr>
-      <w:r>
-        <w:t xml:space="preserve">Wikipedia contributors [7]</w:t>
-      </w:r>
-      <w:r>
-        <w:t xml:space="preserve"> </w:t>
-      </w:r>
-      <w:r>
-        <w:t xml:space="preserve">— the saturated model</w:t>
-      </w:r>
-    </w:p>
-    <w:p>
-      <w:pPr>
-        <w:numPr>
-          <w:ilvl w:val="0"/>
-          <w:numId w:val="1001"/>
-        </w:numPr>
-      </w:pPr>
-      <w:r>
-        <w:t xml:space="preserve">Wikipedia contributors [9]</w:t>
-      </w:r>
-      <w:r>
-        <w:t xml:space="preserve"> </w:t>
-      </w:r>
-      <w:r>
-        <w:t xml:space="preserve">— comparing nested models</w:t>
-      </w:r>
-    </w:p>
-    <w:bookmarkEnd w:id="63"/>
-    <w:bookmarkStart w:id="82" w:name="references"/>
-    <w:p>
-      <w:pPr>
-        <w:pStyle w:val="Heading2"/>
-      </w:pPr>
-      <w:r>
-        <w:t xml:space="preserve">References</w:t>
-      </w:r>
-    </w:p>
-    <w:bookmarkStart w:id="81" w:name="refs"/>
-    <w:bookmarkStart w:id="65" w:name="ref-wikipedia_logistic_regression"/>
+    <w:bookmarkStart w:id="80" w:name="refs"/>
+    <w:bookmarkStart w:id="64" w:name="ref-wikipedia_likelihood_ratio_test"/>
     <w:p>
       <w:pPr>
         <w:pStyle w:val="Bibliography"/>
@@ -12401,6 +12338,63 @@
         <w:t xml:space="preserve"> </w:t>
       </w:r>
       <w:r>
+        <w:t xml:space="preserve">“Likelihood-ratio test —</w:t>
+      </w:r>
+      <w:r>
+        <w:t xml:space="preserve"> </w:t>
+      </w:r>
+      <w:r>
+        <w:t xml:space="preserve">Wikipedia</w:t>
+      </w:r>
+      <w:r>
+        <w:t xml:space="preserve">,</w:t>
+      </w:r>
+      <w:r>
+        <w:t xml:space="preserve"> </w:t>
+      </w:r>
+      <w:r>
+        <w:t xml:space="preserve">the free encyclopedia.”</w:t>
+      </w:r>
+      <w:r>
+        <w:t xml:space="preserve"> </w:t>
+      </w:r>
+      <w:r>
+        <w:t xml:space="preserve">2026. Available:</w:t>
+      </w:r>
+      <w:r>
+        <w:t xml:space="preserve"> </w:t>
+      </w:r>
+      <w:hyperlink r:id="rId63">
+        <w:r>
+          <w:rPr>
+            <w:rStyle w:val="Hyperlink"/>
+          </w:rPr>
+          <w:t xml:space="preserve">https://en.wikipedia.org/wiki/Likelihood-ratio_test</w:t>
+        </w:r>
+      </w:hyperlink>
+    </w:p>
+    <w:bookmarkEnd w:id="64"/>
+    <w:bookmarkStart w:id="66" w:name="ref-wikipedia_logistic_regression"/>
+    <w:p>
+      <w:pPr>
+        <w:pStyle w:val="Bibliography"/>
+      </w:pPr>
+      <w:r>
+        <w:t xml:space="preserve">[2]</w:t>
+      </w:r>
+      <w:r>
+        <w:t xml:space="preserve"> </w:t>
+      </w:r>
+      <w:r>
+        <w:t xml:space="preserve">	</w:t>
+      </w:r>
+      <w:r>
+        <w:t xml:space="preserve">Wikipedia contributors,</w:t>
+      </w:r>
+      <w:r>
+        <w:t xml:space="preserve"> </w:t>
+      </w:r>
+      <w:r>
         <w:t xml:space="preserve">“Logistic regression —</w:t>
       </w:r>
       <w:r>
@@ -12427,7 +12421,7 @@
       <w:r>
         <w:t xml:space="preserve"> </w:t>
       </w:r>
-      <w:hyperlink r:id="rId64">
+      <w:hyperlink r:id="rId65">
         <w:r>
           <w:rPr>
             <w:rStyle w:val="Hyperlink"/>
@@ -12436,14 +12430,14 @@
         </w:r>
       </w:hyperlink>
     </w:p>
-    <w:bookmarkEnd w:id="65"/>
-    <w:bookmarkStart w:id="67" w:name="ref-wikipedia_deviance_statistics"/>
+    <w:bookmarkEnd w:id="66"/>
+    <w:bookmarkStart w:id="68" w:name="ref-wikipedia_deviance_statistics"/>
     <w:p>
       <w:pPr>
         <w:pStyle w:val="Bibliography"/>
       </w:pPr>
       <w:r>
-        <w:t xml:space="preserve">[2]</w:t>
+        <w:t xml:space="preserve">[3]</w:t>
       </w:r>
       <w:r>
         <w:t xml:space="preserve"> </w:t>
@@ -12484,7 +12478,7 @@
       <w:r>
         <w:t xml:space="preserve"> </w:t>
       </w:r>
-      <w:hyperlink r:id="rId66">
+      <w:hyperlink r:id="rId67">
         <w:r>
           <w:rPr>
             <w:rStyle w:val="Hyperlink"/>
@@ -12493,14 +12487,14 @@
         </w:r>
       </w:hyperlink>
     </w:p>
-    <w:bookmarkEnd w:id="67"/>
-    <w:bookmarkStart w:id="69" w:name="ref-nelder1972generalized"/>
+    <w:bookmarkEnd w:id="68"/>
+    <w:bookmarkStart w:id="70" w:name="ref-nelder1972generalized"/>
     <w:p>
       <w:pPr>
         <w:pStyle w:val="Bibliography"/>
       </w:pPr>
       <w:r>
-        <w:t xml:space="preserve">[3]</w:t>
+        <w:t xml:space="preserve">[4]</w:t>
       </w:r>
       <w:r>
         <w:t xml:space="preserve"> </w:t>
@@ -12533,7 +12527,7 @@
       <w:r>
         <w:t xml:space="preserve"> </w:t>
       </w:r>
-      <w:hyperlink r:id="rId68">
+      <w:hyperlink r:id="rId69">
         <w:r>
           <w:rPr>
             <w:rStyle w:val="Hyperlink"/>
@@ -12545,14 +12539,14 @@
         <w:t xml:space="preserve">.</w:t>
       </w:r>
     </w:p>
-    <w:bookmarkEnd w:id="69"/>
-    <w:bookmarkStart w:id="71" w:name="ref-hastie2009elements"/>
+    <w:bookmarkEnd w:id="70"/>
+    <w:bookmarkStart w:id="72" w:name="ref-hastie2009elements"/>
     <w:p>
       <w:pPr>
         <w:pStyle w:val="Bibliography"/>
       </w:pPr>
       <w:r>
-        <w:t xml:space="preserve">[4]</w:t>
+        <w:t xml:space="preserve">[5]</w:t>
       </w:r>
       <w:r>
         <w:t xml:space="preserve"> </w:t>
@@ -12579,7 +12573,7 @@
       <w:r>
         <w:t xml:space="preserve"> </w:t>
       </w:r>
-      <w:hyperlink r:id="rId70">
+      <w:hyperlink r:id="rId71">
         <w:r>
           <w:rPr>
             <w:rStyle w:val="Hyperlink"/>
@@ -12591,14 +12585,14 @@
         <w:t xml:space="preserve">.</w:t>
       </w:r>
     </w:p>
-    <w:bookmarkEnd w:id="71"/>
-    <w:bookmarkStart w:id="73" w:name="ref-dobson4e"/>
+    <w:bookmarkEnd w:id="72"/>
+    <w:bookmarkStart w:id="74" w:name="ref-dobson4e"/>
     <w:p>
       <w:pPr>
         <w:pStyle w:val="Bibliography"/>
       </w:pPr>
       <w:r>
-        <w:t xml:space="preserve">[5]</w:t>
+        <w:t xml:space="preserve">[6]</w:t>
       </w:r>
       <w:r>
         <w:t xml:space="preserve"> </w:t>
@@ -12625,7 +12619,7 @@
       <w:r>
         <w:t xml:space="preserve"> </w:t>
       </w:r>
-      <w:hyperlink r:id="rId72">
+      <w:hyperlink r:id="rId73">
         <w:r>
           <w:rPr>
             <w:rStyle w:val="Hyperlink"/>
@@ -12637,14 +12631,14 @@
         <w:t xml:space="preserve">.</w:t>
       </w:r>
     </w:p>
-    <w:bookmarkEnd w:id="73"/>
-    <w:bookmarkStart w:id="74" w:name="ref-hosmer1989applied"/>
+    <w:bookmarkEnd w:id="74"/>
+    <w:bookmarkStart w:id="75" w:name="ref-hosmer1989applied"/>
     <w:p>
       <w:pPr>
         <w:pStyle w:val="Bibliography"/>
       </w:pPr>
       <w:r>
-        <w:t xml:space="preserve">[6]</w:t>
+        <w:t xml:space="preserve">[7]</w:t>
       </w:r>
       <w:r>
         <w:t xml:space="preserve"> </w:t>
@@ -12669,14 +12663,14 @@
         <w:t xml:space="preserve">. New York: Wiley, 1989.</w:t>
       </w:r>
     </w:p>
-    <w:bookmarkEnd w:id="74"/>
-    <w:bookmarkStart w:id="76" w:name="ref-wikipedia_saturated_model"/>
+    <w:bookmarkEnd w:id="75"/>
+    <w:bookmarkStart w:id="77" w:name="ref-wikipedia_saturated_model"/>
     <w:p>
       <w:pPr>
         <w:pStyle w:val="Bibliography"/>
       </w:pPr>
       <w:r>
-        <w:t xml:space="preserve">[7]</w:t>
+        <w:t xml:space="preserve">[8]</w:t>
       </w:r>
       <w:r>
         <w:t xml:space="preserve"> </w:t>
@@ -12717,7 +12711,7 @@
       <w:r>
         <w:t xml:space="preserve"> </w:t>
       </w:r>
-      <w:hyperlink r:id="rId75">
+      <w:hyperlink r:id="rId76">
         <w:r>
           <w:rPr>
             <w:rStyle w:val="Hyperlink"/>
@@ -12726,14 +12720,14 @@
         </w:r>
       </w:hyperlink>
     </w:p>
-    <w:bookmarkEnd w:id="76"/>
-    <w:bookmarkStart w:id="78" w:name="ref-fahrmeir1985consistency"/>
+    <w:bookmarkEnd w:id="77"/>
+    <w:bookmarkStart w:id="79" w:name="ref-fahrmeir1985consistency"/>
     <w:p>
       <w:pPr>
         <w:pStyle w:val="Bibliography"/>
       </w:pPr>
       <w:r>
-        <w:t xml:space="preserve">[8]</w:t>
+        <w:t xml:space="preserve">[9]</w:t>
       </w:r>
       <w:r>
         <w:t xml:space="preserve"> </w:t>
@@ -12766,7 +12760,7 @@
       <w:r>
         <w:t xml:space="preserve"> </w:t>
       </w:r>
-      <w:hyperlink r:id="rId77">
+      <w:hyperlink r:id="rId78">
         <w:r>
           <w:rPr>
             <w:rStyle w:val="Hyperlink"/>
@@ -12778,66 +12772,9 @@
         <w:t xml:space="preserve">.</w:t>
       </w:r>
     </w:p>
-    <w:bookmarkEnd w:id="78"/>
-    <w:bookmarkStart w:id="80" w:name="ref-wikipedia_likelihood_ratio_test"/>
-    <w:p>
-      <w:pPr>
-        <w:pStyle w:val="Bibliography"/>
-      </w:pPr>
-      <w:r>
-        <w:t xml:space="preserve">[9]</w:t>
-      </w:r>
-      <w:r>
-        <w:t xml:space="preserve"> </w:t>
-      </w:r>
-      <w:r>
-        <w:t xml:space="preserve">	</w:t>
-      </w:r>
-      <w:r>
-        <w:t xml:space="preserve">Wikipedia contributors,</w:t>
-      </w:r>
-      <w:r>
-        <w:t xml:space="preserve"> </w:t>
-      </w:r>
-      <w:r>
-        <w:t xml:space="preserve">“Likelihood-ratio test —</w:t>
-      </w:r>
-      <w:r>
-        <w:t xml:space="preserve"> </w:t>
-      </w:r>
-      <w:r>
-        <w:t xml:space="preserve">Wikipedia</w:t>
-      </w:r>
-      <w:r>
-        <w:t xml:space="preserve">,</w:t>
-      </w:r>
-      <w:r>
-        <w:t xml:space="preserve"> </w:t>
-      </w:r>
-      <w:r>
-        <w:t xml:space="preserve">the free encyclopedia.”</w:t>
-      </w:r>
-      <w:r>
-        <w:t xml:space="preserve"> </w:t>
-      </w:r>
-      <w:r>
-        <w:t xml:space="preserve">2026. Available:</w:t>
-      </w:r>
-      <w:r>
-        <w:t xml:space="preserve"> </w:t>
-      </w:r>
-      <w:hyperlink r:id="rId79">
-        <w:r>
-          <w:rPr>
-            <w:rStyle w:val="Hyperlink"/>
-          </w:rPr>
-          <w:t xml:space="preserve">https://en.wikipedia.org/wiki/Likelihood-ratio_test</w:t>
-        </w:r>
-      </w:hyperlink>
-    </w:p>
+    <w:bookmarkEnd w:id="79"/>
     <w:bookmarkEnd w:id="80"/>
     <w:bookmarkEnd w:id="81"/>
-    <w:bookmarkEnd w:id="82"/>
     <w:sectPr>
       <w:footnotePr>
         <w:numRestart w:val="eachSect"/>
@@ -12948,114 +12885,8 @@
       </w:pPr>
     </w:lvl>
   </w:abstractNum>
-  <w:abstractNum w:abstractNumId="991">
-    <w:nsid w:val="0000A991"/>
-    <w:multiLevelType w:val="multilevel"/>
-    <w:lvl w:ilvl="0">
-      <w:numFmt w:val="bullet"/>
-      <w:lvlText w:val=""/>
-      <w:lvlJc w:val="left"/>
-      <w:pPr>
-        <w:ind w:left="720" w:hanging="360"/>
-      </w:pPr>
-      <w:rPr>
-        <w:rFonts w:ascii="Symbol" w:hAnsi="Symbol" w:cs="Symbol" w:hint="default"/>
-      </w:rPr>
-    </w:lvl>
-    <w:lvl w:ilvl="1">
-      <w:numFmt w:val="bullet"/>
-      <w:lvlText w:val="o"/>
-      <w:lvlJc w:val="left"/>
-      <w:pPr>
-        <w:ind w:left="1440" w:hanging="360"/>
-      </w:pPr>
-      <w:rPr>
-        <w:rFonts w:ascii="Courier New" w:hAnsi="Courier New" w:cs="Courier New" w:hint="default"/>
-      </w:rPr>
-    </w:lvl>
-    <w:lvl w:ilvl="2">
-      <w:numFmt w:val="bullet"/>
-      <w:lvlText w:val=""/>
-      <w:lvlJc w:val="left"/>
-      <w:pPr>
-        <w:ind w:left="2160" w:hanging="360"/>
-      </w:pPr>
-      <w:rPr>
-        <w:rFonts w:ascii="Wingdings" w:hAnsi="Wingdings" w:cs="Wingdings" w:hint="default"/>
-      </w:rPr>
-    </w:lvl>
-    <w:lvl w:ilvl="3">
-      <w:numFmt w:val="bullet"/>
-      <w:lvlText w:val=""/>
-      <w:lvlJc w:val="left"/>
-      <w:pPr>
-        <w:ind w:left="2880" w:hanging="360"/>
-      </w:pPr>
-      <w:rPr>
-        <w:rFonts w:ascii="Symbol" w:hAnsi="Symbol" w:cs="Symbol" w:hint="default"/>
-      </w:rPr>
-    </w:lvl>
-    <w:lvl w:ilvl="4">
-      <w:numFmt w:val="bullet"/>
-      <w:lvlText w:val="o"/>
-      <w:lvlJc w:val="left"/>
-      <w:pPr>
-        <w:ind w:left="3600" w:hanging="360"/>
-      </w:pPr>
-      <w:rPr>
-        <w:rFonts w:ascii="Courier New" w:hAnsi="Courier New" w:cs="Courier New" w:hint="default"/>
-      </w:rPr>
-    </w:lvl>
-    <w:lvl w:ilvl="5">
-      <w:numFmt w:val="bullet"/>
-      <w:lvlText w:val=""/>
-      <w:lvlJc w:val="left"/>
-      <w:pPr>
-        <w:ind w:left="4320" w:hanging="360"/>
-      </w:pPr>
-      <w:rPr>
-        <w:rFonts w:ascii="Wingdings" w:hAnsi="Wingdings" w:cs="Wingdings" w:hint="default"/>
-      </w:rPr>
-    </w:lvl>
-    <w:lvl w:ilvl="6">
-      <w:numFmt w:val="bullet"/>
-      <w:lvlText w:val=""/>
-      <w:lvlJc w:val="left"/>
-      <w:pPr>
-        <w:ind w:left="5040" w:hanging="360"/>
-      </w:pPr>
-      <w:rPr>
-        <w:rFonts w:ascii="Symbol" w:hAnsi="Symbol" w:cs="Symbol" w:hint="default"/>
-      </w:rPr>
-    </w:lvl>
-    <w:lvl w:ilvl="7">
-      <w:numFmt w:val="bullet"/>
-      <w:lvlText w:val="o"/>
-      <w:lvlJc w:val="left"/>
-      <w:pPr>
-        <w:ind w:left="5760" w:hanging="360"/>
-      </w:pPr>
-      <w:rPr>
-        <w:rFonts w:ascii="Courier New" w:hAnsi="Courier New" w:cs="Courier New" w:hint="default"/>
-      </w:rPr>
-    </w:lvl>
-    <w:lvl w:ilvl="8">
-      <w:numFmt w:val="bullet"/>
-      <w:lvlText w:val=""/>
-      <w:lvlJc w:val="left"/>
-      <w:pPr>
-        <w:ind w:left="6480" w:hanging="360"/>
-      </w:pPr>
-      <w:rPr>
-        <w:rFonts w:ascii="Wingdings" w:hAnsi="Wingdings" w:cs="Wingdings" w:hint="default"/>
-      </w:rPr>
-    </w:lvl>
-  </w:abstractNum>
   <w:num w:numId="1000">
     <w:abstractNumId w:val="990"/>
-  </w:num>
-  <w:num w:numId="1001">
-    <w:abstractNumId w:val="991"/>
   </w:num>
 </w:numbering>
 </file>

--- a/logistic-inference-handout.docx
+++ b/logistic-inference-handout.docx
@@ -15,7 +15,7 @@
         <w:pStyle w:val="Date"/>
       </w:pPr>
       <w:r>
-        <w:t xml:space="preserve">Last modified: 2026-10-18 13:22:01 (PDT)</w:t>
+        <w:t xml:space="preserve">Last modified: 2026-10-18 13:50:54 (PDT)</w:t>
       </w:r>
     </w:p>
     <w:bookmarkStart w:id="13" w:name="introduction"/>

--- a/logistic-inference-handout.docx
+++ b/logistic-inference-handout.docx
@@ -15,7 +15,7 @@
         <w:pStyle w:val="Date"/>
       </w:pPr>
       <w:r>
-        <w:t xml:space="preserve">Last modified: 2026-10-18 13:50:54 (PDT)</w:t>
+        <w:t xml:space="preserve">Last modified: 2026-10-18 14:21:43 (PDT)</w:t>
       </w:r>
     </w:p>
     <w:bookmarkStart w:id="13" w:name="introduction"/>

--- a/logistic-inference-handout.docx
+++ b/logistic-inference-handout.docx
@@ -15,7 +15,7 @@
         <w:pStyle w:val="Date"/>
       </w:pPr>
       <w:r>
-        <w:t xml:space="preserve">Last modified: 2026-10-18 14:21:43 (PDT)</w:t>
+        <w:t xml:space="preserve">Last modified: 2026-10-18 17:33:29 (PDT)</w:t>
       </w:r>
     </w:p>
     <w:bookmarkStart w:id="13" w:name="introduction"/>

--- a/logistic-inference-handout.docx
+++ b/logistic-inference-handout.docx
@@ -15,7 +15,7 @@
         <w:pStyle w:val="Date"/>
       </w:pPr>
       <w:r>
-        <w:t xml:space="preserve">Last modified: 2026-10-18 17:33:29 (PDT)</w:t>
+        <w:t xml:space="preserve">Last modified: 2026-10-18 23:56:26 (PDT)</w:t>
       </w:r>
     </w:p>
     <w:bookmarkStart w:id="13" w:name="introduction"/>

--- a/logistic-inference-handout.docx
+++ b/logistic-inference-handout.docx
@@ -15,7 +15,7 @@
         <w:pStyle w:val="Date"/>
       </w:pPr>
       <w:r>
-        <w:t xml:space="preserve">Last modified: 2026-10-18 23:56:26 (PDT)</w:t>
+        <w:t xml:space="preserve">Last modified: 2026-10-19 00:18:04 (PDT)</w:t>
       </w:r>
     </w:p>
     <w:bookmarkStart w:id="13" w:name="introduction"/>

--- a/logistic-inference-handout.docx
+++ b/logistic-inference-handout.docx
@@ -15,7 +15,7 @@
         <w:pStyle w:val="Date"/>
       </w:pPr>
       <w:r>
-        <w:t xml:space="preserve">Last modified: 2026-10-19 00:18:04 (PDT)</w:t>
+        <w:t xml:space="preserve">Last modified: 2026-10-19 00:31:45 (PDT)</w:t>
       </w:r>
     </w:p>
     <w:bookmarkStart w:id="13" w:name="introduction"/>

--- a/logistic-inference-handout.docx
+++ b/logistic-inference-handout.docx
@@ -15,7 +15,7 @@
         <w:pStyle w:val="Date"/>
       </w:pPr>
       <w:r>
-        <w:t xml:space="preserve">Last modified: 2026-10-19 00:31:45 (PDT)</w:t>
+        <w:t xml:space="preserve">Last modified: 2026-10-19 00:48:10 (PDT)</w:t>
       </w:r>
     </w:p>
     <w:bookmarkStart w:id="13" w:name="introduction"/>

--- a/logistic-inference-handout.docx
+++ b/logistic-inference-handout.docx
@@ -15,10 +15,10 @@
         <w:pStyle w:val="Date"/>
       </w:pPr>
       <w:r>
-        <w:t xml:space="preserve">Last modified: 2026-10-19 00:48:10 (PDT)</w:t>
+        <w:t xml:space="preserve">Last modified: 2026-10-19 01:04:06 (PDT)</w:t>
       </w:r>
     </w:p>
-    <w:bookmarkStart w:id="13" w:name="introduction"/>
+    <w:bookmarkStart w:id="14" w:name="introduction"/>
     <w:p>
       <w:pPr>
         <w:pStyle w:val="Heading2"/>
@@ -85,7 +85,7 @@
         <w:t xml:space="preserve">.</w:t>
       </w:r>
     </w:p>
-    <w:bookmarkStart w:id="11" w:name="def-logistic-regression"/>
+    <w:bookmarkStart w:id="12" w:name="def-logistic-regression"/>
     <w:p>
       <w:pPr>
         <w:pStyle w:val="BodyText"/>
@@ -216,20 +216,31 @@
         <w:t xml:space="preserve"> </w:t>
       </w:r>
       <w:r>
-        <w:t xml:space="preserve">says that the outcomes are independent and that</w:t>
-      </w:r>
-      <w:r>
-        <w:t xml:space="preserve"> </w:t>
-      </w:r>
-      <w:r>
-        <w:t xml:space="preserve">[2]</w:t>
+        <w:t xml:space="preserve">says that the outcomes are</w:t>
+      </w:r>
+      <w:r>
+        <w:t xml:space="preserve"> </w:t>
+      </w:r>
+      <w:hyperlink r:id="rId10">
+        <w:r>
+          <w:rPr>
+            <w:rStyle w:val="Hyperlink"/>
+          </w:rPr>
+          <w:t xml:space="preserve">independent</w:t>
+        </w:r>
+      </w:hyperlink>
+      <w:r>
+        <w:t xml:space="preserve"> </w:t>
+      </w:r>
+      <w:r>
+        <w:t xml:space="preserve">and that</w:t>
       </w:r>
     </w:p>
     <w:p>
       <w:pPr>
         <w:pStyle w:val="BodyText"/>
       </w:pPr>
-      <w:bookmarkStart w:id="10" w:name="eq-logistic-model"/>
+      <w:bookmarkStart w:id="11" w:name="eq-logistic-model"/>
       <w:r>
         <w:t xml:space="preserve">$$
     \Pr\mathopen{}\left(Y_i= 1 \mid \mathord{\smash[b]{\underset{\raise.3ex\hbox{$\scriptstyle\sim$}}{x}}\vphantom{x}}_i\right)\mathclose{} = \pi_i
@@ -238,7 +249,7 @@
     \sigma\mathopen{}\left(u\right)\mathclose{} = \frac{1}{1 + e^{-u}},
      \qquad(1)$$</w:t>
       </w:r>
-      <w:bookmarkEnd w:id="10"/>
+      <w:bookmarkEnd w:id="11"/>
     </w:p>
     <w:p>
       <w:pPr>
@@ -398,8 +409,8 @@
         <w:t xml:space="preserve">.</w:t>
       </w:r>
     </w:p>
-    <w:bookmarkEnd w:id="11"/>
-    <w:bookmarkStart w:id="12" w:name="exm-logistic-regression"/>
+    <w:bookmarkEnd w:id="12"/>
+    <w:bookmarkStart w:id="13" w:name="exm-logistic-regression"/>
     <w:p>
       <w:pPr>
         <w:pStyle w:val="BodyText"/>
@@ -968,9 +979,9 @@
         <w:t xml:space="preserve">so the model fits both group proportions exactly.</w:t>
       </w:r>
     </w:p>
-    <w:bookmarkEnd w:id="12"/>
     <w:bookmarkEnd w:id="13"/>
-    <w:bookmarkStart w:id="31" w:name="deviance"/>
+    <w:bookmarkEnd w:id="14"/>
+    <w:bookmarkStart w:id="32" w:name="deviance"/>
     <w:p>
       <w:pPr>
         <w:pStyle w:val="Heading2"/>
@@ -979,7 +990,7 @@
         <w:t xml:space="preserve">2 Deviance</w:t>
       </w:r>
     </w:p>
-    <w:bookmarkStart w:id="15" w:name="def-deviance"/>
+    <w:bookmarkStart w:id="16" w:name="def-deviance"/>
     <w:p>
       <w:pPr>
         <w:pStyle w:val="FirstParagraph"/>
@@ -1075,14 +1086,14 @@
       <w:pPr>
         <w:pStyle w:val="BodyText"/>
       </w:pPr>
-      <w:bookmarkStart w:id="14" w:name="eq-deviance"/>
+      <w:bookmarkStart w:id="15" w:name="eq-deviance"/>
       <w:r>
         <w:t xml:space="preserve">$$
     D\stackrel{\text{def}}{=}-2 \, \ell\mathopen{}\left(\hat{\mathord{\smash[b]{\underset{\raise.3ex\hbox{$\scriptstyle\sim$}}{\beta}}\vphantom{\beta}}}\right)\mathclose{}
-    = -2 \sum_{i=1}^n\mathopen{}\left\{y_i\ln \hat\pi_i + \mathopen{}\left(1 - y_i\right)\mathclose{} \ln\mathopen{}\left(1 - \hat\pi_i\right)\mathclose{}\right\}\mathclose{},
+    = -2 \sum_{i=1}^n\mathopen{}\left\{y_i\ln \hat\pi_i + \mathopen{}\left(1 - y_i\right)\mathclose{} {\ln\mathopen{}\left(1 - \hat\pi_i\right)\mathclose{}}\right\}\mathclose{},
      \qquad(2)$$</w:t>
       </w:r>
-      <w:bookmarkEnd w:id="14"/>
+      <w:bookmarkEnd w:id="15"/>
     </w:p>
     <w:p>
       <w:pPr>
@@ -1121,7 +1132,7 @@
         <w:t xml:space="preserve">.</w:t>
       </w:r>
     </w:p>
-    <w:bookmarkEnd w:id="15"/>
+    <w:bookmarkEnd w:id="16"/>
     <w:tbl>
       <w:tblPr>
         <w:tblStyle w:val="Table"/>
@@ -1162,18 +1173,18 @@
                 <wp:inline>
                   <wp:extent cx="152400" cy="152400"/>
                   <wp:effectExtent b="0" l="0" r="0" t="0"/>
-                  <wp:docPr descr="" title="" id="17" name="Picture"/>
+                  <wp:docPr descr="" title="" id="18" name="Picture"/>
                   <a:graphic>
                     <a:graphicData uri="http://schemas.openxmlformats.org/drawingml/2006/picture">
                       <pic:pic>
                         <pic:nvPicPr>
-                          <pic:cNvPr descr="/opt/quarto/share/formats/docx/note.png" id="18" name="Picture"/>
+                          <pic:cNvPr descr="/opt/quarto/share/formats/docx/note.png" id="19" name="Picture"/>
                           <pic:cNvPicPr>
                             <a:picLocks noChangeArrowheads="1" noChangeAspect="1"/>
                           </pic:cNvPicPr>
                         </pic:nvPicPr>
                         <pic:blipFill>
-                          <a:blip r:embed="rId16"/>
+                          <a:blip r:embed="rId17"/>
                           <a:stretch>
                             <a:fillRect/>
                           </a:stretch>
@@ -1255,7 +1266,7 @@
         </w:tc>
       </w:tr>
     </w:tbl>
-    <w:bookmarkStart w:id="19" w:name="exm-deviance"/>
+    <w:bookmarkStart w:id="20" w:name="exm-deviance"/>
     <w:p>
       <w:pPr>
         <w:pStyle w:val="BodyText"/>
@@ -1677,8 +1688,8 @@
         <w:t xml:space="preserve">.</w:t>
       </w:r>
     </w:p>
-    <w:bookmarkEnd w:id="19"/>
-    <w:bookmarkStart w:id="20" w:name="rem-deviance-shortfall"/>
+    <w:bookmarkEnd w:id="20"/>
+    <w:bookmarkStart w:id="21" w:name="rem-deviance-shortfall"/>
     <w:p>
       <w:pPr>
         <w:pStyle w:val="BodyText"/>
@@ -1796,8 +1807,8 @@
         <w:t xml:space="preserve">is twice the amount by which the maximized log-likelihood falls short of that largest value.</w:t>
       </w:r>
     </w:p>
-    <w:bookmarkEnd w:id="20"/>
-    <w:bookmarkStart w:id="22" w:name="def-null-deviance"/>
+    <w:bookmarkEnd w:id="21"/>
+    <w:bookmarkStart w:id="23" w:name="def-null-deviance"/>
     <w:p>
       <w:pPr>
         <w:pStyle w:val="BodyText"/>
@@ -1853,7 +1864,7 @@
       <w:pPr>
         <w:pStyle w:val="BodyText"/>
       </w:pPr>
-      <w:bookmarkStart w:id="21" w:name="eq-null-deviance"/>
+      <w:bookmarkStart w:id="22" w:name="eq-null-deviance"/>
       <m:oMathPara>
         <m:oMathParaPr>
           <m:jc m:val="center"/>
@@ -2039,7 +2050,7 @@
           </m:r>
         </m:oMath>
       </m:oMathPara>
-      <w:bookmarkEnd w:id="21"/>
+      <w:bookmarkEnd w:id="22"/>
     </w:p>
     <w:p>
       <w:pPr>
@@ -2081,8 +2092,8 @@
         <w:t xml:space="preserve">.</w:t>
       </w:r>
     </w:p>
-    <w:bookmarkEnd w:id="22"/>
-    <w:bookmarkStart w:id="23" w:name="exm-null-deviance"/>
+    <w:bookmarkEnd w:id="23"/>
+    <w:bookmarkStart w:id="24" w:name="exm-null-deviance"/>
     <w:p>
       <w:pPr>
         <w:pStyle w:val="BodyText"/>
@@ -2444,8 +2455,8 @@
         <w:t xml:space="preserve">.</w:t>
       </w:r>
     </w:p>
-    <w:bookmarkEnd w:id="23"/>
-    <w:bookmarkStart w:id="24" w:name="rem-null-deviance-fit"/>
+    <w:bookmarkEnd w:id="24"/>
+    <w:bookmarkStart w:id="25" w:name="rem-null-deviance-fit"/>
     <w:p>
       <w:pPr>
         <w:pStyle w:val="BodyText"/>
@@ -2584,8 +2595,8 @@
         <w:t xml:space="preserve">.</w:t>
       </w:r>
     </w:p>
-    <w:bookmarkEnd w:id="24"/>
-    <w:bookmarkStart w:id="26" w:name="thm-deviance-drop"/>
+    <w:bookmarkEnd w:id="25"/>
+    <w:bookmarkStart w:id="27" w:name="thm-deviance-drop"/>
     <w:p>
       <w:pPr>
         <w:pStyle w:val="BodyText"/>
@@ -2697,7 +2708,7 @@
       <w:r>
         <w:t xml:space="preserve"> </w:t>
       </w:r>
-      <w:hyperlink r:id="rId25">
+      <w:hyperlink r:id="rId26">
         <w:r>
           <w:rPr>
             <w:rStyle w:val="Hyperlink"/>
@@ -2797,7 +2808,7 @@
         </m:oMath>
       </m:oMathPara>
     </w:p>
-    <w:bookmarkEnd w:id="26"/>
+    <w:bookmarkEnd w:id="27"/>
     <w:p>
       <w:pPr>
         <w:pStyle w:val="FirstParagraph"/>
@@ -2818,7 +2829,7 @@
       <w:r>
         <w:t xml:space="preserve"> </w:t>
       </w:r>
-      <w:hyperlink r:id="rId25">
+      <w:hyperlink r:id="rId26">
         <w:r>
           <w:rPr>
             <w:rStyle w:val="Hyperlink"/>
@@ -3205,7 +3216,7 @@
         <w:t xml:space="preserve">.</w:t>
       </w:r>
     </w:p>
-    <w:bookmarkStart w:id="27" w:name="exm-deviance-drop"/>
+    <w:bookmarkStart w:id="28" w:name="exm-deviance-drop"/>
     <w:p>
       <w:pPr>
         <w:pStyle w:val="BodyText"/>
@@ -3349,8 +3360,8 @@
         <w:t xml:space="preserve">.</w:t>
       </w:r>
     </w:p>
-    <w:bookmarkEnd w:id="27"/>
-    <w:bookmarkStart w:id="29" w:name="cor-deviance-drop-distribution"/>
+    <w:bookmarkEnd w:id="28"/>
+    <w:bookmarkStart w:id="30" w:name="cor-deviance-drop-distribution"/>
     <w:p>
       <w:pPr>
         <w:pStyle w:val="BodyText"/>
@@ -3371,7 +3382,7 @@
       <w:r>
         <w:t xml:space="preserve"> </w:t>
       </w:r>
-      <w:hyperlink r:id="rId28">
+      <w:hyperlink r:id="rId29">
         <w:r>
           <w:rPr>
             <w:rStyle w:val="Hyperlink"/>
@@ -3469,7 +3480,7 @@
         <w:t xml:space="preserve">holds.</w:t>
       </w:r>
     </w:p>
-    <w:bookmarkEnd w:id="29"/>
+    <w:bookmarkEnd w:id="30"/>
     <w:p>
       <w:pPr>
         <w:pStyle w:val="BodyText"/>
@@ -3521,7 +3532,7 @@
       <w:r>
         <w:t xml:space="preserve"> </w:t>
       </w:r>
-      <w:hyperlink r:id="rId28">
+      <w:hyperlink r:id="rId29">
         <w:r>
           <w:rPr>
             <w:rStyle w:val="Hyperlink"/>
@@ -3536,7 +3547,7 @@
         <w:t xml:space="preserve">gives its approximate distribution.</w:t>
       </w:r>
     </w:p>
-    <w:bookmarkStart w:id="30" w:name="exm-deviance-drop-distribution"/>
+    <w:bookmarkStart w:id="31" w:name="exm-deviance-drop-distribution"/>
     <w:p>
       <w:pPr>
         <w:pStyle w:val="BodyText"/>
@@ -3727,9 +3738,9 @@
         <w:t xml:space="preserve">so six patients give no evidence of a treatment effect.</w:t>
       </w:r>
     </w:p>
-    <w:bookmarkEnd w:id="30"/>
     <w:bookmarkEnd w:id="31"/>
-    <w:bookmarkStart w:id="53" w:name="X6921c8acb91e896e6cca408a54c848bac546047"/>
+    <w:bookmarkEnd w:id="32"/>
+    <w:bookmarkStart w:id="57" w:name="X6921c8acb91e896e6cca408a54c848bac546047"/>
     <w:p>
       <w:pPr>
         <w:pStyle w:val="Heading2"/>
@@ -3738,7 +3749,7 @@
         <w:t xml:space="preserve">3 Covariate patterns and the saturated model</w:t>
       </w:r>
     </w:p>
-    <w:bookmarkStart w:id="32" w:name="def-covariate-pattern"/>
+    <w:bookmarkStart w:id="33" w:name="def-covariate-pattern"/>
     <w:p>
       <w:pPr>
         <w:pStyle w:val="FirstParagraph"/>
@@ -3831,8 +3842,8 @@
         <w:t xml:space="preserve">.</w:t>
       </w:r>
     </w:p>
-    <w:bookmarkEnd w:id="32"/>
-    <w:bookmarkStart w:id="33" w:name="def-replicates"/>
+    <w:bookmarkEnd w:id="33"/>
+    <w:bookmarkStart w:id="34" w:name="def-replicates"/>
     <w:p>
       <w:pPr>
         <w:pStyle w:val="BodyText"/>
@@ -3997,7 +4008,7 @@
         <w:t xml:space="preserve">.</w:t>
       </w:r>
     </w:p>
-    <w:bookmarkEnd w:id="33"/>
+    <w:bookmarkEnd w:id="34"/>
     <w:tbl>
       <w:tblPr>
         <w:tblStyle w:val="Table"/>
@@ -4038,18 +4049,18 @@
                 <wp:inline>
                   <wp:extent cx="152400" cy="152400"/>
                   <wp:effectExtent b="0" l="0" r="0" t="0"/>
-                  <wp:docPr descr="" title="" id="34" name="Picture"/>
+                  <wp:docPr descr="" title="" id="35" name="Picture"/>
                   <a:graphic>
                     <a:graphicData uri="http://schemas.openxmlformats.org/drawingml/2006/picture">
                       <pic:pic>
                         <pic:nvPicPr>
-                          <pic:cNvPr descr="/opt/quarto/share/formats/docx/note.png" id="35" name="Picture"/>
+                          <pic:cNvPr descr="/opt/quarto/share/formats/docx/note.png" id="36" name="Picture"/>
                           <pic:cNvPicPr>
                             <a:picLocks noChangeArrowheads="1" noChangeAspect="1"/>
                           </pic:cNvPicPr>
                         </pic:nvPicPr>
                         <pic:blipFill>
-                          <a:blip r:embed="rId16"/>
+                          <a:blip r:embed="rId17"/>
                           <a:stretch>
                             <a:fillRect/>
                           </a:stretch>
@@ -4113,7 +4124,7 @@
         </w:tc>
       </w:tr>
     </w:tbl>
-    <w:bookmarkStart w:id="36" w:name="def-pattern-events"/>
+    <w:bookmarkStart w:id="37" w:name="def-pattern-events"/>
     <w:p>
       <w:pPr>
         <w:pStyle w:val="BodyText"/>
@@ -4250,8 +4261,8 @@
         <w:t xml:space="preserve">.</w:t>
       </w:r>
     </w:p>
-    <w:bookmarkEnd w:id="36"/>
-    <w:bookmarkStart w:id="37" w:name="exm-covariate-patterns"/>
+    <w:bookmarkEnd w:id="37"/>
+    <w:bookmarkStart w:id="38" w:name="exm-covariate-patterns"/>
     <w:p>
       <w:pPr>
         <w:pStyle w:val="BodyText"/>
@@ -4876,8 +4887,8 @@
         <w:t xml:space="preserve">= 3, and it has 55 of them.</w:t>
       </w:r>
     </w:p>
-    <w:bookmarkEnd w:id="37"/>
-    <w:bookmarkStart w:id="39" w:name="def-saturated-model"/>
+    <w:bookmarkEnd w:id="38"/>
+    <w:bookmarkStart w:id="41" w:name="def-saturated-model"/>
     <w:p>
       <w:pPr>
         <w:pStyle w:val="BodyText"/>
@@ -4925,12 +4936,6 @@
         <w:t xml:space="preserve"> </w:t>
       </w:r>
       <w:r>
-        <w:t xml:space="preserve">[6, Sec. 5.5]</w:t>
-      </w:r>
-      <w:r>
-        <w:t xml:space="preserve"> </w:t>
-      </w:r>
-      <w:r>
         <w:t xml:space="preserve">or</w:t>
       </w:r>
       <w:r>
@@ -4950,21 +4955,35 @@
         <w:t xml:space="preserve">[6, Sec. 5.5]</w:t>
       </w:r>
       <w:r>
-        <w:t xml:space="preserve">) for binary outcomes gives each pattern its own free event probability:</w:t>
+        <w:t xml:space="preserve">) for binary outcomes gives each pattern its own free event</w:t>
+      </w:r>
+      <w:r>
+        <w:t xml:space="preserve"> </w:t>
+      </w:r>
+      <w:hyperlink r:id="rId39">
+        <w:r>
+          <w:rPr>
+            <w:rStyle w:val="Hyperlink"/>
+          </w:rPr>
+          <w:t xml:space="preserve">probability</w:t>
+        </w:r>
+      </w:hyperlink>
+      <w:r>
+        <w:t xml:space="preserve">:</w:t>
       </w:r>
     </w:p>
     <w:p>
       <w:pPr>
         <w:pStyle w:val="BodyText"/>
       </w:pPr>
-      <w:bookmarkStart w:id="38" w:name="eq-saturated-model"/>
+      <w:bookmarkStart w:id="40" w:name="eq-saturated-model"/>
       <w:r>
         <w:t xml:space="preserve">$$
     \Pr\mathopen{}\left(Y_i= 1 \mid \mathord{\smash[b]{\underset{\raise.3ex\hbox{$\scriptstyle\sim$}}{x}}\vphantom{x}}_i= \mathord{\smash[b]{\underset{\raise.3ex\hbox{$\scriptstyle\sim$}}{x}}\vphantom{x}}^{(k)}\right)\mathclose{} = \pi_k,
     \qquad k = 1, \dots, K,
      \qquad(4)$$</w:t>
       </w:r>
-      <w:bookmarkEnd w:id="38"/>
+      <w:bookmarkEnd w:id="40"/>
     </w:p>
     <w:p>
       <w:pPr>
@@ -4991,7 +5010,7 @@
         <w:t xml:space="preserve">.</w:t>
       </w:r>
     </w:p>
-    <w:bookmarkEnd w:id="39"/>
+    <w:bookmarkEnd w:id="41"/>
     <w:tbl>
       <w:tblPr>
         <w:tblStyle w:val="Table"/>
@@ -5032,18 +5051,18 @@
                 <wp:inline>
                   <wp:extent cx="152400" cy="152400"/>
                   <wp:effectExtent b="0" l="0" r="0" t="0"/>
-                  <wp:docPr descr="" title="" id="40" name="Picture"/>
+                  <wp:docPr descr="" title="" id="42" name="Picture"/>
                   <a:graphic>
                     <a:graphicData uri="http://schemas.openxmlformats.org/drawingml/2006/picture">
                       <pic:pic>
                         <pic:nvPicPr>
-                          <pic:cNvPr descr="/opt/quarto/share/formats/docx/note.png" id="41" name="Picture"/>
+                          <pic:cNvPr descr="/opt/quarto/share/formats/docx/note.png" id="43" name="Picture"/>
                           <pic:cNvPicPr>
                             <a:picLocks noChangeArrowheads="1" noChangeAspect="1"/>
                           </pic:cNvPicPr>
                         </pic:nvPicPr>
                         <pic:blipFill>
-                          <a:blip r:embed="rId16"/>
+                          <a:blip r:embed="rId17"/>
                           <a:stretch>
                             <a:fillRect/>
                           </a:stretch>
@@ -5140,7 +5159,7 @@
         </w:tc>
       </w:tr>
     </w:tbl>
-    <w:bookmarkStart w:id="42" w:name="thm-saturated-mle"/>
+    <w:bookmarkStart w:id="44" w:name="thm-saturated-mle"/>
     <w:p>
       <w:pPr>
         <w:pStyle w:val="BodyText"/>
@@ -5303,7 +5322,7 @@
         </m:oMath>
       </m:oMathPara>
     </w:p>
-    <w:bookmarkEnd w:id="42"/>
+    <w:bookmarkEnd w:id="44"/>
     <w:p>
       <w:pPr>
         <w:pStyle w:val="FirstParagraph"/>
@@ -5319,7 +5338,24 @@
         <w:t xml:space="preserve">. </w:t>
       </w:r>
       <w:r>
-        <w:t xml:space="preserve">Independence gives each pattern its own log-likelihood term, and the outcomes at pattern</w:t>
+        <w:t xml:space="preserve">Independence gives each pattern its own</w:t>
+      </w:r>
+      <w:r>
+        <w:t xml:space="preserve"> </w:t>
+      </w:r>
+      <w:hyperlink r:id="rId45">
+        <w:r>
+          <w:rPr>
+            <w:rStyle w:val="Hyperlink"/>
+          </w:rPr>
+          <w:t xml:space="preserve">log-likelihood</w:t>
+        </w:r>
+      </w:hyperlink>
+      <w:r>
+        <w:t xml:space="preserve"> </w:t>
+      </w:r>
+      <w:r>
+        <w:t xml:space="preserve">term, and the outcomes at pattern</w:t>
       </w:r>
       <w:r>
         <w:t xml:space="preserve"> </w:t>
@@ -6571,7 +6607,7 @@
         <w:t xml:space="preserve">.</w:t>
       </w:r>
     </w:p>
-    <w:bookmarkStart w:id="44" w:name="def-saturated-deviance"/>
+    <w:bookmarkStart w:id="47" w:name="def-saturated-deviance"/>
     <w:p>
       <w:pPr>
         <w:pStyle w:val="BodyText"/>
@@ -6674,16 +6710,16 @@
       <w:pPr>
         <w:pStyle w:val="BodyText"/>
       </w:pPr>
-      <w:bookmarkStart w:id="43" w:name="eq-saturated-deviance"/>
+      <w:bookmarkStart w:id="46" w:name="eq-saturated-deviance"/>
       <w:r>
         <w:t xml:space="preserve">$$
     D_{\mathrm{sat}}= 2 \mathopen{}\left(\ell_{\mathrm{sat}}- \ell\mathopen{}\left(\hat{\mathord{\smash[b]{\underset{\raise.3ex\hbox{$\scriptstyle\sim$}}{\beta}}\vphantom{\beta}}}\right)\mathclose{}\right)\mathclose{}.
      \qquad(5)$$</w:t>
       </w:r>
-      <w:bookmarkEnd w:id="43"/>
+      <w:bookmarkEnd w:id="46"/>
     </w:p>
-    <w:bookmarkEnd w:id="44"/>
-    <w:bookmarkStart w:id="46" w:name="thm-saturated-deviance"/>
+    <w:bookmarkEnd w:id="47"/>
+    <w:bookmarkStart w:id="49" w:name="thm-saturated-deviance"/>
     <w:p>
       <w:pPr>
         <w:pStyle w:val="FirstParagraph"/>
@@ -6750,7 +6786,7 @@
       <w:pPr>
         <w:pStyle w:val="BodyText"/>
       </w:pPr>
-      <w:bookmarkStart w:id="45" w:name="eq-saturated-deviance-grouped"/>
+      <w:bookmarkStart w:id="48" w:name="eq-saturated-deviance-grouped"/>
       <m:oMathPara>
         <m:oMathParaPr>
           <m:jc m:val="center"/>
@@ -7118,7 +7154,7 @@
           </m:r>
         </m:oMath>
       </m:oMathPara>
-      <w:bookmarkEnd w:id="45"/>
+      <w:bookmarkEnd w:id="48"/>
     </w:p>
     <w:p>
       <w:pPr>
@@ -7215,7 +7251,7 @@
         <w:t xml:space="preserve">in its zero-count part.</w:t>
       </w:r>
     </w:p>
-    <w:bookmarkEnd w:id="46"/>
+    <w:bookmarkEnd w:id="49"/>
     <w:p>
       <w:pPr>
         <w:pStyle w:val="BodyText"/>
@@ -7231,13 +7267,44 @@
         <w:t xml:space="preserve">. </w:t>
       </w:r>
       <w:r>
-        <w:t xml:space="preserve">Grouping the outcomes by pattern, the fitted model’s log-likelihood is</w:t>
-      </w:r>
-      <w:r>
-        <w:t xml:space="preserve"> </w:t>
-      </w:r>
-      <w:r>
-        <w:t xml:space="preserve">$\ell\mathopen{}\left(\hat{\mathord{\smash[b]{\underset{\raise.3ex\hbox{$\scriptstyle\sim$}}{\beta}}\vphantom{\beta}}}\right)\mathclose{} = \sum_{k=1}^{K}\mathopen{}\left\{s_k \ln \hat\pi_k + \mathopen{}\left(m_k - s_k\right)\mathclose{} \ln\mathopen{}\left(1 - \hat\pi_k\right)\mathclose{}\right\}\mathclose{}$</w:t>
+        <w:t xml:space="preserve">Grouping the outcomes by pattern, the</w:t>
+      </w:r>
+      <w:r>
+        <w:t xml:space="preserve"> </w:t>
+      </w:r>
+      <w:hyperlink r:id="rId50">
+        <w:r>
+          <w:rPr>
+            <w:rStyle w:val="Hyperlink"/>
+          </w:rPr>
+          <w:t xml:space="preserve">fitted model</w:t>
+        </w:r>
+      </w:hyperlink>
+      <w:r>
+        <w:t xml:space="preserve">’s</w:t>
+      </w:r>
+      <w:r>
+        <w:t xml:space="preserve"> </w:t>
+      </w:r>
+      <w:hyperlink r:id="rId45">
+        <w:r>
+          <w:rPr>
+            <w:rStyle w:val="Hyperlink"/>
+          </w:rPr>
+          <w:t xml:space="preserve">log-likelihood</w:t>
+        </w:r>
+      </w:hyperlink>
+      <w:r>
+        <w:t xml:space="preserve"> </w:t>
+      </w:r>
+      <w:r>
+        <w:t xml:space="preserve">is</w:t>
+      </w:r>
+      <w:r>
+        <w:t xml:space="preserve"> </w:t>
+      </w:r>
+      <w:r>
+        <w:t xml:space="preserve">$\ell\mathopen{}\left(\hat{\mathord{\smash[b]{\underset{\raise.3ex\hbox{$\scriptstyle\sim$}}{\beta}}\vphantom{\beta}}}\right)\mathclose{} = \sum_{k=1}^{K}\mathopen{}\left\{s_k \ln \hat\pi_k + \mathopen{}\left(m_k - s_k\right)\mathclose{} {\ln\mathopen{}\left(1 - \hat\pi_k\right)\mathclose{}}\right\}\mathclose{}$</w:t>
       </w:r>
       <w:r>
         <w:t xml:space="preserve">.</w:t>
@@ -7665,18 +7732,18 @@
                 <wp:inline>
                   <wp:extent cx="152400" cy="152400"/>
                   <wp:effectExtent b="0" l="0" r="0" t="0"/>
-                  <wp:docPr descr="" title="" id="47" name="Picture"/>
+                  <wp:docPr descr="" title="" id="51" name="Picture"/>
                   <a:graphic>
                     <a:graphicData uri="http://schemas.openxmlformats.org/drawingml/2006/picture">
                       <pic:pic>
                         <pic:nvPicPr>
-                          <pic:cNvPr descr="/opt/quarto/share/formats/docx/note.png" id="48" name="Picture"/>
+                          <pic:cNvPr descr="/opt/quarto/share/formats/docx/note.png" id="52" name="Picture"/>
                           <pic:cNvPicPr>
                             <a:picLocks noChangeArrowheads="1" noChangeAspect="1"/>
                           </pic:cNvPicPr>
                         </pic:nvPicPr>
                         <pic:blipFill>
-                          <a:blip r:embed="rId16"/>
+                          <a:blip r:embed="rId17"/>
                           <a:stretch>
                             <a:fillRect/>
                           </a:stretch>
@@ -7785,7 +7852,7 @@
         </w:tc>
       </w:tr>
     </w:tbl>
-    <w:bookmarkStart w:id="49" w:name="cor-deviance-shift"/>
+    <w:bookmarkStart w:id="53" w:name="cor-deviance-shift"/>
     <w:p>
       <w:pPr>
         <w:pStyle w:val="BodyText"/>
@@ -7928,7 +7995,7 @@
         </m:oMath>
       </m:oMathPara>
     </w:p>
-    <w:bookmarkEnd w:id="49"/>
+    <w:bookmarkEnd w:id="53"/>
     <w:p>
       <w:pPr>
         <w:pStyle w:val="FirstParagraph"/>
@@ -8158,7 +8225,7 @@
         <w:t xml:space="preserve">from both sides gives the claim.</w:t>
       </w:r>
     </w:p>
-    <w:bookmarkStart w:id="50" w:name="rem-deviance-shift"/>
+    <w:bookmarkStart w:id="54" w:name="rem-deviance-shift"/>
     <w:p>
       <w:pPr>
         <w:pStyle w:val="BodyText"/>
@@ -8398,8 +8465,8 @@
         <w:t xml:space="preserve">.</w:t>
       </w:r>
     </w:p>
-    <w:bookmarkEnd w:id="50"/>
-    <w:bookmarkStart w:id="51" w:name="exm-saturated-deviance"/>
+    <w:bookmarkEnd w:id="54"/>
+    <w:bookmarkStart w:id="55" w:name="exm-saturated-deviance"/>
     <w:p>
       <w:pPr>
         <w:pStyle w:val="BodyText"/>
@@ -9424,8 +9491,8 @@
         <w:t xml:space="preserve">on the individual babies.</w:t>
       </w:r>
     </w:p>
-    <w:bookmarkEnd w:id="51"/>
-    <w:bookmarkStart w:id="52" w:name="exm-deviance-shift"/>
+    <w:bookmarkEnd w:id="55"/>
+    <w:bookmarkStart w:id="56" w:name="exm-deviance-shift"/>
     <w:p>
       <w:pPr>
         <w:pStyle w:val="BodyText"/>
@@ -10153,9 +10220,9 @@
         <w:t xml:space="preserve">#&gt;            216.818            216.818</w:t>
       </w:r>
     </w:p>
-    <w:bookmarkEnd w:id="52"/>
-    <w:bookmarkEnd w:id="53"/>
-    <w:bookmarkStart w:id="62" w:name="X840099c27253be6d59b8623dccfe2e383b0f72c"/>
+    <w:bookmarkEnd w:id="56"/>
+    <w:bookmarkEnd w:id="57"/>
+    <w:bookmarkStart w:id="66" w:name="X840099c27253be6d59b8623dccfe2e383b0f72c"/>
     <w:p>
       <w:pPr>
         <w:pStyle w:val="Heading2"/>
@@ -10164,7 +10231,7 @@
         <w:t xml:space="preserve">4 Confidence intervals for the coefficients</w:t>
       </w:r>
     </w:p>
-    <w:bookmarkStart w:id="55" w:name="thm-logistic-mle-distribution"/>
+    <w:bookmarkStart w:id="59" w:name="thm-logistic-mle-distribution"/>
     <w:p>
       <w:pPr>
         <w:pStyle w:val="FirstParagraph"/>
@@ -10313,15 +10380,15 @@
       <w:pPr>
         <w:pStyle w:val="BodyText"/>
       </w:pPr>
-      <w:bookmarkStart w:id="54" w:name="eq-logistic-mle-distribution"/>
+      <w:bookmarkStart w:id="58" w:name="eq-logistic-mle-distribution"/>
       <w:r>
         <w:t xml:space="preserve">$$
     \hat{\mathord{\smash[b]{\underset{\raise.3ex\hbox{$\scriptstyle\sim$}}{\beta}}\vphantom{\beta}}}\approx \operatorname{N}\mathopen{}\left(\mathord{\smash[b]{\underset{\raise.3ex\hbox{$\scriptstyle\sim$}}{\beta}}\vphantom{\beta}}, {\mathopen{}\left({X}^{\top} W X\right)\mathclose{}}^{-1}\right)\mathclose{}.
      \qquad(7)$$</w:t>
       </w:r>
-      <w:bookmarkEnd w:id="54"/>
+      <w:bookmarkEnd w:id="58"/>
     </w:p>
-    <w:bookmarkEnd w:id="55"/>
+    <w:bookmarkEnd w:id="59"/>
     <w:p>
       <w:pPr>
         <w:pStyle w:val="FirstParagraph"/>
@@ -10433,7 +10500,7 @@
       <w:r>
         <w:t xml:space="preserve"> </w:t>
       </w:r>
-      <w:hyperlink r:id="rId56">
+      <w:hyperlink r:id="rId60">
         <w:r>
           <w:rPr>
             <w:rStyle w:val="Hyperlink"/>
@@ -10478,7 +10545,7 @@
         <w:t xml:space="preserve">give.</w:t>
       </w:r>
     </w:p>
-    <w:bookmarkStart w:id="58" w:name="cor-logistic-wald"/>
+    <w:bookmarkStart w:id="62" w:name="cor-logistic-wald"/>
     <w:p>
       <w:pPr>
         <w:pStyle w:val="BodyText"/>
@@ -10755,7 +10822,7 @@
       <w:r>
         <w:t xml:space="preserve"> </w:t>
       </w:r>
-      <w:hyperlink r:id="rId57">
+      <w:hyperlink r:id="rId61">
         <w:r>
           <w:rPr>
             <w:rStyle w:val="Hyperlink"/>
@@ -10933,8 +11000,8 @@
         </m:oMath>
       </m:oMathPara>
     </w:p>
-    <w:bookmarkEnd w:id="58"/>
-    <w:bookmarkStart w:id="59" w:name="exm-logistic-wald"/>
+    <w:bookmarkEnd w:id="62"/>
+    <w:bookmarkStart w:id="63" w:name="exm-logistic-wald"/>
     <w:p>
       <w:pPr>
         <w:pStyle w:val="FirstParagraph"/>
@@ -11586,8 +11653,8 @@
         <w:t xml:space="preserve">.</w:t>
       </w:r>
     </w:p>
-    <w:bookmarkEnd w:id="59"/>
-    <w:bookmarkStart w:id="60" w:name="cor-logistic-odds-interval"/>
+    <w:bookmarkEnd w:id="63"/>
+    <w:bookmarkStart w:id="64" w:name="cor-logistic-odds-interval"/>
     <w:p>
       <w:pPr>
         <w:pStyle w:val="BodyText"/>
@@ -11808,7 +11875,7 @@
         <w:t xml:space="preserve">.</w:t>
       </w:r>
     </w:p>
-    <w:bookmarkEnd w:id="60"/>
+    <w:bookmarkEnd w:id="64"/>
     <w:p>
       <w:pPr>
         <w:pStyle w:val="BodyText"/>
@@ -11933,7 +12000,7 @@
         <w:t xml:space="preserve">.</w:t>
       </w:r>
     </w:p>
-    <w:bookmarkStart w:id="61" w:name="exm-logistic-odds-interval"/>
+    <w:bookmarkStart w:id="65" w:name="exm-logistic-odds-interval"/>
     <w:p>
       <w:pPr>
         <w:pStyle w:val="BodyText"/>
@@ -12305,9 +12372,9 @@
         <w:t xml:space="preserve">Its width shows how little information six observations carry about the slope.</w:t>
       </w:r>
     </w:p>
-    <w:bookmarkEnd w:id="61"/>
-    <w:bookmarkEnd w:id="62"/>
-    <w:bookmarkStart w:id="81" w:name="references"/>
+    <w:bookmarkEnd w:id="65"/>
+    <w:bookmarkEnd w:id="66"/>
+    <w:bookmarkStart w:id="85" w:name="references"/>
     <w:p>
       <w:pPr>
         <w:pStyle w:val="Heading2"/>
@@ -12316,8 +12383,8 @@
         <w:t xml:space="preserve">References</w:t>
       </w:r>
     </w:p>
-    <w:bookmarkStart w:id="80" w:name="refs"/>
-    <w:bookmarkStart w:id="64" w:name="ref-wikipedia_likelihood_ratio_test"/>
+    <w:bookmarkStart w:id="84" w:name="refs"/>
+    <w:bookmarkStart w:id="68" w:name="ref-wikipedia_likelihood_ratio_test"/>
     <w:p>
       <w:pPr>
         <w:pStyle w:val="Bibliography"/>
@@ -12364,7 +12431,7 @@
       <w:r>
         <w:t xml:space="preserve"> </w:t>
       </w:r>
-      <w:hyperlink r:id="rId63">
+      <w:hyperlink r:id="rId67">
         <w:r>
           <w:rPr>
             <w:rStyle w:val="Hyperlink"/>
@@ -12373,8 +12440,8 @@
         </w:r>
       </w:hyperlink>
     </w:p>
-    <w:bookmarkEnd w:id="64"/>
-    <w:bookmarkStart w:id="66" w:name="ref-wikipedia_logistic_regression"/>
+    <w:bookmarkEnd w:id="68"/>
+    <w:bookmarkStart w:id="70" w:name="ref-wikipedia_logistic_regression"/>
     <w:p>
       <w:pPr>
         <w:pStyle w:val="Bibliography"/>
@@ -12421,7 +12488,7 @@
       <w:r>
         <w:t xml:space="preserve"> </w:t>
       </w:r>
-      <w:hyperlink r:id="rId65">
+      <w:hyperlink r:id="rId69">
         <w:r>
           <w:rPr>
             <w:rStyle w:val="Hyperlink"/>
@@ -12430,8 +12497,8 @@
         </w:r>
       </w:hyperlink>
     </w:p>
-    <w:bookmarkEnd w:id="66"/>
-    <w:bookmarkStart w:id="68" w:name="ref-wikipedia_deviance_statistics"/>
+    <w:bookmarkEnd w:id="70"/>
+    <w:bookmarkStart w:id="72" w:name="ref-wikipedia_deviance_statistics"/>
     <w:p>
       <w:pPr>
         <w:pStyle w:val="Bibliography"/>
@@ -12478,7 +12545,7 @@
       <w:r>
         <w:t xml:space="preserve"> </w:t>
       </w:r>
-      <w:hyperlink r:id="rId67">
+      <w:hyperlink r:id="rId71">
         <w:r>
           <w:rPr>
             <w:rStyle w:val="Hyperlink"/>
@@ -12487,8 +12554,8 @@
         </w:r>
       </w:hyperlink>
     </w:p>
-    <w:bookmarkEnd w:id="68"/>
-    <w:bookmarkStart w:id="70" w:name="ref-nelder1972generalized"/>
+    <w:bookmarkEnd w:id="72"/>
+    <w:bookmarkStart w:id="74" w:name="ref-nelder1972generalized"/>
     <w:p>
       <w:pPr>
         <w:pStyle w:val="Bibliography"/>
@@ -12527,7 +12594,7 @@
       <w:r>
         <w:t xml:space="preserve"> </w:t>
       </w:r>
-      <w:hyperlink r:id="rId69">
+      <w:hyperlink r:id="rId73">
         <w:r>
           <w:rPr>
             <w:rStyle w:val="Hyperlink"/>
@@ -12539,8 +12606,8 @@
         <w:t xml:space="preserve">.</w:t>
       </w:r>
     </w:p>
-    <w:bookmarkEnd w:id="70"/>
-    <w:bookmarkStart w:id="72" w:name="ref-hastie2009elements"/>
+    <w:bookmarkEnd w:id="74"/>
+    <w:bookmarkStart w:id="76" w:name="ref-hastie2009elements"/>
     <w:p>
       <w:pPr>
         <w:pStyle w:val="Bibliography"/>
@@ -12573,7 +12640,7 @@
       <w:r>
         <w:t xml:space="preserve"> </w:t>
       </w:r>
-      <w:hyperlink r:id="rId71">
+      <w:hyperlink r:id="rId75">
         <w:r>
           <w:rPr>
             <w:rStyle w:val="Hyperlink"/>
@@ -12585,8 +12652,8 @@
         <w:t xml:space="preserve">.</w:t>
       </w:r>
     </w:p>
-    <w:bookmarkEnd w:id="72"/>
-    <w:bookmarkStart w:id="74" w:name="ref-dobson4e"/>
+    <w:bookmarkEnd w:id="76"/>
+    <w:bookmarkStart w:id="78" w:name="ref-dobson4e"/>
     <w:p>
       <w:pPr>
         <w:pStyle w:val="Bibliography"/>
@@ -12619,7 +12686,7 @@
       <w:r>
         <w:t xml:space="preserve"> </w:t>
       </w:r>
-      <w:hyperlink r:id="rId73">
+      <w:hyperlink r:id="rId77">
         <w:r>
           <w:rPr>
             <w:rStyle w:val="Hyperlink"/>
@@ -12631,8 +12698,8 @@
         <w:t xml:space="preserve">.</w:t>
       </w:r>
     </w:p>
-    <w:bookmarkEnd w:id="74"/>
-    <w:bookmarkStart w:id="75" w:name="ref-hosmer1989applied"/>
+    <w:bookmarkEnd w:id="78"/>
+    <w:bookmarkStart w:id="79" w:name="ref-hosmer1989applied"/>
     <w:p>
       <w:pPr>
         <w:pStyle w:val="Bibliography"/>
@@ -12663,8 +12730,8 @@
         <w:t xml:space="preserve">. New York: Wiley, 1989.</w:t>
       </w:r>
     </w:p>
-    <w:bookmarkEnd w:id="75"/>
-    <w:bookmarkStart w:id="77" w:name="ref-wikipedia_saturated_model"/>
+    <w:bookmarkEnd w:id="79"/>
+    <w:bookmarkStart w:id="81" w:name="ref-wikipedia_saturated_model"/>
     <w:p>
       <w:pPr>
         <w:pStyle w:val="Bibliography"/>
@@ -12711,7 +12778,7 @@
       <w:r>
         <w:t xml:space="preserve"> </w:t>
       </w:r>
-      <w:hyperlink r:id="rId76">
+      <w:hyperlink r:id="rId80">
         <w:r>
           <w:rPr>
             <w:rStyle w:val="Hyperlink"/>
@@ -12720,8 +12787,8 @@
         </w:r>
       </w:hyperlink>
     </w:p>
-    <w:bookmarkEnd w:id="77"/>
-    <w:bookmarkStart w:id="79" w:name="ref-fahrmeir1985consistency"/>
+    <w:bookmarkEnd w:id="81"/>
+    <w:bookmarkStart w:id="83" w:name="ref-fahrmeir1985consistency"/>
     <w:p>
       <w:pPr>
         <w:pStyle w:val="Bibliography"/>
@@ -12760,7 +12827,7 @@
       <w:r>
         <w:t xml:space="preserve"> </w:t>
       </w:r>
-      <w:hyperlink r:id="rId78">
+      <w:hyperlink r:id="rId82">
         <w:r>
           <w:rPr>
             <w:rStyle w:val="Hyperlink"/>
@@ -12772,9 +12839,9 @@
         <w:t xml:space="preserve">.</w:t>
       </w:r>
     </w:p>
-    <w:bookmarkEnd w:id="79"/>
-    <w:bookmarkEnd w:id="80"/>
-    <w:bookmarkEnd w:id="81"/>
+    <w:bookmarkEnd w:id="83"/>
+    <w:bookmarkEnd w:id="84"/>
+    <w:bookmarkEnd w:id="85"/>
     <w:sectPr>
       <w:footnotePr>
         <w:numRestart w:val="eachSect"/>

--- a/logistic-inference-handout.docx
+++ b/logistic-inference-handout.docx
@@ -15,7 +15,7 @@
         <w:pStyle w:val="Date"/>
       </w:pPr>
       <w:r>
-        <w:t xml:space="preserve">Last modified: 2026-10-19 01:04:06 (PDT)</w:t>
+        <w:t xml:space="preserve">Last modified: 2026-10-19 01:24:50 (PDT)</w:t>
       </w:r>
     </w:p>
     <w:bookmarkStart w:id="14" w:name="introduction"/>

--- a/logistic-inference-handout.docx
+++ b/logistic-inference-handout.docx
@@ -15,7 +15,7 @@
         <w:pStyle w:val="Date"/>
       </w:pPr>
       <w:r>
-        <w:t xml:space="preserve">Last modified: 2026-10-19 01:24:50 (PDT)</w:t>
+        <w:t xml:space="preserve">Last modified: 2026-10-19 01:42:24 (PDT)</w:t>
       </w:r>
     </w:p>
     <w:bookmarkStart w:id="14" w:name="introduction"/>

--- a/logistic-inference-handout.docx
+++ b/logistic-inference-handout.docx
@@ -15,7 +15,7 @@
         <w:pStyle w:val="Date"/>
       </w:pPr>
       <w:r>
-        <w:t xml:space="preserve">Last modified: 2026-10-19 01:42:24 (PDT)</w:t>
+        <w:t xml:space="preserve">Last modified: 2026-10-19 02:56:37 (PDT)</w:t>
       </w:r>
     </w:p>
     <w:bookmarkStart w:id="14" w:name="introduction"/>

--- a/logistic-inference-handout.docx
+++ b/logistic-inference-handout.docx
@@ -15,7 +15,7 @@
         <w:pStyle w:val="Date"/>
       </w:pPr>
       <w:r>
-        <w:t xml:space="preserve">Last modified: 2026-10-19 02:56:37 (PDT)</w:t>
+        <w:t xml:space="preserve">Last modified: 2026-10-19 03:13:51 (PDT)</w:t>
       </w:r>
     </w:p>
     <w:bookmarkStart w:id="14" w:name="introduction"/>

--- a/logistic-inference-handout.docx
+++ b/logistic-inference-handout.docx
@@ -15,7 +15,7 @@
         <w:pStyle w:val="Date"/>
       </w:pPr>
       <w:r>
-        <w:t xml:space="preserve">Last modified: 2026-10-19 03:13:51 (PDT)</w:t>
+        <w:t xml:space="preserve">Last modified: 2026-10-19 03:33:48 (PDT)</w:t>
       </w:r>
     </w:p>
     <w:bookmarkStart w:id="14" w:name="introduction"/>

--- a/logistic-inference-handout.docx
+++ b/logistic-inference-handout.docx
@@ -15,7 +15,7 @@
         <w:pStyle w:val="Date"/>
       </w:pPr>
       <w:r>
-        <w:t xml:space="preserve">Last modified: 2026-10-19 03:33:48 (PDT)</w:t>
+        <w:t xml:space="preserve">Last modified: 2026-10-19 03:48:43 (PDT)</w:t>
       </w:r>
     </w:p>
     <w:bookmarkStart w:id="14" w:name="introduction"/>

--- a/logistic-inference-handout.docx
+++ b/logistic-inference-handout.docx
@@ -15,7 +15,7 @@
         <w:pStyle w:val="Date"/>
       </w:pPr>
       <w:r>
-        <w:t xml:space="preserve">Last modified: 2026-10-19 03:48:43 (PDT)</w:t>
+        <w:t xml:space="preserve">Last modified: 2026-10-19 03:59:32 (PDT)</w:t>
       </w:r>
     </w:p>
     <w:bookmarkStart w:id="14" w:name="introduction"/>

--- a/logistic-inference-handout.docx
+++ b/logistic-inference-handout.docx
@@ -15,7 +15,7 @@
         <w:pStyle w:val="Date"/>
       </w:pPr>
       <w:r>
-        <w:t xml:space="preserve">Last modified: 2026-10-19 03:59:32 (PDT)</w:t>
+        <w:t xml:space="preserve">Last modified: 2026-10-19 04:11:38 (PDT)</w:t>
       </w:r>
     </w:p>
     <w:bookmarkStart w:id="14" w:name="introduction"/>
@@ -243,10 +243,10 @@
       <w:bookmarkStart w:id="11" w:name="eq-logistic-model"/>
       <w:r>
         <w:t xml:space="preserve">$$
-    \Pr\mathopen{}\left(Y_i= 1 \mid \mathord{\smash[b]{\underset{\raise.3ex\hbox{$\scriptstyle\sim$}}{x}}\vphantom{x}}_i\right)\mathclose{} = \pi_i
-    = \sigma\mathopen{}\left(\mathord{\smash[b]{\underset{\raise.3ex\hbox{$\scriptstyle\sim$}}{\beta}}\vphantom{\beta}} \cdot \mathord{\smash[b]{\underset{\raise.3ex\hbox{$\scriptstyle\sim$}}{x}}\vphantom{x}}_i\right)\mathclose{},
+    {\Pr\mathopen{}\left(Y_i= 1 \mid \mathord{\smash[b]{\underset{\raise.3ex\hbox{$\scriptstyle\sim$}}{x}}\vphantom{x}}_i\right)\mathclose{}} = \pi_i
+    = {\sigma\mathopen{}\left(\mathord{\smash[b]{\underset{\raise.3ex\hbox{$\scriptstyle\sim$}}{\beta}}\vphantom{\beta}} \cdot \mathord{\smash[b]{\underset{\raise.3ex\hbox{$\scriptstyle\sim$}}{x}}\vphantom{x}}_i\right)\mathclose{}},
     \qquad
-    \sigma\mathopen{}\left(u\right)\mathclose{} = \frac{1}{1 + e^{-u}},
+    {\sigma\mathopen{}\left(u\right)\mathclose{}} = \frac{1}{1 + e^{-u}},
      \qquad(1)$$</w:t>
       </w:r>
       <w:bookmarkEnd w:id="11"/>
@@ -1089,7 +1089,7 @@
       <w:bookmarkStart w:id="15" w:name="eq-deviance"/>
       <w:r>
         <w:t xml:space="preserve">$$
-    D\stackrel{\text{def}}{=}-2 \, \ell\mathopen{}\left(\hat{\mathord{\smash[b]{\underset{\raise.3ex\hbox{$\scriptstyle\sim$}}{\beta}}\vphantom{\beta}}}\right)\mathclose{}
+    D\stackrel{\text{def}}{=}-2 \, {\ell\mathopen{}\left(\hat{\mathord{\smash[b]{\underset{\raise.3ex\hbox{$\scriptstyle\sim$}}{\beta}}\vphantom{\beta}}}\right)\mathclose{}}
     = -2 \sum_{i=1}^n\mathopen{}\left\{y_i\ln \hat\pi_i + \mathopen{}\left(1 - y_i\right)\mathclose{} {\ln\mathopen{}\left(1 - \hat\pi_i\right)\mathclose{}}\right\}\mathclose{},
      \qquad(2)$$</w:t>
       </w:r>
@@ -1106,7 +1106,7 @@
         <w:t xml:space="preserve"> </w:t>
       </w:r>
       <w:r>
-        <w:t xml:space="preserve">$\hat\pi_i = \sigma\mathopen{}\left(\hat{\mathord{\smash[b]{\underset{\raise.3ex\hbox{$\scriptstyle\sim$}}{\beta}}\vphantom{\beta}}} \cdot \mathord{\smash[b]{\underset{\raise.3ex\hbox{$\scriptstyle\sim$}}{x}}\vphantom{x}}_i\right)\mathclose{}$</w:t>
+        <w:t xml:space="preserve">$\hat\pi_i = {\sigma\mathopen{}\left(\hat{\mathord{\smash[b]{\underset{\raise.3ex\hbox{$\scriptstyle\sim$}}{\beta}}\vphantom{\beta}}} \cdot \mathord{\smash[b]{\underset{\raise.3ex\hbox{$\scriptstyle\sim$}}{x}}\vphantom{x}}_i\right)\mathclose{}}$</w:t>
       </w:r>
       <w:r>
         <w:t xml:space="preserve"> </w:t>
@@ -4979,7 +4979,7 @@
       <w:bookmarkStart w:id="40" w:name="eq-saturated-model"/>
       <w:r>
         <w:t xml:space="preserve">$$
-    \Pr\mathopen{}\left(Y_i= 1 \mid \mathord{\smash[b]{\underset{\raise.3ex\hbox{$\scriptstyle\sim$}}{x}}\vphantom{x}}_i= \mathord{\smash[b]{\underset{\raise.3ex\hbox{$\scriptstyle\sim$}}{x}}\vphantom{x}}^{(k)}\right)\mathclose{} = \pi_k,
+    {\Pr\mathopen{}\left(Y_i= 1 \mid \mathord{\smash[b]{\underset{\raise.3ex\hbox{$\scriptstyle\sim$}}{x}}\vphantom{x}}_i= \mathord{\smash[b]{\underset{\raise.3ex\hbox{$\scriptstyle\sim$}}{x}}\vphantom{x}}^{(k)}\right)\mathclose{}} = \pi_k,
     \qquad k = 1, \dots, K,
      \qquad(4)$$</w:t>
       </w:r>
@@ -6645,7 +6645,7 @@
         <w:t xml:space="preserve"> </w:t>
       </w:r>
       <w:r>
-        <w:t xml:space="preserve">$\ell\mathopen{}\left(\hat{\mathord{\smash[b]{\underset{\raise.3ex\hbox{$\scriptstyle\sim$}}{\beta}}\vphantom{\beta}}}\right)\mathclose{}$</w:t>
+        <w:t xml:space="preserve">${\ell\mathopen{}\left(\hat{\mathord{\smash[b]{\underset{\raise.3ex\hbox{$\scriptstyle\sim$}}{\beta}}\vphantom{\beta}}}\right)\mathclose{}}$</w:t>
       </w:r>
       <w:r>
         <w:t xml:space="preserve"> </w:t>
@@ -6713,7 +6713,7 @@
       <w:bookmarkStart w:id="46" w:name="eq-saturated-deviance"/>
       <w:r>
         <w:t xml:space="preserve">$$
-    D_{\mathrm{sat}}= 2 \mathopen{}\left(\ell_{\mathrm{sat}}- \ell\mathopen{}\left(\hat{\mathord{\smash[b]{\underset{\raise.3ex\hbox{$\scriptstyle\sim$}}{\beta}}\vphantom{\beta}}}\right)\mathclose{}\right)\mathclose{}.
+    D_{\mathrm{sat}}= 2 \mathopen{}\left(\ell_{\mathrm{sat}}- {\ell\mathopen{}\left(\hat{\mathord{\smash[b]{\underset{\raise.3ex\hbox{$\scriptstyle\sim$}}{\beta}}\vphantom{\beta}}}\right)\mathclose{}}\right)\mathclose{}.
      \qquad(5)$$</w:t>
       </w:r>
       <w:bookmarkEnd w:id="46"/>
@@ -7304,7 +7304,7 @@
         <w:t xml:space="preserve"> </w:t>
       </w:r>
       <w:r>
-        <w:t xml:space="preserve">$\ell\mathopen{}\left(\hat{\mathord{\smash[b]{\underset{\raise.3ex\hbox{$\scriptstyle\sim$}}{\beta}}\vphantom{\beta}}}\right)\mathclose{} = \sum_{k=1}^{K}\mathopen{}\left\{s_k \ln \hat\pi_k + \mathopen{}\left(m_k - s_k\right)\mathclose{} {\ln\mathopen{}\left(1 - \hat\pi_k\right)\mathclose{}}\right\}\mathclose{}$</w:t>
+        <w:t xml:space="preserve">${\ell\mathopen{}\left(\hat{\mathord{\smash[b]{\underset{\raise.3ex\hbox{$\scriptstyle\sim$}}{\beta}}\vphantom{\beta}}}\right)\mathclose{}} = \sum_{k=1}^{K}\mathopen{}\left\{s_k \ln \hat\pi_k + \mathopen{}\left(m_k - s_k\right)\mathclose{} {\ln\mathopen{}\left(1 - \hat\pi_k\right)\mathclose{}}\right\}\mathclose{}$</w:t>
       </w:r>
       <w:r>
         <w:t xml:space="preserve">.</w:t>
@@ -8028,7 +8028,7 @@
         <w:t xml:space="preserve"> </w:t>
       </w:r>
       <w:r>
-        <w:t xml:space="preserve">$D= -2 \ell\mathopen{}\left(\hat{\mathord{\smash[b]{\underset{\raise.3ex\hbox{$\scriptstyle\sim$}}{\beta}}\vphantom{\beta}}}\right)\mathclose{}$</w:t>
+        <w:t xml:space="preserve">$D= -2 {\ell\mathopen{}\left(\hat{\mathord{\smash[b]{\underset{\raise.3ex\hbox{$\scriptstyle\sim$}}{\beta}}\vphantom{\beta}}}\right)\mathclose{}}$</w:t>
       </w:r>
       <w:r>
         <w:t xml:space="preserve">.</w:t>
@@ -8074,7 +8074,7 @@
         <w:t xml:space="preserve"> </w:t>
       </w:r>
       <w:r>
-        <w:t xml:space="preserve">$D_{\mathrm{sat}}= 2 \ell_{\mathrm{sat}}- 2 \ell\mathopen{}\left(\hat{\mathord{\smash[b]{\underset{\raise.3ex\hbox{$\scriptstyle\sim$}}{\beta}}\vphantom{\beta}}}\right)\mathclose{}$</w:t>
+        <w:t xml:space="preserve">$D_{\mathrm{sat}}= 2 \ell_{\mathrm{sat}}- 2 {\ell\mathopen{}\left(\hat{\mathord{\smash[b]{\underset{\raise.3ex\hbox{$\scriptstyle\sim$}}{\beta}}\vphantom{\beta}}}\right)\mathclose{}}$</w:t>
       </w:r>
       <w:r>
         <w:t xml:space="preserve">.</w:t>
@@ -8089,7 +8089,7 @@
         <w:t xml:space="preserve"> </w:t>
       </w:r>
       <w:r>
-        <w:t xml:space="preserve">$D= -2 \ell\mathopen{}\left(\hat{\mathord{\smash[b]{\underset{\raise.3ex\hbox{$\scriptstyle\sim$}}{\beta}}\vphantom{\beta}}}\right)\mathclose{}$</w:t>
+        <w:t xml:space="preserve">$D= -2 {\ell\mathopen{}\left(\hat{\mathord{\smash[b]{\underset{\raise.3ex\hbox{$\scriptstyle\sim$}}{\beta}}\vphantom{\beta}}}\right)\mathclose{}}$</w:t>
       </w:r>
       <w:r>
         <w:t xml:space="preserve"> </w:t>

--- a/logistic-inference-handout.docx
+++ b/logistic-inference-handout.docx
@@ -15,7 +15,7 @@
         <w:pStyle w:val="Date"/>
       </w:pPr>
       <w:r>
-        <w:t xml:space="preserve">Last modified: 2026-10-19 04:11:38 (PDT)</w:t>
+        <w:t xml:space="preserve">Last modified: 2026-10-19 04:44:20 (PDT)</w:t>
       </w:r>
     </w:p>
     <w:bookmarkStart w:id="14" w:name="introduction"/>

--- a/logistic-inference-handout.docx
+++ b/logistic-inference-handout.docx
@@ -15,7 +15,7 @@
         <w:pStyle w:val="Date"/>
       </w:pPr>
       <w:r>
-        <w:t xml:space="preserve">Last modified: 2026-10-19 04:44:20 (PDT)</w:t>
+        <w:t xml:space="preserve">Last modified: 2026-10-19 05:06:08 (PDT)</w:t>
       </w:r>
     </w:p>
     <w:bookmarkStart w:id="14" w:name="introduction"/>

--- a/logistic-inference-handout.docx
+++ b/logistic-inference-handout.docx
@@ -15,7 +15,7 @@
         <w:pStyle w:val="Date"/>
       </w:pPr>
       <w:r>
-        <w:t xml:space="preserve">Last modified: 2026-10-19 05:06:08 (PDT)</w:t>
+        <w:t xml:space="preserve">Last modified: 2026-10-19 09:39:54 (PDT)</w:t>
       </w:r>
     </w:p>
     <w:bookmarkStart w:id="14" w:name="introduction"/>

--- a/logistic-inference-handout.docx
+++ b/logistic-inference-handout.docx
@@ -15,7 +15,7 @@
         <w:pStyle w:val="Date"/>
       </w:pPr>
       <w:r>
-        <w:t xml:space="preserve">Last modified: 2026-10-19 09:39:54 (PDT)</w:t>
+        <w:t xml:space="preserve">Last modified: 2026-10-19 09:50:23 (PDT)</w:t>
       </w:r>
     </w:p>
     <w:bookmarkStart w:id="14" w:name="introduction"/>

--- a/logistic-inference-handout.docx
+++ b/logistic-inference-handout.docx
@@ -15,7 +15,7 @@
         <w:pStyle w:val="Date"/>
       </w:pPr>
       <w:r>
-        <w:t xml:space="preserve">Last modified: 2026-10-19 09:50:23 (PDT)</w:t>
+        <w:t xml:space="preserve">Last modified: 2026-10-19 10:06:41 (PDT)</w:t>
       </w:r>
     </w:p>
     <w:bookmarkStart w:id="14" w:name="introduction"/>

--- a/logistic-inference-handout.docx
+++ b/logistic-inference-handout.docx
@@ -15,7 +15,7 @@
         <w:pStyle w:val="Date"/>
       </w:pPr>
       <w:r>
-        <w:t xml:space="preserve">Last modified: 2026-10-19 10:06:41 (PDT)</w:t>
+        <w:t xml:space="preserve">Last modified: 2026-10-19 11:09:03 (PDT)</w:t>
       </w:r>
     </w:p>
     <w:bookmarkStart w:id="14" w:name="introduction"/>

--- a/logistic-inference-handout.docx
+++ b/logistic-inference-handout.docx
@@ -15,7 +15,7 @@
         <w:pStyle w:val="Date"/>
       </w:pPr>
       <w:r>
-        <w:t xml:space="preserve">Last modified: 2026-10-19 11:09:03 (PDT)</w:t>
+        <w:t xml:space="preserve">Last modified: 2026-10-19 11:24:13 (PDT)</w:t>
       </w:r>
     </w:p>
     <w:bookmarkStart w:id="14" w:name="introduction"/>

--- a/logistic-inference-handout.docx
+++ b/logistic-inference-handout.docx
@@ -15,7 +15,7 @@
         <w:pStyle w:val="Date"/>
       </w:pPr>
       <w:r>
-        <w:t xml:space="preserve">Last modified: 2026-10-19 11:24:13 (PDT)</w:t>
+        <w:t xml:space="preserve">Last modified: 2026-10-19 12:05:59 (PDT)</w:t>
       </w:r>
     </w:p>
     <w:bookmarkStart w:id="14" w:name="introduction"/>

--- a/logistic-inference-handout.docx
+++ b/logistic-inference-handout.docx
@@ -15,7 +15,7 @@
         <w:pStyle w:val="Date"/>
       </w:pPr>
       <w:r>
-        <w:t xml:space="preserve">Last modified: 2026-10-19 12:05:59 (PDT)</w:t>
+        <w:t xml:space="preserve">Last modified: 2026-10-19 13:11:59 (PDT)</w:t>
       </w:r>
     </w:p>
     <w:bookmarkStart w:id="14" w:name="introduction"/>

--- a/logistic-inference-handout.docx
+++ b/logistic-inference-handout.docx
@@ -15,7 +15,7 @@
         <w:pStyle w:val="Date"/>
       </w:pPr>
       <w:r>
-        <w:t xml:space="preserve">Last modified: 2026-10-19 13:11:59 (PDT)</w:t>
+        <w:t xml:space="preserve">Last modified: 2026-10-19 13:28:02 (PDT)</w:t>
       </w:r>
     </w:p>
     <w:bookmarkStart w:id="14" w:name="introduction"/>

--- a/logistic-inference-handout.docx
+++ b/logistic-inference-handout.docx
@@ -15,7 +15,7 @@
         <w:pStyle w:val="Date"/>
       </w:pPr>
       <w:r>
-        <w:t xml:space="preserve">Last modified: 2026-10-19 13:28:02 (PDT)</w:t>
+        <w:t xml:space="preserve">Last modified: 2026-10-19 13:38:50 (PDT)</w:t>
       </w:r>
     </w:p>
     <w:bookmarkStart w:id="14" w:name="introduction"/>

--- a/logistic-inference-handout.docx
+++ b/logistic-inference-handout.docx
@@ -15,7 +15,7 @@
         <w:pStyle w:val="Date"/>
       </w:pPr>
       <w:r>
-        <w:t xml:space="preserve">Last modified: 2026-10-19 13:38:50 (PDT)</w:t>
+        <w:t xml:space="preserve">Last modified: 2026-10-19 14:20:11 (PDT)</w:t>
       </w:r>
     </w:p>
     <w:bookmarkStart w:id="14" w:name="introduction"/>

--- a/logistic-inference-handout.docx
+++ b/logistic-inference-handout.docx
@@ -15,7 +15,7 @@
         <w:pStyle w:val="Date"/>
       </w:pPr>
       <w:r>
-        <w:t xml:space="preserve">Last modified: 2026-10-19 14:20:11 (PDT)</w:t>
+        <w:t xml:space="preserve">Last modified: 2026-10-19 14:31:55 (PDT)</w:t>
       </w:r>
     </w:p>
     <w:bookmarkStart w:id="14" w:name="introduction"/>

--- a/logistic-inference-handout.docx
+++ b/logistic-inference-handout.docx
@@ -15,7 +15,7 @@
         <w:pStyle w:val="Date"/>
       </w:pPr>
       <w:r>
-        <w:t xml:space="preserve">Last modified: 2026-10-19 14:31:55 (PDT)</w:t>
+        <w:t xml:space="preserve">Last modified: 2026-10-19 14:45:09 (PDT)</w:t>
       </w:r>
     </w:p>
     <w:bookmarkStart w:id="14" w:name="introduction"/>

--- a/logistic-inference-handout.docx
+++ b/logistic-inference-handout.docx
@@ -15,7 +15,7 @@
         <w:pStyle w:val="Date"/>
       </w:pPr>
       <w:r>
-        <w:t xml:space="preserve">Last modified: 2026-10-19 14:45:09 (PDT)</w:t>
+        <w:t xml:space="preserve">Last modified: 2026-10-19 23:28:03 (PDT)</w:t>
       </w:r>
     </w:p>
     <w:bookmarkStart w:id="14" w:name="introduction"/>

--- a/logistic-inference-handout.docx
+++ b/logistic-inference-handout.docx
@@ -15,7 +15,7 @@
         <w:pStyle w:val="Date"/>
       </w:pPr>
       <w:r>
-        <w:t xml:space="preserve">Last modified: 2026-10-19 23:28:03 (PDT)</w:t>
+        <w:t xml:space="preserve">Last modified: 2026-10-19 23:38:52 (PDT)</w:t>
       </w:r>
     </w:p>
     <w:bookmarkStart w:id="14" w:name="introduction"/>

--- a/logistic-inference-handout.docx
+++ b/logistic-inference-handout.docx
@@ -15,7 +15,7 @@
         <w:pStyle w:val="Date"/>
       </w:pPr>
       <w:r>
-        <w:t xml:space="preserve">Last modified: 2026-10-19 23:38:52 (PDT)</w:t>
+        <w:t xml:space="preserve">Last modified: 2026-10-20 11:01:50 (PDT)</w:t>
       </w:r>
     </w:p>
     <w:bookmarkStart w:id="14" w:name="introduction"/>

--- a/logistic-inference-handout.docx
+++ b/logistic-inference-handout.docx
@@ -15,7 +15,7 @@
         <w:pStyle w:val="Date"/>
       </w:pPr>
       <w:r>
-        <w:t xml:space="preserve">Last modified: 2026-10-20 11:01:50 (PDT)</w:t>
+        <w:t xml:space="preserve">Last modified: 2026-10-20 14:23:26 (PDT)</w:t>
       </w:r>
     </w:p>
     <w:bookmarkStart w:id="14" w:name="introduction"/>

--- a/logistic-inference-handout.docx
+++ b/logistic-inference-handout.docx
@@ -15,7 +15,7 @@
         <w:pStyle w:val="Date"/>
       </w:pPr>
       <w:r>
-        <w:t xml:space="preserve">Last modified: 2026-10-20 14:23:26 (PDT)</w:t>
+        <w:t xml:space="preserve">Last modified: 2026-10-22 00:47:52 (PDT)</w:t>
       </w:r>
     </w:p>
     <w:bookmarkStart w:id="14" w:name="introduction"/>

--- a/logistic-inference-handout.docx
+++ b/logistic-inference-handout.docx
@@ -15,7 +15,7 @@
         <w:pStyle w:val="Date"/>
       </w:pPr>
       <w:r>
-        <w:t xml:space="preserve">Last modified: 2026-10-22 00:47:52 (PDT)</w:t>
+        <w:t xml:space="preserve">Last modified: 2026-10-22 01:18:40 (PDT)</w:t>
       </w:r>
     </w:p>
     <w:bookmarkStart w:id="14" w:name="introduction"/>

--- a/logistic-inference-handout.docx
+++ b/logistic-inference-handout.docx
@@ -15,7 +15,7 @@
         <w:pStyle w:val="Date"/>
       </w:pPr>
       <w:r>
-        <w:t xml:space="preserve">Last modified: 2026-10-22 01:18:40 (PDT)</w:t>
+        <w:t xml:space="preserve">Last modified: 2026-10-22 01:42:18 (PDT)</w:t>
       </w:r>
     </w:p>
     <w:bookmarkStart w:id="14" w:name="introduction"/>

--- a/logistic-inference-handout.docx
+++ b/logistic-inference-handout.docx
@@ -15,7 +15,7 @@
         <w:pStyle w:val="Date"/>
       </w:pPr>
       <w:r>
-        <w:t xml:space="preserve">Last modified: 2026-10-22 01:42:18 (PDT)</w:t>
+        <w:t xml:space="preserve">Last modified: 2026-10-22 02:04:59 (PDT)</w:t>
       </w:r>
     </w:p>
     <w:bookmarkStart w:id="14" w:name="introduction"/>

--- a/logistic-inference-handout.docx
+++ b/logistic-inference-handout.docx
@@ -15,7 +15,7 @@
         <w:pStyle w:val="Date"/>
       </w:pPr>
       <w:r>
-        <w:t xml:space="preserve">Last modified: 2026-10-22 02:04:59 (PDT)</w:t>
+        <w:t xml:space="preserve">Last modified: 2026-10-22 02:34:23 (PDT)</w:t>
       </w:r>
     </w:p>
     <w:bookmarkStart w:id="14" w:name="introduction"/>

--- a/logistic-inference-handout.docx
+++ b/logistic-inference-handout.docx
@@ -15,7 +15,7 @@
         <w:pStyle w:val="Date"/>
       </w:pPr>
       <w:r>
-        <w:t xml:space="preserve">Last modified: 2026-10-22 02:34:23 (PDT)</w:t>
+        <w:t xml:space="preserve">Last modified: 2026-10-22 09:54:26 (PDT)</w:t>
       </w:r>
     </w:p>
     <w:bookmarkStart w:id="14" w:name="introduction"/>

--- a/logistic-inference-handout.docx
+++ b/logistic-inference-handout.docx
@@ -15,7 +15,7 @@
         <w:pStyle w:val="Date"/>
       </w:pPr>
       <w:r>
-        <w:t xml:space="preserve">Last modified: 2026-10-22 09:54:26 (PDT)</w:t>
+        <w:t xml:space="preserve">Last modified: 2026-10-22 11:32:21 (PDT)</w:t>
       </w:r>
     </w:p>
     <w:bookmarkStart w:id="14" w:name="introduction"/>

--- a/logistic-inference-handout.docx
+++ b/logistic-inference-handout.docx
@@ -15,7 +15,7 @@
         <w:pStyle w:val="Date"/>
       </w:pPr>
       <w:r>
-        <w:t xml:space="preserve">Last modified: 2026-10-22 11:32:21 (PDT)</w:t>
+        <w:t xml:space="preserve">Last modified: 2026-10-22 12:55:38 (PDT)</w:t>
       </w:r>
     </w:p>
     <w:bookmarkStart w:id="14" w:name="introduction"/>

--- a/logistic-inference-handout.docx
+++ b/logistic-inference-handout.docx
@@ -15,7 +15,7 @@
         <w:pStyle w:val="Date"/>
       </w:pPr>
       <w:r>
-        <w:t xml:space="preserve">Last modified: 2026-10-22 12:55:38 (PDT)</w:t>
+        <w:t xml:space="preserve">Last modified: 2026-10-22 13:24:46 (PDT)</w:t>
       </w:r>
     </w:p>
     <w:bookmarkStart w:id="14" w:name="introduction"/>

--- a/logistic-inference-handout.docx
+++ b/logistic-inference-handout.docx
@@ -15,7 +15,7 @@
         <w:pStyle w:val="Date"/>
       </w:pPr>
       <w:r>
-        <w:t xml:space="preserve">Last modified: 2026-10-22 13:24:46 (PDT)</w:t>
+        <w:t xml:space="preserve">Last modified: 2026-10-22 14:07:34 (PDT)</w:t>
       </w:r>
     </w:p>
     <w:bookmarkStart w:id="14" w:name="introduction"/>

--- a/logistic-inference-handout.docx
+++ b/logistic-inference-handout.docx
@@ -15,7 +15,7 @@
         <w:pStyle w:val="Date"/>
       </w:pPr>
       <w:r>
-        <w:t xml:space="preserve">Last modified: 2026-10-22 14:07:34 (PDT)</w:t>
+        <w:t xml:space="preserve">Last modified: 2026-10-22 15:19:15 (PDT)</w:t>
       </w:r>
     </w:p>
     <w:bookmarkStart w:id="14" w:name="introduction"/>
@@ -1089,7 +1089,7 @@
       <w:bookmarkStart w:id="15" w:name="eq-deviance"/>
       <w:r>
         <w:t xml:space="preserve">$$
-    D\stackrel{\text{def}}{=}-2 \, {\ell\mathopen{}\left(\hat{\mathord{\smash[b]{\underset{\raise.3ex\hbox{$\scriptstyle\sim$}}{\beta}}\vphantom{\beta}}}\right)\mathclose{}}
+    \operatorname{dev}\stackrel{\text{def}}{=}-2 \, {\ell\mathopen{}\left(\hat{\mathord{\smash[b]{\underset{\raise.3ex\hbox{$\scriptstyle\sim$}}{\beta}}\vphantom{\beta}}}\right)\mathclose{}}
     = -2 \sum_{i=1}^n\mathopen{}\left\{y_i\ln \hat\pi_i + \mathopen{}\left(1 - y_i\right)\mathclose{} {\ln\mathopen{}\left(1 - \hat\pi_i\right)\mathclose{}}\right\}\mathclose{},
      \qquad(2)$$</w:t>
       </w:r>
@@ -1672,7 +1672,10 @@
       </w:r>
       <m:oMath>
         <m:r>
-          <m:t>D</m:t>
+          <m:rPr>
+            <m:sty m:val="p"/>
+          </m:rPr>
+          <m:t>dev</m:t>
         </m:r>
         <m:r>
           <m:rPr>
@@ -1797,7 +1800,10 @@
       </w:r>
       <m:oMath>
         <m:r>
-          <m:t>D</m:t>
+          <m:rPr>
+            <m:sty m:val="p"/>
+          </m:rPr>
+          <m:t>dev</m:t>
         </m:r>
       </m:oMath>
       <w:r>
@@ -1873,7 +1879,10 @@
           <m:sSub>
             <m:e>
               <m:r>
-                <m:t>D</m:t>
+                <m:rPr>
+                  <m:sty m:val="p"/>
+                </m:rPr>
+                <m:t>dev</m:t>
               </m:r>
             </m:e>
             <m:sub>
@@ -2174,7 +2183,10 @@
         <m:sSub>
           <m:e>
             <m:r>
-              <m:t>D</m:t>
+              <m:rPr>
+                <m:sty m:val="p"/>
+              </m:rPr>
+              <m:t>dev</m:t>
             </m:r>
           </m:e>
           <m:sub>
@@ -2432,7 +2444,10 @@
         <m:sSub>
           <m:e>
             <m:r>
-              <m:t>D</m:t>
+              <m:rPr>
+                <m:sty m:val="p"/>
+              </m:rPr>
+              <m:t>dev</m:t>
             </m:r>
           </m:e>
           <m:sub>
@@ -2621,7 +2636,10 @@
         <m:sSub>
           <m:e>
             <m:r>
-              <m:t>D</m:t>
+              <m:rPr>
+                <m:sty m:val="p"/>
+              </m:rPr>
+              <m:t>dev</m:t>
             </m:r>
           </m:e>
           <m:sub>
@@ -2659,7 +2677,10 @@
       </w:r>
       <m:oMath>
         <m:r>
-          <m:t>D</m:t>
+          <m:rPr>
+            <m:sty m:val="p"/>
+          </m:rPr>
+          <m:t>dev</m:t>
         </m:r>
       </m:oMath>
       <w:r>
@@ -2781,7 +2802,10 @@
           <m:sSub>
             <m:e>
               <m:r>
-                <m:t>D</m:t>
+                <m:rPr>
+                  <m:sty m:val="p"/>
+                </m:rPr>
+                <m:t>dev</m:t>
               </m:r>
             </m:e>
             <m:sub>
@@ -2797,7 +2821,10 @@
             <m:t>−</m:t>
           </m:r>
           <m:r>
-            <m:t>D</m:t>
+            <m:rPr>
+              <m:sty m:val="p"/>
+            </m:rPr>
+            <m:t>dev</m:t>
           </m:r>
           <m:r>
             <m:rPr>
@@ -3001,7 +3028,10 @@
           <m:t>−</m:t>
         </m:r>
         <m:r>
-          <m:t>D</m:t>
+          <m:rPr>
+            <m:sty m:val="p"/>
+          </m:rPr>
+          <m:t>dev</m:t>
         </m:r>
         <m:r>
           <m:rPr>
@@ -3076,7 +3106,10 @@
         <m:sSub>
           <m:e>
             <m:r>
-              <m:t>D</m:t>
+              <m:rPr>
+                <m:sty m:val="p"/>
+              </m:rPr>
+              <m:t>dev</m:t>
             </m:r>
           </m:e>
           <m:sub>
@@ -3141,7 +3174,10 @@
               <m:t>−</m:t>
             </m:r>
             <m:r>
-              <m:t>D</m:t>
+              <m:rPr>
+                <m:sty m:val="p"/>
+              </m:rPr>
+              <m:t>dev</m:t>
             </m:r>
             <m:r>
               <m:rPr>
@@ -3161,7 +3197,10 @@
             <m:sSub>
               <m:e>
                 <m:r>
-                  <m:t>D</m:t>
+                  <m:rPr>
+                    <m:sty m:val="p"/>
+                  </m:rPr>
+                  <m:t>dev</m:t>
                 </m:r>
               </m:e>
               <m:sub>
@@ -3193,7 +3232,10 @@
         <m:sSub>
           <m:e>
             <m:r>
-              <m:t>D</m:t>
+              <m:rPr>
+                <m:sty m:val="p"/>
+              </m:rPr>
+              <m:t>dev</m:t>
             </m:r>
           </m:e>
           <m:sub>
@@ -3209,7 +3251,10 @@
           <m:t>−</m:t>
         </m:r>
         <m:r>
-          <m:t>D</m:t>
+          <m:rPr>
+            <m:sty m:val="p"/>
+          </m:rPr>
+          <m:t>dev</m:t>
         </m:r>
       </m:oMath>
       <w:r>
@@ -3403,7 +3448,10 @@
         <m:sSub>
           <m:e>
             <m:r>
-              <m:t>D</m:t>
+              <m:rPr>
+                <m:sty m:val="p"/>
+              </m:rPr>
+              <m:t>dev</m:t>
             </m:r>
           </m:e>
           <m:sub>
@@ -3419,7 +3467,10 @@
           <m:t>−</m:t>
         </m:r>
         <m:r>
-          <m:t>D</m:t>
+          <m:rPr>
+            <m:sty m:val="p"/>
+          </m:rPr>
+          <m:t>dev</m:t>
         </m:r>
       </m:oMath>
       <w:r>
@@ -6713,7 +6764,7 @@
       <w:bookmarkStart w:id="46" w:name="eq-saturated-deviance"/>
       <w:r>
         <w:t xml:space="preserve">$$
-    D_{\mathrm{sat}}= 2 \mathopen{}\left(\ell_{\mathrm{sat}}- {\ell\mathopen{}\left(\hat{\mathord{\smash[b]{\underset{\raise.3ex\hbox{$\scriptstyle\sim$}}{\beta}}\vphantom{\beta}}}\right)\mathclose{}}\right)\mathclose{}.
+    \operatorname{dev}_{\mathrm{sat}}= 2 \mathopen{}\left(\ell_{\mathrm{sat}}- {\ell\mathopen{}\left(\hat{\mathord{\smash[b]{\underset{\raise.3ex\hbox{$\scriptstyle\sim$}}{\beta}}\vphantom{\beta}}}\right)\mathclose{}}\right)\mathclose{}.
      \qquad(5)$$</w:t>
       </w:r>
       <w:bookmarkEnd w:id="46"/>
@@ -6795,7 +6846,10 @@
           <m:sSub>
             <m:e>
               <m:r>
-                <m:t>D</m:t>
+                <m:rPr>
+                  <m:sty m:val="p"/>
+                </m:rPr>
+                <m:t>dev</m:t>
               </m:r>
             </m:e>
             <m:sub>
@@ -7915,7 +7969,10 @@
         </m:oMathParaPr>
         <m:oMath>
           <m:r>
-            <m:t>D</m:t>
+            <m:rPr>
+              <m:sty m:val="p"/>
+            </m:rPr>
+            <m:t>dev</m:t>
           </m:r>
           <m:r>
             <m:rPr>
@@ -7926,7 +7983,10 @@
           <m:sSub>
             <m:e>
               <m:r>
-                <m:t>D</m:t>
+                <m:rPr>
+                  <m:sty m:val="p"/>
+                </m:rPr>
+                <m:t>dev</m:t>
               </m:r>
             </m:e>
             <m:sub>
@@ -8028,7 +8088,7 @@
         <w:t xml:space="preserve"> </w:t>
       </w:r>
       <w:r>
-        <w:t xml:space="preserve">$D= -2 {\ell\mathopen{}\left(\hat{\mathord{\smash[b]{\underset{\raise.3ex\hbox{$\scriptstyle\sim$}}{\beta}}\vphantom{\beta}}}\right)\mathclose{}}$</w:t>
+        <w:t xml:space="preserve">$\operatorname{dev}= -2 {\ell\mathopen{}\left(\hat{\mathord{\smash[b]{\underset{\raise.3ex\hbox{$\scriptstyle\sim$}}{\beta}}\vphantom{\beta}}}\right)\mathclose{}}$</w:t>
       </w:r>
       <w:r>
         <w:t xml:space="preserve">.</w:t>
@@ -8074,7 +8134,7 @@
         <w:t xml:space="preserve"> </w:t>
       </w:r>
       <w:r>
-        <w:t xml:space="preserve">$D_{\mathrm{sat}}= 2 \ell_{\mathrm{sat}}- 2 {\ell\mathopen{}\left(\hat{\mathord{\smash[b]{\underset{\raise.3ex\hbox{$\scriptstyle\sim$}}{\beta}}\vphantom{\beta}}}\right)\mathclose{}}$</w:t>
+        <w:t xml:space="preserve">$\operatorname{dev}_{\mathrm{sat}}= 2 \ell_{\mathrm{sat}}- 2 {\ell\mathopen{}\left(\hat{\mathord{\smash[b]{\underset{\raise.3ex\hbox{$\scriptstyle\sim$}}{\beta}}\vphantom{\beta}}}\right)\mathclose{}}$</w:t>
       </w:r>
       <w:r>
         <w:t xml:space="preserve">.</w:t>
@@ -8089,7 +8149,7 @@
         <w:t xml:space="preserve"> </w:t>
       </w:r>
       <w:r>
-        <w:t xml:space="preserve">$D= -2 {\ell\mathopen{}\left(\hat{\mathord{\smash[b]{\underset{\raise.3ex\hbox{$\scriptstyle\sim$}}{\beta}}\vphantom{\beta}}}\right)\mathclose{}}$</w:t>
+        <w:t xml:space="preserve">$\operatorname{dev}= -2 {\ell\mathopen{}\left(\hat{\mathord{\smash[b]{\underset{\raise.3ex\hbox{$\scriptstyle\sim$}}{\beta}}\vphantom{\beta}}}\right)\mathclose{}}$</w:t>
       </w:r>
       <w:r>
         <w:t xml:space="preserve"> </w:t>
@@ -8104,7 +8164,10 @@
         <m:sSub>
           <m:e>
             <m:r>
-              <m:t>D</m:t>
+              <m:rPr>
+                <m:sty m:val="p"/>
+              </m:rPr>
+              <m:t>dev</m:t>
             </m:r>
           </m:e>
           <m:sub>
@@ -8171,7 +8234,10 @@
           <m:t>+</m:t>
         </m:r>
         <m:r>
-          <m:t>D</m:t>
+          <m:rPr>
+            <m:sty m:val="p"/>
+          </m:rPr>
+          <m:t>dev</m:t>
         </m:r>
       </m:oMath>
       <w:r>
@@ -8326,7 +8392,10 @@
       </w:r>
       <m:oMath>
         <m:r>
-          <m:t>D</m:t>
+          <m:rPr>
+            <m:sty m:val="p"/>
+          </m:rPr>
+          <m:t>dev</m:t>
         </m:r>
       </m:oMath>
       <w:r>
@@ -8342,7 +8411,10 @@
         <m:sSub>
           <m:e>
             <m:r>
-              <m:t>D</m:t>
+              <m:rPr>
+                <m:sty m:val="p"/>
+              </m:rPr>
+              <m:t>dev</m:t>
             </m:r>
           </m:e>
           <m:sub>
@@ -8427,7 +8499,10 @@
         <m:sSub>
           <m:e>
             <m:r>
-              <m:t>D</m:t>
+              <m:rPr>
+                <m:sty m:val="p"/>
+              </m:rPr>
+              <m:t>dev</m:t>
             </m:r>
           </m:e>
           <m:sub>
@@ -8458,7 +8533,10 @@
           <m:t>=</m:t>
         </m:r>
         <m:r>
-          <m:t>D</m:t>
+          <m:rPr>
+            <m:sty m:val="p"/>
+          </m:rPr>
+          <m:t>dev</m:t>
         </m:r>
       </m:oMath>
       <w:r>
@@ -9421,7 +9499,10 @@
         <m:sSub>
           <m:e>
             <m:r>
-              <m:t>D</m:t>
+              <m:rPr>
+                <m:sty m:val="p"/>
+              </m:rPr>
+              <m:t>dev</m:t>
             </m:r>
           </m:e>
           <m:sub>
@@ -9472,7 +9553,10 @@
       </w:r>
       <m:oMath>
         <m:r>
-          <m:t>D</m:t>
+          <m:rPr>
+            <m:sty m:val="p"/>
+          </m:rPr>
+          <m:t>dev</m:t>
         </m:r>
         <m:r>
           <m:rPr>
@@ -9546,7 +9630,10 @@
       </w:r>
       <m:oMath>
         <m:r>
-          <m:t>D</m:t>
+          <m:rPr>
+            <m:sty m:val="p"/>
+          </m:rPr>
+          <m:t>dev</m:t>
         </m:r>
         <m:r>
           <m:rPr>
@@ -9557,7 +9644,10 @@
         <m:sSub>
           <m:e>
             <m:r>
-              <m:t>D</m:t>
+              <m:rPr>
+                <m:sty m:val="p"/>
+              </m:rPr>
+              <m:t>dev</m:t>
             </m:r>
           </m:e>
           <m:sub>

--- a/logistic-inference-handout.docx
+++ b/logistic-inference-handout.docx
@@ -15,7 +15,7 @@
         <w:pStyle w:val="Date"/>
       </w:pPr>
       <w:r>
-        <w:t xml:space="preserve">Last modified: 2026-10-22 15:19:15 (PDT)</w:t>
+        <w:t xml:space="preserve">Last modified: 2026-10-22 16:10:27 (PDT)</w:t>
       </w:r>
     </w:p>
     <w:bookmarkStart w:id="14" w:name="introduction"/>

--- a/logistic-inference-handout.docx
+++ b/logistic-inference-handout.docx
@@ -15,7 +15,7 @@
         <w:pStyle w:val="Date"/>
       </w:pPr>
       <w:r>
-        <w:t xml:space="preserve">Last modified: 2026-10-22 16:10:27 (PDT)</w:t>
+        <w:t xml:space="preserve">Last modified: 2026-10-22 16:26:34 (PDT)</w:t>
       </w:r>
     </w:p>
     <w:bookmarkStart w:id="14" w:name="introduction"/>

--- a/logistic-inference-handout.docx
+++ b/logistic-inference-handout.docx
@@ -15,7 +15,7 @@
         <w:pStyle w:val="Date"/>
       </w:pPr>
       <w:r>
-        <w:t xml:space="preserve">Last modified: 2026-10-22 16:26:34 (PDT)</w:t>
+        <w:t xml:space="preserve">Last modified: 2026-10-22 20:25:07 (PDT)</w:t>
       </w:r>
     </w:p>
     <w:bookmarkStart w:id="14" w:name="introduction"/>

--- a/logistic-inference-handout.docx
+++ b/logistic-inference-handout.docx
@@ -15,7 +15,7 @@
         <w:pStyle w:val="Date"/>
       </w:pPr>
       <w:r>
-        <w:t xml:space="preserve">Last modified: 2026-10-22 20:25:07 (PDT)</w:t>
+        <w:t xml:space="preserve">Last modified: 2026-10-22 20:42:24 (PDT)</w:t>
       </w:r>
     </w:p>
     <w:bookmarkStart w:id="14" w:name="introduction"/>

--- a/logistic-inference-handout.docx
+++ b/logistic-inference-handout.docx
@@ -15,7 +15,7 @@
         <w:pStyle w:val="Date"/>
       </w:pPr>
       <w:r>
-        <w:t xml:space="preserve">Last modified: 2026-10-22 20:42:24 (PDT)</w:t>
+        <w:t xml:space="preserve">Last modified: 2026-10-22 21:40:01 (PDT)</w:t>
       </w:r>
     </w:p>
     <w:bookmarkStart w:id="14" w:name="introduction"/>

--- a/logistic-inference-handout.docx
+++ b/logistic-inference-handout.docx
@@ -15,7 +15,7 @@
         <w:pStyle w:val="Date"/>
       </w:pPr>
       <w:r>
-        <w:t xml:space="preserve">Last modified: 2026-10-22 21:40:01 (PDT)</w:t>
+        <w:t xml:space="preserve">Last modified: 2026-10-22 22:09:49 (PDT)</w:t>
       </w:r>
     </w:p>
     <w:bookmarkStart w:id="14" w:name="introduction"/>

--- a/logistic-inference-handout.docx
+++ b/logistic-inference-handout.docx
@@ -15,7 +15,7 @@
         <w:pStyle w:val="Date"/>
       </w:pPr>
       <w:r>
-        <w:t xml:space="preserve">Last modified: 2026-10-22 22:09:49 (PDT)</w:t>
+        <w:t xml:space="preserve">Last modified: 2026-10-22 22:33:09 (PDT)</w:t>
       </w:r>
     </w:p>
     <w:bookmarkStart w:id="14" w:name="introduction"/>

--- a/logistic-inference-handout.docx
+++ b/logistic-inference-handout.docx
@@ -15,7 +15,7 @@
         <w:pStyle w:val="Date"/>
       </w:pPr>
       <w:r>
-        <w:t xml:space="preserve">Last modified: 2026-10-22 22:33:09 (PDT)</w:t>
+        <w:t xml:space="preserve">Last modified: 2026-10-23 00:09:24 (PDT)</w:t>
       </w:r>
     </w:p>
     <w:bookmarkStart w:id="14" w:name="introduction"/>

--- a/logistic-inference-handout.docx
+++ b/logistic-inference-handout.docx
@@ -15,7 +15,7 @@
         <w:pStyle w:val="Date"/>
       </w:pPr>
       <w:r>
-        <w:t xml:space="preserve">Last modified: 2026-10-23 00:09:24 (PDT)</w:t>
+        <w:t xml:space="preserve">Last modified: 2026-10-23 00:37:42 (PDT)</w:t>
       </w:r>
     </w:p>
     <w:bookmarkStart w:id="14" w:name="introduction"/>

--- a/logistic-inference-handout.docx
+++ b/logistic-inference-handout.docx
@@ -15,7 +15,7 @@
         <w:pStyle w:val="Date"/>
       </w:pPr>
       <w:r>
-        <w:t xml:space="preserve">Last modified: 2026-10-23 00:37:42 (PDT)</w:t>
+        <w:t xml:space="preserve">Last modified: 2026-10-23 01:51:06 (PDT)</w:t>
       </w:r>
     </w:p>
     <w:bookmarkStart w:id="14" w:name="introduction"/>

--- a/logistic-inference-handout.docx
+++ b/logistic-inference-handout.docx
@@ -15,7 +15,7 @@
         <w:pStyle w:val="Date"/>
       </w:pPr>
       <w:r>
-        <w:t xml:space="preserve">Last modified: 2026-10-23 01:51:06 (PDT)</w:t>
+        <w:t xml:space="preserve">Last modified: 2026-10-23 11:56:24 (PDT)</w:t>
       </w:r>
     </w:p>
     <w:bookmarkStart w:id="14" w:name="introduction"/>

--- a/logistic-inference-handout.docx
+++ b/logistic-inference-handout.docx
@@ -15,7 +15,7 @@
         <w:pStyle w:val="Date"/>
       </w:pPr>
       <w:r>
-        <w:t xml:space="preserve">Last modified: 2026-10-23 11:56:24 (PDT)</w:t>
+        <w:t xml:space="preserve">Last modified: 2026-10-23 15:57:13 (PDT)</w:t>
       </w:r>
     </w:p>
     <w:bookmarkStart w:id="14" w:name="introduction"/>

--- a/logistic-inference-handout.docx
+++ b/logistic-inference-handout.docx
@@ -15,7 +15,7 @@
         <w:pStyle w:val="Date"/>
       </w:pPr>
       <w:r>
-        <w:t xml:space="preserve">Last modified: 2026-10-23 15:57:13 (PDT)</w:t>
+        <w:t xml:space="preserve">Last modified: 2026-10-23 16:25:36 (PDT)</w:t>
       </w:r>
     </w:p>
     <w:bookmarkStart w:id="14" w:name="introduction"/>

--- a/logistic-inference-handout.docx
+++ b/logistic-inference-handout.docx
@@ -15,7 +15,7 @@
         <w:pStyle w:val="Date"/>
       </w:pPr>
       <w:r>
-        <w:t xml:space="preserve">Last modified: 2026-10-23 16:25:36 (PDT)</w:t>
+        <w:t xml:space="preserve">Last modified: 2026-10-23 16:56:15 (PDT)</w:t>
       </w:r>
     </w:p>
     <w:bookmarkStart w:id="14" w:name="introduction"/>

--- a/logistic-inference-handout.docx
+++ b/logistic-inference-handout.docx
@@ -15,7 +15,7 @@
         <w:pStyle w:val="Date"/>
       </w:pPr>
       <w:r>
-        <w:t xml:space="preserve">Last modified: 2026-10-23 16:56:15 (PDT)</w:t>
+        <w:t xml:space="preserve">Last modified: 2026-10-23 17:28:11 (PDT)</w:t>
       </w:r>
     </w:p>
     <w:bookmarkStart w:id="14" w:name="introduction"/>

--- a/logistic-inference-handout.docx
+++ b/logistic-inference-handout.docx
@@ -15,7 +15,7 @@
         <w:pStyle w:val="Date"/>
       </w:pPr>
       <w:r>
-        <w:t xml:space="preserve">Last modified: 2026-10-24 18:13:43 (PDT)</w:t>
+        <w:t xml:space="preserve">Last modified: 2026-10-24 20:18:33 (PDT)</w:t>
       </w:r>
     </w:p>
     <w:bookmarkStart w:id="14" w:name="introduction"/>
@@ -244,9 +244,9 @@
       <w:r>
         <w:t xml:space="preserve">$$
     {\Pr\mathopen{}\left(Y_i= 1 \mid \mathord{\smash[b]{\underset{\raise.3ex\hbox{$\scriptstyle\sim$}}{x}}\vphantom{x}}_i\right)\mathclose{}} = \pi_i
-    = {\sigma\mathopen{}\left(\mathord{\smash[b]{\underset{\raise.3ex\hbox{$\scriptstyle\sim$}}{\beta}}\vphantom{\beta}} \cdot \mathord{\smash[b]{\underset{\raise.3ex\hbox{$\scriptstyle\sim$}}{x}}\vphantom{x}}_i\right)\mathclose{}},
+    = {\operatorname{expit}\mathopen{}\left(\mathord{\smash[b]{\underset{\raise.3ex\hbox{$\scriptstyle\sim$}}{\beta}}\vphantom{\beta}} \cdot \mathord{\smash[b]{\underset{\raise.3ex\hbox{$\scriptstyle\sim$}}{x}}\vphantom{x}}_i\right)\mathclose{}},
     \qquad
-    {\sigma\mathopen{}\left(u\right)\mathclose{}} = \frac{1}{1 + e^{-u}},
+    {\operatorname{expit}\mathopen{}\left(u\right)\mathclose{}} = \frac{1}{1 + e^{-u}},
      \qquad(1)$$</w:t>
       </w:r>
       <w:bookmarkEnd w:id="11"/>
@@ -1106,7 +1106,7 @@
         <w:t xml:space="preserve"> </w:t>
       </w:r>
       <w:r>
-        <w:t xml:space="preserve">$\hat\pi_i = {\sigma\mathopen{}\left(\hat{\mathord{\smash[b]{\underset{\raise.3ex\hbox{$\scriptstyle\sim$}}{\beta}}\vphantom{\beta}}} \cdot \mathord{\smash[b]{\underset{\raise.3ex\hbox{$\scriptstyle\sim$}}{x}}\vphantom{x}}_i\right)\mathclose{}}$</w:t>
+        <w:t xml:space="preserve">$\hat\pi_i = {\operatorname{expit}\mathopen{}\left(\hat{\mathord{\smash[b]{\underset{\raise.3ex\hbox{$\scriptstyle\sim$}}{\beta}}\vphantom{\beta}}} \cdot \mathord{\smash[b]{\underset{\raise.3ex\hbox{$\scriptstyle\sim$}}{x}}\vphantom{x}}_i\right)\mathclose{}}$</w:t>
       </w:r>
       <w:r>
         <w:t xml:space="preserve"> </w:t>

--- a/logistic-inference-handout.docx
+++ b/logistic-inference-handout.docx
@@ -15,7 +15,7 @@
         <w:pStyle w:val="Date"/>
       </w:pPr>
       <w:r>
-        <w:t xml:space="preserve">Last modified: 2026-10-24 20:18:33 (PDT)</w:t>
+        <w:t xml:space="preserve">Last modified: 2026-10-25 16:51:29 (PDT)</w:t>
       </w:r>
     </w:p>
     <w:bookmarkStart w:id="14" w:name="introduction"/>

--- a/logistic-inference-handout.docx
+++ b/logistic-inference-handout.docx
@@ -15,7 +15,7 @@
         <w:pStyle w:val="Date"/>
       </w:pPr>
       <w:r>
-        <w:t xml:space="preserve">Last modified: 2026-10-25 16:51:29 (PDT)</w:t>
+        <w:t xml:space="preserve">Last modified: 2026-10-26 01:50:35 (PDT)</w:t>
       </w:r>
     </w:p>
     <w:bookmarkStart w:id="14" w:name="introduction"/>

--- a/logistic-inference-handout.docx
+++ b/logistic-inference-handout.docx
@@ -15,7 +15,7 @@
         <w:pStyle w:val="Date"/>
       </w:pPr>
       <w:r>
-        <w:t xml:space="preserve">Last modified: 2026-10-26 01:50:35 (PDT)</w:t>
+        <w:t xml:space="preserve">Last modified: 2026-10-26 03:19:48 (PDT)</w:t>
       </w:r>
     </w:p>
     <w:bookmarkStart w:id="14" w:name="introduction"/>
@@ -981,16 +981,709 @@
     </w:p>
     <w:bookmarkEnd w:id="13"/>
     <w:bookmarkEnd w:id="14"/>
-    <w:bookmarkStart w:id="32" w:name="deviance"/>
+    <w:bookmarkStart w:id="38" w:name="X8300d6e69932a351f6fc342930877eb877429de"/>
     <w:p>
       <w:pPr>
         <w:pStyle w:val="Heading2"/>
       </w:pPr>
       <w:r>
-        <w:t xml:space="preserve">2 Deviance</w:t>
+        <w:t xml:space="preserve">2 Fitting by iteratively reweighted least squares</w:t>
       </w:r>
     </w:p>
-    <w:bookmarkStart w:id="16" w:name="def-deviance"/>
+    <w:tbl>
+      <w:tblPr>
+        <w:tblStyle w:val="Table"/>
+        <w:tblInd w:w="164" w:type="dxa"/>
+        <w:tblBorders>
+          <w:left w:val="single" w:sz="24" w:space="0" w:color="0758E5"/>
+        </w:tblBorders>
+        <w:tblCellMar>
+          <w:left w:w="0" w:type="dxa"/>
+          <w:right w:w="0" w:type="dxa"/>
+        </w:tblCellMar>
+        <w:tblLook w:firstRow="0" w:lastRow="0" w:firstColumn="0" w:lastColumn="0" w:noHBand="0" w:noVBand="0" w:val="0000"/>
+      </w:tblPr>
+      <w:tblGrid>
+        <w:gridCol w:w="7920"/>
+      </w:tblGrid>
+      <w:tr>
+        <w:trPr>
+          <w:cantSplit/>
+        </w:trPr>
+        <w:tc>
+          <w:tcPr>
+            <w:tcMar>
+              <w:left w:w="144" w:type="dxa"/>
+              <w:right w:w="144" w:type="dxa"/>
+            </w:tcMar>
+          </w:tcPr>
+          <w:p>
+            <w:pPr>
+              <w:pStyle w:val="FirstParagraph"/>
+            </w:pPr>
+            <w:pPr>
+              <w:spacing w:before="0" w:after="8"/>
+              <w:jc w:val="center"/>
+            </w:pPr>
+            <w:r>
+              <w:drawing>
+                <wp:inline>
+                  <wp:extent cx="152400" cy="152400"/>
+                  <wp:effectExtent b="0" l="0" r="0" t="0"/>
+                  <wp:docPr descr="" title="" id="16" name="Picture"/>
+                  <a:graphic>
+                    <a:graphicData uri="http://schemas.openxmlformats.org/drawingml/2006/picture">
+                      <pic:pic>
+                        <pic:nvPicPr>
+                          <pic:cNvPr descr="/opt/quarto/share/formats/docx/note.png" id="17" name="Picture"/>
+                          <pic:cNvPicPr>
+                            <a:picLocks noChangeArrowheads="1" noChangeAspect="1"/>
+                          </pic:cNvPicPr>
+                        </pic:nvPicPr>
+                        <pic:blipFill>
+                          <a:blip r:embed="rId15"/>
+                          <a:stretch>
+                            <a:fillRect/>
+                          </a:stretch>
+                        </pic:blipFill>
+                        <pic:spPr bwMode="auto">
+                          <a:xfrm>
+                            <a:off x="0" y="0"/>
+                            <a:ext cx="152400" cy="152400"/>
+                          </a:xfrm>
+                          <a:prstGeom prst="rect">
+                            <a:avLst/>
+                          </a:prstGeom>
+                          <a:noFill/>
+                          <a:ln w="9525">
+                            <a:noFill/>
+                            <a:headEnd/>
+                            <a:tailEnd/>
+                          </a:ln>
+                        </pic:spPr>
+                      </pic:pic>
+                    </a:graphicData>
+                  </a:graphic>
+                </wp:inline>
+              </w:drawing>
+            </w:r>
+          </w:p>
+        </w:tc>
+        <w:tc>
+          <w:p>
+            <w:pPr>
+              <w:pStyle w:val="BodyText"/>
+            </w:pPr>
+            <w:pPr>
+              <w:spacing w:before="16" w:after="64"/>
+            </w:pPr>
+            <w:r>
+              <w:rPr>
+                <w:b/>
+                <w:bCs/>
+              </w:rPr>
+              <w:t xml:space="preserve">Note 1: Source and license: iteratively reweighted least squares</w:t>
+            </w:r>
+          </w:p>
+          <w:p>
+            <w:pPr>
+              <w:pStyle w:val="BodyText"/>
+            </w:pPr>
+            <w:pPr>
+              <w:spacing w:before="16"/>
+            </w:pPr>
+            <w:r>
+              <w:t xml:space="preserve">This section is adapted from the generalized linear model part of the Newton’s method lecture of</w:t>
+            </w:r>
+            <w:r>
+              <w:t xml:space="preserve"> </w:t>
+            </w:r>
+            <w:r>
+              <w:t xml:space="preserve">Zhou [3]</w:t>
+            </w:r>
+            <w:r>
+              <w:t xml:space="preserve">,</w:t>
+            </w:r>
+            <w:r>
+              <w:t xml:space="preserve"> </w:t>
+            </w:r>
+            <w:r>
+              <w:t xml:space="preserve">used under the MIT License.</w:t>
+            </w:r>
+            <w:r>
+              <w:t xml:space="preserve"> </w:t>
+            </w:r>
+            <w:r>
+              <w:t xml:space="preserve">The license text is:</w:t>
+            </w:r>
+          </w:p>
+          <w:p>
+            <w:pPr>
+              <w:pStyle w:val="SourceCode"/>
+            </w:pPr>
+            <w:r>
+              <w:rPr>
+                <w:rStyle w:val="VerbatimChar"/>
+              </w:rPr>
+              <w:t xml:space="preserve">Copyright (c) 2025 ucla-biostat-257</w:t>
+            </w:r>
+            <w:r>
+              <w:br/>
+            </w:r>
+            <w:r>
+              <w:br/>
+            </w:r>
+            <w:r>
+              <w:rPr>
+                <w:rStyle w:val="VerbatimChar"/>
+              </w:rPr>
+              <w:t xml:space="preserve">Permission is hereby granted, free of charge, to any person obtaining a copy</w:t>
+            </w:r>
+            <w:r>
+              <w:br/>
+            </w:r>
+            <w:r>
+              <w:rPr>
+                <w:rStyle w:val="VerbatimChar"/>
+              </w:rPr>
+              <w:t xml:space="preserve">of this software and associated documentation files (the "Software"), to deal</w:t>
+            </w:r>
+            <w:r>
+              <w:br/>
+            </w:r>
+            <w:r>
+              <w:rPr>
+                <w:rStyle w:val="VerbatimChar"/>
+              </w:rPr>
+              <w:t xml:space="preserve">in the Software without restriction, including without limitation the rights</w:t>
+            </w:r>
+            <w:r>
+              <w:br/>
+            </w:r>
+            <w:r>
+              <w:rPr>
+                <w:rStyle w:val="VerbatimChar"/>
+              </w:rPr>
+              <w:t xml:space="preserve">to use, copy, modify, merge, publish, distribute, sublicense, and/or sell</w:t>
+            </w:r>
+            <w:r>
+              <w:br/>
+            </w:r>
+            <w:r>
+              <w:rPr>
+                <w:rStyle w:val="VerbatimChar"/>
+              </w:rPr>
+              <w:t xml:space="preserve">copies of the Software, and to permit persons to whom the Software is</w:t>
+            </w:r>
+            <w:r>
+              <w:br/>
+            </w:r>
+            <w:r>
+              <w:rPr>
+                <w:rStyle w:val="VerbatimChar"/>
+              </w:rPr>
+              <w:t xml:space="preserve">furnished to do so, subject to the following conditions:</w:t>
+            </w:r>
+            <w:r>
+              <w:br/>
+            </w:r>
+            <w:r>
+              <w:br/>
+            </w:r>
+            <w:r>
+              <w:rPr>
+                <w:rStyle w:val="VerbatimChar"/>
+              </w:rPr>
+              <w:t xml:space="preserve">The above copyright notice and this permission notice shall be included in all</w:t>
+            </w:r>
+            <w:r>
+              <w:br/>
+            </w:r>
+            <w:r>
+              <w:rPr>
+                <w:rStyle w:val="VerbatimChar"/>
+              </w:rPr>
+              <w:t xml:space="preserve">copies or substantial portions of the Software.</w:t>
+            </w:r>
+            <w:r>
+              <w:br/>
+            </w:r>
+            <w:r>
+              <w:br/>
+            </w:r>
+            <w:r>
+              <w:rPr>
+                <w:rStyle w:val="VerbatimChar"/>
+              </w:rPr>
+              <w:t xml:space="preserve">THE SOFTWARE IS PROVIDED "AS IS", WITHOUT WARRANTY OF ANY KIND, EXPRESS OR</w:t>
+            </w:r>
+            <w:r>
+              <w:br/>
+            </w:r>
+            <w:r>
+              <w:rPr>
+                <w:rStyle w:val="VerbatimChar"/>
+              </w:rPr>
+              <w:t xml:space="preserve">IMPLIED, INCLUDING BUT NOT LIMITED TO THE WARRANTIES OF MERCHANTABILITY,</w:t>
+            </w:r>
+            <w:r>
+              <w:br/>
+            </w:r>
+            <w:r>
+              <w:rPr>
+                <w:rStyle w:val="VerbatimChar"/>
+              </w:rPr>
+              <w:t xml:space="preserve">FITNESS FOR A PARTICULAR PURPOSE AND NONINFRINGEMENT.</w:t>
+            </w:r>
+            <w:r>
+              <w:br/>
+            </w:r>
+            <w:r>
+              <w:rPr>
+                <w:rStyle w:val="VerbatimChar"/>
+              </w:rPr>
+              <w:t xml:space="preserve">IN NO EVENT SHALL THE</w:t>
+            </w:r>
+            <w:r>
+              <w:br/>
+            </w:r>
+            <w:r>
+              <w:rPr>
+                <w:rStyle w:val="VerbatimChar"/>
+              </w:rPr>
+              <w:t xml:space="preserve">AUTHORS OR COPYRIGHT HOLDERS BE LIABLE FOR ANY CLAIM, DAMAGES OR OTHER</w:t>
+            </w:r>
+            <w:r>
+              <w:br/>
+            </w:r>
+            <w:r>
+              <w:rPr>
+                <w:rStyle w:val="VerbatimChar"/>
+              </w:rPr>
+              <w:t xml:space="preserve">LIABILITY, WHETHER IN AN ACTION OF CONTRACT, TORT OR OTHERWISE, ARISING FROM,</w:t>
+            </w:r>
+            <w:r>
+              <w:br/>
+            </w:r>
+            <w:r>
+              <w:rPr>
+                <w:rStyle w:val="VerbatimChar"/>
+              </w:rPr>
+              <w:t xml:space="preserve">OUT OF OR IN CONNECTION WITH THE SOFTWARE OR THE USE OR OTHER DEALINGS IN THE</w:t>
+            </w:r>
+            <w:r>
+              <w:br/>
+            </w:r>
+            <w:r>
+              <w:rPr>
+                <w:rStyle w:val="VerbatimChar"/>
+              </w:rPr>
+              <w:t xml:space="preserve">SOFTWARE.</w:t>
+            </w:r>
+          </w:p>
+          <w:p>
+            <w:pPr>
+              <w:pStyle w:val="FirstParagraph"/>
+            </w:pPr>
+            <w:pPr>
+              <w:spacing w:after="16"/>
+            </w:pPr>
+            <w:r>
+              <w:t xml:space="preserve">The source writes the logistic</w:t>
+            </w:r>
+            <w:r>
+              <w:t xml:space="preserve"> </w:t>
+            </w:r>
+            <w:hyperlink r:id="rId18">
+              <w:r>
+                <w:rPr>
+                  <w:rStyle w:val="Hyperlink"/>
+                </w:rPr>
+                <w:t xml:space="preserve">score</w:t>
+              </w:r>
+            </w:hyperlink>
+            <w:r>
+              <w:t xml:space="preserve"> </w:t>
+            </w:r>
+            <w:r>
+              <w:t xml:space="preserve">and information, notes that Newton’s method and</w:t>
+            </w:r>
+            <w:r>
+              <w:t xml:space="preserve"> </w:t>
+            </w:r>
+            <w:hyperlink r:id="rId19">
+              <w:r>
+                <w:rPr>
+                  <w:rStyle w:val="Hyperlink"/>
+                </w:rPr>
+                <w:t xml:space="preserve">Fisher scoring</w:t>
+              </w:r>
+            </w:hyperlink>
+            <w:r>
+              <w:t xml:space="preserve"> </w:t>
+            </w:r>
+            <w:r>
+              <w:t xml:space="preserve">coincide, and rewrites the step as a weighted least squares fit.</w:t>
+            </w:r>
+            <w:r>
+              <w:t xml:space="preserve"> </w:t>
+            </w:r>
+            <w:r>
+              <w:t xml:space="preserve">Here the step is stated as a theorem and proved, with the step length fixed at</w:t>
+            </w:r>
+            <w:r>
+              <w:t xml:space="preserve"> </w:t>
+            </w:r>
+            <m:oMath>
+              <m:r>
+                <m:t>1</m:t>
+              </m:r>
+            </m:oMath>
+            <w:r>
+              <w:t xml:space="preserve">.</w:t>
+            </w:r>
+            <w:r>
+              <w:t xml:space="preserve"> </w:t>
+            </w:r>
+            <w:r>
+              <w:t xml:space="preserve">The example, using the six-patient trial, is new.</w:t>
+            </w:r>
+            <w:r>
+              <w:t xml:space="preserve"> </w:t>
+            </w:r>
+            <w:r>
+              <w:t xml:space="preserve">The source’s treatment of general generalized linear models, Gauss-Newton and Levenberg-Marquardt is not part of this section.</w:t>
+            </w:r>
+            <w:r>
+              <w:t xml:space="preserve"> </w:t>
+            </w:r>
+            <w:r>
+              <w:t xml:space="preserve">The general optimization methods behind</w:t>
+            </w:r>
+            <w:r>
+              <w:t xml:space="preserve"> </w:t>
+            </w:r>
+            <w:hyperlink w:anchor="def-irls">
+              <w:r>
+                <w:rPr>
+                  <w:rStyle w:val="Hyperlink"/>
+                </w:rPr>
+                <w:t xml:space="preserve">IRLS</w:t>
+              </w:r>
+            </w:hyperlink>
+            <w:r>
+              <w:t xml:space="preserve"> </w:t>
+            </w:r>
+            <w:r>
+              <w:t xml:space="preserve">are on the</w:t>
+            </w:r>
+            <w:r>
+              <w:t xml:space="preserve"> </w:t>
+            </w:r>
+            <w:hyperlink r:id="rId20">
+              <w:r>
+                <w:rPr>
+                  <w:rStyle w:val="Hyperlink"/>
+                </w:rPr>
+                <w:t xml:space="preserve">Optimization</w:t>
+              </w:r>
+            </w:hyperlink>
+            <w:r>
+              <w:t xml:space="preserve"> </w:t>
+            </w:r>
+            <w:r>
+              <w:t xml:space="preserve">page of the math notes.</w:t>
+            </w:r>
+          </w:p>
+        </w:tc>
+      </w:tr>
+    </w:tbl>
+    <w:bookmarkStart w:id="23" w:name="def-irls"/>
+    <w:p>
+      <w:pPr>
+        <w:pStyle w:val="BodyText"/>
+      </w:pPr>
+      <w:r>
+        <w:rPr>
+          <w:b/>
+          <w:bCs/>
+        </w:rPr>
+        <w:t xml:space="preserve">Definition 2 (Iteratively reweighted least squares (IRLS))</w:t>
+      </w:r>
+      <w:r>
+        <w:t xml:space="preserve"> </w:t>
+      </w:r>
+      <w:r>
+        <w:t xml:space="preserve">Suppose the outcomes follow the</w:t>
+      </w:r>
+      <w:r>
+        <w:t xml:space="preserve"> </w:t>
+      </w:r>
+      <w:hyperlink w:anchor="def-logistic-regression">
+        <w:r>
+          <w:rPr>
+            <w:rStyle w:val="Hyperlink"/>
+          </w:rPr>
+          <w:t xml:space="preserve">logistic regression model</w:t>
+        </w:r>
+      </w:hyperlink>
+      <w:r>
+        <w:t xml:space="preserve">.</w:t>
+      </w:r>
+      <w:r>
+        <w:t xml:space="preserve"> </w:t>
+      </w:r>
+      <w:r>
+        <w:t xml:space="preserve">Let</w:t>
+      </w:r>
+      <w:r>
+        <w:t xml:space="preserve"> </w:t>
+      </w:r>
+      <m:oMath>
+        <m:r>
+          <m:t>X</m:t>
+        </m:r>
+      </m:oMath>
+      <w:r>
+        <w:t xml:space="preserve"> </w:t>
+      </w:r>
+      <w:r>
+        <w:t xml:space="preserve">be the matrix whose rows are</w:t>
+      </w:r>
+      <w:r>
+        <w:t xml:space="preserve"> </w:t>
+      </w:r>
+      <w:r>
+        <w:t xml:space="preserve">${\mathord{\smash[b]{\underset{\raise.3ex\hbox{$\scriptstyle\sim$}}{x}}\vphantom{x}}_{i}}^{\top}$</w:t>
+      </w:r>
+      <w:r>
+        <w:t xml:space="preserve">.</w:t>
+      </w:r>
+      <w:r>
+        <w:t xml:space="preserve"> </w:t>
+      </w:r>
+      <w:r>
+        <w:t xml:space="preserve">From a current</w:t>
+      </w:r>
+      <w:r>
+        <w:t xml:space="preserve"> </w:t>
+      </w:r>
+      <w:hyperlink r:id="rId21">
+        <w:r>
+          <w:rPr>
+            <w:rStyle w:val="Hyperlink"/>
+          </w:rPr>
+          <w:t xml:space="preserve">estimate</w:t>
+        </w:r>
+      </w:hyperlink>
+      <w:r>
+        <w:t xml:space="preserve"> </w:t>
+      </w:r>
+      <w:r>
+        <w:t xml:space="preserve">$\mathord{\smash[b]{\underset{\raise.3ex\hbox{$\scriptstyle\sim$}}{\beta}}\vphantom{\beta}}^*$</w:t>
+      </w:r>
+      <w:r>
+        <w:t xml:space="preserve"> </w:t>
+      </w:r>
+      <w:r>
+        <w:t xml:space="preserve">with fitted</w:t>
+      </w:r>
+      <w:r>
+        <w:t xml:space="preserve"> </w:t>
+      </w:r>
+      <w:hyperlink r:id="rId22">
+        <w:r>
+          <w:rPr>
+            <w:rStyle w:val="Hyperlink"/>
+          </w:rPr>
+          <w:t xml:space="preserve">probabilities</w:t>
+        </w:r>
+      </w:hyperlink>
+      <w:r>
+        <w:t xml:space="preserve"> </w:t>
+      </w:r>
+      <m:oMath>
+        <m:sSubSup>
+          <m:e>
+            <m:r>
+              <m:t>π</m:t>
+            </m:r>
+          </m:e>
+          <m:sub>
+            <m:r>
+              <m:t>i</m:t>
+            </m:r>
+          </m:sub>
+          <m:sup>
+            <m:r>
+              <m:rPr>
+                <m:sty m:val="p"/>
+              </m:rPr>
+              <m:t>*</m:t>
+            </m:r>
+          </m:sup>
+        </m:sSubSup>
+      </m:oMath>
+      <w:r>
+        <w:t xml:space="preserve"> </w:t>
+      </w:r>
+      <w:r>
+        <w:t xml:space="preserve">(collected in</w:t>
+      </w:r>
+      <w:r>
+        <w:t xml:space="preserve"> </w:t>
+      </w:r>
+      <w:r>
+        <w:t xml:space="preserve">$\mathord{\smash[b]{\underset{\raise.3ex\hbox{$\scriptstyle\sim$}}{\pi}}\vphantom{\pi}}^*$</w:t>
+      </w:r>
+      <w:r>
+        <w:t xml:space="preserve">), form</w:t>
+      </w:r>
+    </w:p>
+    <w:p>
+      <w:pPr>
+        <w:pStyle w:val="Compact"/>
+        <w:numPr>
+          <w:ilvl w:val="0"/>
+          <w:numId w:val="1001"/>
+        </w:numPr>
+      </w:pPr>
+      <w:r>
+        <w:t xml:space="preserve">the weights</w:t>
+      </w:r>
+      <w:r>
+        <w:t xml:space="preserve"> </w:t>
+      </w:r>
+      <m:oMath>
+        <m:sSub>
+          <m:e>
+            <m:r>
+              <m:t>w</m:t>
+            </m:r>
+          </m:e>
+          <m:sub>
+            <m:r>
+              <m:t>i</m:t>
+            </m:r>
+          </m:sub>
+        </m:sSub>
+        <m:r>
+          <m:rPr>
+            <m:sty m:val="p"/>
+          </m:rPr>
+          <m:t>=</m:t>
+        </m:r>
+        <m:sSubSup>
+          <m:e>
+            <m:r>
+              <m:t>π</m:t>
+            </m:r>
+          </m:e>
+          <m:sub>
+            <m:r>
+              <m:t>i</m:t>
+            </m:r>
+          </m:sub>
+          <m:sup>
+            <m:r>
+              <m:rPr>
+                <m:sty m:val="p"/>
+              </m:rPr>
+              <m:t>*</m:t>
+            </m:r>
+          </m:sup>
+        </m:sSubSup>
+        <m:r>
+          <m:t>​</m:t>
+        </m:r>
+        <m:d>
+          <m:dPr>
+            <m:begChr m:val="("/>
+            <m:sepChr m:val=""/>
+            <m:endChr m:val=")"/>
+            <m:grow/>
+          </m:dPr>
+          <m:e>
+            <m:r>
+              <m:t>1</m:t>
+            </m:r>
+            <m:r>
+              <m:rPr>
+                <m:sty m:val="p"/>
+              </m:rPr>
+              <m:t>−</m:t>
+            </m:r>
+            <m:sSubSup>
+              <m:e>
+                <m:r>
+                  <m:t>π</m:t>
+                </m:r>
+              </m:e>
+              <m:sub>
+                <m:r>
+                  <m:t>i</m:t>
+                </m:r>
+              </m:sub>
+              <m:sup>
+                <m:r>
+                  <m:rPr>
+                    <m:sty m:val="p"/>
+                  </m:rPr>
+                  <m:t>*</m:t>
+                </m:r>
+              </m:sup>
+            </m:sSubSup>
+          </m:e>
+        </m:d>
+        <m:r>
+          <m:t>​</m:t>
+        </m:r>
+      </m:oMath>
+      <w:r>
+        <w:t xml:space="preserve">, collected in the diagonal matrix</w:t>
+      </w:r>
+      <w:r>
+        <w:t xml:space="preserve"> </w:t>
+      </w:r>
+      <m:oMath>
+        <m:r>
+          <m:t>W</m:t>
+        </m:r>
+      </m:oMath>
+      <w:r>
+        <w:t xml:space="preserve">;</w:t>
+      </w:r>
+    </w:p>
+    <w:p>
+      <w:pPr>
+        <w:pStyle w:val="Compact"/>
+        <w:numPr>
+          <w:ilvl w:val="0"/>
+          <w:numId w:val="1001"/>
+        </w:numPr>
+      </w:pPr>
+      <w:r>
+        <w:t xml:space="preserve">the working responses</w:t>
+      </w:r>
+      <w:r>
+        <w:t xml:space="preserve"> </w:t>
+      </w:r>
+      <w:r>
+        <w:t xml:space="preserve">$z_{i} = \mathord{\smash[b]{\underset{\raise.3ex\hbox{$\scriptstyle\sim$}}{\beta}}\vphantom{\beta}}^* \cdot \mathord{\smash[b]{\underset{\raise.3ex\hbox{$\scriptstyle\sim$}}{x}}\vphantom{x}}_{i} + \mathopen{}\left(y_{i} - \pi_{i}^*\right)\mathclose{} / w_{i}$</w:t>
+      </w:r>
+      <w:r>
+        <w:t xml:space="preserve">, collected in</w:t>
+      </w:r>
+      <w:r>
+        <w:t xml:space="preserve"> </w:t>
+      </w:r>
+      <w:r>
+        <w:t xml:space="preserve">$\mathord{\smash[b]{\underset{\raise.3ex\hbox{$\scriptstyle\sim$}}{z}}\vphantom{z}}$</w:t>
+      </w:r>
+      <w:r>
+        <w:t xml:space="preserve">.</w:t>
+      </w:r>
+    </w:p>
     <w:p>
       <w:pPr>
         <w:pStyle w:val="FirstParagraph"/>
@@ -1000,7 +1693,3559 @@
           <w:b/>
           <w:bCs/>
         </w:rPr>
-        <w:t xml:space="preserve">Definition 2 (Deviance)</w:t>
+        <w:t xml:space="preserve">Iteratively reweighted least squares</w:t>
+      </w:r>
+      <w:r>
+        <w:t xml:space="preserve"> </w:t>
+      </w:r>
+      <w:r>
+        <w:t xml:space="preserve">replaces</w:t>
+      </w:r>
+      <w:r>
+        <w:t xml:space="preserve"> </w:t>
+      </w:r>
+      <w:r>
+        <w:t xml:space="preserve">$\mathord{\smash[b]{\underset{\raise.3ex\hbox{$\scriptstyle\sim$}}{\beta}}\vphantom{\beta}}^*$</w:t>
+      </w:r>
+      <w:r>
+        <w:t xml:space="preserve"> </w:t>
+      </w:r>
+      <w:r>
+        <w:t xml:space="preserve">by the weighted least squares fit of</w:t>
+      </w:r>
+      <w:r>
+        <w:t xml:space="preserve"> </w:t>
+      </w:r>
+      <w:r>
+        <w:t xml:space="preserve">$\mathord{\smash[b]{\underset{\raise.3ex\hbox{$\scriptstyle\sim$}}{z}}\vphantom{z}}$</w:t>
+      </w:r>
+      <w:r>
+        <w:t xml:space="preserve"> </w:t>
+      </w:r>
+      <w:r>
+        <w:t xml:space="preserve">on</w:t>
+      </w:r>
+      <w:r>
+        <w:t xml:space="preserve"> </w:t>
+      </w:r>
+      <m:oMath>
+        <m:r>
+          <m:t>X</m:t>
+        </m:r>
+      </m:oMath>
+      <w:r>
+        <w:t xml:space="preserve">,</w:t>
+      </w:r>
+      <w:r>
+        <w:t xml:space="preserve"> </w:t>
+      </w:r>
+      <w:r>
+        <w:t xml:space="preserve">the minimizer of</w:t>
+      </w:r>
+      <w:r>
+        <w:t xml:space="preserve"> </w:t>
+      </w:r>
+      <w:r>
+        <w:t xml:space="preserve">$\sum_{i=1}^{n} w_{i} \mathopen{}\left(z_{i} - \mathord{\smash[b]{\underset{\raise.3ex\hbox{$\scriptstyle\sim$}}{\beta}}\vphantom{\beta}} \cdot \mathord{\smash[b]{\underset{\raise.3ex\hbox{$\scriptstyle\sim$}}{x}}\vphantom{x}}_{i}\right)\mathclose{}^2$</w:t>
+      </w:r>
+      <w:r>
+        <w:t xml:space="preserve">,</w:t>
+      </w:r>
+      <w:r>
+        <w:t xml:space="preserve"> </w:t>
+      </w:r>
+      <w:r>
+        <w:t xml:space="preserve">which is</w:t>
+      </w:r>
+    </w:p>
+    <w:p>
+      <w:pPr>
+        <w:pStyle w:val="BodyText"/>
+      </w:pPr>
+      <w:r>
+        <w:t xml:space="preserve">$$
+    {\mathopen{}\left(\mathopen{}\left({X}^{\top} W X\right)\mathclose{}\right)\mathclose{}}^{-1} {X}^{\top} W \mathord{\smash[b]{\underset{\raise.3ex\hbox{$\scriptstyle\sim$}}{z}}\vphantom{z}},
+    $$</w:t>
+      </w:r>
+    </w:p>
+    <w:p>
+      <w:pPr>
+        <w:pStyle w:val="FirstParagraph"/>
+      </w:pPr>
+      <w:r>
+        <w:t xml:space="preserve">and repeats until the estimate stops changing.</w:t>
+      </w:r>
+    </w:p>
+    <w:bookmarkEnd w:id="23"/>
+    <w:bookmarkStart w:id="24" w:name="exr-irls-step"/>
+    <w:p>
+      <w:pPr>
+        <w:pStyle w:val="BodyText"/>
+      </w:pPr>
+      <w:r>
+        <w:rPr>
+          <w:b/>
+          <w:bCs/>
+        </w:rPr>
+        <w:t xml:space="preserve">Exercise 1 (One IRLS step for the six-patient trial)</w:t>
+      </w:r>
+      <w:r>
+        <w:t xml:space="preserve"> </w:t>
+      </w:r>
+      <w:r>
+        <w:t xml:space="preserve">In the</w:t>
+      </w:r>
+      <w:r>
+        <w:t xml:space="preserve"> </w:t>
+      </w:r>
+      <w:hyperlink w:anchor="exm-logistic-regression">
+        <w:r>
+          <w:rPr>
+            <w:rStyle w:val="Hyperlink"/>
+          </w:rPr>
+          <w:t xml:space="preserve">six-patient trial</w:t>
+        </w:r>
+      </w:hyperlink>
+      <w:r>
+        <w:t xml:space="preserve">, start from</w:t>
+      </w:r>
+      <w:r>
+        <w:t xml:space="preserve"> </w:t>
+      </w:r>
+      <w:r>
+        <w:t xml:space="preserve">$\mathord{\smash[b]{\underset{\raise.3ex\hbox{$\scriptstyle\sim$}}{\beta}}\vphantom{\beta}}^* = \mathord{\smash[b]{\underset{\raise.3ex\hbox{$\scriptstyle\sim$}}{0}}\vphantom{0}}$</w:t>
+      </w:r>
+      <w:r>
+        <w:t xml:space="preserve">.</w:t>
+      </w:r>
+    </w:p>
+    <w:p>
+      <w:pPr>
+        <w:pStyle w:val="Compact"/>
+        <w:numPr>
+          <w:ilvl w:val="0"/>
+          <w:numId w:val="1002"/>
+        </w:numPr>
+      </w:pPr>
+      <w:r>
+        <w:t xml:space="preserve">Find the fitted</w:t>
+      </w:r>
+      <w:r>
+        <w:t xml:space="preserve"> </w:t>
+      </w:r>
+      <w:hyperlink r:id="rId22">
+        <w:r>
+          <w:rPr>
+            <w:rStyle w:val="Hyperlink"/>
+          </w:rPr>
+          <w:t xml:space="preserve">probabilities</w:t>
+        </w:r>
+      </w:hyperlink>
+      <w:r>
+        <w:t xml:space="preserve">, the weights and the working responses.</w:t>
+      </w:r>
+    </w:p>
+    <w:p>
+      <w:pPr>
+        <w:pStyle w:val="Compact"/>
+        <w:numPr>
+          <w:ilvl w:val="0"/>
+          <w:numId w:val="1002"/>
+        </w:numPr>
+      </w:pPr>
+      <w:r>
+        <w:t xml:space="preserve">Compute</w:t>
+      </w:r>
+      <w:r>
+        <w:t xml:space="preserve"> </w:t>
+      </w:r>
+      <m:oMath>
+        <m:sSup>
+          <m:e>
+            <m:r>
+              <m:t>X</m:t>
+            </m:r>
+          </m:e>
+          <m:sup>
+            <m:r>
+              <m:rPr>
+                <m:sty m:val="p"/>
+              </m:rPr>
+              <m:t>⊤</m:t>
+            </m:r>
+          </m:sup>
+        </m:sSup>
+        <m:r>
+          <m:t>W</m:t>
+        </m:r>
+        <m:r>
+          <m:t>X</m:t>
+        </m:r>
+      </m:oMath>
+      <w:r>
+        <w:t xml:space="preserve"> </w:t>
+      </w:r>
+      <w:r>
+        <w:t xml:space="preserve">and</w:t>
+      </w:r>
+      <w:r>
+        <w:t xml:space="preserve"> </w:t>
+      </w:r>
+      <w:r>
+        <w:t xml:space="preserve">${X}^{\top} W \mathord{\smash[b]{\underset{\raise.3ex\hbox{$\scriptstyle\sim$}}{z}}\vphantom{z}}$</w:t>
+      </w:r>
+      <w:r>
+        <w:t xml:space="preserve">.</w:t>
+      </w:r>
+    </w:p>
+    <w:p>
+      <w:pPr>
+        <w:pStyle w:val="Compact"/>
+        <w:numPr>
+          <w:ilvl w:val="0"/>
+          <w:numId w:val="1002"/>
+        </w:numPr>
+      </w:pPr>
+      <w:r>
+        <w:t xml:space="preserve">Compute the updated coefficients</w:t>
+      </w:r>
+      <w:r>
+        <w:t xml:space="preserve"> </w:t>
+      </w:r>
+      <w:r>
+        <w:t xml:space="preserve">${\mathopen{}\left(\mathopen{}\left({X}^{\top} W X\right)\mathclose{}\right)\mathclose{}}^{-1} {X}^{\top} W \mathord{\smash[b]{\underset{\raise.3ex\hbox{$\scriptstyle\sim$}}{z}}\vphantom{z}}$</w:t>
+      </w:r>
+      <w:r>
+        <w:t xml:space="preserve">.</w:t>
+      </w:r>
+    </w:p>
+    <w:bookmarkEnd w:id="24"/>
+    <w:bookmarkStart w:id="27" w:name="sol-irls-step"/>
+    <w:p>
+      <w:pPr>
+        <w:pStyle w:val="FirstParagraph"/>
+      </w:pPr>
+      <w:r>
+        <w:rPr>
+          <w:i/>
+          <w:iCs/>
+        </w:rPr>
+        <w:t xml:space="preserve">Solution 1</w:t>
+      </w:r>
+      <w:r>
+        <w:t xml:space="preserve">. </w:t>
+      </w:r>
+      <w:r>
+        <w:t xml:space="preserve">Here the rows of</w:t>
+      </w:r>
+      <w:r>
+        <w:t xml:space="preserve"> </w:t>
+      </w:r>
+      <m:oMath>
+        <m:r>
+          <m:t>X</m:t>
+        </m:r>
+      </m:oMath>
+      <w:r>
+        <w:t xml:space="preserve"> </w:t>
+      </w:r>
+      <w:r>
+        <w:t xml:space="preserve">are</w:t>
+      </w:r>
+      <w:r>
+        <w:t xml:space="preserve"> </w:t>
+      </w:r>
+      <m:oMath>
+        <m:r>
+          <m:rPr>
+            <m:sty m:val="p"/>
+          </m:rPr>
+          <m:t>(</m:t>
+        </m:r>
+        <m:r>
+          <m:t>1</m:t>
+        </m:r>
+        <m:r>
+          <m:rPr>
+            <m:sty m:val="p"/>
+          </m:rPr>
+          <m:t>,</m:t>
+        </m:r>
+        <m:r>
+          <m:rPr>
+            <m:sty m:val="p"/>
+          </m:rPr>
+          <m:t>−</m:t>
+        </m:r>
+        <m:r>
+          <m:t>1</m:t>
+        </m:r>
+        <m:r>
+          <m:rPr>
+            <m:sty m:val="p"/>
+          </m:rPr>
+          <m:t>)</m:t>
+        </m:r>
+      </m:oMath>
+      <w:r>
+        <w:t xml:space="preserve"> </w:t>
+      </w:r>
+      <w:r>
+        <w:t xml:space="preserve">for the three patients in the group coded</w:t>
+      </w:r>
+      <w:r>
+        <w:t xml:space="preserve"> </w:t>
+      </w:r>
+      <m:oMath>
+        <m:r>
+          <m:rPr>
+            <m:sty m:val="p"/>
+          </m:rPr>
+          <m:t>−</m:t>
+        </m:r>
+        <m:r>
+          <m:t>1</m:t>
+        </m:r>
+      </m:oMath>
+      <w:r>
+        <w:t xml:space="preserve"> </w:t>
+      </w:r>
+      <w:r>
+        <w:t xml:space="preserve">and</w:t>
+      </w:r>
+      <w:r>
+        <w:t xml:space="preserve"> </w:t>
+      </w:r>
+      <m:oMath>
+        <m:r>
+          <m:rPr>
+            <m:sty m:val="p"/>
+          </m:rPr>
+          <m:t>(</m:t>
+        </m:r>
+        <m:r>
+          <m:t>1</m:t>
+        </m:r>
+        <m:r>
+          <m:rPr>
+            <m:sty m:val="p"/>
+          </m:rPr>
+          <m:t>,</m:t>
+        </m:r>
+        <m:r>
+          <m:t>1</m:t>
+        </m:r>
+        <m:r>
+          <m:rPr>
+            <m:sty m:val="p"/>
+          </m:rPr>
+          <m:t>)</m:t>
+        </m:r>
+      </m:oMath>
+      <w:r>
+        <w:t xml:space="preserve"> </w:t>
+      </w:r>
+      <w:r>
+        <w:t xml:space="preserve">for the three treated patients,</w:t>
+      </w:r>
+      <w:r>
+        <w:t xml:space="preserve"> </w:t>
+      </w:r>
+      <w:r>
+        <w:t xml:space="preserve">and</w:t>
+      </w:r>
+      <w:r>
+        <w:t xml:space="preserve"> </w:t>
+      </w:r>
+      <w:r>
+        <w:t xml:space="preserve">$\mathord{\smash[b]{\underset{\raise.3ex\hbox{$\scriptstyle\sim$}}{y}}\vphantom{y}}= {(0, 0, 1, 0, 1, 1)}^{\top}$</w:t>
+      </w:r>
+      <w:r>
+        <w:t xml:space="preserve">.</w:t>
+      </w:r>
+    </w:p>
+    <w:p>
+      <w:pPr>
+        <w:pStyle w:val="BodyText"/>
+      </w:pPr>
+      <w:r>
+        <w:rPr>
+          <w:b/>
+          <w:bCs/>
+        </w:rPr>
+        <w:t xml:space="preserve">1.</w:t>
+      </w:r>
+      <w:r>
+        <w:t xml:space="preserve"> </w:t>
+      </w:r>
+      <w:r>
+        <w:t xml:space="preserve">At</w:t>
+      </w:r>
+      <w:r>
+        <w:t xml:space="preserve"> </w:t>
+      </w:r>
+      <w:r>
+        <w:t xml:space="preserve">$\mathord{\smash[b]{\underset{\raise.3ex\hbox{$\scriptstyle\sim$}}{\beta}}\vphantom{\beta}}^* = \mathord{\smash[b]{\underset{\raise.3ex\hbox{$\scriptstyle\sim$}}{0}}\vphantom{0}}$</w:t>
+      </w:r>
+      <w:r>
+        <w:t xml:space="preserve"> </w:t>
+      </w:r>
+      <w:r>
+        <w:t xml:space="preserve">every fitted</w:t>
+      </w:r>
+      <w:r>
+        <w:t xml:space="preserve"> </w:t>
+      </w:r>
+      <w:hyperlink r:id="rId22">
+        <w:r>
+          <w:rPr>
+            <w:rStyle w:val="Hyperlink"/>
+          </w:rPr>
+          <w:t xml:space="preserve">probability</w:t>
+        </w:r>
+      </w:hyperlink>
+      <w:r>
+        <w:t xml:space="preserve"> </w:t>
+      </w:r>
+      <w:r>
+        <w:t xml:space="preserve">is</w:t>
+      </w:r>
+      <w:r>
+        <w:t xml:space="preserve"> </w:t>
+      </w:r>
+      <m:oMath>
+        <m:r>
+          <m:rPr>
+            <m:sty m:val="p"/>
+          </m:rPr>
+          <m:t>expit</m:t>
+        </m:r>
+        <m:r>
+          <m:t>​</m:t>
+        </m:r>
+        <m:d>
+          <m:dPr>
+            <m:begChr m:val="("/>
+            <m:sepChr m:val=""/>
+            <m:endChr m:val=")"/>
+            <m:grow/>
+          </m:dPr>
+          <m:e>
+            <m:r>
+              <m:t>0</m:t>
+            </m:r>
+          </m:e>
+        </m:d>
+        <m:r>
+          <m:t>​</m:t>
+        </m:r>
+        <m:r>
+          <m:rPr>
+            <m:sty m:val="p"/>
+          </m:rPr>
+          <m:t>=</m:t>
+        </m:r>
+        <m:r>
+          <m:t>1</m:t>
+        </m:r>
+        <m:r>
+          <m:rPr>
+            <m:sty m:val="p"/>
+          </m:rPr>
+          <m:t>/</m:t>
+        </m:r>
+        <m:r>
+          <m:t>2</m:t>
+        </m:r>
+      </m:oMath>
+      <w:r>
+        <w:t xml:space="preserve">,</w:t>
+      </w:r>
+      <w:r>
+        <w:t xml:space="preserve"> </w:t>
+      </w:r>
+      <w:r>
+        <w:t xml:space="preserve">so every weight is</w:t>
+      </w:r>
+      <w:r>
+        <w:t xml:space="preserve"> </w:t>
+      </w:r>
+      <m:oMath>
+        <m:sSub>
+          <m:e>
+            <m:r>
+              <m:t>w</m:t>
+            </m:r>
+          </m:e>
+          <m:sub>
+            <m:r>
+              <m:t>i</m:t>
+            </m:r>
+          </m:sub>
+        </m:sSub>
+        <m:r>
+          <m:rPr>
+            <m:sty m:val="p"/>
+          </m:rPr>
+          <m:t>=</m:t>
+        </m:r>
+        <m:r>
+          <m:rPr>
+            <m:sty m:val="p"/>
+          </m:rPr>
+          <m:t>(</m:t>
+        </m:r>
+        <m:r>
+          <m:t>1</m:t>
+        </m:r>
+        <m:r>
+          <m:rPr>
+            <m:sty m:val="p"/>
+          </m:rPr>
+          <m:t>/</m:t>
+        </m:r>
+        <m:r>
+          <m:t>2</m:t>
+        </m:r>
+        <m:r>
+          <m:rPr>
+            <m:sty m:val="p"/>
+          </m:rPr>
+          <m:t>)</m:t>
+        </m:r>
+        <m:r>
+          <m:rPr>
+            <m:sty m:val="p"/>
+          </m:rPr>
+          <m:t>(</m:t>
+        </m:r>
+        <m:r>
+          <m:t>1</m:t>
+        </m:r>
+        <m:r>
+          <m:rPr>
+            <m:sty m:val="p"/>
+          </m:rPr>
+          <m:t>/</m:t>
+        </m:r>
+        <m:r>
+          <m:t>2</m:t>
+        </m:r>
+        <m:r>
+          <m:rPr>
+            <m:sty m:val="p"/>
+          </m:rPr>
+          <m:t>)</m:t>
+        </m:r>
+        <m:r>
+          <m:rPr>
+            <m:sty m:val="p"/>
+          </m:rPr>
+          <m:t>=</m:t>
+        </m:r>
+        <m:r>
+          <m:t>1</m:t>
+        </m:r>
+        <m:r>
+          <m:rPr>
+            <m:sty m:val="p"/>
+          </m:rPr>
+          <m:t>/</m:t>
+        </m:r>
+        <m:r>
+          <m:t>4</m:t>
+        </m:r>
+      </m:oMath>
+      <w:r>
+        <w:t xml:space="preserve">.</w:t>
+      </w:r>
+      <w:r>
+        <w:t xml:space="preserve"> </w:t>
+      </w:r>
+      <w:r>
+        <w:t xml:space="preserve">The working responses are</w:t>
+      </w:r>
+      <w:r>
+        <w:t xml:space="preserve"> </w:t>
+      </w:r>
+      <m:oMath>
+        <m:sSub>
+          <m:e>
+            <m:r>
+              <m:t>z</m:t>
+            </m:r>
+          </m:e>
+          <m:sub>
+            <m:r>
+              <m:t>i</m:t>
+            </m:r>
+          </m:sub>
+        </m:sSub>
+        <m:r>
+          <m:rPr>
+            <m:sty m:val="p"/>
+          </m:rPr>
+          <m:t>=</m:t>
+        </m:r>
+        <m:r>
+          <m:t>0</m:t>
+        </m:r>
+        <m:r>
+          <m:rPr>
+            <m:sty m:val="p"/>
+          </m:rPr>
+          <m:t>+</m:t>
+        </m:r>
+        <m:r>
+          <m:t>​</m:t>
+        </m:r>
+        <m:d>
+          <m:dPr>
+            <m:begChr m:val="("/>
+            <m:sepChr m:val=""/>
+            <m:endChr m:val=")"/>
+            <m:grow/>
+          </m:dPr>
+          <m:e>
+            <m:sSub>
+              <m:e>
+                <m:r>
+                  <m:t>y</m:t>
+                </m:r>
+              </m:e>
+              <m:sub>
+                <m:r>
+                  <m:t>i</m:t>
+                </m:r>
+              </m:sub>
+            </m:sSub>
+            <m:r>
+              <m:rPr>
+                <m:sty m:val="p"/>
+              </m:rPr>
+              <m:t>−</m:t>
+            </m:r>
+            <m:r>
+              <m:t>1</m:t>
+            </m:r>
+            <m:r>
+              <m:rPr>
+                <m:sty m:val="p"/>
+              </m:rPr>
+              <m:t>/</m:t>
+            </m:r>
+            <m:r>
+              <m:t>2</m:t>
+            </m:r>
+          </m:e>
+        </m:d>
+        <m:r>
+          <m:t>​</m:t>
+        </m:r>
+        <m:r>
+          <m:rPr>
+            <m:sty m:val="p"/>
+          </m:rPr>
+          <m:t>/</m:t>
+        </m:r>
+        <m:r>
+          <m:rPr>
+            <m:sty m:val="p"/>
+          </m:rPr>
+          <m:t>(</m:t>
+        </m:r>
+        <m:r>
+          <m:t>1</m:t>
+        </m:r>
+        <m:r>
+          <m:rPr>
+            <m:sty m:val="p"/>
+          </m:rPr>
+          <m:t>/</m:t>
+        </m:r>
+        <m:r>
+          <m:t>4</m:t>
+        </m:r>
+        <m:r>
+          <m:rPr>
+            <m:sty m:val="p"/>
+          </m:rPr>
+          <m:t>)</m:t>
+        </m:r>
+        <m:r>
+          <m:rPr>
+            <m:sty m:val="p"/>
+          </m:rPr>
+          <m:t>=</m:t>
+        </m:r>
+        <m:r>
+          <m:t>4</m:t>
+        </m:r>
+        <m:sSub>
+          <m:e>
+            <m:r>
+              <m:t>y</m:t>
+            </m:r>
+          </m:e>
+          <m:sub>
+            <m:r>
+              <m:t>i</m:t>
+            </m:r>
+          </m:sub>
+        </m:sSub>
+        <m:r>
+          <m:rPr>
+            <m:sty m:val="p"/>
+          </m:rPr>
+          <m:t>−</m:t>
+        </m:r>
+        <m:r>
+          <m:t>2</m:t>
+        </m:r>
+      </m:oMath>
+      <w:r>
+        <w:t xml:space="preserve">:</w:t>
+      </w:r>
+    </w:p>
+    <w:p>
+      <w:pPr>
+        <w:pStyle w:val="BodyText"/>
+      </w:pPr>
+      <w:r>
+        <w:t xml:space="preserve">$$
+    \mathord{\smash[b]{\underset{\raise.3ex\hbox{$\scriptstyle\sim$}}{z}}\vphantom{z}} = {(-2, -2, 2, -2, 2, 2)}^{\top}.
+    $$</w:t>
+      </w:r>
+    </w:p>
+    <w:p>
+      <w:pPr>
+        <w:pStyle w:val="FirstParagraph"/>
+      </w:pPr>
+      <w:r>
+        <w:rPr>
+          <w:b/>
+          <w:bCs/>
+        </w:rPr>
+        <w:t xml:space="preserve">2.</w:t>
+      </w:r>
+      <w:r>
+        <w:t xml:space="preserve"> </w:t>
+      </w:r>
+      <w:r>
+        <w:t xml:space="preserve">With</w:t>
+      </w:r>
+      <w:r>
+        <w:t xml:space="preserve"> </w:t>
+      </w:r>
+      <m:oMath>
+        <m:r>
+          <m:t>W</m:t>
+        </m:r>
+        <m:r>
+          <m:rPr>
+            <m:sty m:val="p"/>
+          </m:rPr>
+          <m:t>=</m:t>
+        </m:r>
+        <m:f>
+          <m:fPr>
+            <m:type m:val="lin"/>
+          </m:fPr>
+          <m:num>
+            <m:r>
+              <m:t>1</m:t>
+            </m:r>
+          </m:num>
+          <m:den>
+            <m:r>
+              <m:t>4</m:t>
+            </m:r>
+          </m:den>
+        </m:f>
+        <m:sSub>
+          <m:e>
+            <m:r>
+              <m:rPr>
+                <m:sty m:val="bi"/>
+              </m:rPr>
+              <m:t>I</m:t>
+            </m:r>
+          </m:e>
+          <m:sub>
+            <m:r>
+              <m:t>6</m:t>
+            </m:r>
+          </m:sub>
+        </m:sSub>
+      </m:oMath>
+      <w:r>
+        <w:t xml:space="preserve">,</w:t>
+      </w:r>
+    </w:p>
+    <w:p>
+      <w:pPr>
+        <w:pStyle w:val="BodyText"/>
+      </w:pPr>
+      <m:oMathPara>
+        <m:oMathParaPr>
+          <m:jc m:val="center"/>
+        </m:oMathParaPr>
+        <m:oMath>
+          <m:sSup>
+            <m:e>
+              <m:r>
+                <m:t>X</m:t>
+              </m:r>
+            </m:e>
+            <m:sup>
+              <m:r>
+                <m:rPr>
+                  <m:sty m:val="p"/>
+                </m:rPr>
+                <m:t>⊤</m:t>
+              </m:r>
+            </m:sup>
+          </m:sSup>
+          <m:r>
+            <m:t>W</m:t>
+          </m:r>
+          <m:r>
+            <m:t>X</m:t>
+          </m:r>
+          <m:r>
+            <m:rPr>
+              <m:sty m:val="p"/>
+            </m:rPr>
+            <m:t>=</m:t>
+          </m:r>
+          <m:f>
+            <m:fPr>
+              <m:type m:val="lin"/>
+            </m:fPr>
+            <m:num>
+              <m:r>
+                <m:t>1</m:t>
+              </m:r>
+            </m:num>
+            <m:den>
+              <m:r>
+                <m:t>4</m:t>
+              </m:r>
+            </m:den>
+          </m:f>
+          <m:d>
+            <m:dPr>
+              <m:begChr m:val="["/>
+              <m:sepChr m:val=""/>
+              <m:endChr m:val="]"/>
+              <m:grow/>
+            </m:dPr>
+            <m:e>
+              <m:m>
+                <m:mPr>
+                  <m:baseJc m:val="center"/>
+                  <m:plcHide m:val="on"/>
+                  <m:mcs>
+                    <m:mc>
+                      <m:mcPr>
+                        <m:mcJc m:val="center"/>
+                        <m:count m:val="1"/>
+                      </m:mcPr>
+                    </m:mc>
+                    <m:mc>
+                      <m:mcPr>
+                        <m:mcJc m:val="center"/>
+                        <m:count m:val="1"/>
+                      </m:mcPr>
+                    </m:mc>
+                  </m:mcs>
+                </m:mPr>
+                <m:mr>
+                  <m:e>
+                    <m:r>
+                      <m:t>6</m:t>
+                    </m:r>
+                  </m:e>
+                  <m:e>
+                    <m:r>
+                      <m:t>0</m:t>
+                    </m:r>
+                  </m:e>
+                </m:mr>
+                <m:mr>
+                  <m:e>
+                    <m:r>
+                      <m:t>0</m:t>
+                    </m:r>
+                  </m:e>
+                  <m:e>
+                    <m:r>
+                      <m:t>6</m:t>
+                    </m:r>
+                  </m:e>
+                </m:mr>
+              </m:m>
+            </m:e>
+          </m:d>
+          <m:r>
+            <m:rPr>
+              <m:sty m:val="p"/>
+            </m:rPr>
+            <m:t>=</m:t>
+          </m:r>
+          <m:d>
+            <m:dPr>
+              <m:begChr m:val="["/>
+              <m:sepChr m:val=""/>
+              <m:endChr m:val="]"/>
+              <m:grow/>
+            </m:dPr>
+            <m:e>
+              <m:m>
+                <m:mPr>
+                  <m:baseJc m:val="center"/>
+                  <m:plcHide m:val="on"/>
+                  <m:mcs>
+                    <m:mc>
+                      <m:mcPr>
+                        <m:mcJc m:val="center"/>
+                        <m:count m:val="1"/>
+                      </m:mcPr>
+                    </m:mc>
+                    <m:mc>
+                      <m:mcPr>
+                        <m:mcJc m:val="center"/>
+                        <m:count m:val="1"/>
+                      </m:mcPr>
+                    </m:mc>
+                  </m:mcs>
+                </m:mPr>
+                <m:mr>
+                  <m:e>
+                    <m:r>
+                      <m:t>3</m:t>
+                    </m:r>
+                    <m:r>
+                      <m:rPr>
+                        <m:sty m:val="p"/>
+                      </m:rPr>
+                      <m:t>/</m:t>
+                    </m:r>
+                    <m:r>
+                      <m:t>2</m:t>
+                    </m:r>
+                  </m:e>
+                  <m:e>
+                    <m:r>
+                      <m:t>0</m:t>
+                    </m:r>
+                  </m:e>
+                </m:mr>
+                <m:mr>
+                  <m:e>
+                    <m:r>
+                      <m:t>0</m:t>
+                    </m:r>
+                  </m:e>
+                  <m:e>
+                    <m:r>
+                      <m:t>3</m:t>
+                    </m:r>
+                    <m:r>
+                      <m:rPr>
+                        <m:sty m:val="p"/>
+                      </m:rPr>
+                      <m:t>/</m:t>
+                    </m:r>
+                    <m:r>
+                      <m:t>2</m:t>
+                    </m:r>
+                  </m:e>
+                </m:mr>
+              </m:m>
+            </m:e>
+          </m:d>
+          <m:r>
+            <m:rPr>
+              <m:sty m:val="p"/>
+            </m:rPr>
+            <m:t>,</m:t>
+          </m:r>
+        </m:oMath>
+      </m:oMathPara>
+    </w:p>
+    <w:p>
+      <w:pPr>
+        <w:pStyle w:val="FirstParagraph"/>
+      </w:pPr>
+      <w:r>
+        <w:t xml:space="preserve">because the entries of the first column of</w:t>
+      </w:r>
+      <w:r>
+        <w:t xml:space="preserve"> </w:t>
+      </w:r>
+      <m:oMath>
+        <m:r>
+          <m:t>X</m:t>
+        </m:r>
+      </m:oMath>
+      <w:r>
+        <w:t xml:space="preserve"> </w:t>
+      </w:r>
+      <w:r>
+        <w:t xml:space="preserve">sum to</w:t>
+      </w:r>
+      <w:r>
+        <w:t xml:space="preserve"> </w:t>
+      </w:r>
+      <m:oMath>
+        <m:r>
+          <m:t>6</m:t>
+        </m:r>
+      </m:oMath>
+      <w:r>
+        <w:t xml:space="preserve">, the squares in the second column sum to</w:t>
+      </w:r>
+      <w:r>
+        <w:t xml:space="preserve"> </w:t>
+      </w:r>
+      <m:oMath>
+        <m:r>
+          <m:t>6</m:t>
+        </m:r>
+      </m:oMath>
+      <w:r>
+        <w:t xml:space="preserve">,</w:t>
+      </w:r>
+      <w:r>
+        <w:t xml:space="preserve"> </w:t>
+      </w:r>
+      <w:r>
+        <w:t xml:space="preserve">and the two columns multiply to a sum of</w:t>
+      </w:r>
+      <w:r>
+        <w:t xml:space="preserve"> </w:t>
+      </w:r>
+      <m:oMath>
+        <m:r>
+          <m:rPr>
+            <m:sty m:val="p"/>
+          </m:rPr>
+          <m:t>−</m:t>
+        </m:r>
+        <m:r>
+          <m:t>3</m:t>
+        </m:r>
+        <m:r>
+          <m:rPr>
+            <m:sty m:val="p"/>
+          </m:rPr>
+          <m:t>+</m:t>
+        </m:r>
+        <m:r>
+          <m:t>3</m:t>
+        </m:r>
+        <m:r>
+          <m:rPr>
+            <m:sty m:val="p"/>
+          </m:rPr>
+          <m:t>=</m:t>
+        </m:r>
+        <m:r>
+          <m:t>0</m:t>
+        </m:r>
+      </m:oMath>
+      <w:r>
+        <w:t xml:space="preserve">.</w:t>
+      </w:r>
+      <w:r>
+        <w:t xml:space="preserve"> </w:t>
+      </w:r>
+      <w:r>
+        <w:t xml:space="preserve">The first entry of</w:t>
+      </w:r>
+      <w:r>
+        <w:t xml:space="preserve"> </w:t>
+      </w:r>
+      <w:r>
+        <w:t xml:space="preserve">${X}^{\top} W \mathord{\smash[b]{\underset{\raise.3ex\hbox{$\scriptstyle\sim$}}{z}}\vphantom{z}}$</w:t>
+      </w:r>
+      <w:r>
+        <w:t xml:space="preserve"> </w:t>
+      </w:r>
+      <w:r>
+        <w:t xml:space="preserve">is</w:t>
+      </w:r>
+      <w:r>
+        <w:t xml:space="preserve"> </w:t>
+      </w:r>
+      <m:oMath>
+        <m:f>
+          <m:fPr>
+            <m:type m:val="lin"/>
+          </m:fPr>
+          <m:num>
+            <m:r>
+              <m:t>1</m:t>
+            </m:r>
+          </m:num>
+          <m:den>
+            <m:r>
+              <m:t>4</m:t>
+            </m:r>
+          </m:den>
+        </m:f>
+        <m:r>
+          <m:rPr>
+            <m:sty m:val="p"/>
+          </m:rPr>
+          <m:t>(</m:t>
+        </m:r>
+        <m:r>
+          <m:rPr>
+            <m:sty m:val="p"/>
+          </m:rPr>
+          <m:t>−</m:t>
+        </m:r>
+        <m:r>
+          <m:t>2</m:t>
+        </m:r>
+        <m:r>
+          <m:rPr>
+            <m:sty m:val="p"/>
+          </m:rPr>
+          <m:t>−</m:t>
+        </m:r>
+        <m:r>
+          <m:t>2</m:t>
+        </m:r>
+        <m:r>
+          <m:rPr>
+            <m:sty m:val="p"/>
+          </m:rPr>
+          <m:t>+</m:t>
+        </m:r>
+        <m:r>
+          <m:t>2</m:t>
+        </m:r>
+        <m:r>
+          <m:rPr>
+            <m:sty m:val="p"/>
+          </m:rPr>
+          <m:t>−</m:t>
+        </m:r>
+        <m:r>
+          <m:t>2</m:t>
+        </m:r>
+        <m:r>
+          <m:rPr>
+            <m:sty m:val="p"/>
+          </m:rPr>
+          <m:t>+</m:t>
+        </m:r>
+        <m:r>
+          <m:t>2</m:t>
+        </m:r>
+        <m:r>
+          <m:rPr>
+            <m:sty m:val="p"/>
+          </m:rPr>
+          <m:t>+</m:t>
+        </m:r>
+        <m:r>
+          <m:t>2</m:t>
+        </m:r>
+        <m:r>
+          <m:rPr>
+            <m:sty m:val="p"/>
+          </m:rPr>
+          <m:t>)</m:t>
+        </m:r>
+        <m:r>
+          <m:rPr>
+            <m:sty m:val="p"/>
+          </m:rPr>
+          <m:t>=</m:t>
+        </m:r>
+        <m:r>
+          <m:t>0</m:t>
+        </m:r>
+      </m:oMath>
+      <w:r>
+        <w:t xml:space="preserve">,</w:t>
+      </w:r>
+      <w:r>
+        <w:t xml:space="preserve"> </w:t>
+      </w:r>
+      <w:r>
+        <w:t xml:space="preserve">and the second is</w:t>
+      </w:r>
+      <w:r>
+        <w:t xml:space="preserve"> </w:t>
+      </w:r>
+      <m:oMath>
+        <m:f>
+          <m:fPr>
+            <m:type m:val="lin"/>
+          </m:fPr>
+          <m:num>
+            <m:r>
+              <m:t>1</m:t>
+            </m:r>
+          </m:num>
+          <m:den>
+            <m:r>
+              <m:t>4</m:t>
+            </m:r>
+          </m:den>
+        </m:f>
+        <m:r>
+          <m:t>​</m:t>
+        </m:r>
+        <m:d>
+          <m:dPr>
+            <m:begChr m:val="("/>
+            <m:sepChr m:val=""/>
+            <m:endChr m:val=")"/>
+            <m:grow/>
+          </m:dPr>
+          <m:e>
+            <m:r>
+              <m:rPr>
+                <m:sty m:val="p"/>
+              </m:rPr>
+              <m:t>(</m:t>
+            </m:r>
+            <m:r>
+              <m:rPr>
+                <m:sty m:val="p"/>
+              </m:rPr>
+              <m:t>−</m:t>
+            </m:r>
+            <m:r>
+              <m:t>1</m:t>
+            </m:r>
+            <m:r>
+              <m:rPr>
+                <m:sty m:val="p"/>
+              </m:rPr>
+              <m:t>)</m:t>
+            </m:r>
+            <m:r>
+              <m:rPr>
+                <m:sty m:val="p"/>
+              </m:rPr>
+              <m:t>(</m:t>
+            </m:r>
+            <m:r>
+              <m:rPr>
+                <m:sty m:val="p"/>
+              </m:rPr>
+              <m:t>−</m:t>
+            </m:r>
+            <m:r>
+              <m:t>2</m:t>
+            </m:r>
+            <m:r>
+              <m:rPr>
+                <m:sty m:val="p"/>
+              </m:rPr>
+              <m:t>−</m:t>
+            </m:r>
+            <m:r>
+              <m:t>2</m:t>
+            </m:r>
+            <m:r>
+              <m:rPr>
+                <m:sty m:val="p"/>
+              </m:rPr>
+              <m:t>+</m:t>
+            </m:r>
+            <m:r>
+              <m:t>2</m:t>
+            </m:r>
+            <m:r>
+              <m:rPr>
+                <m:sty m:val="p"/>
+              </m:rPr>
+              <m:t>)</m:t>
+            </m:r>
+            <m:r>
+              <m:rPr>
+                <m:sty m:val="p"/>
+              </m:rPr>
+              <m:t>+</m:t>
+            </m:r>
+            <m:r>
+              <m:rPr>
+                <m:sty m:val="p"/>
+              </m:rPr>
+              <m:t>(</m:t>
+            </m:r>
+            <m:r>
+              <m:t>1</m:t>
+            </m:r>
+            <m:r>
+              <m:rPr>
+                <m:sty m:val="p"/>
+              </m:rPr>
+              <m:t>)</m:t>
+            </m:r>
+            <m:r>
+              <m:rPr>
+                <m:sty m:val="p"/>
+              </m:rPr>
+              <m:t>(</m:t>
+            </m:r>
+            <m:r>
+              <m:rPr>
+                <m:sty m:val="p"/>
+              </m:rPr>
+              <m:t>−</m:t>
+            </m:r>
+            <m:r>
+              <m:t>2</m:t>
+            </m:r>
+            <m:r>
+              <m:rPr>
+                <m:sty m:val="p"/>
+              </m:rPr>
+              <m:t>+</m:t>
+            </m:r>
+            <m:r>
+              <m:t>2</m:t>
+            </m:r>
+            <m:r>
+              <m:rPr>
+                <m:sty m:val="p"/>
+              </m:rPr>
+              <m:t>+</m:t>
+            </m:r>
+            <m:r>
+              <m:t>2</m:t>
+            </m:r>
+            <m:r>
+              <m:rPr>
+                <m:sty m:val="p"/>
+              </m:rPr>
+              <m:t>)</m:t>
+            </m:r>
+          </m:e>
+        </m:d>
+        <m:r>
+          <m:t>​</m:t>
+        </m:r>
+        <m:r>
+          <m:rPr>
+            <m:sty m:val="p"/>
+          </m:rPr>
+          <m:t>=</m:t>
+        </m:r>
+        <m:f>
+          <m:fPr>
+            <m:type m:val="lin"/>
+          </m:fPr>
+          <m:num>
+            <m:r>
+              <m:t>1</m:t>
+            </m:r>
+          </m:num>
+          <m:den>
+            <m:r>
+              <m:t>4</m:t>
+            </m:r>
+          </m:den>
+        </m:f>
+        <m:r>
+          <m:rPr>
+            <m:sty m:val="p"/>
+          </m:rPr>
+          <m:t>(</m:t>
+        </m:r>
+        <m:r>
+          <m:t>2</m:t>
+        </m:r>
+        <m:r>
+          <m:rPr>
+            <m:sty m:val="p"/>
+          </m:rPr>
+          <m:t>+</m:t>
+        </m:r>
+        <m:r>
+          <m:t>2</m:t>
+        </m:r>
+        <m:r>
+          <m:rPr>
+            <m:sty m:val="p"/>
+          </m:rPr>
+          <m:t>)</m:t>
+        </m:r>
+        <m:r>
+          <m:rPr>
+            <m:sty m:val="p"/>
+          </m:rPr>
+          <m:t>=</m:t>
+        </m:r>
+        <m:r>
+          <m:t>1</m:t>
+        </m:r>
+      </m:oMath>
+      <w:r>
+        <w:t xml:space="preserve">,</w:t>
+      </w:r>
+      <w:r>
+        <w:t xml:space="preserve"> </w:t>
+      </w:r>
+      <w:r>
+        <w:t xml:space="preserve">so</w:t>
+      </w:r>
+      <w:r>
+        <w:t xml:space="preserve"> </w:t>
+      </w:r>
+      <w:r>
+        <w:t xml:space="preserve">${X}^{\top} W \mathord{\smash[b]{\underset{\raise.3ex\hbox{$\scriptstyle\sim$}}{z}}\vphantom{z}} = {(0, 1)}^{\top}$</w:t>
+      </w:r>
+      <w:r>
+        <w:t xml:space="preserve">.</w:t>
+      </w:r>
+    </w:p>
+    <w:p>
+      <w:pPr>
+        <w:pStyle w:val="BodyText"/>
+      </w:pPr>
+      <w:r>
+        <w:rPr>
+          <w:b/>
+          <w:bCs/>
+        </w:rPr>
+        <w:t xml:space="preserve">3.</w:t>
+      </w:r>
+      <w:r>
+        <w:t xml:space="preserve"> </w:t>
+      </w:r>
+      <w:r>
+        <w:t xml:space="preserve">The updated coefficients are</w:t>
+      </w:r>
+    </w:p>
+    <w:p>
+      <w:pPr>
+        <w:pStyle w:val="BodyText"/>
+      </w:pPr>
+      <m:oMathPara>
+        <m:oMathParaPr>
+          <m:jc m:val="center"/>
+        </m:oMathParaPr>
+        <m:oMath>
+          <m:d>
+            <m:dPr>
+              <m:begChr m:val="["/>
+              <m:sepChr m:val=""/>
+              <m:endChr m:val="]"/>
+              <m:grow/>
+            </m:dPr>
+            <m:e>
+              <m:m>
+                <m:mPr>
+                  <m:baseJc m:val="center"/>
+                  <m:plcHide m:val="on"/>
+                  <m:mcs>
+                    <m:mc>
+                      <m:mcPr>
+                        <m:mcJc m:val="center"/>
+                        <m:count m:val="1"/>
+                      </m:mcPr>
+                    </m:mc>
+                    <m:mc>
+                      <m:mcPr>
+                        <m:mcJc m:val="center"/>
+                        <m:count m:val="1"/>
+                      </m:mcPr>
+                    </m:mc>
+                  </m:mcs>
+                </m:mPr>
+                <m:mr>
+                  <m:e>
+                    <m:r>
+                      <m:t>2</m:t>
+                    </m:r>
+                    <m:r>
+                      <m:rPr>
+                        <m:sty m:val="p"/>
+                      </m:rPr>
+                      <m:t>/</m:t>
+                    </m:r>
+                    <m:r>
+                      <m:t>3</m:t>
+                    </m:r>
+                  </m:e>
+                  <m:e>
+                    <m:r>
+                      <m:t>0</m:t>
+                    </m:r>
+                  </m:e>
+                </m:mr>
+                <m:mr>
+                  <m:e>
+                    <m:r>
+                      <m:t>0</m:t>
+                    </m:r>
+                  </m:e>
+                  <m:e>
+                    <m:r>
+                      <m:t>2</m:t>
+                    </m:r>
+                    <m:r>
+                      <m:rPr>
+                        <m:sty m:val="p"/>
+                      </m:rPr>
+                      <m:t>/</m:t>
+                    </m:r>
+                    <m:r>
+                      <m:t>3</m:t>
+                    </m:r>
+                  </m:e>
+                </m:mr>
+              </m:m>
+            </m:e>
+          </m:d>
+          <m:d>
+            <m:dPr>
+              <m:begChr m:val="["/>
+              <m:sepChr m:val=""/>
+              <m:endChr m:val="]"/>
+              <m:grow/>
+            </m:dPr>
+            <m:e>
+              <m:m>
+                <m:mPr>
+                  <m:baseJc m:val="center"/>
+                  <m:plcHide m:val="on"/>
+                  <m:mcs>
+                    <m:mc>
+                      <m:mcPr>
+                        <m:mcJc m:val="center"/>
+                        <m:count m:val="1"/>
+                      </m:mcPr>
+                    </m:mc>
+                  </m:mcs>
+                </m:mPr>
+                <m:mr>
+                  <m:e>
+                    <m:r>
+                      <m:t>0</m:t>
+                    </m:r>
+                  </m:e>
+                </m:mr>
+                <m:mr>
+                  <m:e>
+                    <m:r>
+                      <m:t>1</m:t>
+                    </m:r>
+                  </m:e>
+                </m:mr>
+              </m:m>
+            </m:e>
+          </m:d>
+          <m:r>
+            <m:rPr>
+              <m:sty m:val="p"/>
+            </m:rPr>
+            <m:t>=</m:t>
+          </m:r>
+          <m:d>
+            <m:dPr>
+              <m:begChr m:val="["/>
+              <m:sepChr m:val=""/>
+              <m:endChr m:val="]"/>
+              <m:grow/>
+            </m:dPr>
+            <m:e>
+              <m:m>
+                <m:mPr>
+                  <m:baseJc m:val="center"/>
+                  <m:plcHide m:val="on"/>
+                  <m:mcs>
+                    <m:mc>
+                      <m:mcPr>
+                        <m:mcJc m:val="center"/>
+                        <m:count m:val="1"/>
+                      </m:mcPr>
+                    </m:mc>
+                  </m:mcs>
+                </m:mPr>
+                <m:mr>
+                  <m:e>
+                    <m:r>
+                      <m:t>0</m:t>
+                    </m:r>
+                  </m:e>
+                </m:mr>
+                <m:mr>
+                  <m:e>
+                    <m:r>
+                      <m:t>2</m:t>
+                    </m:r>
+                    <m:r>
+                      <m:rPr>
+                        <m:sty m:val="p"/>
+                      </m:rPr>
+                      <m:t>/</m:t>
+                    </m:r>
+                    <m:r>
+                      <m:t>3</m:t>
+                    </m:r>
+                  </m:e>
+                </m:mr>
+              </m:m>
+            </m:e>
+          </m:d>
+          <m:r>
+            <m:rPr>
+              <m:sty m:val="p"/>
+            </m:rPr>
+            <m:t>.</m:t>
+          </m:r>
+        </m:oMath>
+      </m:oMathPara>
+    </w:p>
+    <w:p>
+      <w:pPr>
+        <w:pStyle w:val="FirstParagraph"/>
+      </w:pPr>
+      <w:r>
+        <w:t xml:space="preserve">The</w:t>
+      </w:r>
+      <w:r>
+        <w:t xml:space="preserve"> </w:t>
+      </w:r>
+      <w:hyperlink r:id="rId25">
+        <w:r>
+          <w:rPr>
+            <w:rStyle w:val="Hyperlink"/>
+          </w:rPr>
+          <w:t xml:space="preserve">intercept</w:t>
+        </w:r>
+      </w:hyperlink>
+      <w:r>
+        <w:t xml:space="preserve"> </w:t>
+      </w:r>
+      <w:r>
+        <w:t xml:space="preserve">stays at</w:t>
+      </w:r>
+      <w:r>
+        <w:t xml:space="preserve"> </w:t>
+      </w:r>
+      <m:oMath>
+        <m:r>
+          <m:t>0</m:t>
+        </m:r>
+      </m:oMath>
+      <w:r>
+        <w:t xml:space="preserve"> </w:t>
+      </w:r>
+      <w:r>
+        <w:t xml:space="preserve">and the</w:t>
+      </w:r>
+      <w:r>
+        <w:t xml:space="preserve"> </w:t>
+      </w:r>
+      <w:hyperlink r:id="rId26">
+        <w:r>
+          <w:rPr>
+            <w:rStyle w:val="Hyperlink"/>
+          </w:rPr>
+          <w:t xml:space="preserve">slope</w:t>
+        </w:r>
+      </w:hyperlink>
+      <w:r>
+        <w:t xml:space="preserve"> </w:t>
+      </w:r>
+      <w:r>
+        <w:t xml:space="preserve">moves from</w:t>
+      </w:r>
+      <w:r>
+        <w:t xml:space="preserve"> </w:t>
+      </w:r>
+      <m:oMath>
+        <m:r>
+          <m:t>0</m:t>
+        </m:r>
+      </m:oMath>
+      <w:r>
+        <w:t xml:space="preserve"> </w:t>
+      </w:r>
+      <w:r>
+        <w:t xml:space="preserve">to</w:t>
+      </w:r>
+      <w:r>
+        <w:t xml:space="preserve"> </w:t>
+      </w:r>
+      <m:oMath>
+        <m:r>
+          <m:t>2</m:t>
+        </m:r>
+        <m:r>
+          <m:rPr>
+            <m:sty m:val="p"/>
+          </m:rPr>
+          <m:t>/</m:t>
+        </m:r>
+        <m:r>
+          <m:t>3</m:t>
+        </m:r>
+      </m:oMath>
+      <w:r>
+        <w:t xml:space="preserve">.</w:t>
+      </w:r>
+    </w:p>
+    <w:bookmarkEnd w:id="27"/>
+    <w:bookmarkStart w:id="31" w:name="thm-irls-newton"/>
+    <w:p>
+      <w:pPr>
+        <w:pStyle w:val="BodyText"/>
+      </w:pPr>
+      <w:r>
+        <w:rPr>
+          <w:b/>
+          <w:bCs/>
+        </w:rPr>
+        <w:t xml:space="preserve">Theorem 1 (An IRLS step is a Newton-Raphson step and a Fisher scoring step)</w:t>
+      </w:r>
+      <w:r>
+        <w:t xml:space="preserve"> </w:t>
+      </w:r>
+      <w:r>
+        <w:t xml:space="preserve">Suppose the outcomes follow the</w:t>
+      </w:r>
+      <w:r>
+        <w:t xml:space="preserve"> </w:t>
+      </w:r>
+      <w:hyperlink w:anchor="def-logistic-regression">
+        <w:r>
+          <w:rPr>
+            <w:rStyle w:val="Hyperlink"/>
+          </w:rPr>
+          <w:t xml:space="preserve">logistic regression model</w:t>
+        </w:r>
+      </w:hyperlink>
+      <w:r>
+        <w:t xml:space="preserve">.</w:t>
+      </w:r>
+      <w:r>
+        <w:t xml:space="preserve"> </w:t>
+      </w:r>
+      <w:r>
+        <w:t xml:space="preserve">One step of</w:t>
+      </w:r>
+      <w:r>
+        <w:t xml:space="preserve"> </w:t>
+      </w:r>
+      <w:hyperlink w:anchor="def-irls">
+        <w:r>
+          <w:rPr>
+            <w:rStyle w:val="Hyperlink"/>
+          </w:rPr>
+          <w:t xml:space="preserve">iteratively reweighted least squares</w:t>
+        </w:r>
+      </w:hyperlink>
+      <w:r>
+        <w:t xml:space="preserve"> </w:t>
+      </w:r>
+      <w:r>
+        <w:t xml:space="preserve">from</w:t>
+      </w:r>
+      <w:r>
+        <w:t xml:space="preserve"> </w:t>
+      </w:r>
+      <w:r>
+        <w:t xml:space="preserve">$\mathord{\smash[b]{\underset{\raise.3ex\hbox{$\scriptstyle\sim$}}{\beta}}\vphantom{\beta}}^*$</w:t>
+      </w:r>
+      <w:r>
+        <w:t xml:space="preserve"> </w:t>
+      </w:r>
+      <w:r>
+        <w:t xml:space="preserve">equals</w:t>
+      </w:r>
+    </w:p>
+    <w:p>
+      <w:pPr>
+        <w:pStyle w:val="Compact"/>
+        <w:numPr>
+          <w:ilvl w:val="0"/>
+          <w:numId w:val="1003"/>
+        </w:numPr>
+      </w:pPr>
+      <w:r>
+        <w:t xml:space="preserve">one step of the</w:t>
+      </w:r>
+      <w:r>
+        <w:t xml:space="preserve"> </w:t>
+      </w:r>
+      <w:hyperlink r:id="rId28">
+        <w:r>
+          <w:rPr>
+            <w:rStyle w:val="Hyperlink"/>
+          </w:rPr>
+          <w:t xml:space="preserve">Newton-Raphson algorithm</w:t>
+        </w:r>
+      </w:hyperlink>
+      <w:r>
+        <w:t xml:space="preserve"> </w:t>
+      </w:r>
+      <w:r>
+        <w:t xml:space="preserve">on the</w:t>
+      </w:r>
+      <w:r>
+        <w:t xml:space="preserve"> </w:t>
+      </w:r>
+      <w:hyperlink r:id="rId29">
+        <w:r>
+          <w:rPr>
+            <w:rStyle w:val="Hyperlink"/>
+          </w:rPr>
+          <w:t xml:space="preserve">log-likelihood</w:t>
+        </w:r>
+      </w:hyperlink>
+      <w:r>
+        <w:t xml:space="preserve"> </w:t>
+      </w:r>
+      <w:r>
+        <w:t xml:space="preserve">from</w:t>
+      </w:r>
+      <w:r>
+        <w:t xml:space="preserve"> </w:t>
+      </w:r>
+      <w:r>
+        <w:t xml:space="preserve">$\mathord{\smash[b]{\underset{\raise.3ex\hbox{$\scriptstyle\sim$}}{\beta}}\vphantom{\beta}}^*$</w:t>
+      </w:r>
+      <w:r>
+        <w:t xml:space="preserve">, and</w:t>
+      </w:r>
+    </w:p>
+    <w:p>
+      <w:pPr>
+        <w:pStyle w:val="Compact"/>
+        <w:numPr>
+          <w:ilvl w:val="0"/>
+          <w:numId w:val="1003"/>
+        </w:numPr>
+      </w:pPr>
+      <w:r>
+        <w:t xml:space="preserve">one step of</w:t>
+      </w:r>
+      <w:r>
+        <w:t xml:space="preserve"> </w:t>
+      </w:r>
+      <w:hyperlink r:id="rId19">
+        <w:r>
+          <w:rPr>
+            <w:rStyle w:val="Hyperlink"/>
+          </w:rPr>
+          <w:t xml:space="preserve">Fisher scoring</w:t>
+        </w:r>
+      </w:hyperlink>
+      <w:r>
+        <w:t xml:space="preserve"> </w:t>
+      </w:r>
+      <w:r>
+        <w:t xml:space="preserve">from</w:t>
+      </w:r>
+      <w:r>
+        <w:t xml:space="preserve"> </w:t>
+      </w:r>
+      <w:r>
+        <w:t xml:space="preserve">$\mathord{\smash[b]{\underset{\raise.3ex\hbox{$\scriptstyle\sim$}}{\beta}}\vphantom{\beta}}^*$</w:t>
+      </w:r>
+      <w:r>
+        <w:t xml:space="preserve">:</w:t>
+      </w:r>
+    </w:p>
+    <w:p>
+      <w:pPr>
+        <w:pStyle w:val="FirstParagraph"/>
+      </w:pPr>
+      <w:bookmarkStart w:id="30" w:name="eq-irls-newton"/>
+      <w:r>
+        <w:t xml:space="preserve">$$
+    \mathord{\smash[b]{\underset{\raise.3ex\hbox{$\scriptstyle\sim$}}{\beta}}\vphantom{\beta}}^* + {\mathopen{}\left(\mathopen{}\left({X}^{\top} W X\right)\mathclose{}\right)\mathclose{}}^{-1} {X}^{\top} \mathopen{}\left(\mathord{\smash[b]{\underset{\raise.3ex\hbox{$\scriptstyle\sim$}}{y}}\vphantom{y}}- \mathord{\smash[b]{\underset{\raise.3ex\hbox{$\scriptstyle\sim$}}{\pi}}\vphantom{\pi}}^*\right)\mathclose{}.
+     \qquad(2)$$</w:t>
+      </w:r>
+      <w:bookmarkEnd w:id="30"/>
+    </w:p>
+    <w:bookmarkEnd w:id="31"/>
+    <w:p>
+      <w:pPr>
+        <w:pStyle w:val="FirstParagraph"/>
+      </w:pPr>
+      <w:r>
+        <w:rPr>
+          <w:i/>
+          <w:iCs/>
+        </w:rPr>
+        <w:t xml:space="preserve">Proof</w:t>
+      </w:r>
+      <w:r>
+        <w:t xml:space="preserve">. </w:t>
+      </w:r>
+      <w:r>
+        <w:t xml:space="preserve">The</w:t>
+      </w:r>
+      <w:r>
+        <w:t xml:space="preserve"> </w:t>
+      </w:r>
+      <w:hyperlink r:id="rId29">
+        <w:r>
+          <w:rPr>
+            <w:rStyle w:val="Hyperlink"/>
+          </w:rPr>
+          <w:t xml:space="preserve">log-likelihood</w:t>
+        </w:r>
+      </w:hyperlink>
+      <w:r>
+        <w:t xml:space="preserve"> </w:t>
+      </w:r>
+      <w:r>
+        <w:t xml:space="preserve">has</w:t>
+      </w:r>
+      <w:r>
+        <w:t xml:space="preserve"> </w:t>
+      </w:r>
+      <w:hyperlink r:id="rId18">
+        <w:r>
+          <w:rPr>
+            <w:rStyle w:val="Hyperlink"/>
+          </w:rPr>
+          <w:t xml:space="preserve">score</w:t>
+        </w:r>
+      </w:hyperlink>
+      <w:r>
+        <w:t xml:space="preserve"> </w:t>
+      </w:r>
+      <w:r>
+        <w:t xml:space="preserve">${X}^{\top} \mathopen{}\left(\mathord{\smash[b]{\underset{\raise.3ex\hbox{$\scriptstyle\sim$}}{y}}\vphantom{y}}- \mathord{\smash[b]{\underset{\raise.3ex\hbox{$\scriptstyle\sim$}}{\pi}}\vphantom{\pi}}\right)\mathclose{}$</w:t>
+      </w:r>
+      <w:r>
+        <w:t xml:space="preserve"> </w:t>
+      </w:r>
+      <w:r>
+        <w:t xml:space="preserve">and</w:t>
+      </w:r>
+      <w:r>
+        <w:t xml:space="preserve"> </w:t>
+      </w:r>
+      <w:hyperlink r:id="rId32">
+        <w:r>
+          <w:rPr>
+            <w:rStyle w:val="Hyperlink"/>
+          </w:rPr>
+          <w:t xml:space="preserve">Hessian</w:t>
+        </w:r>
+      </w:hyperlink>
+      <w:r>
+        <w:t xml:space="preserve"> </w:t>
+      </w:r>
+      <m:oMath>
+        <m:r>
+          <m:rPr>
+            <m:sty m:val="p"/>
+          </m:rPr>
+          <m:t>−</m:t>
+        </m:r>
+        <m:sSup>
+          <m:e>
+            <m:r>
+              <m:t>X</m:t>
+            </m:r>
+          </m:e>
+          <m:sup>
+            <m:r>
+              <m:rPr>
+                <m:sty m:val="p"/>
+              </m:rPr>
+              <m:t>⊤</m:t>
+            </m:r>
+          </m:sup>
+        </m:sSup>
+        <m:r>
+          <m:t>W</m:t>
+        </m:r>
+        <m:r>
+          <m:t>X</m:t>
+        </m:r>
+      </m:oMath>
+      <w:r>
+        <w:t xml:space="preserve"> </w:t>
+      </w:r>
+      <w:r>
+        <w:t xml:space="preserve">at every</w:t>
+      </w:r>
+      <w:r>
+        <w:t xml:space="preserve"> </w:t>
+      </w:r>
+      <w:r>
+        <w:t xml:space="preserve">$\mathord{\smash[b]{\underset{\raise.3ex\hbox{$\scriptstyle\sim$}}{\beta}}\vphantom{\beta}}$</w:t>
+      </w:r>
+      <w:r>
+        <w:t xml:space="preserve"> </w:t>
+      </w:r>
+      <w:r>
+        <w:t xml:space="preserve">(with</w:t>
+      </w:r>
+      <w:r>
+        <w:t xml:space="preserve"> </w:t>
+      </w:r>
+      <w:r>
+        <w:t xml:space="preserve">$\mathord{\smash[b]{\underset{\raise.3ex\hbox{$\scriptstyle\sim$}}{\pi}}\vphantom{\pi}}$</w:t>
+      </w:r>
+      <w:r>
+        <w:t xml:space="preserve"> </w:t>
+      </w:r>
+      <w:r>
+        <w:t xml:space="preserve">and</w:t>
+      </w:r>
+      <w:r>
+        <w:t xml:space="preserve"> </w:t>
+      </w:r>
+      <m:oMath>
+        <m:r>
+          <m:t>W</m:t>
+        </m:r>
+      </m:oMath>
+      <w:r>
+        <w:t xml:space="preserve"> </w:t>
+      </w:r>
+      <w:r>
+        <w:t xml:space="preserve">computed from</w:t>
+      </w:r>
+      <w:r>
+        <w:t xml:space="preserve"> </w:t>
+      </w:r>
+      <w:r>
+        <w:t xml:space="preserve">$\mathord{\smash[b]{\underset{\raise.3ex\hbox{$\scriptstyle\sim$}}{\beta}}\vphantom{\beta}}$</w:t>
+      </w:r>
+      <w:r>
+        <w:t xml:space="preserve">),</w:t>
+      </w:r>
+      <w:r>
+        <w:t xml:space="preserve"> </w:t>
+      </w:r>
+      <w:r>
+        <w:t xml:space="preserve">and the Hessian does not involve the outcomes</w:t>
+      </w:r>
+      <w:r>
+        <w:t xml:space="preserve"> </w:t>
+      </w:r>
+      <w:r>
+        <w:t xml:space="preserve">(proof of</w:t>
+      </w:r>
+      <w:r>
+        <w:t xml:space="preserve"> </w:t>
+      </w:r>
+      <w:hyperlink w:anchor="thm-logistic-mle-distribution">
+        <w:r>
+          <w:rPr>
+            <w:rStyle w:val="Hyperlink"/>
+          </w:rPr>
+          <w:t xml:space="preserve">Theorem 5</w:t>
+        </w:r>
+      </w:hyperlink>
+      <w:r>
+        <w:t xml:space="preserve">).</w:t>
+      </w:r>
+      <w:r>
+        <w:t xml:space="preserve"> </w:t>
+      </w:r>
+      <w:r>
+        <w:t xml:space="preserve">So the</w:t>
+      </w:r>
+      <w:r>
+        <w:t xml:space="preserve"> </w:t>
+      </w:r>
+      <w:hyperlink r:id="rId33">
+        <w:r>
+          <w:rPr>
+            <w:rStyle w:val="Hyperlink"/>
+          </w:rPr>
+          <w:t xml:space="preserve">observed information</w:t>
+        </w:r>
+      </w:hyperlink>
+      <w:r>
+        <w:t xml:space="preserve"> </w:t>
+      </w:r>
+      <m:oMath>
+        <m:sSup>
+          <m:e>
+            <m:r>
+              <m:t>X</m:t>
+            </m:r>
+          </m:e>
+          <m:sup>
+            <m:r>
+              <m:rPr>
+                <m:sty m:val="p"/>
+              </m:rPr>
+              <m:t>⊤</m:t>
+            </m:r>
+          </m:sup>
+        </m:sSup>
+        <m:r>
+          <m:t>W</m:t>
+        </m:r>
+        <m:r>
+          <m:t>X</m:t>
+        </m:r>
+      </m:oMath>
+      <w:r>
+        <w:t xml:space="preserve"> </w:t>
+      </w:r>
+      <w:r>
+        <w:t xml:space="preserve">equals the</w:t>
+      </w:r>
+      <w:r>
+        <w:t xml:space="preserve"> </w:t>
+      </w:r>
+      <w:hyperlink r:id="rId34">
+        <w:r>
+          <w:rPr>
+            <w:rStyle w:val="Hyperlink"/>
+          </w:rPr>
+          <w:t xml:space="preserve">expected information</w:t>
+        </w:r>
+      </w:hyperlink>
+      <w:r>
+        <w:t xml:space="preserve">,</w:t>
+      </w:r>
+      <w:r>
+        <w:t xml:space="preserve"> </w:t>
+      </w:r>
+      <w:r>
+        <w:t xml:space="preserve">and the Newton-Raphson and</w:t>
+      </w:r>
+      <w:r>
+        <w:t xml:space="preserve"> </w:t>
+      </w:r>
+      <w:hyperlink r:id="rId19">
+        <w:r>
+          <w:rPr>
+            <w:rStyle w:val="Hyperlink"/>
+          </w:rPr>
+          <w:t xml:space="preserve">Fisher scoring</w:t>
+        </w:r>
+      </w:hyperlink>
+      <w:r>
+        <w:t xml:space="preserve"> </w:t>
+      </w:r>
+      <w:r>
+        <w:t xml:space="preserve">steps both equal</w:t>
+      </w:r>
+      <w:r>
+        <w:t xml:space="preserve"> </w:t>
+      </w:r>
+      <w:hyperlink w:anchor="eq-irls-newton">
+        <w:r>
+          <w:rPr>
+            <w:rStyle w:val="Hyperlink"/>
+          </w:rPr>
+          <w:t xml:space="preserve">Equation 2</w:t>
+        </w:r>
+      </w:hyperlink>
+      <w:r>
+        <w:t xml:space="preserve">.</w:t>
+      </w:r>
+    </w:p>
+    <w:p>
+      <w:pPr>
+        <w:pStyle w:val="BodyText"/>
+      </w:pPr>
+      <w:r>
+        <w:t xml:space="preserve">For</w:t>
+      </w:r>
+      <w:r>
+        <w:t xml:space="preserve"> </w:t>
+      </w:r>
+      <w:hyperlink w:anchor="def-irls">
+        <w:r>
+          <w:rPr>
+            <w:rStyle w:val="Hyperlink"/>
+          </w:rPr>
+          <w:t xml:space="preserve">IRLS</w:t>
+        </w:r>
+      </w:hyperlink>
+      <w:r>
+        <w:t xml:space="preserve">, the working responses satisfy</w:t>
+      </w:r>
+      <w:r>
+        <w:t xml:space="preserve"> </w:t>
+      </w:r>
+      <w:r>
+        <w:t xml:space="preserve">$W \mathord{\smash[b]{\underset{\raise.3ex\hbox{$\scriptstyle\sim$}}{z}}\vphantom{z}} = W X \mathord{\smash[b]{\underset{\raise.3ex\hbox{$\scriptstyle\sim$}}{\beta}}\vphantom{\beta}}^* + \mathopen{}\left(\mathord{\smash[b]{\underset{\raise.3ex\hbox{$\scriptstyle\sim$}}{y}}\vphantom{y}}- \mathord{\smash[b]{\underset{\raise.3ex\hbox{$\scriptstyle\sim$}}{\pi}}\vphantom{\pi}}^*\right)\mathclose{}$</w:t>
+      </w:r>
+      <w:r>
+        <w:t xml:space="preserve">, so</w:t>
+      </w:r>
+    </w:p>
+    <w:p>
+      <w:pPr>
+        <w:pStyle w:val="BodyText"/>
+      </w:pPr>
+      <w:r>
+        <w:t xml:space="preserve">$$
+    \begin{aligned}
+    {\mathopen{}\left(\mathopen{}\left({X}^{\top} W X\right)\mathclose{}\right)\mathclose{}}^{-1} {X}^{\top} W \mathord{\smash[b]{\underset{\raise.3ex\hbox{$\scriptstyle\sim$}}{z}}\vphantom{z}}
+    &amp;= {\mathopen{}\left(\mathopen{}\left({X}^{\top} W X\right)\mathclose{}\right)\mathclose{}}^{-1} {X}^{\top} W X \mathord{\smash[b]{\underset{\raise.3ex\hbox{$\scriptstyle\sim$}}{\beta}}\vphantom{\beta}}^* + {\mathopen{}\left(\mathopen{}\left({X}^{\top} W X\right)\mathclose{}\right)\mathclose{}}^{-1} {X}^{\top} \mathopen{}\left(\mathord{\smash[b]{\underset{\raise.3ex\hbox{$\scriptstyle\sim$}}{y}}\vphantom{y}}- \mathord{\smash[b]{\underset{\raise.3ex\hbox{$\scriptstyle\sim$}}{\pi}}\vphantom{\pi}}^*\right)\mathclose{}
+    &amp;&amp; \text{(substitute } W \mathord{\smash[b]{\underset{\raise.3ex\hbox{$\scriptstyle\sim$}}{z}}\vphantom{z}} \text{)}
+    \\
+    &amp;= \mathord{\smash[b]{\underset{\raise.3ex\hbox{$\scriptstyle\sim$}}{\beta}}\vphantom{\beta}}^* + {\mathopen{}\left(\mathopen{}\left({X}^{\top} W X\right)\mathclose{}\right)\mathclose{}}^{-1} {X}^{\top} \mathopen{}\left(\mathord{\smash[b]{\underset{\raise.3ex\hbox{$\scriptstyle\sim$}}{y}}\vphantom{y}}- \mathord{\smash[b]{\underset{\raise.3ex\hbox{$\scriptstyle\sim$}}{\pi}}\vphantom{\pi}}^*\right)\mathclose{}.
+    &amp;&amp; \text{(cancel } {X}^{\top} W X \text{)}
+    \end{aligned}
+    $$</w:t>
+      </w:r>
+    </w:p>
+    <w:bookmarkStart w:id="37" w:name="exm-irls-six-patients"/>
+    <w:p>
+      <w:pPr>
+        <w:pStyle w:val="FirstParagraph"/>
+      </w:pPr>
+      <w:r>
+        <w:rPr>
+          <w:b/>
+          <w:bCs/>
+        </w:rPr>
+        <w:t xml:space="preserve">Example 2 (IRLS on the six-patient trial)</w:t>
+      </w:r>
+      <w:r>
+        <w:t xml:space="preserve"> </w:t>
+      </w:r>
+      <w:r>
+        <w:t xml:space="preserve">The code runs</w:t>
+      </w:r>
+      <w:r>
+        <w:t xml:space="preserve"> </w:t>
+      </w:r>
+      <w:hyperlink w:anchor="def-irls">
+        <w:r>
+          <w:rPr>
+            <w:rStyle w:val="Hyperlink"/>
+          </w:rPr>
+          <w:t xml:space="preserve">IRLS</w:t>
+        </w:r>
+      </w:hyperlink>
+      <w:r>
+        <w:t xml:space="preserve"> </w:t>
+      </w:r>
+      <w:r>
+        <w:t xml:space="preserve">from</w:t>
+      </w:r>
+      <w:r>
+        <w:t xml:space="preserve"> </w:t>
+      </w:r>
+      <w:r>
+        <w:t xml:space="preserve">$\mathord{\smash[b]{\underset{\raise.3ex\hbox{$\scriptstyle\sim$}}{\beta}}\vphantom{\beta}}^* = \mathord{\smash[b]{\underset{\raise.3ex\hbox{$\scriptstyle\sim$}}{0}}\vphantom{0}}$</w:t>
+      </w:r>
+      <w:r>
+        <w:t xml:space="preserve"> </w:t>
+      </w:r>
+      <w:r>
+        <w:t xml:space="preserve">on the data of the</w:t>
+      </w:r>
+      <w:r>
+        <w:t xml:space="preserve"> </w:t>
+      </w:r>
+      <w:hyperlink w:anchor="exm-logistic-regression">
+        <w:r>
+          <w:rPr>
+            <w:rStyle w:val="Hyperlink"/>
+          </w:rPr>
+          <w:t xml:space="preserve">six-patient trial</w:t>
+        </w:r>
+      </w:hyperlink>
+      <w:r>
+        <w:t xml:space="preserve"> </w:t>
+      </w:r>
+      <w:r>
+        <w:t xml:space="preserve">and compares the result with the coefficients from</w:t>
+      </w:r>
+      <w:r>
+        <w:t xml:space="preserve"> </w:t>
+      </w:r>
+      <w:r>
+        <w:rPr>
+          <w:rStyle w:val="VerbatimChar"/>
+        </w:rPr>
+        <w:t xml:space="preserve">glm()</w:t>
+      </w:r>
+      <w:r>
+        <w:t xml:space="preserve">.</w:t>
+      </w:r>
+    </w:p>
+    <w:p>
+      <w:pPr>
+        <w:pStyle w:val="SourceCode"/>
+      </w:pPr>
+      <w:r>
+        <w:rPr>
+          <w:rStyle w:val="CommentTok"/>
+        </w:rPr>
+        <w:t xml:space="preserve"># design matrix: intercept, group (-1 control, +1 treatment); y = 1: recovered</w:t>
+      </w:r>
+      <w:r>
+        <w:br/>
+      </w:r>
+      <w:r>
+        <w:rPr>
+          <w:rStyle w:val="NormalTok"/>
+        </w:rPr>
+        <w:t xml:space="preserve">irls_x </w:t>
+      </w:r>
+      <w:r>
+        <w:rPr>
+          <w:rStyle w:val="OtherTok"/>
+        </w:rPr>
+        <w:t xml:space="preserve">&lt;-</w:t>
+      </w:r>
+      <w:r>
+        <w:rPr>
+          <w:rStyle w:val="NormalTok"/>
+        </w:rPr>
+        <w:t xml:space="preserve"> </w:t>
+      </w:r>
+      <w:r>
+        <w:rPr>
+          <w:rStyle w:val="FunctionTok"/>
+        </w:rPr>
+        <w:t xml:space="preserve">cbind</w:t>
+      </w:r>
+      <w:r>
+        <w:rPr>
+          <w:rStyle w:val="NormalTok"/>
+        </w:rPr>
+        <w:t xml:space="preserve">(</w:t>
+      </w:r>
+      <w:r>
+        <w:rPr>
+          <w:rStyle w:val="DecValTok"/>
+        </w:rPr>
+        <w:t xml:space="preserve">1</w:t>
+      </w:r>
+      <w:r>
+        <w:rPr>
+          <w:rStyle w:val="NormalTok"/>
+        </w:rPr>
+        <w:t xml:space="preserve">, </w:t>
+      </w:r>
+      <w:r>
+        <w:rPr>
+          <w:rStyle w:val="FunctionTok"/>
+        </w:rPr>
+        <w:t xml:space="preserve">rep</w:t>
+      </w:r>
+      <w:r>
+        <w:rPr>
+          <w:rStyle w:val="NormalTok"/>
+        </w:rPr>
+        <w:t xml:space="preserve">(</w:t>
+      </w:r>
+      <w:r>
+        <w:rPr>
+          <w:rStyle w:val="FunctionTok"/>
+        </w:rPr>
+        <w:t xml:space="preserve">c</w:t>
+      </w:r>
+      <w:r>
+        <w:rPr>
+          <w:rStyle w:val="NormalTok"/>
+        </w:rPr>
+        <w:t xml:space="preserve">(</w:t>
+      </w:r>
+      <w:r>
+        <w:rPr>
+          <w:rStyle w:val="SpecialCharTok"/>
+        </w:rPr>
+        <w:t xml:space="preserve">-</w:t>
+      </w:r>
+      <w:r>
+        <w:rPr>
+          <w:rStyle w:val="DecValTok"/>
+        </w:rPr>
+        <w:t xml:space="preserve">1</w:t>
+      </w:r>
+      <w:r>
+        <w:rPr>
+          <w:rStyle w:val="NormalTok"/>
+        </w:rPr>
+        <w:t xml:space="preserve">, </w:t>
+      </w:r>
+      <w:r>
+        <w:rPr>
+          <w:rStyle w:val="DecValTok"/>
+        </w:rPr>
+        <w:t xml:space="preserve">1</w:t>
+      </w:r>
+      <w:r>
+        <w:rPr>
+          <w:rStyle w:val="NormalTok"/>
+        </w:rPr>
+        <w:t xml:space="preserve">), </w:t>
+      </w:r>
+      <w:r>
+        <w:rPr>
+          <w:rStyle w:val="AttributeTok"/>
+        </w:rPr>
+        <w:t xml:space="preserve">each =</w:t>
+      </w:r>
+      <w:r>
+        <w:rPr>
+          <w:rStyle w:val="NormalTok"/>
+        </w:rPr>
+        <w:t xml:space="preserve"> </w:t>
+      </w:r>
+      <w:r>
+        <w:rPr>
+          <w:rStyle w:val="DecValTok"/>
+        </w:rPr>
+        <w:t xml:space="preserve">3</w:t>
+      </w:r>
+      <w:r>
+        <w:rPr>
+          <w:rStyle w:val="NormalTok"/>
+        </w:rPr>
+        <w:t xml:space="preserve">))</w:t>
+      </w:r>
+      <w:r>
+        <w:br/>
+      </w:r>
+      <w:r>
+        <w:rPr>
+          <w:rStyle w:val="NormalTok"/>
+        </w:rPr>
+        <w:t xml:space="preserve">irls_y </w:t>
+      </w:r>
+      <w:r>
+        <w:rPr>
+          <w:rStyle w:val="OtherTok"/>
+        </w:rPr>
+        <w:t xml:space="preserve">&lt;-</w:t>
+      </w:r>
+      <w:r>
+        <w:rPr>
+          <w:rStyle w:val="NormalTok"/>
+        </w:rPr>
+        <w:t xml:space="preserve"> </w:t>
+      </w:r>
+      <w:r>
+        <w:rPr>
+          <w:rStyle w:val="FunctionTok"/>
+        </w:rPr>
+        <w:t xml:space="preserve">c</w:t>
+      </w:r>
+      <w:r>
+        <w:rPr>
+          <w:rStyle w:val="NormalTok"/>
+        </w:rPr>
+        <w:t xml:space="preserve">(</w:t>
+      </w:r>
+      <w:r>
+        <w:rPr>
+          <w:rStyle w:val="DecValTok"/>
+        </w:rPr>
+        <w:t xml:space="preserve">0</w:t>
+      </w:r>
+      <w:r>
+        <w:rPr>
+          <w:rStyle w:val="NormalTok"/>
+        </w:rPr>
+        <w:t xml:space="preserve">, </w:t>
+      </w:r>
+      <w:r>
+        <w:rPr>
+          <w:rStyle w:val="DecValTok"/>
+        </w:rPr>
+        <w:t xml:space="preserve">0</w:t>
+      </w:r>
+      <w:r>
+        <w:rPr>
+          <w:rStyle w:val="NormalTok"/>
+        </w:rPr>
+        <w:t xml:space="preserve">, </w:t>
+      </w:r>
+      <w:r>
+        <w:rPr>
+          <w:rStyle w:val="DecValTok"/>
+        </w:rPr>
+        <w:t xml:space="preserve">1</w:t>
+      </w:r>
+      <w:r>
+        <w:rPr>
+          <w:rStyle w:val="NormalTok"/>
+        </w:rPr>
+        <w:t xml:space="preserve">, </w:t>
+      </w:r>
+      <w:r>
+        <w:rPr>
+          <w:rStyle w:val="DecValTok"/>
+        </w:rPr>
+        <w:t xml:space="preserve">0</w:t>
+      </w:r>
+      <w:r>
+        <w:rPr>
+          <w:rStyle w:val="NormalTok"/>
+        </w:rPr>
+        <w:t xml:space="preserve">, </w:t>
+      </w:r>
+      <w:r>
+        <w:rPr>
+          <w:rStyle w:val="DecValTok"/>
+        </w:rPr>
+        <w:t xml:space="preserve">1</w:t>
+      </w:r>
+      <w:r>
+        <w:rPr>
+          <w:rStyle w:val="NormalTok"/>
+        </w:rPr>
+        <w:t xml:space="preserve">, </w:t>
+      </w:r>
+      <w:r>
+        <w:rPr>
+          <w:rStyle w:val="DecValTok"/>
+        </w:rPr>
+        <w:t xml:space="preserve">1</w:t>
+      </w:r>
+      <w:r>
+        <w:rPr>
+          <w:rStyle w:val="NormalTok"/>
+        </w:rPr>
+        <w:t xml:space="preserve">)</w:t>
+      </w:r>
+      <w:r>
+        <w:br/>
+      </w:r>
+      <w:r>
+        <w:rPr>
+          <w:rStyle w:val="CommentTok"/>
+        </w:rPr>
+        <w:t xml:space="preserve"># start from zero coefficients and take six IRLS steps</w:t>
+      </w:r>
+      <w:r>
+        <w:br/>
+      </w:r>
+      <w:r>
+        <w:rPr>
+          <w:rStyle w:val="NormalTok"/>
+        </w:rPr>
+        <w:t xml:space="preserve">irls_coef </w:t>
+      </w:r>
+      <w:r>
+        <w:rPr>
+          <w:rStyle w:val="OtherTok"/>
+        </w:rPr>
+        <w:t xml:space="preserve">&lt;-</w:t>
+      </w:r>
+      <w:r>
+        <w:rPr>
+          <w:rStyle w:val="NormalTok"/>
+        </w:rPr>
+        <w:t xml:space="preserve"> </w:t>
+      </w:r>
+      <w:r>
+        <w:rPr>
+          <w:rStyle w:val="FunctionTok"/>
+        </w:rPr>
+        <w:t xml:space="preserve">c</w:t>
+      </w:r>
+      <w:r>
+        <w:rPr>
+          <w:rStyle w:val="NormalTok"/>
+        </w:rPr>
+        <w:t xml:space="preserve">(</w:t>
+      </w:r>
+      <w:r>
+        <w:rPr>
+          <w:rStyle w:val="DecValTok"/>
+        </w:rPr>
+        <w:t xml:space="preserve">0</w:t>
+      </w:r>
+      <w:r>
+        <w:rPr>
+          <w:rStyle w:val="NormalTok"/>
+        </w:rPr>
+        <w:t xml:space="preserve">, </w:t>
+      </w:r>
+      <w:r>
+        <w:rPr>
+          <w:rStyle w:val="DecValTok"/>
+        </w:rPr>
+        <w:t xml:space="preserve">0</w:t>
+      </w:r>
+      <w:r>
+        <w:rPr>
+          <w:rStyle w:val="NormalTok"/>
+        </w:rPr>
+        <w:t xml:space="preserve">)</w:t>
+      </w:r>
+      <w:r>
+        <w:br/>
+      </w:r>
+      <w:r>
+        <w:rPr>
+          <w:rStyle w:val="NormalTok"/>
+        </w:rPr>
+        <w:t xml:space="preserve">irls_path </w:t>
+      </w:r>
+      <w:r>
+        <w:rPr>
+          <w:rStyle w:val="OtherTok"/>
+        </w:rPr>
+        <w:t xml:space="preserve">&lt;-</w:t>
+      </w:r>
+      <w:r>
+        <w:rPr>
+          <w:rStyle w:val="NormalTok"/>
+        </w:rPr>
+        <w:t xml:space="preserve"> </w:t>
+      </w:r>
+      <w:r>
+        <w:rPr>
+          <w:rStyle w:val="FunctionTok"/>
+        </w:rPr>
+        <w:t xml:space="preserve">data.frame</w:t>
+      </w:r>
+      <w:r>
+        <w:rPr>
+          <w:rStyle w:val="NormalTok"/>
+        </w:rPr>
+        <w:t xml:space="preserve">(</w:t>
+      </w:r>
+      <w:r>
+        <w:rPr>
+          <w:rStyle w:val="AttributeTok"/>
+        </w:rPr>
+        <w:t xml:space="preserve">step =</w:t>
+      </w:r>
+      <w:r>
+        <w:rPr>
+          <w:rStyle w:val="NormalTok"/>
+        </w:rPr>
+        <w:t xml:space="preserve"> </w:t>
+      </w:r>
+      <w:r>
+        <w:rPr>
+          <w:rStyle w:val="DecValTok"/>
+        </w:rPr>
+        <w:t xml:space="preserve">0</w:t>
+      </w:r>
+      <w:r>
+        <w:rPr>
+          <w:rStyle w:val="NormalTok"/>
+        </w:rPr>
+        <w:t xml:space="preserve">, </w:t>
+      </w:r>
+      <w:r>
+        <w:rPr>
+          <w:rStyle w:val="AttributeTok"/>
+        </w:rPr>
+        <w:t xml:space="preserve">intercept =</w:t>
+      </w:r>
+      <w:r>
+        <w:rPr>
+          <w:rStyle w:val="NormalTok"/>
+        </w:rPr>
+        <w:t xml:space="preserve"> </w:t>
+      </w:r>
+      <w:r>
+        <w:rPr>
+          <w:rStyle w:val="DecValTok"/>
+        </w:rPr>
+        <w:t xml:space="preserve">0</w:t>
+      </w:r>
+      <w:r>
+        <w:rPr>
+          <w:rStyle w:val="NormalTok"/>
+        </w:rPr>
+        <w:t xml:space="preserve">, </w:t>
+      </w:r>
+      <w:r>
+        <w:rPr>
+          <w:rStyle w:val="AttributeTok"/>
+        </w:rPr>
+        <w:t xml:space="preserve">slope =</w:t>
+      </w:r>
+      <w:r>
+        <w:rPr>
+          <w:rStyle w:val="NormalTok"/>
+        </w:rPr>
+        <w:t xml:space="preserve"> </w:t>
+      </w:r>
+      <w:r>
+        <w:rPr>
+          <w:rStyle w:val="DecValTok"/>
+        </w:rPr>
+        <w:t xml:space="preserve">0</w:t>
+      </w:r>
+      <w:r>
+        <w:rPr>
+          <w:rStyle w:val="NormalTok"/>
+        </w:rPr>
+        <w:t xml:space="preserve">)</w:t>
+      </w:r>
+      <w:r>
+        <w:br/>
+      </w:r>
+      <w:r>
+        <w:rPr>
+          <w:rStyle w:val="ControlFlowTok"/>
+        </w:rPr>
+        <w:t xml:space="preserve">for</w:t>
+      </w:r>
+      <w:r>
+        <w:rPr>
+          <w:rStyle w:val="NormalTok"/>
+        </w:rPr>
+        <w:t xml:space="preserve"> (step </w:t>
+      </w:r>
+      <w:r>
+        <w:rPr>
+          <w:rStyle w:val="ControlFlowTok"/>
+        </w:rPr>
+        <w:t xml:space="preserve">in</w:t>
+      </w:r>
+      <w:r>
+        <w:rPr>
+          <w:rStyle w:val="NormalTok"/>
+        </w:rPr>
+        <w:t xml:space="preserve"> </w:t>
+      </w:r>
+      <w:r>
+        <w:rPr>
+          <w:rStyle w:val="DecValTok"/>
+        </w:rPr>
+        <w:t xml:space="preserve">1</w:t>
+      </w:r>
+      <w:r>
+        <w:rPr>
+          <w:rStyle w:val="SpecialCharTok"/>
+        </w:rPr>
+        <w:t xml:space="preserve">:</w:t>
+      </w:r>
+      <w:r>
+        <w:rPr>
+          <w:rStyle w:val="DecValTok"/>
+        </w:rPr>
+        <w:t xml:space="preserve">6</w:t>
+      </w:r>
+      <w:r>
+        <w:rPr>
+          <w:rStyle w:val="NormalTok"/>
+        </w:rPr>
+        <w:t xml:space="preserve">) {</w:t>
+      </w:r>
+      <w:r>
+        <w:br/>
+      </w:r>
+      <w:r>
+        <w:rPr>
+          <w:rStyle w:val="NormalTok"/>
+        </w:rPr>
+        <w:t xml:space="preserve">  prob </w:t>
+      </w:r>
+      <w:r>
+        <w:rPr>
+          <w:rStyle w:val="OtherTok"/>
+        </w:rPr>
+        <w:t xml:space="preserve">&lt;-</w:t>
+      </w:r>
+      <w:r>
+        <w:rPr>
+          <w:rStyle w:val="NormalTok"/>
+        </w:rPr>
+        <w:t xml:space="preserve"> </w:t>
+      </w:r>
+      <w:r>
+        <w:rPr>
+          <w:rStyle w:val="FunctionTok"/>
+        </w:rPr>
+        <w:t xml:space="preserve">plogis</w:t>
+      </w:r>
+      <w:r>
+        <w:rPr>
+          <w:rStyle w:val="NormalTok"/>
+        </w:rPr>
+        <w:t xml:space="preserve">(</w:t>
+      </w:r>
+      <w:r>
+        <w:rPr>
+          <w:rStyle w:val="FunctionTok"/>
+        </w:rPr>
+        <w:t xml:space="preserve">drop</w:t>
+      </w:r>
+      <w:r>
+        <w:rPr>
+          <w:rStyle w:val="NormalTok"/>
+        </w:rPr>
+        <w:t xml:space="preserve">(irls_x </w:t>
+      </w:r>
+      <w:r>
+        <w:rPr>
+          <w:rStyle w:val="SpecialCharTok"/>
+        </w:rPr>
+        <w:t xml:space="preserve">%*%</w:t>
+      </w:r>
+      <w:r>
+        <w:rPr>
+          <w:rStyle w:val="NormalTok"/>
+        </w:rPr>
+        <w:t xml:space="preserve"> irls_coef))</w:t>
+      </w:r>
+      <w:r>
+        <w:br/>
+      </w:r>
+      <w:r>
+        <w:rPr>
+          <w:rStyle w:val="NormalTok"/>
+        </w:rPr>
+        <w:t xml:space="preserve">  weight </w:t>
+      </w:r>
+      <w:r>
+        <w:rPr>
+          <w:rStyle w:val="OtherTok"/>
+        </w:rPr>
+        <w:t xml:space="preserve">&lt;-</w:t>
+      </w:r>
+      <w:r>
+        <w:rPr>
+          <w:rStyle w:val="NormalTok"/>
+        </w:rPr>
+        <w:t xml:space="preserve"> prob </w:t>
+      </w:r>
+      <w:r>
+        <w:rPr>
+          <w:rStyle w:val="SpecialCharTok"/>
+        </w:rPr>
+        <w:t xml:space="preserve">*</w:t>
+      </w:r>
+      <w:r>
+        <w:rPr>
+          <w:rStyle w:val="NormalTok"/>
+        </w:rPr>
+        <w:t xml:space="preserve"> (</w:t>
+      </w:r>
+      <w:r>
+        <w:rPr>
+          <w:rStyle w:val="DecValTok"/>
+        </w:rPr>
+        <w:t xml:space="preserve">1</w:t>
+      </w:r>
+      <w:r>
+        <w:rPr>
+          <w:rStyle w:val="NormalTok"/>
+        </w:rPr>
+        <w:t xml:space="preserve"> </w:t>
+      </w:r>
+      <w:r>
+        <w:rPr>
+          <w:rStyle w:val="SpecialCharTok"/>
+        </w:rPr>
+        <w:t xml:space="preserve">-</w:t>
+      </w:r>
+      <w:r>
+        <w:rPr>
+          <w:rStyle w:val="NormalTok"/>
+        </w:rPr>
+        <w:t xml:space="preserve"> prob)</w:t>
+      </w:r>
+      <w:r>
+        <w:br/>
+      </w:r>
+      <w:r>
+        <w:rPr>
+          <w:rStyle w:val="NormalTok"/>
+        </w:rPr>
+        <w:t xml:space="preserve">  work_resp </w:t>
+      </w:r>
+      <w:r>
+        <w:rPr>
+          <w:rStyle w:val="OtherTok"/>
+        </w:rPr>
+        <w:t xml:space="preserve">&lt;-</w:t>
+      </w:r>
+      <w:r>
+        <w:rPr>
+          <w:rStyle w:val="NormalTok"/>
+        </w:rPr>
+        <w:t xml:space="preserve"> </w:t>
+      </w:r>
+      <w:r>
+        <w:rPr>
+          <w:rStyle w:val="FunctionTok"/>
+        </w:rPr>
+        <w:t xml:space="preserve">drop</w:t>
+      </w:r>
+      <w:r>
+        <w:rPr>
+          <w:rStyle w:val="NormalTok"/>
+        </w:rPr>
+        <w:t xml:space="preserve">(irls_x </w:t>
+      </w:r>
+      <w:r>
+        <w:rPr>
+          <w:rStyle w:val="SpecialCharTok"/>
+        </w:rPr>
+        <w:t xml:space="preserve">%*%</w:t>
+      </w:r>
+      <w:r>
+        <w:rPr>
+          <w:rStyle w:val="NormalTok"/>
+        </w:rPr>
+        <w:t xml:space="preserve"> irls_coef) </w:t>
+      </w:r>
+      <w:r>
+        <w:rPr>
+          <w:rStyle w:val="SpecialCharTok"/>
+        </w:rPr>
+        <w:t xml:space="preserve">+</w:t>
+      </w:r>
+      <w:r>
+        <w:rPr>
+          <w:rStyle w:val="NormalTok"/>
+        </w:rPr>
+        <w:t xml:space="preserve"> (irls_y </w:t>
+      </w:r>
+      <w:r>
+        <w:rPr>
+          <w:rStyle w:val="SpecialCharTok"/>
+        </w:rPr>
+        <w:t xml:space="preserve">-</w:t>
+      </w:r>
+      <w:r>
+        <w:rPr>
+          <w:rStyle w:val="NormalTok"/>
+        </w:rPr>
+        <w:t xml:space="preserve"> prob) </w:t>
+      </w:r>
+      <w:r>
+        <w:rPr>
+          <w:rStyle w:val="SpecialCharTok"/>
+        </w:rPr>
+        <w:t xml:space="preserve">/</w:t>
+      </w:r>
+      <w:r>
+        <w:rPr>
+          <w:rStyle w:val="NormalTok"/>
+        </w:rPr>
+        <w:t xml:space="preserve"> weight</w:t>
+      </w:r>
+      <w:r>
+        <w:br/>
+      </w:r>
+      <w:r>
+        <w:rPr>
+          <w:rStyle w:val="NormalTok"/>
+        </w:rPr>
+        <w:t xml:space="preserve">  irls_coef </w:t>
+      </w:r>
+      <w:r>
+        <w:rPr>
+          <w:rStyle w:val="OtherTok"/>
+        </w:rPr>
+        <w:t xml:space="preserve">&lt;-</w:t>
+      </w:r>
+      <w:r>
+        <w:rPr>
+          <w:rStyle w:val="NormalTok"/>
+        </w:rPr>
+        <w:t xml:space="preserve"> </w:t>
+      </w:r>
+      <w:r>
+        <w:rPr>
+          <w:rStyle w:val="FunctionTok"/>
+        </w:rPr>
+        <w:t xml:space="preserve">drop</w:t>
+      </w:r>
+      <w:r>
+        <w:rPr>
+          <w:rStyle w:val="NormalTok"/>
+        </w:rPr>
+        <w:t xml:space="preserve">(</w:t>
+      </w:r>
+      <w:r>
+        <w:rPr>
+          <w:rStyle w:val="FunctionTok"/>
+        </w:rPr>
+        <w:t xml:space="preserve">solve</w:t>
+      </w:r>
+      <w:r>
+        <w:rPr>
+          <w:rStyle w:val="NormalTok"/>
+        </w:rPr>
+        <w:t xml:space="preserve">(</w:t>
+      </w:r>
+      <w:r>
+        <w:rPr>
+          <w:rStyle w:val="FunctionTok"/>
+        </w:rPr>
+        <w:t xml:space="preserve">crossprod</w:t>
+      </w:r>
+      <w:r>
+        <w:rPr>
+          <w:rStyle w:val="NormalTok"/>
+        </w:rPr>
+        <w:t xml:space="preserve">(irls_x, weight </w:t>
+      </w:r>
+      <w:r>
+        <w:rPr>
+          <w:rStyle w:val="SpecialCharTok"/>
+        </w:rPr>
+        <w:t xml:space="preserve">*</w:t>
+      </w:r>
+      <w:r>
+        <w:rPr>
+          <w:rStyle w:val="NormalTok"/>
+        </w:rPr>
+        <w:t xml:space="preserve"> irls_x),</w:t>
+      </w:r>
+      <w:r>
+        <w:br/>
+      </w:r>
+      <w:r>
+        <w:rPr>
+          <w:rStyle w:val="NormalTok"/>
+        </w:rPr>
+        <w:t xml:space="preserve">                          </w:t>
+      </w:r>
+      <w:r>
+        <w:rPr>
+          <w:rStyle w:val="FunctionTok"/>
+        </w:rPr>
+        <w:t xml:space="preserve">crossprod</w:t>
+      </w:r>
+      <w:r>
+        <w:rPr>
+          <w:rStyle w:val="NormalTok"/>
+        </w:rPr>
+        <w:t xml:space="preserve">(irls_x, weight </w:t>
+      </w:r>
+      <w:r>
+        <w:rPr>
+          <w:rStyle w:val="SpecialCharTok"/>
+        </w:rPr>
+        <w:t xml:space="preserve">*</w:t>
+      </w:r>
+      <w:r>
+        <w:rPr>
+          <w:rStyle w:val="NormalTok"/>
+        </w:rPr>
+        <w:t xml:space="preserve"> work_resp)))</w:t>
+      </w:r>
+      <w:r>
+        <w:br/>
+      </w:r>
+      <w:r>
+        <w:rPr>
+          <w:rStyle w:val="NormalTok"/>
+        </w:rPr>
+        <w:t xml:space="preserve">  irls_path[step </w:t>
+      </w:r>
+      <w:r>
+        <w:rPr>
+          <w:rStyle w:val="SpecialCharTok"/>
+        </w:rPr>
+        <w:t xml:space="preserve">+</w:t>
+      </w:r>
+      <w:r>
+        <w:rPr>
+          <w:rStyle w:val="NormalTok"/>
+        </w:rPr>
+        <w:t xml:space="preserve"> </w:t>
+      </w:r>
+      <w:r>
+        <w:rPr>
+          <w:rStyle w:val="DecValTok"/>
+        </w:rPr>
+        <w:t xml:space="preserve">1</w:t>
+      </w:r>
+      <w:r>
+        <w:rPr>
+          <w:rStyle w:val="NormalTok"/>
+        </w:rPr>
+        <w:t xml:space="preserve">, ] </w:t>
+      </w:r>
+      <w:r>
+        <w:rPr>
+          <w:rStyle w:val="OtherTok"/>
+        </w:rPr>
+        <w:t xml:space="preserve">&lt;-</w:t>
+      </w:r>
+      <w:r>
+        <w:rPr>
+          <w:rStyle w:val="NormalTok"/>
+        </w:rPr>
+        <w:t xml:space="preserve"> </w:t>
+      </w:r>
+      <w:r>
+        <w:rPr>
+          <w:rStyle w:val="FunctionTok"/>
+        </w:rPr>
+        <w:t xml:space="preserve">c</w:t>
+      </w:r>
+      <w:r>
+        <w:rPr>
+          <w:rStyle w:val="NormalTok"/>
+        </w:rPr>
+        <w:t xml:space="preserve">(step, irls_coef)</w:t>
+      </w:r>
+      <w:r>
+        <w:br/>
+      </w:r>
+      <w:r>
+        <w:rPr>
+          <w:rStyle w:val="NormalTok"/>
+        </w:rPr>
+        <w:t xml:space="preserve">}</w:t>
+      </w:r>
+      <w:r>
+        <w:br/>
+      </w:r>
+      <w:r>
+        <w:rPr>
+          <w:rStyle w:val="NormalTok"/>
+        </w:rPr>
+        <w:t xml:space="preserve">irls_path</w:t>
+      </w:r>
+      <w:r>
+        <w:br/>
+      </w:r>
+      <w:r>
+        <w:rPr>
+          <w:rStyle w:val="CommentTok"/>
+        </w:rPr>
+        <w:t xml:space="preserve">#&gt; # A tibble: 7 × 3</w:t>
+      </w:r>
+      <w:r>
+        <w:br/>
+      </w:r>
+      <w:r>
+        <w:rPr>
+          <w:rStyle w:val="CommentTok"/>
+        </w:rPr>
+        <w:t xml:space="preserve">#&gt;    step intercept slope</w:t>
+      </w:r>
+      <w:r>
+        <w:br/>
+      </w:r>
+      <w:r>
+        <w:rPr>
+          <w:rStyle w:val="CommentTok"/>
+        </w:rPr>
+        <w:t xml:space="preserve">#&gt;   &lt;dbl&gt;     &lt;dbl&gt; &lt;dbl&gt;</w:t>
+      </w:r>
+      <w:r>
+        <w:br/>
+      </w:r>
+      <w:r>
+        <w:rPr>
+          <w:rStyle w:val="CommentTok"/>
+        </w:rPr>
+        <w:t xml:space="preserve">#&gt; 1     0  0        0    </w:t>
+      </w:r>
+      <w:r>
+        <w:br/>
+      </w:r>
+      <w:r>
+        <w:rPr>
+          <w:rStyle w:val="CommentTok"/>
+        </w:rPr>
+        <w:t xml:space="preserve">#&gt; 2     1  0        0.667</w:t>
+      </w:r>
+      <w:r>
+        <w:br/>
+      </w:r>
+      <w:r>
+        <w:rPr>
+          <w:rStyle w:val="CommentTok"/>
+        </w:rPr>
+        <w:t xml:space="preserve">#&gt; 3     2 -2.48e-16 0.693</w:t>
+      </w:r>
+      <w:r>
+        <w:br/>
+      </w:r>
+      <w:r>
+        <w:rPr>
+          <w:rStyle w:val="CommentTok"/>
+        </w:rPr>
+        <w:t xml:space="preserve">#&gt; 4     3  5.44e-17 0.693</w:t>
+      </w:r>
+      <w:r>
+        <w:br/>
+      </w:r>
+      <w:r>
+        <w:rPr>
+          <w:rStyle w:val="CommentTok"/>
+        </w:rPr>
+        <w:t xml:space="preserve">#&gt; 5     4 -1.12e-16 0.693</w:t>
+      </w:r>
+      <w:r>
+        <w:br/>
+      </w:r>
+      <w:r>
+        <w:rPr>
+          <w:rStyle w:val="CommentTok"/>
+        </w:rPr>
+        <w:t xml:space="preserve">#&gt; 6     5  2.21e-16 0.693</w:t>
+      </w:r>
+      <w:r>
+        <w:br/>
+      </w:r>
+      <w:r>
+        <w:rPr>
+          <w:rStyle w:val="CommentTok"/>
+        </w:rPr>
+        <w:t xml:space="preserve">#&gt; 7     6  5.77e-17 0.693</w:t>
+      </w:r>
+      <w:r>
+        <w:br/>
+      </w:r>
+      <w:r>
+        <w:rPr>
+          <w:rStyle w:val="CommentTok"/>
+        </w:rPr>
+        <w:t xml:space="preserve"># the maximum likelihood fit from glm()</w:t>
+      </w:r>
+      <w:r>
+        <w:br/>
+      </w:r>
+      <w:r>
+        <w:rPr>
+          <w:rStyle w:val="FunctionTok"/>
+        </w:rPr>
+        <w:t xml:space="preserve">coef</w:t>
+      </w:r>
+      <w:r>
+        <w:rPr>
+          <w:rStyle w:val="NormalTok"/>
+        </w:rPr>
+        <w:t xml:space="preserve">(</w:t>
+      </w:r>
+      <w:r>
+        <w:rPr>
+          <w:rStyle w:val="FunctionTok"/>
+        </w:rPr>
+        <w:t xml:space="preserve">glm</w:t>
+      </w:r>
+      <w:r>
+        <w:rPr>
+          <w:rStyle w:val="NormalTok"/>
+        </w:rPr>
+        <w:t xml:space="preserve">(irls_y </w:t>
+      </w:r>
+      <w:r>
+        <w:rPr>
+          <w:rStyle w:val="SpecialCharTok"/>
+        </w:rPr>
+        <w:t xml:space="preserve">~</w:t>
+      </w:r>
+      <w:r>
+        <w:rPr>
+          <w:rStyle w:val="NormalTok"/>
+        </w:rPr>
+        <w:t xml:space="preserve"> irls_x[, </w:t>
+      </w:r>
+      <w:r>
+        <w:rPr>
+          <w:rStyle w:val="DecValTok"/>
+        </w:rPr>
+        <w:t xml:space="preserve">2</w:t>
+      </w:r>
+      <w:r>
+        <w:rPr>
+          <w:rStyle w:val="NormalTok"/>
+        </w:rPr>
+        <w:t xml:space="preserve">], </w:t>
+      </w:r>
+      <w:r>
+        <w:rPr>
+          <w:rStyle w:val="AttributeTok"/>
+        </w:rPr>
+        <w:t xml:space="preserve">family =</w:t>
+      </w:r>
+      <w:r>
+        <w:rPr>
+          <w:rStyle w:val="NormalTok"/>
+        </w:rPr>
+        <w:t xml:space="preserve"> binomial))</w:t>
+      </w:r>
+      <w:r>
+        <w:br/>
+      </w:r>
+      <w:r>
+        <w:rPr>
+          <w:rStyle w:val="CommentTok"/>
+        </w:rPr>
+        <w:t xml:space="preserve">#&gt;  (Intercept)  irls_x[, 2] </w:t>
+      </w:r>
+      <w:r>
+        <w:br/>
+      </w:r>
+      <w:r>
+        <w:rPr>
+          <w:rStyle w:val="CommentTok"/>
+        </w:rPr>
+        <w:t xml:space="preserve">#&gt; -2.25619e-16  6.93147e-01</w:t>
+      </w:r>
+    </w:p>
+    <w:p>
+      <w:pPr>
+        <w:pStyle w:val="FirstParagraph"/>
+      </w:pPr>
+      <w:r>
+        <w:t xml:space="preserve">The first step moves the</w:t>
+      </w:r>
+      <w:r>
+        <w:t xml:space="preserve"> </w:t>
+      </w:r>
+      <w:hyperlink r:id="rId26">
+        <w:r>
+          <w:rPr>
+            <w:rStyle w:val="Hyperlink"/>
+          </w:rPr>
+          <w:t xml:space="preserve">slope</w:t>
+        </w:r>
+      </w:hyperlink>
+      <w:r>
+        <w:t xml:space="preserve"> </w:t>
+      </w:r>
+      <w:r>
+        <w:t xml:space="preserve">to</w:t>
+      </w:r>
+      <w:r>
+        <w:t xml:space="preserve"> </w:t>
+      </w:r>
+      <m:oMath>
+        <m:r>
+          <m:t>0.6667</m:t>
+        </m:r>
+      </m:oMath>
+      <w:r>
+        <w:t xml:space="preserve">, which is</w:t>
+      </w:r>
+      <w:r>
+        <w:t xml:space="preserve"> </w:t>
+      </w:r>
+      <m:oMath>
+        <m:r>
+          <m:t>2</m:t>
+        </m:r>
+        <m:r>
+          <m:rPr>
+            <m:sty m:val="p"/>
+          </m:rPr>
+          <m:t>/</m:t>
+        </m:r>
+        <m:r>
+          <m:t>3</m:t>
+        </m:r>
+      </m:oMath>
+      <w:r>
+        <w:t xml:space="preserve"> </w:t>
+      </w:r>
+      <w:r>
+        <w:t xml:space="preserve">(</w:t>
+      </w:r>
+      <w:hyperlink w:anchor="exr-irls-step">
+        <w:r>
+          <w:rPr>
+            <w:rStyle w:val="Hyperlink"/>
+          </w:rPr>
+          <w:t xml:space="preserve">the hand computation</w:t>
+        </w:r>
+      </w:hyperlink>
+      <w:r>
+        <w:t xml:space="preserve">).</w:t>
+      </w:r>
+      <w:r>
+        <w:t xml:space="preserve"> </w:t>
+      </w:r>
+      <w:r>
+        <w:t xml:space="preserve">After six steps the slope is</w:t>
+      </w:r>
+      <w:r>
+        <w:t xml:space="preserve"> </w:t>
+      </w:r>
+      <m:oMath>
+        <m:r>
+          <m:t>0.693147</m:t>
+        </m:r>
+      </m:oMath>
+      <w:r>
+        <w:t xml:space="preserve">,</w:t>
+      </w:r>
+      <w:r>
+        <w:t xml:space="preserve"> </w:t>
+      </w:r>
+      <w:r>
+        <w:t xml:space="preserve">and</w:t>
+      </w:r>
+      <w:r>
+        <w:t xml:space="preserve"> </w:t>
+      </w:r>
+      <w:r>
+        <w:rPr>
+          <w:rStyle w:val="VerbatimChar"/>
+        </w:rPr>
+        <w:t xml:space="preserve">glm()</w:t>
+      </w:r>
+      <w:r>
+        <w:t xml:space="preserve"> </w:t>
+      </w:r>
+      <w:r>
+        <w:t xml:space="preserve">reports</w:t>
+      </w:r>
+      <w:r>
+        <w:t xml:space="preserve"> </w:t>
+      </w:r>
+      <m:oMath>
+        <m:r>
+          <m:t>0.693147</m:t>
+        </m:r>
+      </m:oMath>
+      <w:r>
+        <w:t xml:space="preserve">.</w:t>
+      </w:r>
+      <w:r>
+        <w:t xml:space="preserve"> </w:t>
+      </w:r>
+      <w:r>
+        <w:t xml:space="preserve">The slope settles at</w:t>
+      </w:r>
+      <w:r>
+        <w:t xml:space="preserve"> </w:t>
+      </w:r>
+      <m:oMath>
+        <m:r>
+          <m:rPr>
+            <m:sty m:val="p"/>
+          </m:rPr>
+          <m:t>ln</m:t>
+        </m:r>
+        <m:r>
+          <m:t>2</m:t>
+        </m:r>
+        <m:r>
+          <m:rPr>
+            <m:sty m:val="p"/>
+          </m:rPr>
+          <m:t>=</m:t>
+        </m:r>
+        <m:r>
+          <m:t>0.693147</m:t>
+        </m:r>
+      </m:oMath>
+      <w:r>
+        <w:t xml:space="preserve">,</w:t>
+      </w:r>
+      <w:r>
+        <w:t xml:space="preserve"> </w:t>
+      </w:r>
+      <w:r>
+        <w:t xml:space="preserve">half the natural logarithm of the</w:t>
+      </w:r>
+      <w:r>
+        <w:t xml:space="preserve"> </w:t>
+      </w:r>
+      <w:hyperlink r:id="rId35">
+        <w:r>
+          <w:rPr>
+            <w:rStyle w:val="Hyperlink"/>
+          </w:rPr>
+          <w:t xml:space="preserve">odds ratio</w:t>
+        </w:r>
+      </w:hyperlink>
+      <w:r>
+        <w:t xml:space="preserve"> </w:t>
+      </w:r>
+      <w:r>
+        <w:t xml:space="preserve">between the treatment group (recovery</w:t>
+      </w:r>
+      <w:r>
+        <w:t xml:space="preserve"> </w:t>
+      </w:r>
+      <w:hyperlink r:id="rId36">
+        <w:r>
+          <w:rPr>
+            <w:rStyle w:val="Hyperlink"/>
+          </w:rPr>
+          <w:t xml:space="preserve">odds</w:t>
+        </w:r>
+      </w:hyperlink>
+      <w:r>
+        <w:t xml:space="preserve"> </w:t>
+      </w:r>
+      <m:oMath>
+        <m:r>
+          <m:t>2</m:t>
+        </m:r>
+      </m:oMath>
+      <w:r>
+        <w:t xml:space="preserve">) and the other group (recovery odds</w:t>
+      </w:r>
+      <w:r>
+        <w:t xml:space="preserve"> </w:t>
+      </w:r>
+      <m:oMath>
+        <m:r>
+          <m:t>1</m:t>
+        </m:r>
+        <m:r>
+          <m:rPr>
+            <m:sty m:val="p"/>
+          </m:rPr>
+          <m:t>/</m:t>
+        </m:r>
+        <m:r>
+          <m:t>2</m:t>
+        </m:r>
+      </m:oMath>
+      <w:r>
+        <w:t xml:space="preserve">), since the groups are coded</w:t>
+      </w:r>
+      <w:r>
+        <w:t xml:space="preserve"> </w:t>
+      </w:r>
+      <m:oMath>
+        <m:r>
+          <m:rPr>
+            <m:sty m:val="p"/>
+          </m:rPr>
+          <m:t>±</m:t>
+        </m:r>
+        <m:r>
+          <m:t>1</m:t>
+        </m:r>
+      </m:oMath>
+      <w:r>
+        <w:t xml:space="preserve">.</w:t>
+      </w:r>
+    </w:p>
+    <w:bookmarkEnd w:id="37"/>
+    <w:bookmarkEnd w:id="38"/>
+    <w:bookmarkStart w:id="55" w:name="deviance"/>
+    <w:p>
+      <w:pPr>
+        <w:pStyle w:val="Heading2"/>
+      </w:pPr>
+      <w:r>
+        <w:t xml:space="preserve">3 Deviance</w:t>
+      </w:r>
+    </w:p>
+    <w:bookmarkStart w:id="40" w:name="def-deviance"/>
+    <w:p>
+      <w:pPr>
+        <w:pStyle w:val="FirstParagraph"/>
+      </w:pPr>
+      <w:r>
+        <w:rPr>
+          <w:b/>
+          <w:bCs/>
+        </w:rPr>
+        <w:t xml:space="preserve">Definition 3 (Deviance)</w:t>
       </w:r>
       <w:r>
         <w:t xml:space="preserve"> </w:t>
@@ -1086,14 +5331,14 @@
       <w:pPr>
         <w:pStyle w:val="BodyText"/>
       </w:pPr>
-      <w:bookmarkStart w:id="15" w:name="eq-deviance"/>
+      <w:bookmarkStart w:id="39" w:name="eq-deviance"/>
       <w:r>
         <w:t xml:space="preserve">$$
     \operatorname{dev}\stackrel{\text{def}}{=}-2 \, {\ell\mathopen{}\left(\hat{\mathord{\smash[b]{\underset{\raise.3ex\hbox{$\scriptstyle\sim$}}{\beta}}\vphantom{\beta}}}\right)\mathclose{}}
     = -2 \sum_{i=1}^n\mathopen{}\left\{y_i\ln \hat\pi_i + \mathopen{}\left(1 - y_i\right)\mathclose{} {\ln\mathopen{}\left(1 - \hat\pi_i\right)\mathclose{}}\right\}\mathclose{},
-     \qquad(2)$$</w:t>
-      </w:r>
-      <w:bookmarkEnd w:id="15"/>
+     \qquad(3)$$</w:t>
+      </w:r>
+      <w:bookmarkEnd w:id="39"/>
     </w:p>
     <w:p>
       <w:pPr>
@@ -1126,13 +5371,13 @@
         <w:t xml:space="preserve"> </w:t>
       </w:r>
       <w:r>
-        <w:t xml:space="preserve">Wikipedia contributors [3]</w:t>
+        <w:t xml:space="preserve">Wikipedia contributors [4]</w:t>
       </w:r>
       <w:r>
         <w:t xml:space="preserve">.</w:t>
       </w:r>
     </w:p>
-    <w:bookmarkEnd w:id="16"/>
+    <w:bookmarkEnd w:id="40"/>
     <w:tbl>
       <w:tblPr>
         <w:tblStyle w:val="Table"/>
@@ -1173,18 +5418,18 @@
                 <wp:inline>
                   <wp:extent cx="152400" cy="152400"/>
                   <wp:effectExtent b="0" l="0" r="0" t="0"/>
-                  <wp:docPr descr="" title="" id="18" name="Picture"/>
+                  <wp:docPr descr="" title="" id="41" name="Picture"/>
                   <a:graphic>
                     <a:graphicData uri="http://schemas.openxmlformats.org/drawingml/2006/picture">
                       <pic:pic>
                         <pic:nvPicPr>
-                          <pic:cNvPr descr="/opt/quarto/share/formats/docx/note.png" id="19" name="Picture"/>
+                          <pic:cNvPr descr="/opt/quarto/share/formats/docx/note.png" id="42" name="Picture"/>
                           <pic:cNvPicPr>
                             <a:picLocks noChangeArrowheads="1" noChangeAspect="1"/>
                           </pic:cNvPicPr>
                         </pic:nvPicPr>
                         <pic:blipFill>
-                          <a:blip r:embed="rId17"/>
+                          <a:blip r:embed="rId15"/>
                           <a:stretch>
                             <a:fillRect/>
                           </a:stretch>
@@ -1236,7 +5481,7 @@
               <w:spacing w:before="16" w:after="16"/>
             </w:pPr>
             <w:r>
-              <w:t xml:space="preserve">Nelder and Wedderburn [4]</w:t>
+              <w:t xml:space="preserve">Nelder and Wedderburn [5]</w:t>
             </w:r>
             <w:r>
               <w:t xml:space="preserve"> </w:t>
@@ -1254,7 +5499,7 @@
               <w:t xml:space="preserve"> </w:t>
             </w:r>
             <w:r>
-              <w:t xml:space="preserve">Hastie et al. [5, Sec. 4.4.2]</w:t>
+              <w:t xml:space="preserve">Hastie et al. [6, Sec. 4.4.2]</w:t>
             </w:r>
             <w:r>
               <w:t xml:space="preserve"> </w:t>
@@ -1266,7 +5511,7 @@
         </w:tc>
       </w:tr>
     </w:tbl>
-    <w:bookmarkStart w:id="20" w:name="exm-deviance"/>
+    <w:bookmarkStart w:id="43" w:name="exm-deviance"/>
     <w:p>
       <w:pPr>
         <w:pStyle w:val="BodyText"/>
@@ -1276,7 +5521,7 @@
           <w:b/>
           <w:bCs/>
         </w:rPr>
-        <w:t xml:space="preserve">Example 2 (The deviance of the six-patient trial)</w:t>
+        <w:t xml:space="preserve">Example 3 (The deviance of the six-patient trial)</w:t>
       </w:r>
       <w:r>
         <w:t xml:space="preserve"> </w:t>
@@ -1327,7 +5572,7 @@
           <w:rPr>
             <w:rStyle w:val="Hyperlink"/>
           </w:rPr>
-          <w:t xml:space="preserve">Equation 2</w:t>
+          <w:t xml:space="preserve">Equation 3</w:t>
         </w:r>
       </w:hyperlink>
       <w:r>
@@ -1691,8 +5936,8 @@
         <w:t xml:space="preserve">.</w:t>
       </w:r>
     </w:p>
-    <w:bookmarkEnd w:id="20"/>
-    <w:bookmarkStart w:id="21" w:name="rem-deviance-shortfall"/>
+    <w:bookmarkEnd w:id="43"/>
+    <w:bookmarkStart w:id="44" w:name="rem-deviance-shortfall"/>
     <w:p>
       <w:pPr>
         <w:pStyle w:val="BodyText"/>
@@ -1702,7 +5947,7 @@
           <w:i/>
           <w:iCs/>
         </w:rPr>
-        <w:t xml:space="preserve">Remark 1</w:t>
+        <w:t xml:space="preserve">Remark 2</w:t>
       </w:r>
       <w:r>
         <w:t xml:space="preserve"> (Why the deviance measures a shortfall). </w:t>
@@ -1813,8 +6058,8 @@
         <w:t xml:space="preserve">is twice the amount by which the maximized log-likelihood falls short of that largest value.</w:t>
       </w:r>
     </w:p>
-    <w:bookmarkEnd w:id="21"/>
-    <w:bookmarkStart w:id="23" w:name="def-null-deviance"/>
+    <w:bookmarkEnd w:id="44"/>
+    <w:bookmarkStart w:id="46" w:name="def-null-deviance"/>
     <w:p>
       <w:pPr>
         <w:pStyle w:val="BodyText"/>
@@ -1824,7 +6069,7 @@
           <w:b/>
           <w:bCs/>
         </w:rPr>
-        <w:t xml:space="preserve">Definition 3 (Null deviance)</w:t>
+        <w:t xml:space="preserve">Definition 4 (Null deviance)</w:t>
       </w:r>
       <w:r>
         <w:t xml:space="preserve"> </w:t>
@@ -1870,7 +6115,7 @@
       <w:pPr>
         <w:pStyle w:val="BodyText"/>
       </w:pPr>
-      <w:bookmarkStart w:id="22" w:name="eq-null-deviance"/>
+      <w:bookmarkStart w:id="45" w:name="eq-null-deviance"/>
       <m:oMathPara>
         <m:oMathParaPr>
           <m:jc m:val="center"/>
@@ -2049,7 +6294,7 @@
             <m:t>(</m:t>
           </m:r>
           <m:r>
-            <m:t>3</m:t>
+            <m:t>4</m:t>
           </m:r>
           <m:r>
             <m:rPr>
@@ -2059,7 +6304,7 @@
           </m:r>
         </m:oMath>
       </m:oMathPara>
-      <w:bookmarkEnd w:id="22"/>
+      <w:bookmarkEnd w:id="45"/>
     </w:p>
     <w:p>
       <w:pPr>
@@ -2101,8 +6346,8 @@
         <w:t xml:space="preserve">.</w:t>
       </w:r>
     </w:p>
-    <w:bookmarkEnd w:id="23"/>
-    <w:bookmarkStart w:id="24" w:name="exm-null-deviance"/>
+    <w:bookmarkEnd w:id="46"/>
+    <w:bookmarkStart w:id="47" w:name="exm-null-deviance"/>
     <w:p>
       <w:pPr>
         <w:pStyle w:val="BodyText"/>
@@ -2112,7 +6357,7 @@
           <w:b/>
           <w:bCs/>
         </w:rPr>
-        <w:t xml:space="preserve">Example 3 (The null deviance of the six-patient trial)</w:t>
+        <w:t xml:space="preserve">Example 4 (The null deviance of the six-patient trial)</w:t>
       </w:r>
       <w:r>
         <w:t xml:space="preserve"> </w:t>
@@ -2167,7 +6412,7 @@
           <w:rPr>
             <w:rStyle w:val="Hyperlink"/>
           </w:rPr>
-          <w:t xml:space="preserve">Equation 3</w:t>
+          <w:t xml:space="preserve">Equation 4</w:t>
         </w:r>
       </w:hyperlink>
       <w:r>
@@ -2470,8 +6715,8 @@
         <w:t xml:space="preserve">.</w:t>
       </w:r>
     </w:p>
-    <w:bookmarkEnd w:id="24"/>
-    <w:bookmarkStart w:id="25" w:name="rem-null-deviance-fit"/>
+    <w:bookmarkEnd w:id="47"/>
+    <w:bookmarkStart w:id="48" w:name="rem-null-deviance-fit"/>
     <w:p>
       <w:pPr>
         <w:pStyle w:val="BodyText"/>
@@ -2481,7 +6726,7 @@
           <w:i/>
           <w:iCs/>
         </w:rPr>
-        <w:t xml:space="preserve">Remark 2</w:t>
+        <w:t xml:space="preserve">Remark 3</w:t>
       </w:r>
       <w:r>
         <w:t xml:space="preserve"> (Where the null deviance formula comes from). </w:t>
@@ -2586,7 +6831,7 @@
           <w:rPr>
             <w:rStyle w:val="Hyperlink"/>
           </w:rPr>
-          <w:t xml:space="preserve">Equation 2</w:t>
+          <w:t xml:space="preserve">Equation 3</w:t>
         </w:r>
       </w:hyperlink>
       <w:r>
@@ -2603,15 +6848,15 @@
           <w:rPr>
             <w:rStyle w:val="Hyperlink"/>
           </w:rPr>
-          <w:t xml:space="preserve">Equation 3</w:t>
+          <w:t xml:space="preserve">Equation 4</w:t>
         </w:r>
       </w:hyperlink>
       <w:r>
         <w:t xml:space="preserve">.</w:t>
       </w:r>
     </w:p>
-    <w:bookmarkEnd w:id="25"/>
-    <w:bookmarkStart w:id="27" w:name="thm-deviance-drop"/>
+    <w:bookmarkEnd w:id="48"/>
+    <w:bookmarkStart w:id="50" w:name="thm-deviance-drop"/>
     <w:p>
       <w:pPr>
         <w:pStyle w:val="BodyText"/>
@@ -2621,7 +6866,7 @@
           <w:b/>
           <w:bCs/>
         </w:rPr>
-        <w:t xml:space="preserve">Theorem 1 (The drop in deviance is the likelihood ratio statistic)</w:t>
+        <w:t xml:space="preserve">Theorem 2 (The drop in deviance is the likelihood ratio statistic)</w:t>
       </w:r>
       <w:r>
         <w:t xml:space="preserve"> </w:t>
@@ -2729,7 +6974,7 @@
       <w:r>
         <w:t xml:space="preserve"> </w:t>
       </w:r>
-      <w:hyperlink r:id="rId26">
+      <w:hyperlink r:id="rId49">
         <w:r>
           <w:rPr>
             <w:rStyle w:val="Hyperlink"/>
@@ -2835,7 +7080,7 @@
         </m:oMath>
       </m:oMathPara>
     </w:p>
-    <w:bookmarkEnd w:id="27"/>
+    <w:bookmarkEnd w:id="50"/>
     <w:p>
       <w:pPr>
         <w:pStyle w:val="FirstParagraph"/>
@@ -2856,7 +7101,7 @@
       <w:r>
         <w:t xml:space="preserve"> </w:t>
       </w:r>
-      <w:hyperlink r:id="rId26">
+      <w:hyperlink r:id="rId49">
         <w:r>
           <w:rPr>
             <w:rStyle w:val="Hyperlink"/>
@@ -3261,7 +7506,7 @@
         <w:t xml:space="preserve">.</w:t>
       </w:r>
     </w:p>
-    <w:bookmarkStart w:id="28" w:name="exm-deviance-drop"/>
+    <w:bookmarkStart w:id="51" w:name="exm-deviance-drop"/>
     <w:p>
       <w:pPr>
         <w:pStyle w:val="BodyText"/>
@@ -3271,7 +7516,7 @@
           <w:b/>
           <w:bCs/>
         </w:rPr>
-        <w:t xml:space="preserve">Example 4 (The likelihood ratio statistic of the treatment effect)</w:t>
+        <w:t xml:space="preserve">Example 5 (The likelihood ratio statistic of the treatment effect)</w:t>
       </w:r>
       <w:r>
         <w:t xml:space="preserve"> </w:t>
@@ -3405,8 +7650,8 @@
         <w:t xml:space="preserve">.</w:t>
       </w:r>
     </w:p>
-    <w:bookmarkEnd w:id="28"/>
-    <w:bookmarkStart w:id="30" w:name="cor-deviance-drop-distribution"/>
+    <w:bookmarkEnd w:id="51"/>
+    <w:bookmarkStart w:id="53" w:name="cor-deviance-drop-distribution"/>
     <w:p>
       <w:pPr>
         <w:pStyle w:val="BodyText"/>
@@ -3427,7 +7672,7 @@
       <w:r>
         <w:t xml:space="preserve"> </w:t>
       </w:r>
-      <w:hyperlink r:id="rId29">
+      <w:hyperlink r:id="rId52">
         <w:r>
           <w:rPr>
             <w:rStyle w:val="Hyperlink"/>
@@ -3531,7 +7776,7 @@
         <w:t xml:space="preserve">holds.</w:t>
       </w:r>
     </w:p>
-    <w:bookmarkEnd w:id="30"/>
+    <w:bookmarkEnd w:id="53"/>
     <w:p>
       <w:pPr>
         <w:pStyle w:val="BodyText"/>
@@ -3557,7 +7802,7 @@
           <w:rPr>
             <w:rStyle w:val="Hyperlink"/>
           </w:rPr>
-          <w:t xml:space="preserve">Theorem 1</w:t>
+          <w:t xml:space="preserve">Theorem 2</w:t>
         </w:r>
       </w:hyperlink>
       <w:r>
@@ -3583,7 +7828,7 @@
       <w:r>
         <w:t xml:space="preserve"> </w:t>
       </w:r>
-      <w:hyperlink r:id="rId29">
+      <w:hyperlink r:id="rId52">
         <w:r>
           <w:rPr>
             <w:rStyle w:val="Hyperlink"/>
@@ -3598,7 +7843,7 @@
         <w:t xml:space="preserve">gives its approximate distribution.</w:t>
       </w:r>
     </w:p>
-    <w:bookmarkStart w:id="31" w:name="exm-deviance-drop-distribution"/>
+    <w:bookmarkStart w:id="54" w:name="exm-deviance-drop-distribution"/>
     <w:p>
       <w:pPr>
         <w:pStyle w:val="BodyText"/>
@@ -3608,7 +7853,7 @@
           <w:b/>
           <w:bCs/>
         </w:rPr>
-        <w:t xml:space="preserve">Example 5 (Testing the treatment effect)</w:t>
+        <w:t xml:space="preserve">Example 6 (Testing the treatment effect)</w:t>
       </w:r>
       <w:r>
         <w:t xml:space="preserve"> </w:t>
@@ -3624,7 +7869,7 @@
           <w:rPr>
             <w:rStyle w:val="Hyperlink"/>
           </w:rPr>
-          <w:t xml:space="preserve">Example 4</w:t>
+          <w:t xml:space="preserve">Example 5</w:t>
         </w:r>
       </w:hyperlink>
       <w:r>
@@ -3789,18 +8034,18 @@
         <w:t xml:space="preserve">so six patients give no evidence of a treatment effect.</w:t>
       </w:r>
     </w:p>
-    <w:bookmarkEnd w:id="31"/>
-    <w:bookmarkEnd w:id="32"/>
-    <w:bookmarkStart w:id="57" w:name="X6921c8acb91e896e6cca408a54c848bac546047"/>
+    <w:bookmarkEnd w:id="54"/>
+    <w:bookmarkEnd w:id="55"/>
+    <w:bookmarkStart w:id="78" w:name="X6921c8acb91e896e6cca408a54c848bac546047"/>
     <w:p>
       <w:pPr>
         <w:pStyle w:val="Heading2"/>
       </w:pPr>
       <w:r>
-        <w:t xml:space="preserve">3 Covariate patterns and the saturated model</w:t>
+        <w:t xml:space="preserve">4 Covariate patterns and the saturated model</w:t>
       </w:r>
     </w:p>
-    <w:bookmarkStart w:id="33" w:name="def-covariate-pattern"/>
+    <w:bookmarkStart w:id="56" w:name="def-covariate-pattern"/>
     <w:p>
       <w:pPr>
         <w:pStyle w:val="FirstParagraph"/>
@@ -3810,7 +8055,7 @@
           <w:b/>
           <w:bCs/>
         </w:rPr>
-        <w:t xml:space="preserve">Definition 4 (Covariate pattern)</w:t>
+        <w:t xml:space="preserve">Definition 5 (Covariate pattern)</w:t>
       </w:r>
       <w:r>
         <w:t xml:space="preserve"> </w:t>
@@ -3893,8 +8138,8 @@
         <w:t xml:space="preserve">.</w:t>
       </w:r>
     </w:p>
-    <w:bookmarkEnd w:id="33"/>
-    <w:bookmarkStart w:id="34" w:name="def-replicates"/>
+    <w:bookmarkEnd w:id="56"/>
+    <w:bookmarkStart w:id="57" w:name="def-replicates"/>
     <w:p>
       <w:pPr>
         <w:pStyle w:val="BodyText"/>
@@ -3904,7 +8149,7 @@
           <w:b/>
           <w:bCs/>
         </w:rPr>
-        <w:t xml:space="preserve">Definition 5 (Replicates)</w:t>
+        <w:t xml:space="preserve">Definition 6 (Replicates)</w:t>
       </w:r>
       <w:r>
         <w:t xml:space="preserve"> </w:t>
@@ -4059,7 +8304,7 @@
         <w:t xml:space="preserve">.</w:t>
       </w:r>
     </w:p>
-    <w:bookmarkEnd w:id="34"/>
+    <w:bookmarkEnd w:id="57"/>
     <w:tbl>
       <w:tblPr>
         <w:tblStyle w:val="Table"/>
@@ -4100,18 +8345,18 @@
                 <wp:inline>
                   <wp:extent cx="152400" cy="152400"/>
                   <wp:effectExtent b="0" l="0" r="0" t="0"/>
-                  <wp:docPr descr="" title="" id="35" name="Picture"/>
+                  <wp:docPr descr="" title="" id="58" name="Picture"/>
                   <a:graphic>
                     <a:graphicData uri="http://schemas.openxmlformats.org/drawingml/2006/picture">
                       <pic:pic>
                         <pic:nvPicPr>
-                          <pic:cNvPr descr="/opt/quarto/share/formats/docx/note.png" id="36" name="Picture"/>
+                          <pic:cNvPr descr="/opt/quarto/share/formats/docx/note.png" id="59" name="Picture"/>
                           <pic:cNvPicPr>
                             <a:picLocks noChangeArrowheads="1" noChangeAspect="1"/>
                           </pic:cNvPicPr>
                         </pic:nvPicPr>
                         <pic:blipFill>
-                          <a:blip r:embed="rId17"/>
+                          <a:blip r:embed="rId15"/>
                           <a:stretch>
                             <a:fillRect/>
                           </a:stretch>
@@ -4152,7 +8397,7 @@
                 <w:b/>
                 <w:bCs/>
               </w:rPr>
-              <w:t xml:space="preserve">Note 3: Source: covariate patterns and replicates</w:t>
+              <w:t xml:space="preserve">Note 4: Source: covariate patterns and replicates</w:t>
             </w:r>
           </w:p>
           <w:p>
@@ -4163,7 +8408,7 @@
               <w:spacing w:before="16" w:after="16"/>
             </w:pPr>
             <w:r>
-              <w:t xml:space="preserve">Dobson and Barnett [6, Sec. 5.5]</w:t>
+              <w:t xml:space="preserve">Dobson and Barnett [7, Sec. 5.5]</w:t>
             </w:r>
             <w:r>
               <w:t xml:space="preserve"> </w:t>
@@ -4175,7 +8420,7 @@
         </w:tc>
       </w:tr>
     </w:tbl>
-    <w:bookmarkStart w:id="37" w:name="def-pattern-events"/>
+    <w:bookmarkStart w:id="60" w:name="def-pattern-events"/>
     <w:p>
       <w:pPr>
         <w:pStyle w:val="BodyText"/>
@@ -4185,7 +8430,7 @@
           <w:b/>
           <w:bCs/>
         </w:rPr>
-        <w:t xml:space="preserve">Definition 6 (Events at a covariate pattern)</w:t>
+        <w:t xml:space="preserve">Definition 7 (Events at a covariate pattern)</w:t>
       </w:r>
       <w:r>
         <w:t xml:space="preserve"> </w:t>
@@ -4312,8 +8557,8 @@
         <w:t xml:space="preserve">.</w:t>
       </w:r>
     </w:p>
-    <w:bookmarkEnd w:id="37"/>
-    <w:bookmarkStart w:id="38" w:name="exm-covariate-patterns"/>
+    <w:bookmarkEnd w:id="60"/>
+    <w:bookmarkStart w:id="61" w:name="exm-covariate-patterns"/>
     <w:p>
       <w:pPr>
         <w:pStyle w:val="BodyText"/>
@@ -4323,7 +8568,7 @@
           <w:b/>
           <w:bCs/>
         </w:rPr>
-        <w:t xml:space="preserve">Example 6 (Covariate patterns in the low-birth-weight data)</w:t>
+        <w:t xml:space="preserve">Example 7 (Covariate patterns in the low-birth-weight data)</w:t>
       </w:r>
       <w:r>
         <w:t xml:space="preserve"> </w:t>
@@ -4365,7 +8610,7 @@
         <w:t xml:space="preserve"> </w:t>
       </w:r>
       <w:r>
-        <w:t xml:space="preserve">[7]</w:t>
+        <w:t xml:space="preserve">[8]</w:t>
       </w:r>
       <w:r>
         <w:t xml:space="preserve">.</w:t>
@@ -4938,8 +9183,8 @@
         <w:t xml:space="preserve">= 3, and it has 55 of them.</w:t>
       </w:r>
     </w:p>
-    <w:bookmarkEnd w:id="38"/>
-    <w:bookmarkStart w:id="41" w:name="def-saturated-model"/>
+    <w:bookmarkEnd w:id="61"/>
+    <w:bookmarkStart w:id="63" w:name="def-saturated-model"/>
     <w:p>
       <w:pPr>
         <w:pStyle w:val="BodyText"/>
@@ -4949,7 +9194,7 @@
           <w:b/>
           <w:bCs/>
         </w:rPr>
-        <w:t xml:space="preserve">Definition 7 (Saturated model (full model, maximal model))</w:t>
+        <w:t xml:space="preserve">Definition 8 (Saturated model (full model, maximal model))</w:t>
       </w:r>
       <w:r>
         <w:t xml:space="preserve"> </w:t>
@@ -5003,7 +9248,7 @@
         <w:t xml:space="preserve"> </w:t>
       </w:r>
       <w:r>
-        <w:t xml:space="preserve">[6, Sec. 5.5]</w:t>
+        <w:t xml:space="preserve">[7, Sec. 5.5]</w:t>
       </w:r>
       <w:r>
         <w:t xml:space="preserve">) for binary outcomes gives each pattern its own free event</w:t>
@@ -5011,7 +9256,7 @@
       <w:r>
         <w:t xml:space="preserve"> </w:t>
       </w:r>
-      <w:hyperlink r:id="rId39">
+      <w:hyperlink r:id="rId22">
         <w:r>
           <w:rPr>
             <w:rStyle w:val="Hyperlink"/>
@@ -5027,14 +9272,14 @@
       <w:pPr>
         <w:pStyle w:val="BodyText"/>
       </w:pPr>
-      <w:bookmarkStart w:id="40" w:name="eq-saturated-model"/>
+      <w:bookmarkStart w:id="62" w:name="eq-saturated-model"/>
       <w:r>
         <w:t xml:space="preserve">$$
     {\Pr\mathopen{}\left(Y_i= 1 \mid \mathord{\smash[b]{\underset{\raise.3ex\hbox{$\scriptstyle\sim$}}{x}}\vphantom{x}}_i= \mathord{\smash[b]{\underset{\raise.3ex\hbox{$\scriptstyle\sim$}}{x}}\vphantom{x}}^{(k)}\right)\mathclose{}} = \pi_k,
     \qquad k = 1, \dots, K,
-     \qquad(4)$$</w:t>
-      </w:r>
-      <w:bookmarkEnd w:id="40"/>
+     \qquad(5)$$</w:t>
+      </w:r>
+      <w:bookmarkEnd w:id="62"/>
     </w:p>
     <w:p>
       <w:pPr>
@@ -5055,13 +9300,13 @@
         <w:t xml:space="preserve"> </w:t>
       </w:r>
       <w:r>
-        <w:t xml:space="preserve">Wikipedia contributors [8]</w:t>
+        <w:t xml:space="preserve">Wikipedia contributors [9]</w:t>
       </w:r>
       <w:r>
         <w:t xml:space="preserve">.</w:t>
       </w:r>
     </w:p>
-    <w:bookmarkEnd w:id="41"/>
+    <w:bookmarkEnd w:id="63"/>
     <w:tbl>
       <w:tblPr>
         <w:tblStyle w:val="Table"/>
@@ -5102,18 +9347,18 @@
                 <wp:inline>
                   <wp:extent cx="152400" cy="152400"/>
                   <wp:effectExtent b="0" l="0" r="0" t="0"/>
-                  <wp:docPr descr="" title="" id="42" name="Picture"/>
+                  <wp:docPr descr="" title="" id="64" name="Picture"/>
                   <a:graphic>
                     <a:graphicData uri="http://schemas.openxmlformats.org/drawingml/2006/picture">
                       <pic:pic>
                         <pic:nvPicPr>
-                          <pic:cNvPr descr="/opt/quarto/share/formats/docx/note.png" id="43" name="Picture"/>
+                          <pic:cNvPr descr="/opt/quarto/share/formats/docx/note.png" id="65" name="Picture"/>
                           <pic:cNvPicPr>
                             <a:picLocks noChangeArrowheads="1" noChangeAspect="1"/>
                           </pic:cNvPicPr>
                         </pic:nvPicPr>
                         <pic:blipFill>
-                          <a:blip r:embed="rId17"/>
+                          <a:blip r:embed="rId15"/>
                           <a:stretch>
                             <a:fillRect/>
                           </a:stretch>
@@ -5154,7 +9399,7 @@
                 <w:b/>
                 <w:bCs/>
               </w:rPr>
-              <w:t xml:space="preserve">Note 4: Source: saturated model</w:t>
+              <w:t xml:space="preserve">Note 5: Source: saturated model</w:t>
             </w:r>
           </w:p>
           <w:p>
@@ -5165,7 +9410,7 @@
               <w:spacing w:before="16" w:after="16"/>
             </w:pPr>
             <w:r>
-              <w:t xml:space="preserve">Dobson and Barnett [6, Sec. 5.5]</w:t>
+              <w:t xml:space="preserve">Dobson and Barnett [7, Sec. 5.5]</w:t>
             </w:r>
             <w:r>
               <w:t xml:space="preserve"> </w:t>
@@ -5195,7 +9440,7 @@
               <w:t xml:space="preserve"> </w:t>
             </w:r>
             <w:r>
-              <w:t xml:space="preserve">[6, Sec. 6.3]</w:t>
+              <w:t xml:space="preserve">[7, Sec. 6.3]</w:t>
             </w:r>
             <w:r>
               <w:t xml:space="preserve">.</w:t>
@@ -5210,7 +9455,7 @@
         </w:tc>
       </w:tr>
     </w:tbl>
-    <w:bookmarkStart w:id="44" w:name="thm-saturated-mle"/>
+    <w:bookmarkStart w:id="66" w:name="thm-saturated-mle"/>
     <w:p>
       <w:pPr>
         <w:pStyle w:val="BodyText"/>
@@ -5220,7 +9465,7 @@
           <w:b/>
           <w:bCs/>
         </w:rPr>
-        <w:t xml:space="preserve">Theorem 2 (The saturated model fits each pattern’s observed proportion)</w:t>
+        <w:t xml:space="preserve">Theorem 3 (The saturated model fits each pattern’s observed proportion)</w:t>
       </w:r>
       <w:r>
         <w:t xml:space="preserve"> </w:t>
@@ -5373,7 +9618,7 @@
         </m:oMath>
       </m:oMathPara>
     </w:p>
-    <w:bookmarkEnd w:id="44"/>
+    <w:bookmarkEnd w:id="66"/>
     <w:p>
       <w:pPr>
         <w:pStyle w:val="FirstParagraph"/>
@@ -5394,7 +9639,7 @@
       <w:r>
         <w:t xml:space="preserve"> </w:t>
       </w:r>
-      <w:hyperlink r:id="rId45">
+      <w:hyperlink r:id="rId29">
         <w:r>
           <w:rPr>
             <w:rStyle w:val="Hyperlink"/>
@@ -6658,7 +10903,7 @@
         <w:t xml:space="preserve">.</w:t>
       </w:r>
     </w:p>
-    <w:bookmarkStart w:id="47" w:name="def-saturated-deviance"/>
+    <w:bookmarkStart w:id="68" w:name="def-saturated-deviance"/>
     <w:p>
       <w:pPr>
         <w:pStyle w:val="BodyText"/>
@@ -6668,7 +10913,7 @@
           <w:b/>
           <w:bCs/>
         </w:rPr>
-        <w:t xml:space="preserve">Definition 8 (Deviance relative to the saturated model)</w:t>
+        <w:t xml:space="preserve">Definition 9 (Deviance relative to the saturated model)</w:t>
       </w:r>
       <w:r>
         <w:t xml:space="preserve"> </w:t>
@@ -6761,16 +11006,16 @@
       <w:pPr>
         <w:pStyle w:val="BodyText"/>
       </w:pPr>
-      <w:bookmarkStart w:id="46" w:name="eq-saturated-deviance"/>
+      <w:bookmarkStart w:id="67" w:name="eq-saturated-deviance"/>
       <w:r>
         <w:t xml:space="preserve">$$
     \operatorname{dev}_{\mathrm{sat}}= 2 \mathopen{}\left(\ell_{\mathrm{sat}}- {\ell\mathopen{}\left(\hat{\mathord{\smash[b]{\underset{\raise.3ex\hbox{$\scriptstyle\sim$}}{\beta}}\vphantom{\beta}}}\right)\mathclose{}}\right)\mathclose{}.
-     \qquad(5)$$</w:t>
-      </w:r>
-      <w:bookmarkEnd w:id="46"/>
+     \qquad(6)$$</w:t>
+      </w:r>
+      <w:bookmarkEnd w:id="67"/>
     </w:p>
-    <w:bookmarkEnd w:id="47"/>
-    <w:bookmarkStart w:id="49" w:name="thm-saturated-deviance"/>
+    <w:bookmarkEnd w:id="68"/>
+    <w:bookmarkStart w:id="70" w:name="thm-saturated-deviance"/>
     <w:p>
       <w:pPr>
         <w:pStyle w:val="FirstParagraph"/>
@@ -6780,7 +11025,7 @@
           <w:b/>
           <w:bCs/>
         </w:rPr>
-        <w:t xml:space="preserve">Theorem 3 (The deviance relative to the saturated model, from grouped counts)</w:t>
+        <w:t xml:space="preserve">Theorem 4 (The deviance relative to the saturated model, from grouped counts)</w:t>
       </w:r>
       <w:r>
         <w:t xml:space="preserve"> </w:t>
@@ -6837,7 +11082,7 @@
       <w:pPr>
         <w:pStyle w:val="BodyText"/>
       </w:pPr>
-      <w:bookmarkStart w:id="48" w:name="eq-saturated-deviance-grouped"/>
+      <w:bookmarkStart w:id="69" w:name="eq-saturated-deviance-grouped"/>
       <m:oMathPara>
         <m:oMathParaPr>
           <m:jc m:val="center"/>
@@ -7198,7 +11443,7 @@
             <m:t>(</m:t>
           </m:r>
           <m:r>
-            <m:t>6</m:t>
+            <m:t>7</m:t>
           </m:r>
           <m:r>
             <m:rPr>
@@ -7208,7 +11453,7 @@
           </m:r>
         </m:oMath>
       </m:oMathPara>
-      <w:bookmarkEnd w:id="48"/>
+      <w:bookmarkEnd w:id="69"/>
     </w:p>
     <w:p>
       <w:pPr>
@@ -7305,7 +11550,7 @@
         <w:t xml:space="preserve">in its zero-count part.</w:t>
       </w:r>
     </w:p>
-    <w:bookmarkEnd w:id="49"/>
+    <w:bookmarkEnd w:id="70"/>
     <w:p>
       <w:pPr>
         <w:pStyle w:val="BodyText"/>
@@ -7326,7 +11571,7 @@
       <w:r>
         <w:t xml:space="preserve"> </w:t>
       </w:r>
-      <w:hyperlink r:id="rId50">
+      <w:hyperlink r:id="rId71">
         <w:r>
           <w:rPr>
             <w:rStyle w:val="Hyperlink"/>
@@ -7340,7 +11585,7 @@
       <w:r>
         <w:t xml:space="preserve"> </w:t>
       </w:r>
-      <w:hyperlink r:id="rId45">
+      <w:hyperlink r:id="rId29">
         <w:r>
           <w:rPr>
             <w:rStyle w:val="Hyperlink"/>
@@ -7377,7 +11622,7 @@
           <w:rPr>
             <w:rStyle w:val="Hyperlink"/>
           </w:rPr>
-          <w:t xml:space="preserve">Theorem 2</w:t>
+          <w:t xml:space="preserve">Theorem 3</w:t>
         </w:r>
       </w:hyperlink>
       <w:r>
@@ -7671,7 +11916,7 @@
           <w:rPr>
             <w:rStyle w:val="Hyperlink"/>
           </w:rPr>
-          <w:t xml:space="preserve">Equation 5</w:t>
+          <w:t xml:space="preserve">Equation 6</w:t>
         </w:r>
       </w:hyperlink>
       <w:r>
@@ -7688,7 +11933,7 @@
           <w:rPr>
             <w:rStyle w:val="Hyperlink"/>
           </w:rPr>
-          <w:t xml:space="preserve">Equation 6</w:t>
+          <w:t xml:space="preserve">Equation 7</w:t>
         </w:r>
       </w:hyperlink>
       <w:r>
@@ -7786,18 +12031,18 @@
                 <wp:inline>
                   <wp:extent cx="152400" cy="152400"/>
                   <wp:effectExtent b="0" l="0" r="0" t="0"/>
-                  <wp:docPr descr="" title="" id="51" name="Picture"/>
+                  <wp:docPr descr="" title="" id="72" name="Picture"/>
                   <a:graphic>
                     <a:graphicData uri="http://schemas.openxmlformats.org/drawingml/2006/picture">
                       <pic:pic>
                         <pic:nvPicPr>
-                          <pic:cNvPr descr="/opt/quarto/share/formats/docx/note.png" id="52" name="Picture"/>
+                          <pic:cNvPr descr="/opt/quarto/share/formats/docx/note.png" id="73" name="Picture"/>
                           <pic:cNvPicPr>
                             <a:picLocks noChangeArrowheads="1" noChangeAspect="1"/>
                           </pic:cNvPicPr>
                         </pic:nvPicPr>
                         <pic:blipFill>
-                          <a:blip r:embed="rId17"/>
+                          <a:blip r:embed="rId15"/>
                           <a:stretch>
                             <a:fillRect/>
                           </a:stretch>
@@ -7838,7 +12083,7 @@
                 <w:b/>
                 <w:bCs/>
               </w:rPr>
-              <w:t xml:space="preserve">Note 5: Source: deviance from grouped counts</w:t>
+              <w:t xml:space="preserve">Note 6: Source: deviance from grouped counts</w:t>
             </w:r>
           </w:p>
           <w:p>
@@ -7849,7 +12094,7 @@
               <w:spacing w:before="16" w:after="16"/>
             </w:pPr>
             <w:r>
-              <w:t xml:space="preserve">Dobson and Barnett [6, Sec. 5.6.1]</w:t>
+              <w:t xml:space="preserve">Dobson and Barnett [7, Sec. 5.6.1]</w:t>
             </w:r>
             <w:r>
               <w:t xml:space="preserve"> </w:t>
@@ -7865,7 +12110,7 @@
                 <w:rPr>
                   <w:rStyle w:val="Hyperlink"/>
                 </w:rPr>
-                <w:t xml:space="preserve">Equation 6</w:t>
+                <w:t xml:space="preserve">Equation 7</w:t>
               </w:r>
             </w:hyperlink>
             <w:r>
@@ -7906,7 +12151,7 @@
         </w:tc>
       </w:tr>
     </w:tbl>
-    <w:bookmarkStart w:id="53" w:name="cor-deviance-shift"/>
+    <w:bookmarkStart w:id="74" w:name="cor-deviance-shift"/>
     <w:p>
       <w:pPr>
         <w:pStyle w:val="BodyText"/>
@@ -8055,7 +12300,7 @@
         </m:oMath>
       </m:oMathPara>
     </w:p>
-    <w:bookmarkEnd w:id="53"/>
+    <w:bookmarkEnd w:id="74"/>
     <w:p>
       <w:pPr>
         <w:pStyle w:val="FirstParagraph"/>
@@ -8075,7 +12320,7 @@
           <w:rPr>
             <w:rStyle w:val="Hyperlink"/>
           </w:rPr>
-          <w:t xml:space="preserve">Definition 2</w:t>
+          <w:t xml:space="preserve">Definition 3</w:t>
         </w:r>
       </w:hyperlink>
       <w:r>
@@ -8121,7 +12366,7 @@
           <w:rPr>
             <w:rStyle w:val="Hyperlink"/>
           </w:rPr>
-          <w:t xml:space="preserve">Equation 5</w:t>
+          <w:t xml:space="preserve">Equation 6</w:t>
         </w:r>
       </w:hyperlink>
       <w:r>
@@ -8291,7 +12536,7 @@
         <w:t xml:space="preserve">from both sides gives the claim.</w:t>
       </w:r>
     </w:p>
-    <w:bookmarkStart w:id="54" w:name="rem-deviance-shift"/>
+    <w:bookmarkStart w:id="75" w:name="rem-deviance-shift"/>
     <w:p>
       <w:pPr>
         <w:pStyle w:val="BodyText"/>
@@ -8301,7 +12546,7 @@
           <w:i/>
           <w:iCs/>
         </w:rPr>
-        <w:t xml:space="preserve">Remark 6</w:t>
+        <w:t xml:space="preserve">Remark 7</w:t>
       </w:r>
       <w:r>
         <w:t xml:space="preserve"> (Why the shift does not change the drop in deviance). </w:t>
@@ -8381,7 +12626,7 @@
           <w:rPr>
             <w:rStyle w:val="Hyperlink"/>
           </w:rPr>
-          <w:t xml:space="preserve">Theorem 1</w:t>
+          <w:t xml:space="preserve">Theorem 2</w:t>
         </w:r>
       </w:hyperlink>
       <w:r>
@@ -8543,8 +12788,8 @@
         <w:t xml:space="preserve">.</w:t>
       </w:r>
     </w:p>
-    <w:bookmarkEnd w:id="54"/>
-    <w:bookmarkStart w:id="55" w:name="exm-saturated-deviance"/>
+    <w:bookmarkEnd w:id="75"/>
+    <w:bookmarkStart w:id="76" w:name="exm-saturated-deviance"/>
     <w:p>
       <w:pPr>
         <w:pStyle w:val="BodyText"/>
@@ -8554,7 +12799,7 @@
           <w:b/>
           <w:bCs/>
         </w:rPr>
-        <w:t xml:space="preserve">Example 7 (The deviance of the low-birth-weight model, ungrouped and grouped)</w:t>
+        <w:t xml:space="preserve">Example 8 (The deviance of the low-birth-weight model, ungrouped and grouped)</w:t>
       </w:r>
       <w:r>
         <w:t xml:space="preserve"> </w:t>
@@ -8576,7 +12821,7 @@
           <w:rPr>
             <w:rStyle w:val="Hyperlink"/>
           </w:rPr>
-          <w:t xml:space="preserve">Example 6</w:t>
+          <w:t xml:space="preserve">Example 7</w:t>
         </w:r>
       </w:hyperlink>
       <w:r>
@@ -8611,7 +12856,7 @@
           <w:rPr>
             <w:rStyle w:val="Hyperlink"/>
           </w:rPr>
-          <w:t xml:space="preserve">Definition 2</w:t>
+          <w:t xml:space="preserve">Definition 3</w:t>
         </w:r>
       </w:hyperlink>
       <w:r>
@@ -8634,7 +12879,7 @@
           <w:rPr>
             <w:rStyle w:val="Hyperlink"/>
           </w:rPr>
-          <w:t xml:space="preserve">Definition 8</w:t>
+          <w:t xml:space="preserve">Definition 9</w:t>
         </w:r>
       </w:hyperlink>
       <w:r>
@@ -8657,7 +12902,7 @@
           <w:rPr>
             <w:rStyle w:val="Hyperlink"/>
           </w:rPr>
-          <w:t xml:space="preserve">Equation 6</w:t>
+          <w:t xml:space="preserve">Equation 7</w:t>
         </w:r>
       </w:hyperlink>
       <w:r>
@@ -9575,8 +13820,8 @@
         <w:t xml:space="preserve">on the individual babies.</w:t>
       </w:r>
     </w:p>
-    <w:bookmarkEnd w:id="55"/>
-    <w:bookmarkStart w:id="56" w:name="exm-deviance-shift"/>
+    <w:bookmarkEnd w:id="76"/>
+    <w:bookmarkStart w:id="77" w:name="exm-deviance-shift"/>
     <w:p>
       <w:pPr>
         <w:pStyle w:val="BodyText"/>
@@ -9586,7 +13831,7 @@
           <w:b/>
           <w:bCs/>
         </w:rPr>
-        <w:t xml:space="preserve">Example 8 (The shift between the two deviances)</w:t>
+        <w:t xml:space="preserve">Example 9 (The shift between the two deviances)</w:t>
       </w:r>
       <w:r>
         <w:t xml:space="preserve"> </w:t>
@@ -9602,7 +13847,7 @@
           <w:rPr>
             <w:rStyle w:val="Hyperlink"/>
           </w:rPr>
-          <w:t xml:space="preserve">Example 7</w:t>
+          <w:t xml:space="preserve">Example 8</w:t>
         </w:r>
       </w:hyperlink>
       <w:r>
@@ -9737,7 +13982,7 @@
           <w:rPr>
             <w:rStyle w:val="Hyperlink"/>
           </w:rPr>
-          <w:t xml:space="preserve">Theorem 2</w:t>
+          <w:t xml:space="preserve">Theorem 3</w:t>
         </w:r>
       </w:hyperlink>
       <w:r>
@@ -10310,18 +14555,18 @@
         <w:t xml:space="preserve">#&gt;            216.818            216.818</w:t>
       </w:r>
     </w:p>
-    <w:bookmarkEnd w:id="56"/>
-    <w:bookmarkEnd w:id="57"/>
-    <w:bookmarkStart w:id="66" w:name="X840099c27253be6d59b8623dccfe2e383b0f72c"/>
+    <w:bookmarkEnd w:id="77"/>
+    <w:bookmarkEnd w:id="78"/>
+    <w:bookmarkStart w:id="87" w:name="X840099c27253be6d59b8623dccfe2e383b0f72c"/>
     <w:p>
       <w:pPr>
         <w:pStyle w:val="Heading2"/>
       </w:pPr>
       <w:r>
-        <w:t xml:space="preserve">4 Confidence intervals for the coefficients</w:t>
+        <w:t xml:space="preserve">5 Confidence intervals for the coefficients</w:t>
       </w:r>
     </w:p>
-    <w:bookmarkStart w:id="59" w:name="thm-logistic-mle-distribution"/>
+    <w:bookmarkStart w:id="80" w:name="thm-logistic-mle-distribution"/>
     <w:p>
       <w:pPr>
         <w:pStyle w:val="FirstParagraph"/>
@@ -10331,7 +14576,7 @@
           <w:b/>
           <w:bCs/>
         </w:rPr>
-        <w:t xml:space="preserve">Theorem 4 (Approximate distribution of the fitted coefficients)</w:t>
+        <w:t xml:space="preserve">Theorem 5 (Approximate distribution of the fitted coefficients)</w:t>
       </w:r>
       <w:r>
         <w:t xml:space="preserve"> </w:t>
@@ -10470,15 +14715,15 @@
       <w:pPr>
         <w:pStyle w:val="BodyText"/>
       </w:pPr>
-      <w:bookmarkStart w:id="58" w:name="eq-logistic-mle-distribution"/>
+      <w:bookmarkStart w:id="79" w:name="eq-logistic-mle-distribution"/>
       <w:r>
         <w:t xml:space="preserve">$$
     \hat{\mathord{\smash[b]{\underset{\raise.3ex\hbox{$\scriptstyle\sim$}}{\beta}}\vphantom{\beta}}}\approx \operatorname{N}\mathopen{}\left(\mathord{\smash[b]{\underset{\raise.3ex\hbox{$\scriptstyle\sim$}}{\beta}}\vphantom{\beta}}, {\mathopen{}\left({X}^{\top} W X\right)\mathclose{}}^{-1}\right)\mathclose{}.
-     \qquad(7)$$</w:t>
-      </w:r>
-      <w:bookmarkEnd w:id="58"/>
+     \qquad(8)$$</w:t>
+      </w:r>
+      <w:bookmarkEnd w:id="79"/>
     </w:p>
-    <w:bookmarkEnd w:id="59"/>
+    <w:bookmarkEnd w:id="80"/>
     <w:p>
       <w:pPr>
         <w:pStyle w:val="FirstParagraph"/>
@@ -10590,7 +14835,7 @@
       <w:r>
         <w:t xml:space="preserve"> </w:t>
       </w:r>
-      <w:hyperlink r:id="rId60">
+      <w:hyperlink r:id="rId81">
         <w:r>
           <w:rPr>
             <w:rStyle w:val="Hyperlink"/>
@@ -10611,7 +14856,7 @@
         <w:t xml:space="preserve"> </w:t>
       </w:r>
       <w:r>
-        <w:t xml:space="preserve">Hastie et al. [5, Sec. 4.4.3]</w:t>
+        <w:t xml:space="preserve">Hastie et al. [6, Sec. 4.4.3]</w:t>
       </w:r>
       <w:r>
         <w:t xml:space="preserve">.</w:t>
@@ -10626,7 +14871,7 @@
         <w:t xml:space="preserve"> </w:t>
       </w:r>
       <w:r>
-        <w:t xml:space="preserve">Fahrmeir and Kaufmann [9]</w:t>
+        <w:t xml:space="preserve">Fahrmeir and Kaufmann [10]</w:t>
       </w:r>
       <w:r>
         <w:t xml:space="preserve"> </w:t>
@@ -10635,7 +14880,7 @@
         <w:t xml:space="preserve">give.</w:t>
       </w:r>
     </w:p>
-    <w:bookmarkStart w:id="62" w:name="cor-logistic-wald"/>
+    <w:bookmarkStart w:id="83" w:name="cor-logistic-wald"/>
     <w:p>
       <w:pPr>
         <w:pStyle w:val="BodyText"/>
@@ -10912,7 +15157,7 @@
       <w:r>
         <w:t xml:space="preserve"> </w:t>
       </w:r>
-      <w:hyperlink r:id="rId61">
+      <w:hyperlink r:id="rId82">
         <w:r>
           <w:rPr>
             <w:rStyle w:val="Hyperlink"/>
@@ -11090,8 +15335,8 @@
         </m:oMath>
       </m:oMathPara>
     </w:p>
-    <w:bookmarkEnd w:id="62"/>
-    <w:bookmarkStart w:id="63" w:name="exm-logistic-wald"/>
+    <w:bookmarkEnd w:id="83"/>
+    <w:bookmarkStart w:id="84" w:name="exm-logistic-wald"/>
     <w:p>
       <w:pPr>
         <w:pStyle w:val="FirstParagraph"/>
@@ -11101,7 +15346,7 @@
           <w:b/>
           <w:bCs/>
         </w:rPr>
-        <w:t xml:space="preserve">Example 9 (A Wald interval from six patients)</w:t>
+        <w:t xml:space="preserve">Example 10 (A Wald interval from six patients)</w:t>
       </w:r>
       <w:r>
         <w:t xml:space="preserve"> </w:t>
@@ -11736,15 +15981,15 @@
           <w:rPr>
             <w:rStyle w:val="Hyperlink"/>
           </w:rPr>
-          <w:t xml:space="preserve">Example 5</w:t>
+          <w:t xml:space="preserve">Example 6</w:t>
         </w:r>
       </w:hyperlink>
       <w:r>
         <w:t xml:space="preserve">.</w:t>
       </w:r>
     </w:p>
-    <w:bookmarkEnd w:id="63"/>
-    <w:bookmarkStart w:id="64" w:name="cor-logistic-odds-interval"/>
+    <w:bookmarkEnd w:id="84"/>
+    <w:bookmarkStart w:id="85" w:name="cor-logistic-odds-interval"/>
     <w:p>
       <w:pPr>
         <w:pStyle w:val="BodyText"/>
@@ -11965,7 +16210,7 @@
         <w:t xml:space="preserve">.</w:t>
       </w:r>
     </w:p>
-    <w:bookmarkEnd w:id="64"/>
+    <w:bookmarkEnd w:id="85"/>
     <w:p>
       <w:pPr>
         <w:pStyle w:val="BodyText"/>
@@ -12090,7 +16335,7 @@
         <w:t xml:space="preserve">.</w:t>
       </w:r>
     </w:p>
-    <w:bookmarkStart w:id="65" w:name="exm-logistic-odds-interval"/>
+    <w:bookmarkStart w:id="86" w:name="exm-logistic-odds-interval"/>
     <w:p>
       <w:pPr>
         <w:pStyle w:val="BodyText"/>
@@ -12100,7 +16345,7 @@
           <w:b/>
           <w:bCs/>
         </w:rPr>
-        <w:t xml:space="preserve">Example 10 (How little six patients tell us)</w:t>
+        <w:t xml:space="preserve">Example 11 (How little six patients tell us)</w:t>
       </w:r>
       <w:r>
         <w:t xml:space="preserve"> </w:t>
@@ -12462,19 +16707,113 @@
         <w:t xml:space="preserve">Its width shows how little information six observations carry about the slope.</w:t>
       </w:r>
     </w:p>
-    <w:bookmarkEnd w:id="65"/>
-    <w:bookmarkEnd w:id="66"/>
-    <w:bookmarkStart w:id="85" w:name="references"/>
+    <w:bookmarkEnd w:id="86"/>
+    <w:bookmarkEnd w:id="87"/>
+    <w:bookmarkStart w:id="91" w:name="sec-logistic-inference-reading"/>
     <w:p>
       <w:pPr>
         <w:pStyle w:val="Heading2"/>
       </w:pPr>
       <w:r>
+        <w:t xml:space="preserve">6 Further reading</w:t>
+      </w:r>
+    </w:p>
+    <w:p>
+      <w:pPr>
+        <w:pStyle w:val="Compact"/>
+        <w:numPr>
+          <w:ilvl w:val="0"/>
+          <w:numId w:val="1004"/>
+        </w:numPr>
+      </w:pPr>
+      <w:hyperlink r:id="rId88">
+        <w:r>
+          <w:rPr>
+            <w:rStyle w:val="Hyperlink"/>
+          </w:rPr>
+          <w:t xml:space="preserve">Hua Zhou</w:t>
+        </w:r>
+      </w:hyperlink>
+      <w:r>
+        <w:t xml:space="preserve">’s</w:t>
+      </w:r>
+      <w:r>
+        <w:t xml:space="preserve"> </w:t>
+      </w:r>
+      <w:hyperlink r:id="rId89">
+        <w:r>
+          <w:rPr>
+            <w:rStyle w:val="Hyperlink"/>
+          </w:rPr>
+          <w:t xml:space="preserve">course page for</w:t>
+        </w:r>
+        <w:r>
+          <w:rPr>
+            <w:rStyle w:val="Hyperlink"/>
+          </w:rPr>
+          <w:t xml:space="preserve"> </w:t>
+        </w:r>
+        <w:r>
+          <w:rPr>
+            <w:rStyle w:val="Hyperlink"/>
+          </w:rPr>
+          <w:t xml:space="preserve">“UCLA Biostat 257 - Statistical Computing”</w:t>
+        </w:r>
+        <w:r>
+          <w:rPr>
+            <w:rStyle w:val="Hyperlink"/>
+          </w:rPr>
+          <w:t xml:space="preserve"> </w:t>
+        </w:r>
+        <w:r>
+          <w:rPr>
+            <w:rStyle w:val="Hyperlink"/>
+          </w:rPr>
+          <w:t xml:space="preserve">(2025 Spring)</w:t>
+        </w:r>
+      </w:hyperlink>
+      <w:r>
+        <w:t xml:space="preserve"> </w:t>
+      </w:r>
+      <w:r>
+        <w:t xml:space="preserve">has lectures on fitting generalized linear models and on quasi-Newton optimization.</w:t>
+      </w:r>
+      <w:r>
+        <w:t xml:space="preserve"> </w:t>
+      </w:r>
+      <w:r>
+        <w:t xml:space="preserve">Its source is</w:t>
+      </w:r>
+      <w:r>
+        <w:t xml:space="preserve"> </w:t>
+      </w:r>
+      <w:hyperlink r:id="rId90">
+        <w:r>
+          <w:rPr>
+            <w:rStyle w:val="Hyperlink"/>
+          </w:rPr>
+          <w:t xml:space="preserve">on GitHub</w:t>
+        </w:r>
+      </w:hyperlink>
+      <w:r>
+        <w:t xml:space="preserve"> </w:t>
+      </w:r>
+      <w:r>
+        <w:t xml:space="preserve">under the MIT License.</w:t>
+      </w:r>
+    </w:p>
+    <w:bookmarkEnd w:id="91"/>
+    <w:bookmarkStart w:id="112" w:name="references"/>
+    <w:p>
+      <w:pPr>
+        <w:pStyle w:val="Heading2"/>
+      </w:pPr>
+      <w:r>
         <w:t xml:space="preserve">References</w:t>
       </w:r>
     </w:p>
-    <w:bookmarkStart w:id="84" w:name="refs"/>
-    <w:bookmarkStart w:id="68" w:name="ref-wikipedia_likelihood_ratio_test"/>
+    <w:bookmarkStart w:id="111" w:name="refs"/>
+    <w:bookmarkStart w:id="93" w:name="ref-wikipedia_likelihood_ratio_test"/>
     <w:p>
       <w:pPr>
         <w:pStyle w:val="Bibliography"/>
@@ -12521,7 +16860,7 @@
       <w:r>
         <w:t xml:space="preserve"> </w:t>
       </w:r>
-      <w:hyperlink r:id="rId67">
+      <w:hyperlink r:id="rId92">
         <w:r>
           <w:rPr>
             <w:rStyle w:val="Hyperlink"/>
@@ -12530,8 +16869,8 @@
         </w:r>
       </w:hyperlink>
     </w:p>
-    <w:bookmarkEnd w:id="68"/>
-    <w:bookmarkStart w:id="70" w:name="ref-wikipedia_logistic_regression"/>
+    <w:bookmarkEnd w:id="93"/>
+    <w:bookmarkStart w:id="95" w:name="ref-wikipedia_logistic_regression"/>
     <w:p>
       <w:pPr>
         <w:pStyle w:val="Bibliography"/>
@@ -12578,7 +16917,7 @@
       <w:r>
         <w:t xml:space="preserve"> </w:t>
       </w:r>
-      <w:hyperlink r:id="rId69">
+      <w:hyperlink r:id="rId94">
         <w:r>
           <w:rPr>
             <w:rStyle w:val="Hyperlink"/>
@@ -12587,8 +16926,8 @@
         </w:r>
       </w:hyperlink>
     </w:p>
-    <w:bookmarkEnd w:id="70"/>
-    <w:bookmarkStart w:id="72" w:name="ref-wikipedia_deviance_statistics"/>
+    <w:bookmarkEnd w:id="95"/>
+    <w:bookmarkStart w:id="97" w:name="ref-zhou2025newton"/>
     <w:p>
       <w:pPr>
         <w:pStyle w:val="Bibliography"/>
@@ -12603,6 +16942,66 @@
         <w:t xml:space="preserve">	</w:t>
       </w:r>
       <w:r>
+        <w:t xml:space="preserve">H. Zhou,</w:t>
+      </w:r>
+      <w:r>
+        <w:t xml:space="preserve"> </w:t>
+      </w:r>
+      <w:r>
+        <w:t xml:space="preserve">“</w:t>
+      </w:r>
+      <w:r>
+        <w:t xml:space="preserve">Newton</w:t>
+      </w:r>
+      <w:r>
+        <w:t xml:space="preserve">’s method and</w:t>
+      </w:r>
+      <w:r>
+        <w:t xml:space="preserve"> </w:t>
+      </w:r>
+      <w:r>
+        <w:t xml:space="preserve">Fisher</w:t>
+      </w:r>
+      <w:r>
+        <w:t xml:space="preserve"> </w:t>
+      </w:r>
+      <w:r>
+        <w:t xml:space="preserve">scoring.”</w:t>
+      </w:r>
+      <w:r>
+        <w:t xml:space="preserve"> </w:t>
+      </w:r>
+      <w:r>
+        <w:t xml:space="preserve">Lecture notes for Biostat M257, Statistical Computing, University of California, Los Angeles, 2025. Accessed: Oct. 26, 2026. [Online]. Available:</w:t>
+      </w:r>
+      <w:r>
+        <w:t xml:space="preserve"> </w:t>
+      </w:r>
+      <w:hyperlink r:id="rId96">
+        <w:r>
+          <w:rPr>
+            <w:rStyle w:val="Hyperlink"/>
+          </w:rPr>
+          <w:t xml:space="preserve">https://ucla-biostat-257.github.io/2025spring/slides/23-newton/newton.html</w:t>
+        </w:r>
+      </w:hyperlink>
+    </w:p>
+    <w:bookmarkEnd w:id="97"/>
+    <w:bookmarkStart w:id="99" w:name="ref-wikipedia_deviance_statistics"/>
+    <w:p>
+      <w:pPr>
+        <w:pStyle w:val="Bibliography"/>
+      </w:pPr>
+      <w:r>
+        <w:t xml:space="preserve">[4]</w:t>
+      </w:r>
+      <w:r>
+        <w:t xml:space="preserve"> </w:t>
+      </w:r>
+      <w:r>
+        <w:t xml:space="preserve">	</w:t>
+      </w:r>
+      <w:r>
         <w:t xml:space="preserve">Wikipedia contributors,</w:t>
       </w:r>
       <w:r>
@@ -12635,7 +17034,7 @@
       <w:r>
         <w:t xml:space="preserve"> </w:t>
       </w:r>
-      <w:hyperlink r:id="rId71">
+      <w:hyperlink r:id="rId98">
         <w:r>
           <w:rPr>
             <w:rStyle w:val="Hyperlink"/>
@@ -12644,14 +17043,14 @@
         </w:r>
       </w:hyperlink>
     </w:p>
-    <w:bookmarkEnd w:id="72"/>
-    <w:bookmarkStart w:id="74" w:name="ref-nelder1972generalized"/>
+    <w:bookmarkEnd w:id="99"/>
+    <w:bookmarkStart w:id="101" w:name="ref-nelder1972generalized"/>
     <w:p>
       <w:pPr>
         <w:pStyle w:val="Bibliography"/>
       </w:pPr>
       <w:r>
-        <w:t xml:space="preserve">[4]</w:t>
+        <w:t xml:space="preserve">[5]</w:t>
       </w:r>
       <w:r>
         <w:t xml:space="preserve"> </w:t>
@@ -12684,7 +17083,7 @@
       <w:r>
         <w:t xml:space="preserve"> </w:t>
       </w:r>
-      <w:hyperlink r:id="rId73">
+      <w:hyperlink r:id="rId100">
         <w:r>
           <w:rPr>
             <w:rStyle w:val="Hyperlink"/>
@@ -12696,14 +17095,14 @@
         <w:t xml:space="preserve">.</w:t>
       </w:r>
     </w:p>
-    <w:bookmarkEnd w:id="74"/>
-    <w:bookmarkStart w:id="76" w:name="ref-hastie2009elements"/>
+    <w:bookmarkEnd w:id="101"/>
+    <w:bookmarkStart w:id="103" w:name="ref-hastie2009elements"/>
     <w:p>
       <w:pPr>
         <w:pStyle w:val="Bibliography"/>
       </w:pPr>
       <w:r>
-        <w:t xml:space="preserve">[5]</w:t>
+        <w:t xml:space="preserve">[6]</w:t>
       </w:r>
       <w:r>
         <w:t xml:space="preserve"> </w:t>
@@ -12730,7 +17129,7 @@
       <w:r>
         <w:t xml:space="preserve"> </w:t>
       </w:r>
-      <w:hyperlink r:id="rId75">
+      <w:hyperlink r:id="rId102">
         <w:r>
           <w:rPr>
             <w:rStyle w:val="Hyperlink"/>
@@ -12742,14 +17141,14 @@
         <w:t xml:space="preserve">.</w:t>
       </w:r>
     </w:p>
-    <w:bookmarkEnd w:id="76"/>
-    <w:bookmarkStart w:id="78" w:name="ref-dobson4e"/>
+    <w:bookmarkEnd w:id="103"/>
+    <w:bookmarkStart w:id="105" w:name="ref-dobson4e"/>
     <w:p>
       <w:pPr>
         <w:pStyle w:val="Bibliography"/>
       </w:pPr>
       <w:r>
-        <w:t xml:space="preserve">[6]</w:t>
+        <w:t xml:space="preserve">[7]</w:t>
       </w:r>
       <w:r>
         <w:t xml:space="preserve"> </w:t>
@@ -12776,7 +17175,7 @@
       <w:r>
         <w:t xml:space="preserve"> </w:t>
       </w:r>
-      <w:hyperlink r:id="rId77">
+      <w:hyperlink r:id="rId104">
         <w:r>
           <w:rPr>
             <w:rStyle w:val="Hyperlink"/>
@@ -12788,14 +17187,14 @@
         <w:t xml:space="preserve">.</w:t>
       </w:r>
     </w:p>
-    <w:bookmarkEnd w:id="78"/>
-    <w:bookmarkStart w:id="79" w:name="ref-hosmer1989applied"/>
+    <w:bookmarkEnd w:id="105"/>
+    <w:bookmarkStart w:id="106" w:name="ref-hosmer1989applied"/>
     <w:p>
       <w:pPr>
         <w:pStyle w:val="Bibliography"/>
       </w:pPr>
       <w:r>
-        <w:t xml:space="preserve">[7]</w:t>
+        <w:t xml:space="preserve">[8]</w:t>
       </w:r>
       <w:r>
         <w:t xml:space="preserve"> </w:t>
@@ -12820,14 +17219,14 @@
         <w:t xml:space="preserve">. New York: Wiley, 1989.</w:t>
       </w:r>
     </w:p>
-    <w:bookmarkEnd w:id="79"/>
-    <w:bookmarkStart w:id="81" w:name="ref-wikipedia_saturated_model"/>
+    <w:bookmarkEnd w:id="106"/>
+    <w:bookmarkStart w:id="108" w:name="ref-wikipedia_saturated_model"/>
     <w:p>
       <w:pPr>
         <w:pStyle w:val="Bibliography"/>
       </w:pPr>
       <w:r>
-        <w:t xml:space="preserve">[8]</w:t>
+        <w:t xml:space="preserve">[9]</w:t>
       </w:r>
       <w:r>
         <w:t xml:space="preserve"> </w:t>
@@ -12868,7 +17267,7 @@
       <w:r>
         <w:t xml:space="preserve"> </w:t>
       </w:r>
-      <w:hyperlink r:id="rId80">
+      <w:hyperlink r:id="rId107">
         <w:r>
           <w:rPr>
             <w:rStyle w:val="Hyperlink"/>
@@ -12877,14 +17276,14 @@
         </w:r>
       </w:hyperlink>
     </w:p>
-    <w:bookmarkEnd w:id="81"/>
-    <w:bookmarkStart w:id="83" w:name="ref-fahrmeir1985consistency"/>
+    <w:bookmarkEnd w:id="108"/>
+    <w:bookmarkStart w:id="110" w:name="ref-fahrmeir1985consistency"/>
     <w:p>
       <w:pPr>
         <w:pStyle w:val="Bibliography"/>
       </w:pPr>
       <w:r>
-        <w:t xml:space="preserve">[9]</w:t>
+        <w:t xml:space="preserve">[10]</w:t>
       </w:r>
       <w:r>
         <w:t xml:space="preserve"> </w:t>
@@ -12917,7 +17316,7 @@
       <w:r>
         <w:t xml:space="preserve"> </w:t>
       </w:r>
-      <w:hyperlink r:id="rId82">
+      <w:hyperlink r:id="rId109">
         <w:r>
           <w:rPr>
             <w:rStyle w:val="Hyperlink"/>
@@ -12929,9 +17328,9 @@
         <w:t xml:space="preserve">.</w:t>
       </w:r>
     </w:p>
-    <w:bookmarkEnd w:id="83"/>
-    <w:bookmarkEnd w:id="84"/>
-    <w:bookmarkEnd w:id="85"/>
+    <w:bookmarkEnd w:id="110"/>
+    <w:bookmarkEnd w:id="111"/>
+    <w:bookmarkEnd w:id="112"/>
     <w:sectPr>
       <w:footnotePr>
         <w:numRestart w:val="eachSect"/>
@@ -13042,8 +17441,235 @@
       </w:pPr>
     </w:lvl>
   </w:abstractNum>
+  <w:abstractNum w:abstractNumId="991">
+    <w:nsid w:val="0000A991"/>
+    <w:multiLevelType w:val="multilevel"/>
+    <w:lvl w:ilvl="0">
+      <w:numFmt w:val="bullet"/>
+      <w:lvlText w:val=""/>
+      <w:lvlJc w:val="left"/>
+      <w:pPr>
+        <w:ind w:left="720" w:hanging="360"/>
+      </w:pPr>
+      <w:rPr>
+        <w:rFonts w:ascii="Symbol" w:hAnsi="Symbol" w:cs="Symbol" w:hint="default"/>
+      </w:rPr>
+    </w:lvl>
+    <w:lvl w:ilvl="1">
+      <w:numFmt w:val="bullet"/>
+      <w:lvlText w:val="o"/>
+      <w:lvlJc w:val="left"/>
+      <w:pPr>
+        <w:ind w:left="1440" w:hanging="360"/>
+      </w:pPr>
+      <w:rPr>
+        <w:rFonts w:ascii="Courier New" w:hAnsi="Courier New" w:cs="Courier New" w:hint="default"/>
+      </w:rPr>
+    </w:lvl>
+    <w:lvl w:ilvl="2">
+      <w:numFmt w:val="bullet"/>
+      <w:lvlText w:val=""/>
+      <w:lvlJc w:val="left"/>
+      <w:pPr>
+        <w:ind w:left="2160" w:hanging="360"/>
+      </w:pPr>
+      <w:rPr>
+        <w:rFonts w:ascii="Wingdings" w:hAnsi="Wingdings" w:cs="Wingdings" w:hint="default"/>
+      </w:rPr>
+    </w:lvl>
+    <w:lvl w:ilvl="3">
+      <w:numFmt w:val="bullet"/>
+      <w:lvlText w:val=""/>
+      <w:lvlJc w:val="left"/>
+      <w:pPr>
+        <w:ind w:left="2880" w:hanging="360"/>
+      </w:pPr>
+      <w:rPr>
+        <w:rFonts w:ascii="Symbol" w:hAnsi="Symbol" w:cs="Symbol" w:hint="default"/>
+      </w:rPr>
+    </w:lvl>
+    <w:lvl w:ilvl="4">
+      <w:numFmt w:val="bullet"/>
+      <w:lvlText w:val="o"/>
+      <w:lvlJc w:val="left"/>
+      <w:pPr>
+        <w:ind w:left="3600" w:hanging="360"/>
+      </w:pPr>
+      <w:rPr>
+        <w:rFonts w:ascii="Courier New" w:hAnsi="Courier New" w:cs="Courier New" w:hint="default"/>
+      </w:rPr>
+    </w:lvl>
+    <w:lvl w:ilvl="5">
+      <w:numFmt w:val="bullet"/>
+      <w:lvlText w:val=""/>
+      <w:lvlJc w:val="left"/>
+      <w:pPr>
+        <w:ind w:left="4320" w:hanging="360"/>
+      </w:pPr>
+      <w:rPr>
+        <w:rFonts w:ascii="Wingdings" w:hAnsi="Wingdings" w:cs="Wingdings" w:hint="default"/>
+      </w:rPr>
+    </w:lvl>
+    <w:lvl w:ilvl="6">
+      <w:numFmt w:val="bullet"/>
+      <w:lvlText w:val=""/>
+      <w:lvlJc w:val="left"/>
+      <w:pPr>
+        <w:ind w:left="5040" w:hanging="360"/>
+      </w:pPr>
+      <w:rPr>
+        <w:rFonts w:ascii="Symbol" w:hAnsi="Symbol" w:cs="Symbol" w:hint="default"/>
+      </w:rPr>
+    </w:lvl>
+    <w:lvl w:ilvl="7">
+      <w:numFmt w:val="bullet"/>
+      <w:lvlText w:val="o"/>
+      <w:lvlJc w:val="left"/>
+      <w:pPr>
+        <w:ind w:left="5760" w:hanging="360"/>
+      </w:pPr>
+      <w:rPr>
+        <w:rFonts w:ascii="Courier New" w:hAnsi="Courier New" w:cs="Courier New" w:hint="default"/>
+      </w:rPr>
+    </w:lvl>
+    <w:lvl w:ilvl="8">
+      <w:numFmt w:val="bullet"/>
+      <w:lvlText w:val=""/>
+      <w:lvlJc w:val="left"/>
+      <w:pPr>
+        <w:ind w:left="6480" w:hanging="360"/>
+      </w:pPr>
+      <w:rPr>
+        <w:rFonts w:ascii="Wingdings" w:hAnsi="Wingdings" w:cs="Wingdings" w:hint="default"/>
+      </w:rPr>
+    </w:lvl>
+  </w:abstractNum>
+  <w:abstractNum w:abstractNumId="99411">
+    <w:nsid w:val="00A99411"/>
+    <w:multiLevelType w:val="multilevel"/>
+    <w:lvl w:ilvl="0">
+      <w:start w:val="1"/>
+      <w:numFmt w:val="decimal"/>
+      <w:lvlText w:val="%1."/>
+      <w:lvlJc w:val="left"/>
+      <w:pPr>
+        <w:ind w:left="720" w:hanging="360"/>
+      </w:pPr>
+    </w:lvl>
+    <w:lvl w:ilvl="1">
+      <w:start w:val="1"/>
+      <w:numFmt w:val="decimal"/>
+      <w:lvlText w:val="%2."/>
+      <w:lvlJc w:val="left"/>
+      <w:pPr>
+        <w:ind w:left="1440" w:hanging="360"/>
+      </w:pPr>
+    </w:lvl>
+    <w:lvl w:ilvl="2">
+      <w:start w:val="1"/>
+      <w:numFmt w:val="decimal"/>
+      <w:lvlText w:val="%3."/>
+      <w:lvlJc w:val="left"/>
+      <w:pPr>
+        <w:ind w:left="2160" w:hanging="360"/>
+      </w:pPr>
+    </w:lvl>
+    <w:lvl w:ilvl="3">
+      <w:start w:val="1"/>
+      <w:numFmt w:val="decimal"/>
+      <w:lvlText w:val="%4."/>
+      <w:lvlJc w:val="left"/>
+      <w:pPr>
+        <w:ind w:left="2880" w:hanging="360"/>
+      </w:pPr>
+    </w:lvl>
+    <w:lvl w:ilvl="4">
+      <w:start w:val="1"/>
+      <w:numFmt w:val="decimal"/>
+      <w:lvlText w:val="%5."/>
+      <w:lvlJc w:val="left"/>
+      <w:pPr>
+        <w:ind w:left="3600" w:hanging="360"/>
+      </w:pPr>
+    </w:lvl>
+    <w:lvl w:ilvl="5">
+      <w:start w:val="1"/>
+      <w:numFmt w:val="decimal"/>
+      <w:lvlText w:val="%6."/>
+      <w:lvlJc w:val="left"/>
+      <w:pPr>
+        <w:ind w:left="4320" w:hanging="360"/>
+      </w:pPr>
+    </w:lvl>
+    <w:lvl w:ilvl="6">
+      <w:start w:val="1"/>
+      <w:numFmt w:val="decimal"/>
+      <w:lvlText w:val="%7."/>
+      <w:lvlJc w:val="left"/>
+      <w:pPr>
+        <w:ind w:left="5040" w:hanging="360"/>
+      </w:pPr>
+    </w:lvl>
+    <w:lvl w:ilvl="7">
+      <w:start w:val="1"/>
+      <w:numFmt w:val="decimal"/>
+      <w:lvlText w:val="%8."/>
+      <w:lvlJc w:val="left"/>
+      <w:pPr>
+        <w:ind w:left="5760" w:hanging="360"/>
+      </w:pPr>
+    </w:lvl>
+    <w:lvl w:ilvl="8">
+      <w:start w:val="1"/>
+      <w:numFmt w:val="decimal"/>
+      <w:lvlText w:val="%9."/>
+      <w:lvlJc w:val="left"/>
+      <w:pPr>
+        <w:ind w:left="6480" w:hanging="360"/>
+      </w:pPr>
+    </w:lvl>
+  </w:abstractNum>
   <w:num w:numId="1000">
     <w:abstractNumId w:val="990"/>
+  </w:num>
+  <w:num w:numId="1001">
+    <w:abstractNumId w:val="991"/>
+  </w:num>
+  <w:num w:numId="1002">
+    <w:abstractNumId w:val="99411"/>
+    <w:lvlOverride w:ilvl="0">
+      <w:startOverride w:val="1"/>
+    </w:lvlOverride>
+    <w:lvlOverride w:ilvl="1">
+      <w:startOverride w:val="1"/>
+    </w:lvlOverride>
+    <w:lvlOverride w:ilvl="2">
+      <w:startOverride w:val="1"/>
+    </w:lvlOverride>
+    <w:lvlOverride w:ilvl="3">
+      <w:startOverride w:val="1"/>
+    </w:lvlOverride>
+    <w:lvlOverride w:ilvl="4">
+      <w:startOverride w:val="1"/>
+    </w:lvlOverride>
+    <w:lvlOverride w:ilvl="5">
+      <w:startOverride w:val="1"/>
+    </w:lvlOverride>
+    <w:lvlOverride w:ilvl="6">
+      <w:startOverride w:val="1"/>
+    </w:lvlOverride>
+    <w:lvlOverride w:ilvl="7">
+      <w:startOverride w:val="1"/>
+    </w:lvlOverride>
+    <w:lvlOverride w:ilvl="8">
+      <w:startOverride w:val="1"/>
+    </w:lvlOverride>
+  </w:num>
+  <w:num w:numId="1003">
+    <w:abstractNumId w:val="991"/>
+  </w:num>
+  <w:num w:numId="1004">
+    <w:abstractNumId w:val="991"/>
   </w:num>
 </w:numbering>
 </file>

--- a/logistic-inference-handout.docx
+++ b/logistic-inference-handout.docx
@@ -15,7 +15,7 @@
         <w:pStyle w:val="Date"/>
       </w:pPr>
       <w:r>
-        <w:t xml:space="preserve">Last modified: 2026-10-26 03:19:48 (PDT)</w:t>
+        <w:t xml:space="preserve">Last modified: 2026-10-26 09:42:48 (PDT)</w:t>
       </w:r>
     </w:p>
     <w:bookmarkStart w:id="14" w:name="introduction"/>

--- a/logistic-inference-handout.docx
+++ b/logistic-inference-handout.docx
@@ -15,7 +15,7 @@
         <w:pStyle w:val="Date"/>
       </w:pPr>
       <w:r>
-        <w:t xml:space="preserve">Last modified: 2026-10-26 09:42:48 (PDT)</w:t>
+        <w:t xml:space="preserve">Last modified: 2026-10-26 09:58:58 (PDT)</w:t>
       </w:r>
     </w:p>
     <w:bookmarkStart w:id="14" w:name="introduction"/>
@@ -4988,7 +4988,7 @@
         <w:rPr>
           <w:rStyle w:val="CommentTok"/>
         </w:rPr>
-        <w:t xml:space="preserve">#&gt; -2.25619e-16  6.93147e-01</w:t>
+        <w:t xml:space="preserve">#&gt; -3.45716e-18  6.93147e-01</w:t>
       </w:r>
     </w:p>
     <w:p>

--- a/logistic-inference-handout.docx
+++ b/logistic-inference-handout.docx
@@ -15,7 +15,7 @@
         <w:pStyle w:val="Date"/>
       </w:pPr>
       <w:r>
-        <w:t xml:space="preserve">Last modified: 2026-10-26 09:58:58 (PDT)</w:t>
+        <w:t xml:space="preserve">Last modified: 2026-10-26 12:20:42 (PDT)</w:t>
       </w:r>
     </w:p>
     <w:bookmarkStart w:id="14" w:name="introduction"/>

--- a/logistic-inference-handout.docx
+++ b/logistic-inference-handout.docx
@@ -15,7 +15,7 @@
         <w:pStyle w:val="Date"/>
       </w:pPr>
       <w:r>
-        <w:t xml:space="preserve">Last modified: 2026-10-26 12:20:42 (PDT)</w:t>
+        <w:t xml:space="preserve">Last modified: 2026-10-26 13:14:30 (PDT)</w:t>
       </w:r>
     </w:p>
     <w:bookmarkStart w:id="14" w:name="introduction"/>

--- a/logistic-inference-handout.docx
+++ b/logistic-inference-handout.docx
@@ -15,7 +15,7 @@
         <w:pStyle w:val="Date"/>
       </w:pPr>
       <w:r>
-        <w:t xml:space="preserve">Last modified: 2026-10-26 13:14:30 (PDT)</w:t>
+        <w:t xml:space="preserve">Last modified: 2026-10-26 13:33:48 (PDT)</w:t>
       </w:r>
     </w:p>
     <w:bookmarkStart w:id="14" w:name="introduction"/>

--- a/logistic-inference-handout.docx
+++ b/logistic-inference-handout.docx
@@ -15,7 +15,7 @@
         <w:pStyle w:val="Date"/>
       </w:pPr>
       <w:r>
-        <w:t xml:space="preserve">Last modified: 2026-10-26 13:33:48 (PDT)</w:t>
+        <w:t xml:space="preserve">Last modified: 2026-10-26 16:14:21 (PDT)</w:t>
       </w:r>
     </w:p>
     <w:bookmarkStart w:id="14" w:name="introduction"/>

--- a/logistic-inference-handout.docx
+++ b/logistic-inference-handout.docx
@@ -15,7 +15,7 @@
         <w:pStyle w:val="Date"/>
       </w:pPr>
       <w:r>
-        <w:t xml:space="preserve">Last modified: 2026-10-26 16:14:21 (PDT)</w:t>
+        <w:t xml:space="preserve">Last modified: 2026-10-26 16:37:41 (PDT)</w:t>
       </w:r>
     </w:p>
     <w:bookmarkStart w:id="14" w:name="introduction"/>

--- a/logistic-inference-handout.docx
+++ b/logistic-inference-handout.docx
@@ -15,7 +15,7 @@
         <w:pStyle w:val="Date"/>
       </w:pPr>
       <w:r>
-        <w:t xml:space="preserve">Last modified: 2026-10-26 16:37:41 (PDT)</w:t>
+        <w:t xml:space="preserve">Last modified: 2026-10-26 18:20:41 (PDT)</w:t>
       </w:r>
     </w:p>
     <w:bookmarkStart w:id="14" w:name="introduction"/>

--- a/logistic-inference-handout.docx
+++ b/logistic-inference-handout.docx
@@ -15,7 +15,7 @@
         <w:pStyle w:val="Date"/>
       </w:pPr>
       <w:r>
-        <w:t xml:space="preserve">Last modified: 2026-10-26 18:20:41 (PDT)</w:t>
+        <w:t xml:space="preserve">Last modified: 2026-10-26 23:10:36 (PDT)</w:t>
       </w:r>
     </w:p>
     <w:bookmarkStart w:id="14" w:name="introduction"/>

--- a/logistic-inference-handout.docx
+++ b/logistic-inference-handout.docx
@@ -15,7 +15,7 @@
         <w:pStyle w:val="Date"/>
       </w:pPr>
       <w:r>
-        <w:t xml:space="preserve">Last modified: 2026-10-26 23:10:36 (PDT)</w:t>
+        <w:t xml:space="preserve">Last modified: 2026-10-26 23:44:21 (PDT)</w:t>
       </w:r>
     </w:p>
     <w:bookmarkStart w:id="14" w:name="introduction"/>

--- a/logistic-inference-handout.docx
+++ b/logistic-inference-handout.docx
@@ -15,7 +15,7 @@
         <w:pStyle w:val="Date"/>
       </w:pPr>
       <w:r>
-        <w:t xml:space="preserve">Last modified: 2026-10-26 23:44:21 (PDT)</w:t>
+        <w:t xml:space="preserve">Last modified: 2026-10-26 23:56:39 (PDT)</w:t>
       </w:r>
     </w:p>
     <w:bookmarkStart w:id="14" w:name="introduction"/>

--- a/logistic-inference-handout.docx
+++ b/logistic-inference-handout.docx
@@ -15,7 +15,7 @@
         <w:pStyle w:val="Date"/>
       </w:pPr>
       <w:r>
-        <w:t xml:space="preserve">Last modified: 2026-10-26 23:56:39 (PDT)</w:t>
+        <w:t xml:space="preserve">Last modified: 2026-10-27 10:45:41 (PDT)</w:t>
       </w:r>
     </w:p>
     <w:bookmarkStart w:id="14" w:name="introduction"/>
@@ -4988,7 +4988,7 @@
         <w:rPr>
           <w:rStyle w:val="CommentTok"/>
         </w:rPr>
-        <w:t xml:space="preserve">#&gt; -3.45716e-18  6.93147e-01</w:t>
+        <w:t xml:space="preserve">#&gt; -2.25619e-16  6.93147e-01</w:t>
       </w:r>
     </w:p>
     <w:p>

--- a/logistic-inference-handout.docx
+++ b/logistic-inference-handout.docx
@@ -15,7 +15,7 @@
         <w:pStyle w:val="Date"/>
       </w:pPr>
       <w:r>
-        <w:t xml:space="preserve">Last modified: 2026-10-27 10:45:41 (PDT)</w:t>
+        <w:t xml:space="preserve">Last modified: 2026-10-27 11:13:53 (PDT)</w:t>
       </w:r>
     </w:p>
     <w:bookmarkStart w:id="14" w:name="introduction"/>

--- a/logistic-inference-handout.docx
+++ b/logistic-inference-handout.docx
@@ -15,7 +15,7 @@
         <w:pStyle w:val="Date"/>
       </w:pPr>
       <w:r>
-        <w:t xml:space="preserve">Last modified: 2026-10-27 11:13:53 (PDT)</w:t>
+        <w:t xml:space="preserve">Last modified: 2026-10-27 16:11:29 (PDT)</w:t>
       </w:r>
     </w:p>
     <w:bookmarkStart w:id="14" w:name="introduction"/>

--- a/logistic-inference-handout.docx
+++ b/logistic-inference-handout.docx
@@ -15,7 +15,7 @@
         <w:pStyle w:val="Date"/>
       </w:pPr>
       <w:r>
-        <w:t xml:space="preserve">Last modified: 2026-10-27 16:11:29 (PDT)</w:t>
+        <w:t xml:space="preserve">Last modified: 2026-10-27 19:56:56 (PDT)</w:t>
       </w:r>
     </w:p>
     <w:bookmarkStart w:id="14" w:name="introduction"/>

--- a/logistic-inference-handout.docx
+++ b/logistic-inference-handout.docx
@@ -15,7 +15,7 @@
         <w:pStyle w:val="Date"/>
       </w:pPr>
       <w:r>
-        <w:t xml:space="preserve">Last modified: 2026-10-27 19:56:56 (PDT)</w:t>
+        <w:t xml:space="preserve">Last modified: 2026-10-27 22:35:55 (PDT)</w:t>
       </w:r>
     </w:p>
     <w:bookmarkStart w:id="14" w:name="introduction"/>

--- a/logistic-inference-handout.docx
+++ b/logistic-inference-handout.docx
@@ -15,7 +15,7 @@
         <w:pStyle w:val="Date"/>
       </w:pPr>
       <w:r>
-        <w:t xml:space="preserve">Last modified: 2026-10-27 22:35:55 (PDT)</w:t>
+        <w:t xml:space="preserve">Last modified: 2026-10-27 23:24:14 (PDT)</w:t>
       </w:r>
     </w:p>
     <w:bookmarkStart w:id="14" w:name="introduction"/>

--- a/logistic-inference-handout.docx
+++ b/logistic-inference-handout.docx
@@ -15,7 +15,7 @@
         <w:pStyle w:val="Date"/>
       </w:pPr>
       <w:r>
-        <w:t xml:space="preserve">Last modified: 2026-10-27 23:24:14 (PDT)</w:t>
+        <w:t xml:space="preserve">Last modified: 2026-10-28 16:00:07 (PDT)</w:t>
       </w:r>
     </w:p>
     <w:bookmarkStart w:id="14" w:name="introduction"/>

--- a/logistic-inference-handout.docx
+++ b/logistic-inference-handout.docx
@@ -15,7 +15,7 @@
         <w:pStyle w:val="Date"/>
       </w:pPr>
       <w:r>
-        <w:t xml:space="preserve">Last modified: 2026-10-28 16:00:07 (PDT)</w:t>
+        <w:t xml:space="preserve">Last modified: 2026-10-28 20:06:30 (PDT)</w:t>
       </w:r>
     </w:p>
     <w:bookmarkStart w:id="14" w:name="introduction"/>

--- a/logistic-inference-handout.docx
+++ b/logistic-inference-handout.docx
@@ -15,7 +15,7 @@
         <w:pStyle w:val="Date"/>
       </w:pPr>
       <w:r>
-        <w:t xml:space="preserve">Last modified: 2026-10-28 20:06:30 (PDT)</w:t>
+        <w:t xml:space="preserve">Last modified: 2026-10-28 20:36:41 (PDT)</w:t>
       </w:r>
     </w:p>
     <w:bookmarkStart w:id="14" w:name="introduction"/>

--- a/logistic-inference-handout.docx
+++ b/logistic-inference-handout.docx
@@ -15,7 +15,7 @@
         <w:pStyle w:val="Date"/>
       </w:pPr>
       <w:r>
-        <w:t xml:space="preserve">Last modified: 2026-10-28 20:36:41 (PDT)</w:t>
+        <w:t xml:space="preserve">Last modified: 2026-10-29 08:00:30 (PDT)</w:t>
       </w:r>
     </w:p>
     <w:bookmarkStart w:id="14" w:name="introduction"/>

--- a/logistic-inference-handout.docx
+++ b/logistic-inference-handout.docx
@@ -15,7 +15,7 @@
         <w:pStyle w:val="Date"/>
       </w:pPr>
       <w:r>
-        <w:t xml:space="preserve">Last modified: 2026-10-29 08:00:30 (PDT)</w:t>
+        <w:t xml:space="preserve">Last modified: 2026-10-29 13:30:02 (PDT)</w:t>
       </w:r>
     </w:p>
     <w:bookmarkStart w:id="14" w:name="introduction"/>

--- a/logistic-inference-handout.docx
+++ b/logistic-inference-handout.docx
@@ -15,7 +15,7 @@
         <w:pStyle w:val="Date"/>
       </w:pPr>
       <w:r>
-        <w:t xml:space="preserve">Last modified: 2026-10-29 13:30:02 (PDT)</w:t>
+        <w:t xml:space="preserve">Last modified: 2026-10-29 15:05:35 (PDT)</w:t>
       </w:r>
     </w:p>
     <w:bookmarkStart w:id="14" w:name="introduction"/>

--- a/logistic-inference-handout.docx
+++ b/logistic-inference-handout.docx
@@ -15,7 +15,7 @@
         <w:pStyle w:val="Date"/>
       </w:pPr>
       <w:r>
-        <w:t xml:space="preserve">Last modified: 2026-10-29 15:05:35 (PDT)</w:t>
+        <w:t xml:space="preserve">Last modified: 2026-10-29 15:24:42 (PDT)</w:t>
       </w:r>
     </w:p>
     <w:bookmarkStart w:id="14" w:name="introduction"/>

--- a/logistic-inference-handout.docx
+++ b/logistic-inference-handout.docx
@@ -15,7 +15,7 @@
         <w:pStyle w:val="Date"/>
       </w:pPr>
       <w:r>
-        <w:t xml:space="preserve">Last modified: 2026-10-29 15:24:42 (PDT)</w:t>
+        <w:t xml:space="preserve">Last modified: 2026-10-29 18:15:36 (PDT)</w:t>
       </w:r>
     </w:p>
     <w:bookmarkStart w:id="14" w:name="introduction"/>

--- a/logistic-inference-handout.docx
+++ b/logistic-inference-handout.docx
@@ -15,7 +15,7 @@
         <w:pStyle w:val="Date"/>
       </w:pPr>
       <w:r>
-        <w:t xml:space="preserve">Last modified: 2026-10-29 18:15:36 (PDT)</w:t>
+        <w:t xml:space="preserve">Last modified: 2026-10-30 00:29:08 (PDT)</w:t>
       </w:r>
     </w:p>
     <w:bookmarkStart w:id="14" w:name="introduction"/>

--- a/logistic-inference-handout.docx
+++ b/logistic-inference-handout.docx
@@ -15,7 +15,7 @@
         <w:pStyle w:val="Date"/>
       </w:pPr>
       <w:r>
-        <w:t xml:space="preserve">Last modified: 2026-10-30 00:29:08 (PDT)</w:t>
+        <w:t xml:space="preserve">Last modified: 2026-10-30 07:36:33 (PDT)</w:t>
       </w:r>
     </w:p>
     <w:bookmarkStart w:id="14" w:name="introduction"/>
@@ -14754,7 +14754,24 @@
         <w:t xml:space="preserve"> </w:t>
       </w:r>
       <w:r>
-        <w:t xml:space="preserve">and its Hessian is</w:t>
+        <w:t xml:space="preserve">and its</w:t>
+      </w:r>
+      <w:r>
+        <w:t xml:space="preserve"> </w:t>
+      </w:r>
+      <w:hyperlink r:id="rId32">
+        <w:r>
+          <w:rPr>
+            <w:rStyle w:val="Hyperlink"/>
+          </w:rPr>
+          <w:t xml:space="preserve">Hessian</w:t>
+        </w:r>
+      </w:hyperlink>
+      <w:r>
+        <w:t xml:space="preserve"> </w:t>
+      </w:r>
+      <w:r>
+        <w:t xml:space="preserve">is</w:t>
       </w:r>
       <w:r>
         <w:t xml:space="preserve"> </w:t>
@@ -14789,13 +14806,53 @@
         </m:r>
       </m:oMath>
       <w:r>
-        <w:t xml:space="preserve">, which does not involve the outcomes.</w:t>
-      </w:r>
-      <w:r>
-        <w:t xml:space="preserve"> </w:t>
-      </w:r>
-      <w:r>
-        <w:t xml:space="preserve">The observed and expected information are therefore both</w:t>
+        <w:t xml:space="preserve">,</w:t>
+      </w:r>
+      <w:r>
+        <w:t xml:space="preserve"> </w:t>
+      </w:r>
+      <w:r>
+        <w:t xml:space="preserve">which does not involve the outcomes.</w:t>
+      </w:r>
+      <w:r>
+        <w:t xml:space="preserve"> </w:t>
+      </w:r>
+      <w:r>
+        <w:t xml:space="preserve">The</w:t>
+      </w:r>
+      <w:r>
+        <w:t xml:space="preserve"> </w:t>
+      </w:r>
+      <w:hyperlink r:id="rId33">
+        <w:r>
+          <w:rPr>
+            <w:rStyle w:val="Hyperlink"/>
+          </w:rPr>
+          <w:t xml:space="preserve">observed information</w:t>
+        </w:r>
+      </w:hyperlink>
+      <w:r>
+        <w:t xml:space="preserve"> </w:t>
+      </w:r>
+      <w:r>
+        <w:t xml:space="preserve">and</w:t>
+      </w:r>
+      <w:r>
+        <w:t xml:space="preserve"> </w:t>
+      </w:r>
+      <w:hyperlink r:id="rId34">
+        <w:r>
+          <w:rPr>
+            <w:rStyle w:val="Hyperlink"/>
+          </w:rPr>
+          <w:t xml:space="preserve">expected information</w:t>
+        </w:r>
+      </w:hyperlink>
+      <w:r>
+        <w:t xml:space="preserve"> </w:t>
+      </w:r>
+      <w:r>
+        <w:t xml:space="preserve">are therefore both</w:t>
       </w:r>
       <w:r>
         <w:t xml:space="preserve"> </w:t>

--- a/logistic-inference-handout.docx
+++ b/logistic-inference-handout.docx
@@ -15,7 +15,7 @@
         <w:pStyle w:val="Date"/>
       </w:pPr>
       <w:r>
-        <w:t xml:space="preserve">Last modified: 2026-10-30 07:36:33 (PDT)</w:t>
+        <w:t xml:space="preserve">Last modified: 2026-10-30 11:26:23 (PDT)</w:t>
       </w:r>
     </w:p>
     <w:bookmarkStart w:id="14" w:name="introduction"/>

--- a/logistic-inference-handout.docx
+++ b/logistic-inference-handout.docx
@@ -15,7 +15,7 @@
         <w:pStyle w:val="Date"/>
       </w:pPr>
       <w:r>
-        <w:t xml:space="preserve">Last modified: 2026-10-30 11:26:23 (PDT)</w:t>
+        <w:t xml:space="preserve">Last modified: 2026-10-30 11:51:54 (PDT)</w:t>
       </w:r>
     </w:p>
     <w:bookmarkStart w:id="14" w:name="introduction"/>

--- a/logistic-inference-handout.docx
+++ b/logistic-inference-handout.docx
@@ -15,7 +15,7 @@
         <w:pStyle w:val="Date"/>
       </w:pPr>
       <w:r>
-        <w:t xml:space="preserve">Last modified: 2026-10-30 11:51:54 (PDT)</w:t>
+        <w:t xml:space="preserve">Last modified: 2026-10-30 17:27:44 (PDT)</w:t>
       </w:r>
     </w:p>
     <w:bookmarkStart w:id="14" w:name="introduction"/>
